--- a/docs/Notes_on_Brownian_Motion_and_Stochastic_Flow_Systems.docx
+++ b/docs/Notes_on_Brownian_Motion_and_Stochastic_Flow_Systems.docx
@@ -146,13 +146,7 @@
           <w:rPr>
             <w:rFonts w:ascii="Cambria Math" w:hAnsi="Cambria Math"/>
           </w:rPr>
-          <m:t>-</m:t>
-        </m:r>
-        <m:r>
-          <w:rPr>
-            <w:rFonts w:ascii="Cambria Math" w:hAnsi="Cambria Math"/>
-          </w:rPr>
-          <m:t>X</m:t>
+          <m:t>-X</m:t>
         </m:r>
         <m:d>
           <m:dPr>
@@ -196,13 +190,7 @@
           <w:rPr>
             <w:rFonts w:ascii="Cambria Math" w:hAnsi="Cambria Math"/>
           </w:rPr>
-          <m:t>,…,</m:t>
-        </m:r>
-        <m:r>
-          <w:rPr>
-            <w:rFonts w:ascii="Cambria Math" w:hAnsi="Cambria Math"/>
-          </w:rPr>
-          <m:t>X</m:t>
+          <m:t>,…,X</m:t>
         </m:r>
         <m:d>
           <m:dPr>
@@ -298,13 +286,7 @@
           <w:rPr>
             <w:rFonts w:ascii="Cambria Math" w:eastAsiaTheme="minorEastAsia" w:hAnsi="Cambria Math"/>
           </w:rPr>
-          <m:t>n</m:t>
-        </m:r>
-        <m:r>
-          <w:rPr>
-            <w:rFonts w:ascii="Cambria Math" w:eastAsiaTheme="minorEastAsia" w:hAnsi="Cambria Math"/>
-          </w:rPr>
-          <m:t>≥1</m:t>
+          <m:t>n≥1</m:t>
         </m:r>
       </m:oMath>
       <w:r>
@@ -318,13 +300,7 @@
           <w:rPr>
             <w:rFonts w:ascii="Cambria Math" w:eastAsiaTheme="minorEastAsia" w:hAnsi="Cambria Math"/>
           </w:rPr>
-          <m:t>0</m:t>
-        </m:r>
-        <m:r>
-          <w:rPr>
-            <w:rFonts w:ascii="Cambria Math" w:eastAsiaTheme="minorEastAsia" w:hAnsi="Cambria Math"/>
-          </w:rPr>
-          <m:t>≤</m:t>
+          <m:t>0≤</m:t>
         </m:r>
         <m:sSub>
           <m:sSubPr>
@@ -904,13 +880,7 @@
               <w:rPr>
                 <w:rFonts w:ascii="Cambria Math" w:eastAsiaTheme="minorEastAsia" w:hAnsi="Cambria Math"/>
               </w:rPr>
-              <m:t>t</m:t>
-            </m:r>
-            <m:r>
-              <w:rPr>
-                <w:rFonts w:ascii="Cambria Math" w:eastAsiaTheme="minorEastAsia" w:hAnsi="Cambria Math"/>
-              </w:rPr>
-              <m:t>+s</m:t>
+              <m:t>t+s</m:t>
             </m:r>
           </m:e>
         </m:d>
@@ -918,13 +888,7 @@
           <w:rPr>
             <w:rFonts w:ascii="Cambria Math" w:eastAsiaTheme="minorEastAsia" w:hAnsi="Cambria Math"/>
           </w:rPr>
-          <m:t>-</m:t>
-        </m:r>
-        <m:r>
-          <w:rPr>
-            <w:rFonts w:ascii="Cambria Math" w:eastAsiaTheme="minorEastAsia" w:hAnsi="Cambria Math"/>
-          </w:rPr>
-          <m:t>Y</m:t>
+          <m:t>-Y</m:t>
         </m:r>
         <m:d>
           <m:dPr>
@@ -1163,7 +1127,7 @@
       <w:r>
         <w:t xml:space="preserve"> </w:t>
       </w:r>
-      <w:hyperlink r:id="rId4" w:history="1">
+      <w:hyperlink r:id="rId7" w:history="1">
         <w:r>
           <w:rPr>
             <w:rStyle w:val="Hyperlink"/>
@@ -1179,7 +1143,7 @@
       <w:r>
         <w:t xml:space="preserve"> </w:t>
       </w:r>
-      <w:hyperlink r:id="rId5" w:history="1">
+      <w:hyperlink r:id="rId8" w:history="1">
         <w:r>
           <w:rPr>
             <w:rStyle w:val="Hyperlink"/>
@@ -1192,7 +1156,7 @@
       <w:r>
         <w:t xml:space="preserve">[3] </w:t>
       </w:r>
-      <w:hyperlink r:id="rId6" w:history="1">
+      <w:hyperlink r:id="rId9" w:history="1">
         <w:r>
           <w:rPr>
             <w:rStyle w:val="Hyperlink"/>
@@ -1217,7 +1181,7 @@
       <w:r>
         <w:t xml:space="preserve"> </w:t>
       </w:r>
-      <w:hyperlink r:id="rId7" w:history="1">
+      <w:hyperlink r:id="rId10" w:history="1">
         <w:r>
           <w:rPr>
             <w:rStyle w:val="Hyperlink"/>
@@ -1291,13 +1255,7 @@
           <w:rPr>
             <w:rFonts w:ascii="Cambria Math" w:eastAsiaTheme="minorEastAsia" w:hAnsi="Cambria Math"/>
           </w:rPr>
-          <m:t>C</m:t>
-        </m:r>
-        <m:r>
-          <w:rPr>
-            <w:rFonts w:ascii="Cambria Math" w:eastAsiaTheme="minorEastAsia" w:hAnsi="Cambria Math"/>
-          </w:rPr>
-          <m:t>⊆X</m:t>
+          <m:t>C⊆X</m:t>
         </m:r>
       </m:oMath>
       <w:r>
@@ -1357,13 +1315,7 @@
           <w:rPr>
             <w:rFonts w:ascii="Cambria Math" w:eastAsiaTheme="minorEastAsia" w:hAnsi="Cambria Math"/>
           </w:rPr>
-          <m:t>X</m:t>
-        </m:r>
-        <m:r>
-          <w:rPr>
-            <w:rFonts w:ascii="Cambria Math" w:eastAsiaTheme="minorEastAsia" w:hAnsi="Cambria Math"/>
-          </w:rPr>
-          <m:t xml:space="preserve"> \</m:t>
+          <m:t>X \</m:t>
         </m:r>
         <m:r>
           <m:rPr>
@@ -1497,13 +1449,7 @@
           <w:rPr>
             <w:rFonts w:ascii="Cambria Math" w:eastAsiaTheme="minorEastAsia" w:hAnsi="Cambria Math"/>
           </w:rPr>
-          <m:t>d</m:t>
-        </m:r>
-        <m:r>
-          <w:rPr>
-            <w:rFonts w:ascii="Cambria Math" w:eastAsiaTheme="minorEastAsia" w:hAnsi="Cambria Math"/>
-          </w:rPr>
-          <m:t xml:space="preserve"> :M×M</m:t>
+          <m:t>d :M×M</m:t>
         </m:r>
         <m:r>
           <m:rPr>
@@ -1546,13 +1492,7 @@
           <w:rPr>
             <w:rFonts w:ascii="Cambria Math" w:eastAsiaTheme="minorEastAsia" w:hAnsi="Cambria Math"/>
           </w:rPr>
-          <m:t>x, y, z</m:t>
-        </m:r>
-        <m:r>
-          <w:rPr>
-            <w:rFonts w:ascii="Cambria Math" w:eastAsiaTheme="minorEastAsia" w:hAnsi="Cambria Math"/>
-          </w:rPr>
-          <m:t>∈M</m:t>
+          <m:t>x, y, z∈M</m:t>
         </m:r>
       </m:oMath>
       <w:r>
@@ -1885,13 +1825,7 @@
           <w:rPr>
             <w:rFonts w:ascii="Cambria Math" w:eastAsiaTheme="minorEastAsia" w:hAnsi="Cambria Math"/>
           </w:rPr>
-          <m:t>≤</m:t>
-        </m:r>
-        <m:r>
-          <w:rPr>
-            <w:rFonts w:ascii="Cambria Math" w:eastAsiaTheme="minorEastAsia" w:hAnsi="Cambria Math"/>
-          </w:rPr>
-          <m:t>d</m:t>
+          <m:t>≤d</m:t>
         </m:r>
         <m:d>
           <m:dPr>
@@ -1907,13 +1841,7 @@
               <w:rPr>
                 <w:rFonts w:ascii="Cambria Math" w:eastAsiaTheme="minorEastAsia" w:hAnsi="Cambria Math"/>
               </w:rPr>
-              <m:t>x,</m:t>
-            </m:r>
-            <m:r>
-              <w:rPr>
-                <w:rFonts w:ascii="Cambria Math" w:eastAsiaTheme="minorEastAsia" w:hAnsi="Cambria Math"/>
-              </w:rPr>
-              <m:t>y</m:t>
+              <m:t>x,y</m:t>
             </m:r>
           </m:e>
         </m:d>
@@ -1921,13 +1849,7 @@
           <w:rPr>
             <w:rFonts w:ascii="Cambria Math" w:eastAsiaTheme="minorEastAsia" w:hAnsi="Cambria Math"/>
           </w:rPr>
-          <m:t>+</m:t>
-        </m:r>
-        <m:r>
-          <w:rPr>
-            <w:rFonts w:ascii="Cambria Math" w:eastAsiaTheme="minorEastAsia" w:hAnsi="Cambria Math"/>
-          </w:rPr>
-          <m:t>d</m:t>
+          <m:t>+d</m:t>
         </m:r>
         <m:d>
           <m:dPr>
@@ -1943,13 +1865,7 @@
               <w:rPr>
                 <w:rFonts w:ascii="Cambria Math" w:eastAsiaTheme="minorEastAsia" w:hAnsi="Cambria Math"/>
               </w:rPr>
-              <m:t>y</m:t>
-            </m:r>
-            <m:r>
-              <w:rPr>
-                <w:rFonts w:ascii="Cambria Math" w:eastAsiaTheme="minorEastAsia" w:hAnsi="Cambria Math"/>
-              </w:rPr>
-              <m:t>,z</m:t>
+              <m:t>y,z</m:t>
             </m:r>
           </m:e>
         </m:d>
@@ -1999,13 +1915,7 @@
           <w:rPr>
             <w:rFonts w:ascii="Cambria Math" w:eastAsiaTheme="minorEastAsia" w:hAnsi="Cambria Math"/>
           </w:rPr>
-          <m:t>0</m:t>
-        </m:r>
-        <m:r>
-          <w:rPr>
-            <w:rFonts w:ascii="Cambria Math" w:eastAsiaTheme="minorEastAsia" w:hAnsi="Cambria Math"/>
-          </w:rPr>
-          <m:t>=d</m:t>
+          <m:t>0=d</m:t>
         </m:r>
         <m:d>
           <m:dPr>
@@ -2130,13 +2040,7 @@
           <w:rPr>
             <w:rFonts w:ascii="Cambria Math" w:eastAsiaTheme="minorEastAsia" w:hAnsi="Cambria Math"/>
           </w:rPr>
-          <m:t>x</m:t>
-        </m:r>
-        <m:r>
-          <w:rPr>
-            <w:rFonts w:ascii="Cambria Math" w:eastAsiaTheme="minorEastAsia" w:hAnsi="Cambria Math"/>
-          </w:rPr>
-          <m:t>≠y</m:t>
+          <m:t>x≠y</m:t>
         </m:r>
       </m:oMath>
       <w:r>
@@ -2872,13 +2776,7 @@
           <w:rPr>
             <w:rFonts w:ascii="Cambria Math" w:eastAsiaTheme="minorEastAsia" w:hAnsi="Cambria Math"/>
           </w:rPr>
-          <m:t>x</m:t>
-        </m:r>
-        <m:r>
-          <w:rPr>
-            <w:rFonts w:ascii="Cambria Math" w:eastAsiaTheme="minorEastAsia" w:hAnsi="Cambria Math"/>
-          </w:rPr>
-          <m:t>∈X</m:t>
+          <m:t>x∈X</m:t>
         </m:r>
       </m:oMath>
       <w:r>
@@ -2964,6 +2862,14 @@
         </w:rPr>
         <w:t>Lebesgue measure</w:t>
       </w:r>
+      <w:r>
+        <w:rPr>
+          <w:rFonts w:eastAsiaTheme="minorEastAsia"/>
+          <w:i/>
+          <w:iCs/>
+        </w:rPr>
+        <w:t xml:space="preserve"> on the real line</w:t>
+      </w:r>
     </w:p>
     <w:p>
       <w:pPr>
@@ -2982,13 +2888,7 @@
           <w:rPr>
             <w:rFonts w:ascii="Cambria Math" w:eastAsiaTheme="minorEastAsia" w:hAnsi="Cambria Math"/>
           </w:rPr>
-          <m:t>I</m:t>
-        </m:r>
-        <m:r>
-          <w:rPr>
-            <w:rFonts w:ascii="Cambria Math" w:eastAsiaTheme="minorEastAsia" w:hAnsi="Cambria Math"/>
-          </w:rPr>
-          <m:t>=</m:t>
+          <m:t>I=</m:t>
         </m:r>
         <m:d>
           <m:dPr>
@@ -3022,13 +2922,7 @@
           <w:rPr>
             <w:rFonts w:ascii="Cambria Math" w:eastAsiaTheme="minorEastAsia" w:hAnsi="Cambria Math"/>
           </w:rPr>
-          <m:t>I</m:t>
-        </m:r>
-        <m:r>
-          <w:rPr>
-            <w:rFonts w:ascii="Cambria Math" w:eastAsiaTheme="minorEastAsia" w:hAnsi="Cambria Math"/>
-          </w:rPr>
-          <m:t>=</m:t>
+          <m:t>I=</m:t>
         </m:r>
         <m:d>
           <m:dPr>
@@ -3072,246 +2966,761 @@
         </w:rPr>
         <w:t xml:space="preserve">, let </w:t>
       </w:r>
-    </w:p>
-    <w:p>
-      <w:pPr>
-        <w:rPr>
-          <w:rFonts w:eastAsiaTheme="minorEastAsia"/>
-        </w:rPr>
-      </w:pPr>
-    </w:p>
-    <w:p>
-      <w:pPr>
-        <w:rPr>
-          <w:rFonts w:eastAsiaTheme="minorEastAsia"/>
-        </w:rPr>
-      </w:pPr>
-      <w:r>
-        <w:rPr>
-          <w:rFonts w:eastAsiaTheme="minorEastAsia"/>
-          <w:b/>
-          <w:bCs/>
-        </w:rPr>
-        <w:t>Definition</w:t>
-      </w:r>
-      <w:r>
-        <w:rPr>
-          <w:rFonts w:eastAsiaTheme="minorEastAsia"/>
-        </w:rPr>
-        <w:t xml:space="preserve"> </w:t>
-      </w:r>
-      <w:r>
-        <w:rPr>
-          <w:rFonts w:eastAsiaTheme="minorEastAsia"/>
-          <w:i/>
-          <w:iCs/>
-        </w:rPr>
-        <w:t>Caratheodory’s criterion</w:t>
-      </w:r>
-    </w:p>
-    <w:p/>
-    <w:p/>
-    <w:p/>
-    <w:p>
-      <w:r>
-        <w:rPr>
-          <w:b/>
-          <w:bCs/>
-        </w:rPr>
-        <w:t>Definition</w:t>
-      </w:r>
-      <w:r>
-        <w:t xml:space="preserve"> </w:t>
-      </w:r>
-      <w:r>
-        <w:rPr>
-          <w:i/>
-          <w:iCs/>
-        </w:rPr>
-        <w:t>Topological space</w:t>
-      </w:r>
-      <w:r>
-        <w:rPr>
-          <w:i/>
-          <w:iCs/>
-        </w:rPr>
-        <w:t xml:space="preserve"> (defined via neighborhoods)</w:t>
-      </w:r>
-    </w:p>
-    <w:p>
-      <w:pPr>
-        <w:rPr>
-          <w:i/>
-          <w:iCs/>
-        </w:rPr>
-      </w:pPr>
-      <w:r>
-        <w:t xml:space="preserve">Let </w:t>
-      </w:r>
-      <m:oMath>
-        <m:r>
-          <w:rPr>
-            <w:rFonts w:ascii="Cambria Math" w:hAnsi="Cambria Math"/>
-          </w:rPr>
-          <m:t>X</m:t>
-        </m:r>
-      </m:oMath>
-      <w:r>
-        <w:t xml:space="preserve"> be a (possibly empt</w:t>
-      </w:r>
-      <w:r>
-        <w:t>y) set</w:t>
-      </w:r>
-      <w:r>
-        <w:t xml:space="preserve">. </w:t>
-      </w:r>
-      <w:r>
-        <w:t xml:space="preserve">The elements of </w:t>
-      </w:r>
-      <m:oMath>
-        <m:r>
-          <w:rPr>
-            <w:rFonts w:ascii="Cambria Math" w:hAnsi="Cambria Math"/>
-          </w:rPr>
-          <m:t>X</m:t>
-        </m:r>
-      </m:oMath>
-      <w:r>
-        <w:t xml:space="preserve"> are denoted as </w:t>
-      </w:r>
-      <w:r>
-        <w:rPr>
-          <w:i/>
-          <w:iCs/>
-        </w:rPr>
-        <w:t>points</w:t>
-      </w:r>
-      <w:r>
-        <w:t xml:space="preserve"> but they can represent any mathematical object.</w:t>
-      </w:r>
-      <w:r>
-        <w:t xml:space="preserve"> Let </w:t>
-      </w:r>
       <m:oMath>
         <m:r>
           <m:rPr>
             <m:scr m:val="script"/>
           </m:rPr>
           <w:rPr>
-            <w:rFonts w:ascii="Cambria Math" w:hAnsi="Cambria Math"/>
-          </w:rPr>
-          <m:t>N</m:t>
-        </m:r>
-      </m:oMath>
-      <w:r>
-        <w:rPr>
-          <w:rFonts w:eastAsiaTheme="minorEastAsia"/>
-        </w:rPr>
-        <w:t xml:space="preserve"> be a function assigning to each point </w:t>
-      </w:r>
-      <m:oMath>
-        <m:r>
-          <w:rPr>
-            <w:rFonts w:ascii="Cambria Math" w:eastAsiaTheme="minorEastAsia" w:hAnsi="Cambria Math"/>
-          </w:rPr>
-          <m:t>x</m:t>
-        </m:r>
-      </m:oMath>
-      <w:r>
-        <w:rPr>
-          <w:rFonts w:eastAsiaTheme="minorEastAsia"/>
-        </w:rPr>
-        <w:t xml:space="preserve"> in </w:t>
-      </w:r>
-      <m:oMath>
-        <m:r>
-          <w:rPr>
-            <w:rFonts w:ascii="Cambria Math" w:eastAsiaTheme="minorEastAsia" w:hAnsi="Cambria Math"/>
-          </w:rPr>
-          <m:t>X</m:t>
-        </m:r>
-      </m:oMath>
-      <w:r>
-        <w:rPr>
-          <w:rFonts w:eastAsiaTheme="minorEastAsia"/>
-        </w:rPr>
-        <w:t xml:space="preserve"> a non-empty collection </w:t>
-      </w:r>
-      <m:oMath>
+            <w:rFonts w:ascii="Cambria Math" w:eastAsiaTheme="minorEastAsia" w:hAnsi="Cambria Math"/>
+          </w:rPr>
+          <m:t>l</m:t>
+        </m:r>
+        <m:d>
+          <m:dPr>
+            <m:ctrlPr>
+              <w:rPr>
+                <w:rFonts w:ascii="Cambria Math" w:eastAsiaTheme="minorEastAsia" w:hAnsi="Cambria Math"/>
+                <w:i/>
+              </w:rPr>
+            </m:ctrlPr>
+          </m:dPr>
+          <m:e>
+            <m:r>
+              <w:rPr>
+                <w:rFonts w:ascii="Cambria Math" w:eastAsiaTheme="minorEastAsia" w:hAnsi="Cambria Math"/>
+              </w:rPr>
+              <m:t>I</m:t>
+            </m:r>
+          </m:e>
+        </m:d>
+        <m:r>
+          <w:rPr>
+            <w:rFonts w:ascii="Cambria Math" w:eastAsiaTheme="minorEastAsia" w:hAnsi="Cambria Math"/>
+          </w:rPr>
+          <m:t>=b-a</m:t>
+        </m:r>
+      </m:oMath>
+      <w:r>
+        <w:rPr>
+          <w:rFonts w:eastAsiaTheme="minorEastAsia"/>
+        </w:rPr>
+        <w:t xml:space="preserve"> denote its lengt</w:t>
+      </w:r>
+      <w:r>
+        <w:rPr>
+          <w:rFonts w:eastAsiaTheme="minorEastAsia"/>
+        </w:rPr>
+        <w:t xml:space="preserve">h. </w:t>
+      </w:r>
+      <w:r>
+        <w:rPr>
+          <w:rFonts w:eastAsiaTheme="minorEastAsia"/>
+        </w:rPr>
+        <w:t xml:space="preserve">For any subset </w:t>
+      </w:r>
+      <m:oMath>
+        <m:r>
+          <w:rPr>
+            <w:rFonts w:ascii="Cambria Math" w:eastAsiaTheme="minorEastAsia" w:hAnsi="Cambria Math"/>
+          </w:rPr>
+          <m:t>E</m:t>
+        </m:r>
+        <m:r>
+          <m:rPr>
+            <m:scr m:val="double-struck"/>
+          </m:rPr>
+          <w:rPr>
+            <w:rFonts w:ascii="Cambria Math" w:eastAsiaTheme="minorEastAsia" w:hAnsi="Cambria Math"/>
+          </w:rPr>
+          <m:t>⊆R</m:t>
+        </m:r>
+      </m:oMath>
+      <w:r>
+        <w:rPr>
+          <w:rFonts w:eastAsiaTheme="minorEastAsia"/>
+        </w:rPr>
+        <w:t xml:space="preserve">, the Lebesgue outer measure </w:t>
+      </w:r>
+      <m:oMath>
+        <m:sSup>
+          <m:sSupPr>
+            <m:ctrlPr>
+              <w:rPr>
+                <w:rFonts w:ascii="Cambria Math" w:eastAsiaTheme="minorEastAsia" w:hAnsi="Cambria Math"/>
+                <w:i/>
+              </w:rPr>
+            </m:ctrlPr>
+          </m:sSupPr>
+          <m:e>
+            <m:r>
+              <w:rPr>
+                <w:rFonts w:ascii="Cambria Math" w:eastAsiaTheme="minorEastAsia" w:hAnsi="Cambria Math"/>
+              </w:rPr>
+              <m:t>λ</m:t>
+            </m:r>
+          </m:e>
+          <m:sup>
+            <m:r>
+              <w:rPr>
+                <w:rFonts w:ascii="Cambria Math" w:eastAsiaTheme="minorEastAsia" w:hAnsi="Cambria Math"/>
+              </w:rPr>
+              <m:t>*</m:t>
+            </m:r>
+          </m:sup>
+        </m:sSup>
+        <m:d>
+          <m:dPr>
+            <m:ctrlPr>
+              <w:rPr>
+                <w:rFonts w:ascii="Cambria Math" w:eastAsiaTheme="minorEastAsia" w:hAnsi="Cambria Math"/>
+                <w:i/>
+              </w:rPr>
+            </m:ctrlPr>
+          </m:dPr>
+          <m:e>
+            <m:r>
+              <w:rPr>
+                <w:rFonts w:ascii="Cambria Math" w:eastAsiaTheme="minorEastAsia" w:hAnsi="Cambria Math"/>
+              </w:rPr>
+              <m:t>E</m:t>
+            </m:r>
+          </m:e>
+        </m:d>
+      </m:oMath>
+      <w:r>
+        <w:rPr>
+          <w:rFonts w:eastAsiaTheme="minorEastAsia"/>
+        </w:rPr>
+        <w:t xml:space="preserve"> is defined as an infimum</w:t>
+      </w:r>
+    </w:p>
+    <w:p>
+      <w:pPr>
+        <w:rPr>
+          <w:rFonts w:eastAsiaTheme="minorEastAsia"/>
+        </w:rPr>
+      </w:pPr>
+    </w:p>
+    <w:p>
+      <w:pPr>
+        <w:rPr>
+          <w:rFonts w:eastAsiaTheme="minorEastAsia"/>
+        </w:rPr>
+      </w:pPr>
+      <m:oMath>
+        <m:sSup>
+          <m:sSupPr>
+            <m:ctrlPr>
+              <w:rPr>
+                <w:rFonts w:ascii="Cambria Math" w:eastAsiaTheme="minorEastAsia" w:hAnsi="Cambria Math"/>
+                <w:i/>
+              </w:rPr>
+            </m:ctrlPr>
+          </m:sSupPr>
+          <m:e>
+            <m:r>
+              <w:rPr>
+                <w:rFonts w:ascii="Cambria Math" w:eastAsiaTheme="minorEastAsia" w:hAnsi="Cambria Math"/>
+              </w:rPr>
+              <m:t>λ</m:t>
+            </m:r>
+          </m:e>
+          <m:sup>
+            <m:r>
+              <w:rPr>
+                <w:rFonts w:ascii="Cambria Math" w:eastAsiaTheme="minorEastAsia" w:hAnsi="Cambria Math"/>
+              </w:rPr>
+              <m:t>*</m:t>
+            </m:r>
+          </m:sup>
+        </m:sSup>
+        <m:d>
+          <m:dPr>
+            <m:ctrlPr>
+              <w:rPr>
+                <w:rFonts w:ascii="Cambria Math" w:eastAsiaTheme="minorEastAsia" w:hAnsi="Cambria Math"/>
+                <w:i/>
+              </w:rPr>
+            </m:ctrlPr>
+          </m:dPr>
+          <m:e>
+            <m:r>
+              <w:rPr>
+                <w:rFonts w:ascii="Cambria Math" w:eastAsiaTheme="minorEastAsia" w:hAnsi="Cambria Math"/>
+              </w:rPr>
+              <m:t>E</m:t>
+            </m:r>
+          </m:e>
+        </m:d>
+        <m:r>
+          <w:rPr>
+            <w:rFonts w:ascii="Cambria Math" w:eastAsiaTheme="minorEastAsia" w:hAnsi="Cambria Math"/>
+          </w:rPr>
+          <m:t>=</m:t>
+        </m:r>
+        <m:func>
+          <m:funcPr>
+            <m:ctrlPr>
+              <w:rPr>
+                <w:rFonts w:ascii="Cambria Math" w:eastAsiaTheme="minorEastAsia" w:hAnsi="Cambria Math"/>
+                <w:i/>
+              </w:rPr>
+            </m:ctrlPr>
+          </m:funcPr>
+          <m:fName>
+            <m:r>
+              <m:rPr>
+                <m:sty m:val="p"/>
+              </m:rPr>
+              <w:rPr>
+                <w:rFonts w:ascii="Cambria Math" w:eastAsiaTheme="minorEastAsia" w:hAnsi="Cambria Math"/>
+              </w:rPr>
+              <m:t>inf</m:t>
+            </m:r>
+          </m:fName>
+          <m:e>
+            <m:r>
+              <w:rPr>
+                <w:rFonts w:ascii="Cambria Math" w:eastAsiaTheme="minorEastAsia" w:hAnsi="Cambria Math"/>
+              </w:rPr>
+              <m:t xml:space="preserve"> </m:t>
+            </m:r>
+            <m:d>
+              <m:dPr>
+                <m:begChr m:val="{"/>
+                <m:endChr m:val="}"/>
+                <m:ctrlPr>
+                  <w:rPr>
+                    <w:rFonts w:ascii="Cambria Math" w:eastAsiaTheme="minorEastAsia" w:hAnsi="Cambria Math"/>
+                    <w:i/>
+                  </w:rPr>
+                </m:ctrlPr>
+              </m:dPr>
+              <m:e>
+                <m:nary>
+                  <m:naryPr>
+                    <m:chr m:val="∑"/>
+                    <m:limLoc m:val="undOvr"/>
+                    <m:ctrlPr>
+                      <w:rPr>
+                        <w:rFonts w:ascii="Cambria Math" w:eastAsiaTheme="minorEastAsia" w:hAnsi="Cambria Math"/>
+                        <w:i/>
+                      </w:rPr>
+                    </m:ctrlPr>
+                  </m:naryPr>
+                  <m:sub>
+                    <m:r>
+                      <w:rPr>
+                        <w:rFonts w:ascii="Cambria Math" w:eastAsiaTheme="minorEastAsia" w:hAnsi="Cambria Math"/>
+                      </w:rPr>
+                      <m:t>k=1</m:t>
+                    </m:r>
+                  </m:sub>
+                  <m:sup>
+                    <m:r>
+                      <w:rPr>
+                        <w:rFonts w:ascii="Cambria Math" w:eastAsiaTheme="minorEastAsia" w:hAnsi="Cambria Math"/>
+                      </w:rPr>
+                      <m:t>∞</m:t>
+                    </m:r>
+                  </m:sup>
+                  <m:e>
+                    <m:r>
+                      <m:rPr>
+                        <m:scr m:val="script"/>
+                      </m:rPr>
+                      <w:rPr>
+                        <w:rFonts w:ascii="Cambria Math" w:eastAsiaTheme="minorEastAsia" w:hAnsi="Cambria Math"/>
+                      </w:rPr>
+                      <m:t>l</m:t>
+                    </m:r>
+                    <m:d>
+                      <m:dPr>
+                        <m:ctrlPr>
+                          <w:rPr>
+                            <w:rFonts w:ascii="Cambria Math" w:eastAsiaTheme="minorEastAsia" w:hAnsi="Cambria Math"/>
+                            <w:i/>
+                          </w:rPr>
+                        </m:ctrlPr>
+                      </m:dPr>
+                      <m:e>
+                        <m:sSub>
+                          <m:sSubPr>
+                            <m:ctrlPr>
+                              <w:rPr>
+                                <w:rFonts w:ascii="Cambria Math" w:eastAsiaTheme="minorEastAsia" w:hAnsi="Cambria Math"/>
+                                <w:i/>
+                              </w:rPr>
+                            </m:ctrlPr>
+                          </m:sSubPr>
+                          <m:e>
+                            <m:r>
+                              <w:rPr>
+                                <w:rFonts w:ascii="Cambria Math" w:eastAsiaTheme="minorEastAsia" w:hAnsi="Cambria Math"/>
+                              </w:rPr>
+                              <m:t>I</m:t>
+                            </m:r>
+                          </m:e>
+                          <m:sub>
+                            <m:r>
+                              <w:rPr>
+                                <w:rFonts w:ascii="Cambria Math" w:eastAsiaTheme="minorEastAsia" w:hAnsi="Cambria Math"/>
+                              </w:rPr>
+                              <m:t>k</m:t>
+                            </m:r>
+                          </m:sub>
+                        </m:sSub>
+                      </m:e>
+                    </m:d>
+                    <m:r>
+                      <w:rPr>
+                        <w:rFonts w:ascii="Cambria Math" w:eastAsiaTheme="minorEastAsia" w:hAnsi="Cambria Math"/>
+                      </w:rPr>
+                      <m:t xml:space="preserve"> :</m:t>
+                    </m:r>
+                  </m:e>
+                </m:nary>
+                <m:r>
+                  <w:rPr>
+                    <w:rFonts w:ascii="Cambria Math" w:eastAsiaTheme="minorEastAsia" w:hAnsi="Cambria Math"/>
+                  </w:rPr>
+                  <m:t xml:space="preserve"> </m:t>
+                </m:r>
+                <m:sSub>
+                  <m:sSubPr>
+                    <m:ctrlPr>
+                      <w:rPr>
+                        <w:rFonts w:ascii="Cambria Math" w:eastAsiaTheme="minorEastAsia" w:hAnsi="Cambria Math"/>
+                        <w:i/>
+                      </w:rPr>
+                    </m:ctrlPr>
+                  </m:sSubPr>
+                  <m:e>
+                    <m:d>
+                      <m:dPr>
+                        <m:ctrlPr>
+                          <w:rPr>
+                            <w:rFonts w:ascii="Cambria Math" w:eastAsiaTheme="minorEastAsia" w:hAnsi="Cambria Math"/>
+                            <w:i/>
+                          </w:rPr>
+                        </m:ctrlPr>
+                      </m:dPr>
+                      <m:e>
+                        <m:sSub>
+                          <m:sSubPr>
+                            <m:ctrlPr>
+                              <w:rPr>
+                                <w:rFonts w:ascii="Cambria Math" w:eastAsiaTheme="minorEastAsia" w:hAnsi="Cambria Math"/>
+                                <w:i/>
+                              </w:rPr>
+                            </m:ctrlPr>
+                          </m:sSubPr>
+                          <m:e>
+                            <m:r>
+                              <w:rPr>
+                                <w:rFonts w:ascii="Cambria Math" w:eastAsiaTheme="minorEastAsia" w:hAnsi="Cambria Math"/>
+                              </w:rPr>
+                              <m:t>I</m:t>
+                            </m:r>
+                          </m:e>
+                          <m:sub>
+                            <m:r>
+                              <w:rPr>
+                                <w:rFonts w:ascii="Cambria Math" w:eastAsiaTheme="minorEastAsia" w:hAnsi="Cambria Math"/>
+                              </w:rPr>
+                              <m:t>k</m:t>
+                            </m:r>
+                          </m:sub>
+                        </m:sSub>
+                      </m:e>
+                    </m:d>
+                  </m:e>
+                  <m:sub>
+                    <m:r>
+                      <w:rPr>
+                        <w:rFonts w:ascii="Cambria Math" w:eastAsiaTheme="minorEastAsia" w:hAnsi="Cambria Math"/>
+                      </w:rPr>
+                      <m:t>k</m:t>
+                    </m:r>
+                    <m:r>
+                      <m:rPr>
+                        <m:scr m:val="double-struck"/>
+                      </m:rPr>
+                      <w:rPr>
+                        <w:rFonts w:ascii="Cambria Math" w:eastAsiaTheme="minorEastAsia" w:hAnsi="Cambria Math"/>
+                      </w:rPr>
+                      <m:t>∈N</m:t>
+                    </m:r>
+                  </m:sub>
+                </m:sSub>
+                <m:r>
+                  <w:rPr>
+                    <w:rFonts w:ascii="Cambria Math" w:eastAsiaTheme="minorEastAsia" w:hAnsi="Cambria Math"/>
+                  </w:rPr>
+                  <m:t xml:space="preserve"> </m:t>
+                </m:r>
+                <m:r>
+                  <m:rPr>
+                    <m:sty m:val="p"/>
+                  </m:rPr>
+                  <w:rPr>
+                    <w:rFonts w:ascii="Cambria Math" w:eastAsiaTheme="minorEastAsia" w:hAnsi="Cambria Math"/>
+                  </w:rPr>
+                  <m:t>is a sequence of open intervals with</m:t>
+                </m:r>
+                <m:r>
+                  <w:rPr>
+                    <w:rFonts w:ascii="Cambria Math" w:eastAsiaTheme="minorEastAsia" w:hAnsi="Cambria Math"/>
+                  </w:rPr>
+                  <m:t xml:space="preserve"> E⊂</m:t>
+                </m:r>
+                <m:nary>
+                  <m:naryPr>
+                    <m:chr m:val="⋃"/>
+                    <m:limLoc m:val="undOvr"/>
+                    <m:ctrlPr>
+                      <w:rPr>
+                        <w:rFonts w:ascii="Cambria Math" w:eastAsiaTheme="minorEastAsia" w:hAnsi="Cambria Math"/>
+                        <w:i/>
+                      </w:rPr>
+                    </m:ctrlPr>
+                  </m:naryPr>
+                  <m:sub>
+                    <m:r>
+                      <w:rPr>
+                        <w:rFonts w:ascii="Cambria Math" w:eastAsiaTheme="minorEastAsia" w:hAnsi="Cambria Math"/>
+                      </w:rPr>
+                      <m:t>k=1</m:t>
+                    </m:r>
+                  </m:sub>
+                  <m:sup>
+                    <m:r>
+                      <w:rPr>
+                        <w:rFonts w:ascii="Cambria Math" w:eastAsiaTheme="minorEastAsia" w:hAnsi="Cambria Math"/>
+                      </w:rPr>
+                      <m:t>∞</m:t>
+                    </m:r>
+                  </m:sup>
+                  <m:e>
+                    <m:sSub>
+                      <m:sSubPr>
+                        <m:ctrlPr>
+                          <w:rPr>
+                            <w:rFonts w:ascii="Cambria Math" w:eastAsiaTheme="minorEastAsia" w:hAnsi="Cambria Math"/>
+                            <w:i/>
+                          </w:rPr>
+                        </m:ctrlPr>
+                      </m:sSubPr>
+                      <m:e>
+                        <m:r>
+                          <w:rPr>
+                            <w:rFonts w:ascii="Cambria Math" w:eastAsiaTheme="minorEastAsia" w:hAnsi="Cambria Math"/>
+                          </w:rPr>
+                          <m:t>I</m:t>
+                        </m:r>
+                      </m:e>
+                      <m:sub>
+                        <m:r>
+                          <w:rPr>
+                            <w:rFonts w:ascii="Cambria Math" w:eastAsiaTheme="minorEastAsia" w:hAnsi="Cambria Math"/>
+                          </w:rPr>
+                          <m:t>k</m:t>
+                        </m:r>
+                      </m:sub>
+                    </m:sSub>
+                  </m:e>
+                </m:nary>
+              </m:e>
+            </m:d>
+          </m:e>
+        </m:func>
+      </m:oMath>
+      <w:r>
+        <w:rPr>
+          <w:rFonts w:eastAsiaTheme="minorEastAsia"/>
+        </w:rPr>
+        <w:t xml:space="preserve"> </w:t>
+      </w:r>
+    </w:p>
+    <w:p>
+      <w:pPr>
+        <w:rPr>
+          <w:rFonts w:eastAsiaTheme="minorEastAsia"/>
+        </w:rPr>
+      </w:pPr>
+    </w:p>
+    <w:p>
+      <w:pPr>
+        <w:rPr>
+          <w:rFonts w:eastAsiaTheme="minorEastAsia"/>
+        </w:rPr>
+      </w:pPr>
+      <w:r>
+        <w:rPr>
+          <w:rFonts w:eastAsiaTheme="minorEastAsia"/>
+          <w:b/>
+          <w:bCs/>
+        </w:rPr>
+        <w:t>Definition</w:t>
+      </w:r>
+      <w:r>
+        <w:rPr>
+          <w:rFonts w:eastAsiaTheme="minorEastAsia"/>
+        </w:rPr>
+        <w:t xml:space="preserve"> </w:t>
+      </w:r>
+      <w:r>
+        <w:rPr>
+          <w:rFonts w:eastAsiaTheme="minorEastAsia"/>
+          <w:i/>
+          <w:iCs/>
+        </w:rPr>
+        <w:t>Lebesgue measure in higher dimensional spaces</w:t>
+      </w:r>
+    </w:p>
+    <w:p>
+      <w:pPr>
+        <w:rPr>
+          <w:rFonts w:eastAsiaTheme="minorEastAsia"/>
+        </w:rPr>
+      </w:pPr>
+      <w:r>
+        <w:rPr>
+          <w:rFonts w:eastAsiaTheme="minorEastAsia"/>
+        </w:rPr>
+        <w:t xml:space="preserve">For any rectangular cuboid </w:t>
+      </w:r>
+      <m:oMath>
+        <m:r>
+          <w:rPr>
+            <w:rFonts w:ascii="Cambria Math" w:eastAsiaTheme="minorEastAsia" w:hAnsi="Cambria Math"/>
+          </w:rPr>
+          <m:t>C</m:t>
+        </m:r>
+      </m:oMath>
+      <w:r>
+        <w:rPr>
+          <w:rFonts w:eastAsiaTheme="minorEastAsia"/>
+        </w:rPr>
+        <w:t xml:space="preserve"> </w:t>
+      </w:r>
+      <w:r>
+        <w:rPr>
+          <w:rFonts w:eastAsiaTheme="minorEastAsia"/>
+        </w:rPr>
+        <w:t xml:space="preserve">which is a Cartesian product </w:t>
+      </w:r>
+      <m:oMath>
+        <m:r>
+          <w:rPr>
+            <w:rFonts w:ascii="Cambria Math" w:eastAsiaTheme="minorEastAsia" w:hAnsi="Cambria Math"/>
+          </w:rPr>
+          <m:t>C</m:t>
+        </m:r>
+        <m:r>
+          <w:rPr>
+            <w:rFonts w:ascii="Cambria Math" w:eastAsiaTheme="minorEastAsia" w:hAnsi="Cambria Math"/>
+          </w:rPr>
+          <m:t>=</m:t>
+        </m:r>
+        <m:sSub>
+          <m:sSubPr>
+            <m:ctrlPr>
+              <w:rPr>
+                <w:rFonts w:ascii="Cambria Math" w:eastAsiaTheme="minorEastAsia" w:hAnsi="Cambria Math"/>
+                <w:i/>
+              </w:rPr>
+            </m:ctrlPr>
+          </m:sSubPr>
+          <m:e>
+            <m:r>
+              <w:rPr>
+                <w:rFonts w:ascii="Cambria Math" w:eastAsiaTheme="minorEastAsia" w:hAnsi="Cambria Math"/>
+              </w:rPr>
+              <m:t>I</m:t>
+            </m:r>
+          </m:e>
+          <m:sub>
+            <m:r>
+              <w:rPr>
+                <w:rFonts w:ascii="Cambria Math" w:eastAsiaTheme="minorEastAsia" w:hAnsi="Cambria Math"/>
+              </w:rPr>
+              <m:t>1</m:t>
+            </m:r>
+          </m:sub>
+        </m:sSub>
+        <m:r>
+          <w:rPr>
+            <w:rFonts w:ascii="Cambria Math" w:eastAsiaTheme="minorEastAsia" w:hAnsi="Cambria Math"/>
+          </w:rPr>
+          <m:t>×…×</m:t>
+        </m:r>
+        <m:sSub>
+          <m:sSubPr>
+            <m:ctrlPr>
+              <w:rPr>
+                <w:rFonts w:ascii="Cambria Math" w:eastAsiaTheme="minorEastAsia" w:hAnsi="Cambria Math"/>
+                <w:i/>
+              </w:rPr>
+            </m:ctrlPr>
+          </m:sSubPr>
+          <m:e>
+            <m:r>
+              <w:rPr>
+                <w:rFonts w:ascii="Cambria Math" w:eastAsiaTheme="minorEastAsia" w:hAnsi="Cambria Math"/>
+              </w:rPr>
+              <m:t>I</m:t>
+            </m:r>
+          </m:e>
+          <m:sub>
+            <m:r>
+              <w:rPr>
+                <w:rFonts w:ascii="Cambria Math" w:eastAsiaTheme="minorEastAsia" w:hAnsi="Cambria Math"/>
+              </w:rPr>
+              <m:t>n</m:t>
+            </m:r>
+          </m:sub>
+        </m:sSub>
+      </m:oMath>
+      <w:r>
+        <w:rPr>
+          <w:rFonts w:eastAsiaTheme="minorEastAsia"/>
+        </w:rPr>
+        <w:t xml:space="preserve"> of open intervals, let </w:t>
+      </w:r>
+      <m:oMath>
+        <m:r>
+          <m:rPr>
+            <m:sty m:val="p"/>
+          </m:rPr>
+          <w:rPr>
+            <w:rFonts w:ascii="Cambria Math" w:eastAsiaTheme="minorEastAsia" w:hAnsi="Cambria Math"/>
+          </w:rPr>
+          <m:t>vol</m:t>
+        </m:r>
+        <m:d>
+          <m:dPr>
+            <m:ctrlPr>
+              <w:rPr>
+                <w:rFonts w:ascii="Cambria Math" w:eastAsiaTheme="minorEastAsia" w:hAnsi="Cambria Math"/>
+                <w:i/>
+              </w:rPr>
+            </m:ctrlPr>
+          </m:dPr>
+          <m:e>
+            <m:r>
+              <w:rPr>
+                <w:rFonts w:ascii="Cambria Math" w:eastAsiaTheme="minorEastAsia" w:hAnsi="Cambria Math"/>
+              </w:rPr>
+              <m:t>C</m:t>
+            </m:r>
+          </m:e>
+        </m:d>
+        <m:r>
+          <w:rPr>
+            <w:rFonts w:ascii="Cambria Math" w:eastAsiaTheme="minorEastAsia" w:hAnsi="Cambria Math"/>
+          </w:rPr>
+          <m:t>=</m:t>
+        </m:r>
         <m:r>
           <m:rPr>
             <m:scr m:val="script"/>
           </m:rPr>
           <w:rPr>
-            <w:rFonts w:ascii="Cambria Math" w:hAnsi="Cambria Math"/>
-          </w:rPr>
-          <m:t>N</m:t>
+            <w:rFonts w:ascii="Cambria Math" w:eastAsiaTheme="minorEastAsia" w:hAnsi="Cambria Math"/>
+          </w:rPr>
+          <m:t>l</m:t>
         </m:r>
         <m:d>
           <m:dPr>
             <m:ctrlPr>
               <w:rPr>
-                <w:rFonts w:ascii="Cambria Math" w:hAnsi="Cambria Math"/>
+                <w:rFonts w:ascii="Cambria Math" w:eastAsiaTheme="minorEastAsia" w:hAnsi="Cambria Math"/>
                 <w:i/>
               </w:rPr>
             </m:ctrlPr>
           </m:dPr>
           <m:e>
-            <m:r>
-              <w:rPr>
-                <w:rFonts w:ascii="Cambria Math" w:hAnsi="Cambria Math"/>
-              </w:rPr>
-              <m:t>x</m:t>
-            </m:r>
+            <m:sSub>
+              <m:sSubPr>
+                <m:ctrlPr>
+                  <w:rPr>
+                    <w:rFonts w:ascii="Cambria Math" w:eastAsiaTheme="minorEastAsia" w:hAnsi="Cambria Math"/>
+                    <w:i/>
+                  </w:rPr>
+                </m:ctrlPr>
+              </m:sSubPr>
+              <m:e>
+                <m:r>
+                  <w:rPr>
+                    <w:rFonts w:ascii="Cambria Math" w:eastAsiaTheme="minorEastAsia" w:hAnsi="Cambria Math"/>
+                  </w:rPr>
+                  <m:t>I</m:t>
+                </m:r>
+              </m:e>
+              <m:sub>
+                <m:r>
+                  <w:rPr>
+                    <w:rFonts w:ascii="Cambria Math" w:eastAsiaTheme="minorEastAsia" w:hAnsi="Cambria Math"/>
+                  </w:rPr>
+                  <m:t>1</m:t>
+                </m:r>
+              </m:sub>
+            </m:sSub>
           </m:e>
         </m:d>
-      </m:oMath>
-      <w:r>
-        <w:rPr>
-          <w:rFonts w:eastAsiaTheme="minorEastAsia"/>
-        </w:rPr>
-        <w:t xml:space="preserve"> of subsets of </w:t>
-      </w:r>
-      <m:oMath>
-        <m:r>
-          <w:rPr>
-            <w:rFonts w:ascii="Cambria Math" w:eastAsiaTheme="minorEastAsia" w:hAnsi="Cambria Math"/>
-          </w:rPr>
-          <m:t>X</m:t>
-        </m:r>
-      </m:oMath>
-      <w:r>
-        <w:rPr>
-          <w:rFonts w:eastAsiaTheme="minorEastAsia"/>
-        </w:rPr>
-        <w:t xml:space="preserve">. The elements of </w:t>
-      </w:r>
-      <m:oMath>
+        <m:r>
+          <w:rPr>
+            <w:rFonts w:ascii="Cambria Math" w:eastAsiaTheme="minorEastAsia" w:hAnsi="Cambria Math"/>
+          </w:rPr>
+          <m:t>×…×</m:t>
+        </m:r>
         <m:r>
           <m:rPr>
             <m:scr m:val="script"/>
           </m:rPr>
           <w:rPr>
-            <w:rFonts w:ascii="Cambria Math" w:hAnsi="Cambria Math"/>
-          </w:rPr>
-          <m:t>N</m:t>
+            <w:rFonts w:ascii="Cambria Math" w:eastAsiaTheme="minorEastAsia" w:hAnsi="Cambria Math"/>
+          </w:rPr>
+          <m:t>l</m:t>
         </m:r>
         <m:d>
           <m:dPr>
             <m:ctrlPr>
               <w:rPr>
-                <w:rFonts w:ascii="Cambria Math" w:hAnsi="Cambria Math"/>
+                <w:rFonts w:ascii="Cambria Math" w:eastAsiaTheme="minorEastAsia" w:hAnsi="Cambria Math"/>
                 <w:i/>
               </w:rPr>
             </m:ctrlPr>
           </m:dPr>
           <m:e>
-            <m:r>
-              <w:rPr>
-                <w:rFonts w:ascii="Cambria Math" w:hAnsi="Cambria Math"/>
-              </w:rPr>
-              <m:t>x</m:t>
-            </m:r>
+            <m:sSub>
+              <m:sSubPr>
+                <m:ctrlPr>
+                  <w:rPr>
+                    <w:rFonts w:ascii="Cambria Math" w:eastAsiaTheme="minorEastAsia" w:hAnsi="Cambria Math"/>
+                    <w:i/>
+                  </w:rPr>
+                </m:ctrlPr>
+              </m:sSubPr>
+              <m:e>
+                <m:r>
+                  <w:rPr>
+                    <w:rFonts w:ascii="Cambria Math" w:eastAsiaTheme="minorEastAsia" w:hAnsi="Cambria Math"/>
+                  </w:rPr>
+                  <m:t>I</m:t>
+                </m:r>
+              </m:e>
+              <m:sub>
+                <m:r>
+                  <w:rPr>
+                    <w:rFonts w:ascii="Cambria Math" w:eastAsiaTheme="minorEastAsia" w:hAnsi="Cambria Math"/>
+                  </w:rPr>
+                  <m:t>n</m:t>
+                </m:r>
+              </m:sub>
+            </m:sSub>
           </m:e>
         </m:d>
       </m:oMath>
@@ -3319,7 +3728,457 @@
         <w:rPr>
           <w:rFonts w:eastAsiaTheme="minorEastAsia"/>
         </w:rPr>
-        <w:t xml:space="preserve"> will be called </w:t>
+        <w:t xml:space="preserve"> denote its volume. </w:t>
+      </w:r>
+      <w:r>
+        <w:rPr>
+          <w:rFonts w:eastAsiaTheme="minorEastAsia"/>
+        </w:rPr>
+        <w:t xml:space="preserve">For any subset </w:t>
+      </w:r>
+      <m:oMath>
+        <m:r>
+          <w:rPr>
+            <w:rFonts w:ascii="Cambria Math" w:eastAsiaTheme="minorEastAsia" w:hAnsi="Cambria Math"/>
+          </w:rPr>
+          <m:t>E</m:t>
+        </m:r>
+        <m:r>
+          <w:rPr>
+            <w:rFonts w:ascii="Cambria Math" w:eastAsiaTheme="minorEastAsia" w:hAnsi="Cambria Math"/>
+          </w:rPr>
+          <m:t>⊆</m:t>
+        </m:r>
+        <m:sSup>
+          <m:sSupPr>
+            <m:ctrlPr>
+              <w:rPr>
+                <w:rFonts w:ascii="Cambria Math" w:eastAsiaTheme="minorEastAsia" w:hAnsi="Cambria Math"/>
+                <w:i/>
+              </w:rPr>
+            </m:ctrlPr>
+          </m:sSupPr>
+          <m:e>
+            <m:r>
+              <m:rPr>
+                <m:scr m:val="double-struck"/>
+              </m:rPr>
+              <w:rPr>
+                <w:rFonts w:ascii="Cambria Math" w:eastAsiaTheme="minorEastAsia" w:hAnsi="Cambria Math"/>
+              </w:rPr>
+              <m:t>R</m:t>
+            </m:r>
+          </m:e>
+          <m:sup>
+            <m:r>
+              <w:rPr>
+                <w:rFonts w:ascii="Cambria Math" w:eastAsiaTheme="minorEastAsia" w:hAnsi="Cambria Math"/>
+              </w:rPr>
+              <m:t>n</m:t>
+            </m:r>
+          </m:sup>
+        </m:sSup>
+      </m:oMath>
+      <w:r>
+        <w:rPr>
+          <w:rFonts w:eastAsiaTheme="minorEastAsia"/>
+        </w:rPr>
+        <w:t>,</w:t>
+      </w:r>
+    </w:p>
+    <w:p>
+      <w:pPr>
+        <w:rPr>
+          <w:rFonts w:eastAsiaTheme="minorEastAsia"/>
+        </w:rPr>
+      </w:pPr>
+    </w:p>
+    <w:p>
+      <w:pPr>
+        <w:rPr>
+          <w:rFonts w:eastAsiaTheme="minorEastAsia"/>
+        </w:rPr>
+      </w:pPr>
+      <m:oMath>
+        <m:sSup>
+          <m:sSupPr>
+            <m:ctrlPr>
+              <w:rPr>
+                <w:rFonts w:ascii="Cambria Math" w:eastAsiaTheme="minorEastAsia" w:hAnsi="Cambria Math"/>
+                <w:i/>
+              </w:rPr>
+            </m:ctrlPr>
+          </m:sSupPr>
+          <m:e>
+            <m:r>
+              <w:rPr>
+                <w:rFonts w:ascii="Cambria Math" w:eastAsiaTheme="minorEastAsia" w:hAnsi="Cambria Math"/>
+              </w:rPr>
+              <m:t>λ</m:t>
+            </m:r>
+          </m:e>
+          <m:sup>
+            <m:r>
+              <w:rPr>
+                <w:rFonts w:ascii="Cambria Math" w:eastAsiaTheme="minorEastAsia" w:hAnsi="Cambria Math"/>
+              </w:rPr>
+              <m:t>*</m:t>
+            </m:r>
+          </m:sup>
+        </m:sSup>
+        <m:d>
+          <m:dPr>
+            <m:ctrlPr>
+              <w:rPr>
+                <w:rFonts w:ascii="Cambria Math" w:eastAsiaTheme="minorEastAsia" w:hAnsi="Cambria Math"/>
+                <w:i/>
+              </w:rPr>
+            </m:ctrlPr>
+          </m:dPr>
+          <m:e>
+            <m:r>
+              <w:rPr>
+                <w:rFonts w:ascii="Cambria Math" w:eastAsiaTheme="minorEastAsia" w:hAnsi="Cambria Math"/>
+              </w:rPr>
+              <m:t>E</m:t>
+            </m:r>
+          </m:e>
+        </m:d>
+        <m:r>
+          <w:rPr>
+            <w:rFonts w:ascii="Cambria Math" w:eastAsiaTheme="minorEastAsia" w:hAnsi="Cambria Math"/>
+          </w:rPr>
+          <m:t>=</m:t>
+        </m:r>
+        <m:func>
+          <m:funcPr>
+            <m:ctrlPr>
+              <w:rPr>
+                <w:rFonts w:ascii="Cambria Math" w:eastAsiaTheme="minorEastAsia" w:hAnsi="Cambria Math"/>
+                <w:i/>
+              </w:rPr>
+            </m:ctrlPr>
+          </m:funcPr>
+          <m:fName>
+            <m:r>
+              <m:rPr>
+                <m:sty m:val="p"/>
+              </m:rPr>
+              <w:rPr>
+                <w:rFonts w:ascii="Cambria Math" w:eastAsiaTheme="minorEastAsia" w:hAnsi="Cambria Math"/>
+              </w:rPr>
+              <m:t>inf</m:t>
+            </m:r>
+          </m:fName>
+          <m:e>
+            <m:r>
+              <w:rPr>
+                <w:rFonts w:ascii="Cambria Math" w:eastAsiaTheme="minorEastAsia" w:hAnsi="Cambria Math"/>
+              </w:rPr>
+              <m:t xml:space="preserve"> </m:t>
+            </m:r>
+            <m:d>
+              <m:dPr>
+                <m:begChr m:val="{"/>
+                <m:endChr m:val="}"/>
+                <m:ctrlPr>
+                  <w:rPr>
+                    <w:rFonts w:ascii="Cambria Math" w:eastAsiaTheme="minorEastAsia" w:hAnsi="Cambria Math"/>
+                    <w:i/>
+                  </w:rPr>
+                </m:ctrlPr>
+              </m:dPr>
+              <m:e>
+                <m:nary>
+                  <m:naryPr>
+                    <m:chr m:val="∑"/>
+                    <m:limLoc m:val="undOvr"/>
+                    <m:ctrlPr>
+                      <w:rPr>
+                        <w:rFonts w:ascii="Cambria Math" w:eastAsiaTheme="minorEastAsia" w:hAnsi="Cambria Math"/>
+                        <w:i/>
+                      </w:rPr>
+                    </m:ctrlPr>
+                  </m:naryPr>
+                  <m:sub>
+                    <m:r>
+                      <w:rPr>
+                        <w:rFonts w:ascii="Cambria Math" w:eastAsiaTheme="minorEastAsia" w:hAnsi="Cambria Math"/>
+                      </w:rPr>
+                      <m:t>k=1</m:t>
+                    </m:r>
+                  </m:sub>
+                  <m:sup>
+                    <m:r>
+                      <w:rPr>
+                        <w:rFonts w:ascii="Cambria Math" w:eastAsiaTheme="minorEastAsia" w:hAnsi="Cambria Math"/>
+                      </w:rPr>
+                      <m:t>∞</m:t>
+                    </m:r>
+                  </m:sup>
+                  <m:e>
+                    <m:r>
+                      <m:rPr>
+                        <m:sty m:val="p"/>
+                      </m:rPr>
+                      <w:rPr>
+                        <w:rFonts w:ascii="Cambria Math" w:eastAsiaTheme="minorEastAsia" w:hAnsi="Cambria Math"/>
+                      </w:rPr>
+                      <m:t>vol</m:t>
+                    </m:r>
+                    <m:d>
+                      <m:dPr>
+                        <m:ctrlPr>
+                          <w:rPr>
+                            <w:rFonts w:ascii="Cambria Math" w:eastAsiaTheme="minorEastAsia" w:hAnsi="Cambria Math"/>
+                            <w:i/>
+                          </w:rPr>
+                        </m:ctrlPr>
+                      </m:dPr>
+                      <m:e>
+                        <m:sSub>
+                          <m:sSubPr>
+                            <m:ctrlPr>
+                              <w:rPr>
+                                <w:rFonts w:ascii="Cambria Math" w:eastAsiaTheme="minorEastAsia" w:hAnsi="Cambria Math"/>
+                                <w:i/>
+                              </w:rPr>
+                            </m:ctrlPr>
+                          </m:sSubPr>
+                          <m:e>
+                            <m:r>
+                              <w:rPr>
+                                <w:rFonts w:ascii="Cambria Math" w:eastAsiaTheme="minorEastAsia" w:hAnsi="Cambria Math"/>
+                              </w:rPr>
+                              <m:t>C</m:t>
+                            </m:r>
+                          </m:e>
+                          <m:sub>
+                            <m:r>
+                              <w:rPr>
+                                <w:rFonts w:ascii="Cambria Math" w:eastAsiaTheme="minorEastAsia" w:hAnsi="Cambria Math"/>
+                              </w:rPr>
+                              <m:t>k</m:t>
+                            </m:r>
+                          </m:sub>
+                        </m:sSub>
+                      </m:e>
+                    </m:d>
+                    <m:r>
+                      <w:rPr>
+                        <w:rFonts w:ascii="Cambria Math" w:eastAsiaTheme="minorEastAsia" w:hAnsi="Cambria Math"/>
+                      </w:rPr>
+                      <m:t xml:space="preserve"> :</m:t>
+                    </m:r>
+                  </m:e>
+                </m:nary>
+                <m:r>
+                  <w:rPr>
+                    <w:rFonts w:ascii="Cambria Math" w:eastAsiaTheme="minorEastAsia" w:hAnsi="Cambria Math"/>
+                  </w:rPr>
+                  <m:t xml:space="preserve"> </m:t>
+                </m:r>
+                <m:sSub>
+                  <m:sSubPr>
+                    <m:ctrlPr>
+                      <w:rPr>
+                        <w:rFonts w:ascii="Cambria Math" w:eastAsiaTheme="minorEastAsia" w:hAnsi="Cambria Math"/>
+                        <w:i/>
+                      </w:rPr>
+                    </m:ctrlPr>
+                  </m:sSubPr>
+                  <m:e>
+                    <m:d>
+                      <m:dPr>
+                        <m:ctrlPr>
+                          <w:rPr>
+                            <w:rFonts w:ascii="Cambria Math" w:eastAsiaTheme="minorEastAsia" w:hAnsi="Cambria Math"/>
+                            <w:i/>
+                          </w:rPr>
+                        </m:ctrlPr>
+                      </m:dPr>
+                      <m:e>
+                        <m:sSub>
+                          <m:sSubPr>
+                            <m:ctrlPr>
+                              <w:rPr>
+                                <w:rFonts w:ascii="Cambria Math" w:eastAsiaTheme="minorEastAsia" w:hAnsi="Cambria Math"/>
+                                <w:i/>
+                              </w:rPr>
+                            </m:ctrlPr>
+                          </m:sSubPr>
+                          <m:e>
+                            <m:r>
+                              <w:rPr>
+                                <w:rFonts w:ascii="Cambria Math" w:eastAsiaTheme="minorEastAsia" w:hAnsi="Cambria Math"/>
+                              </w:rPr>
+                              <m:t>C</m:t>
+                            </m:r>
+                          </m:e>
+                          <m:sub>
+                            <m:r>
+                              <w:rPr>
+                                <w:rFonts w:ascii="Cambria Math" w:eastAsiaTheme="minorEastAsia" w:hAnsi="Cambria Math"/>
+                              </w:rPr>
+                              <m:t>k</m:t>
+                            </m:r>
+                          </m:sub>
+                        </m:sSub>
+                      </m:e>
+                    </m:d>
+                  </m:e>
+                  <m:sub>
+                    <m:r>
+                      <w:rPr>
+                        <w:rFonts w:ascii="Cambria Math" w:eastAsiaTheme="minorEastAsia" w:hAnsi="Cambria Math"/>
+                      </w:rPr>
+                      <m:t>k</m:t>
+                    </m:r>
+                    <m:r>
+                      <m:rPr>
+                        <m:scr m:val="double-struck"/>
+                      </m:rPr>
+                      <w:rPr>
+                        <w:rFonts w:ascii="Cambria Math" w:eastAsiaTheme="minorEastAsia" w:hAnsi="Cambria Math"/>
+                      </w:rPr>
+                      <m:t>∈N</m:t>
+                    </m:r>
+                  </m:sub>
+                </m:sSub>
+                <m:r>
+                  <w:rPr>
+                    <w:rFonts w:ascii="Cambria Math" w:eastAsiaTheme="minorEastAsia" w:hAnsi="Cambria Math"/>
+                  </w:rPr>
+                  <m:t xml:space="preserve"> </m:t>
+                </m:r>
+                <m:r>
+                  <m:rPr>
+                    <m:sty m:val="p"/>
+                  </m:rPr>
+                  <w:rPr>
+                    <w:rFonts w:ascii="Cambria Math" w:eastAsiaTheme="minorEastAsia" w:hAnsi="Cambria Math"/>
+                  </w:rPr>
+                  <m:t xml:space="preserve">is a sequence of </m:t>
+                </m:r>
+                <m:r>
+                  <m:rPr>
+                    <m:sty m:val="p"/>
+                  </m:rPr>
+                  <w:rPr>
+                    <w:rFonts w:ascii="Cambria Math" w:eastAsiaTheme="minorEastAsia" w:hAnsi="Cambria Math"/>
+                  </w:rPr>
+                  <m:t xml:space="preserve">products of </m:t>
+                </m:r>
+                <m:r>
+                  <m:rPr>
+                    <m:sty m:val="p"/>
+                  </m:rPr>
+                  <w:rPr>
+                    <w:rFonts w:ascii="Cambria Math" w:eastAsiaTheme="minorEastAsia" w:hAnsi="Cambria Math"/>
+                  </w:rPr>
+                  <m:t>open intervals with</m:t>
+                </m:r>
+                <m:r>
+                  <w:rPr>
+                    <w:rFonts w:ascii="Cambria Math" w:eastAsiaTheme="minorEastAsia" w:hAnsi="Cambria Math"/>
+                  </w:rPr>
+                  <m:t xml:space="preserve"> E⊂</m:t>
+                </m:r>
+                <m:nary>
+                  <m:naryPr>
+                    <m:chr m:val="⋃"/>
+                    <m:limLoc m:val="undOvr"/>
+                    <m:ctrlPr>
+                      <w:rPr>
+                        <w:rFonts w:ascii="Cambria Math" w:eastAsiaTheme="minorEastAsia" w:hAnsi="Cambria Math"/>
+                        <w:i/>
+                      </w:rPr>
+                    </m:ctrlPr>
+                  </m:naryPr>
+                  <m:sub>
+                    <m:r>
+                      <w:rPr>
+                        <w:rFonts w:ascii="Cambria Math" w:eastAsiaTheme="minorEastAsia" w:hAnsi="Cambria Math"/>
+                      </w:rPr>
+                      <m:t>k=1</m:t>
+                    </m:r>
+                  </m:sub>
+                  <m:sup>
+                    <m:r>
+                      <w:rPr>
+                        <w:rFonts w:ascii="Cambria Math" w:eastAsiaTheme="minorEastAsia" w:hAnsi="Cambria Math"/>
+                      </w:rPr>
+                      <m:t>∞</m:t>
+                    </m:r>
+                  </m:sup>
+                  <m:e>
+                    <m:sSub>
+                      <m:sSubPr>
+                        <m:ctrlPr>
+                          <w:rPr>
+                            <w:rFonts w:ascii="Cambria Math" w:eastAsiaTheme="minorEastAsia" w:hAnsi="Cambria Math"/>
+                            <w:i/>
+                          </w:rPr>
+                        </m:ctrlPr>
+                      </m:sSubPr>
+                      <m:e>
+                        <m:r>
+                          <w:rPr>
+                            <w:rFonts w:ascii="Cambria Math" w:eastAsiaTheme="minorEastAsia" w:hAnsi="Cambria Math"/>
+                          </w:rPr>
+                          <m:t>C</m:t>
+                        </m:r>
+                      </m:e>
+                      <m:sub>
+                        <m:r>
+                          <w:rPr>
+                            <w:rFonts w:ascii="Cambria Math" w:eastAsiaTheme="minorEastAsia" w:hAnsi="Cambria Math"/>
+                          </w:rPr>
+                          <m:t>k</m:t>
+                        </m:r>
+                      </m:sub>
+                    </m:sSub>
+                  </m:e>
+                </m:nary>
+              </m:e>
+            </m:d>
+          </m:e>
+        </m:func>
+      </m:oMath>
+      <w:r>
+        <w:rPr>
+          <w:rFonts w:eastAsiaTheme="minorEastAsia"/>
+        </w:rPr>
+        <w:t xml:space="preserve"> </w:t>
+      </w:r>
+    </w:p>
+    <w:p>
+      <w:pPr>
+        <w:rPr>
+          <w:rFonts w:eastAsiaTheme="minorEastAsia"/>
+        </w:rPr>
+      </w:pPr>
+    </w:p>
+    <w:p>
+      <w:pPr>
+        <w:rPr>
+          <w:rFonts w:eastAsiaTheme="minorEastAsia"/>
+        </w:rPr>
+      </w:pPr>
+      <w:r>
+        <w:rPr>
+          <w:rFonts w:eastAsiaTheme="minorEastAsia"/>
+          <w:b/>
+          <w:bCs/>
+        </w:rPr>
+        <w:lastRenderedPageBreak/>
+        <w:t>Definition</w:t>
+      </w:r>
+      <w:r>
+        <w:rPr>
+          <w:rFonts w:eastAsiaTheme="minorEastAsia"/>
+        </w:rPr>
+        <w:t xml:space="preserve"> </w:t>
       </w:r>
       <w:r>
         <w:rPr>
@@ -3327,50 +4186,159 @@
           <w:i/>
           <w:iCs/>
         </w:rPr>
-        <w:t>neighborhoods</w:t>
-      </w:r>
-      <w:r>
-        <w:rPr>
-          <w:rFonts w:eastAsiaTheme="minorEastAsia"/>
-        </w:rPr>
-        <w:t xml:space="preserve"> of </w:t>
-      </w:r>
-      <m:oMath>
-        <m:r>
-          <w:rPr>
-            <w:rFonts w:ascii="Cambria Math" w:eastAsiaTheme="minorEastAsia" w:hAnsi="Cambria Math"/>
-          </w:rPr>
-          <m:t>x</m:t>
-        </m:r>
-      </m:oMath>
-      <w:r>
-        <w:rPr>
-          <w:rFonts w:eastAsiaTheme="minorEastAsia"/>
-        </w:rPr>
-        <w:t xml:space="preserve"> with respect to </w:t>
-      </w:r>
-      <m:oMath>
+        <w:t>Caratheodory’s criterion</w:t>
+      </w:r>
+    </w:p>
+    <w:p>
+      <w:r>
+        <w:t xml:space="preserve">Let </w:t>
+      </w:r>
+      <m:oMath>
+        <m:sSup>
+          <m:sSupPr>
+            <m:ctrlPr>
+              <w:rPr>
+                <w:rFonts w:ascii="Cambria Math" w:eastAsiaTheme="minorEastAsia" w:hAnsi="Cambria Math"/>
+                <w:i/>
+              </w:rPr>
+            </m:ctrlPr>
+          </m:sSupPr>
+          <m:e>
+            <m:r>
+              <w:rPr>
+                <w:rFonts w:ascii="Cambria Math" w:eastAsiaTheme="minorEastAsia" w:hAnsi="Cambria Math"/>
+              </w:rPr>
+              <m:t>λ</m:t>
+            </m:r>
+          </m:e>
+          <m:sup>
+            <m:r>
+              <w:rPr>
+                <w:rFonts w:ascii="Cambria Math" w:eastAsiaTheme="minorEastAsia" w:hAnsi="Cambria Math"/>
+              </w:rPr>
+              <m:t>*</m:t>
+            </m:r>
+          </m:sup>
+        </m:sSup>
         <m:r>
           <m:rPr>
             <m:scr m:val="script"/>
           </m:rPr>
           <w:rPr>
-            <w:rFonts w:ascii="Cambria Math" w:hAnsi="Cambria Math"/>
-          </w:rPr>
-          <m:t>N</m:t>
-        </m:r>
-      </m:oMath>
-      <w:r>
-        <w:rPr>
-          <w:rFonts w:eastAsiaTheme="minorEastAsia"/>
-        </w:rPr>
-        <w:t>.</w:t>
-      </w:r>
-      <w:r>
-        <w:rPr>
-          <w:rFonts w:eastAsiaTheme="minorEastAsia"/>
-        </w:rPr>
-        <w:t xml:space="preserve"> The function </w:t>
+            <w:rFonts w:ascii="Cambria Math" w:eastAsiaTheme="minorEastAsia" w:hAnsi="Cambria Math"/>
+          </w:rPr>
+          <m:t xml:space="preserve"> : P</m:t>
+        </m:r>
+        <m:d>
+          <m:dPr>
+            <m:ctrlPr>
+              <w:rPr>
+                <w:rFonts w:ascii="Cambria Math" w:eastAsiaTheme="minorEastAsia" w:hAnsi="Cambria Math"/>
+                <w:i/>
+              </w:rPr>
+            </m:ctrlPr>
+          </m:dPr>
+          <m:e>
+            <m:sSup>
+              <m:sSupPr>
+                <m:ctrlPr>
+                  <w:rPr>
+                    <w:rFonts w:ascii="Cambria Math" w:eastAsiaTheme="minorEastAsia" w:hAnsi="Cambria Math"/>
+                    <w:i/>
+                  </w:rPr>
+                </m:ctrlPr>
+              </m:sSupPr>
+              <m:e>
+                <m:r>
+                  <m:rPr>
+                    <m:scr m:val="double-struck"/>
+                  </m:rPr>
+                  <w:rPr>
+                    <w:rFonts w:ascii="Cambria Math" w:eastAsiaTheme="minorEastAsia" w:hAnsi="Cambria Math"/>
+                  </w:rPr>
+                  <m:t>R</m:t>
+                </m:r>
+              </m:e>
+              <m:sup>
+                <m:r>
+                  <w:rPr>
+                    <w:rFonts w:ascii="Cambria Math" w:eastAsiaTheme="minorEastAsia" w:hAnsi="Cambria Math"/>
+                  </w:rPr>
+                  <m:t>n</m:t>
+                </m:r>
+              </m:sup>
+            </m:sSup>
+          </m:e>
+        </m:d>
+        <m:r>
+          <w:rPr>
+            <w:rFonts w:ascii="Cambria Math" w:eastAsiaTheme="minorEastAsia" w:hAnsi="Cambria Math"/>
+          </w:rPr>
+          <m:t>→</m:t>
+        </m:r>
+        <m:d>
+          <m:dPr>
+            <m:begChr m:val="["/>
+            <m:endChr m:val="]"/>
+            <m:ctrlPr>
+              <w:rPr>
+                <w:rFonts w:ascii="Cambria Math" w:eastAsiaTheme="minorEastAsia" w:hAnsi="Cambria Math"/>
+                <w:i/>
+              </w:rPr>
+            </m:ctrlPr>
+          </m:dPr>
+          <m:e>
+            <m:r>
+              <w:rPr>
+                <w:rFonts w:ascii="Cambria Math" w:eastAsiaTheme="minorEastAsia" w:hAnsi="Cambria Math"/>
+              </w:rPr>
+              <m:t>0,∞</m:t>
+            </m:r>
+          </m:e>
+        </m:d>
+      </m:oMath>
+      <w:r>
+        <w:rPr>
+          <w:rFonts w:eastAsiaTheme="minorEastAsia"/>
+        </w:rPr>
+        <w:t xml:space="preserve"> denote the Lebesgue outer measure on </w:t>
+      </w:r>
+      <m:oMath>
+        <m:sSup>
+          <m:sSupPr>
+            <m:ctrlPr>
+              <w:rPr>
+                <w:rFonts w:ascii="Cambria Math" w:eastAsiaTheme="minorEastAsia" w:hAnsi="Cambria Math"/>
+                <w:i/>
+              </w:rPr>
+            </m:ctrlPr>
+          </m:sSupPr>
+          <m:e>
+            <m:r>
+              <m:rPr>
+                <m:scr m:val="double-struck"/>
+              </m:rPr>
+              <w:rPr>
+                <w:rFonts w:ascii="Cambria Math" w:eastAsiaTheme="minorEastAsia" w:hAnsi="Cambria Math"/>
+              </w:rPr>
+              <m:t>R</m:t>
+            </m:r>
+          </m:e>
+          <m:sup>
+            <m:r>
+              <w:rPr>
+                <w:rFonts w:ascii="Cambria Math" w:eastAsiaTheme="minorEastAsia" w:hAnsi="Cambria Math"/>
+              </w:rPr>
+              <m:t>n</m:t>
+            </m:r>
+          </m:sup>
+        </m:sSup>
+      </m:oMath>
+      <w:r>
+        <w:rPr>
+          <w:rFonts w:eastAsiaTheme="minorEastAsia"/>
+        </w:rPr>
+        <w:t xml:space="preserve">, where </w:t>
       </w:r>
       <m:oMath>
         <m:r>
@@ -3378,187 +4346,1291 @@
             <m:scr m:val="script"/>
           </m:rPr>
           <w:rPr>
-            <w:rFonts w:ascii="Cambria Math" w:hAnsi="Cambria Math"/>
-          </w:rPr>
-          <m:t>N</m:t>
-        </m:r>
-      </m:oMath>
-      <w:r>
-        <w:rPr>
-          <w:rFonts w:eastAsiaTheme="minorEastAsia"/>
-        </w:rPr>
-        <w:t xml:space="preserve"> is called a </w:t>
-      </w:r>
-      <w:r>
-        <w:rPr>
-          <w:rFonts w:eastAsiaTheme="minorEastAsia"/>
+            <w:rFonts w:ascii="Cambria Math" w:eastAsiaTheme="minorEastAsia" w:hAnsi="Cambria Math"/>
+          </w:rPr>
+          <m:t>P</m:t>
+        </m:r>
+        <m:d>
+          <m:dPr>
+            <m:ctrlPr>
+              <w:rPr>
+                <w:rFonts w:ascii="Cambria Math" w:eastAsiaTheme="minorEastAsia" w:hAnsi="Cambria Math"/>
+                <w:i/>
+              </w:rPr>
+            </m:ctrlPr>
+          </m:dPr>
+          <m:e>
+            <m:sSup>
+              <m:sSupPr>
+                <m:ctrlPr>
+                  <w:rPr>
+                    <w:rFonts w:ascii="Cambria Math" w:eastAsiaTheme="minorEastAsia" w:hAnsi="Cambria Math"/>
+                    <w:i/>
+                  </w:rPr>
+                </m:ctrlPr>
+              </m:sSupPr>
+              <m:e>
+                <m:r>
+                  <m:rPr>
+                    <m:scr m:val="double-struck"/>
+                  </m:rPr>
+                  <w:rPr>
+                    <w:rFonts w:ascii="Cambria Math" w:eastAsiaTheme="minorEastAsia" w:hAnsi="Cambria Math"/>
+                  </w:rPr>
+                  <m:t>R</m:t>
+                </m:r>
+              </m:e>
+              <m:sup>
+                <m:r>
+                  <w:rPr>
+                    <w:rFonts w:ascii="Cambria Math" w:eastAsiaTheme="minorEastAsia" w:hAnsi="Cambria Math"/>
+                  </w:rPr>
+                  <m:t>n</m:t>
+                </m:r>
+              </m:sup>
+            </m:sSup>
+          </m:e>
+        </m:d>
+      </m:oMath>
+      <w:r>
+        <w:rPr>
+          <w:rFonts w:eastAsiaTheme="minorEastAsia"/>
+        </w:rPr>
+        <w:t xml:space="preserve"> denotes the power set of </w:t>
+      </w:r>
+      <m:oMath>
+        <m:sSup>
+          <m:sSupPr>
+            <m:ctrlPr>
+              <w:rPr>
+                <w:rFonts w:ascii="Cambria Math" w:eastAsiaTheme="minorEastAsia" w:hAnsi="Cambria Math"/>
+                <w:i/>
+              </w:rPr>
+            </m:ctrlPr>
+          </m:sSupPr>
+          <m:e>
+            <m:r>
+              <m:rPr>
+                <m:scr m:val="double-struck"/>
+              </m:rPr>
+              <w:rPr>
+                <w:rFonts w:ascii="Cambria Math" w:eastAsiaTheme="minorEastAsia" w:hAnsi="Cambria Math"/>
+              </w:rPr>
+              <m:t>R</m:t>
+            </m:r>
+          </m:e>
+          <m:sup>
+            <m:r>
+              <w:rPr>
+                <w:rFonts w:ascii="Cambria Math" w:eastAsiaTheme="minorEastAsia" w:hAnsi="Cambria Math"/>
+              </w:rPr>
+              <m:t>n</m:t>
+            </m:r>
+          </m:sup>
+        </m:sSup>
+      </m:oMath>
+      <w:r>
+        <w:rPr>
+          <w:rFonts w:eastAsiaTheme="minorEastAsia"/>
+        </w:rPr>
+        <w:t xml:space="preserve">, and let </w:t>
+      </w:r>
+      <m:oMath>
+        <m:r>
+          <w:rPr>
+            <w:rFonts w:ascii="Cambria Math" w:eastAsiaTheme="minorEastAsia" w:hAnsi="Cambria Math"/>
+          </w:rPr>
+          <m:t>M</m:t>
+        </m:r>
+        <m:r>
+          <w:rPr>
+            <w:rFonts w:ascii="Cambria Math" w:eastAsiaTheme="minorEastAsia" w:hAnsi="Cambria Math"/>
+          </w:rPr>
+          <m:t>⊆</m:t>
+        </m:r>
+        <m:sSup>
+          <m:sSupPr>
+            <m:ctrlPr>
+              <w:rPr>
+                <w:rFonts w:ascii="Cambria Math" w:eastAsiaTheme="minorEastAsia" w:hAnsi="Cambria Math"/>
+                <w:i/>
+              </w:rPr>
+            </m:ctrlPr>
+          </m:sSupPr>
+          <m:e>
+            <m:r>
+              <m:rPr>
+                <m:scr m:val="double-struck"/>
+              </m:rPr>
+              <w:rPr>
+                <w:rFonts w:ascii="Cambria Math" w:eastAsiaTheme="minorEastAsia" w:hAnsi="Cambria Math"/>
+              </w:rPr>
+              <m:t>R</m:t>
+            </m:r>
+          </m:e>
+          <m:sup>
+            <m:r>
+              <w:rPr>
+                <w:rFonts w:ascii="Cambria Math" w:eastAsiaTheme="minorEastAsia" w:hAnsi="Cambria Math"/>
+              </w:rPr>
+              <m:t>n</m:t>
+            </m:r>
+          </m:sup>
+        </m:sSup>
+      </m:oMath>
+      <w:r>
+        <w:rPr>
+          <w:rFonts w:eastAsiaTheme="minorEastAsia"/>
+        </w:rPr>
+        <w:t xml:space="preserve">. Then </w:t>
+      </w:r>
+      <m:oMath>
+        <m:r>
+          <w:rPr>
+            <w:rFonts w:ascii="Cambria Math" w:eastAsiaTheme="minorEastAsia" w:hAnsi="Cambria Math"/>
+          </w:rPr>
+          <m:t>M</m:t>
+        </m:r>
+      </m:oMath>
+      <w:r>
+        <w:rPr>
+          <w:rFonts w:eastAsiaTheme="minorEastAsia"/>
+        </w:rPr>
+        <w:t xml:space="preserve"> is Lebesgue measurable if and only if </w:t>
+      </w:r>
+      <m:oMath>
+        <m:sSup>
+          <m:sSupPr>
+            <m:ctrlPr>
+              <w:rPr>
+                <w:rFonts w:ascii="Cambria Math" w:eastAsiaTheme="minorEastAsia" w:hAnsi="Cambria Math"/>
+                <w:i/>
+              </w:rPr>
+            </m:ctrlPr>
+          </m:sSupPr>
+          <m:e>
+            <m:r>
+              <w:rPr>
+                <w:rFonts w:ascii="Cambria Math" w:eastAsiaTheme="minorEastAsia" w:hAnsi="Cambria Math"/>
+              </w:rPr>
+              <m:t>λ</m:t>
+            </m:r>
+          </m:e>
+          <m:sup>
+            <m:r>
+              <w:rPr>
+                <w:rFonts w:ascii="Cambria Math" w:eastAsiaTheme="minorEastAsia" w:hAnsi="Cambria Math"/>
+              </w:rPr>
+              <m:t>*</m:t>
+            </m:r>
+          </m:sup>
+        </m:sSup>
+        <m:d>
+          <m:dPr>
+            <m:ctrlPr>
+              <w:rPr>
+                <w:rFonts w:ascii="Cambria Math" w:eastAsiaTheme="minorEastAsia" w:hAnsi="Cambria Math"/>
+                <w:i/>
+              </w:rPr>
+            </m:ctrlPr>
+          </m:dPr>
+          <m:e>
+            <m:r>
+              <w:rPr>
+                <w:rFonts w:ascii="Cambria Math" w:eastAsiaTheme="minorEastAsia" w:hAnsi="Cambria Math"/>
+              </w:rPr>
+              <m:t>S</m:t>
+            </m:r>
+          </m:e>
+        </m:d>
+        <m:r>
+          <w:rPr>
+            <w:rFonts w:ascii="Cambria Math" w:eastAsiaTheme="minorEastAsia" w:hAnsi="Cambria Math"/>
+          </w:rPr>
+          <m:t>=</m:t>
+        </m:r>
+        <m:sSup>
+          <m:sSupPr>
+            <m:ctrlPr>
+              <w:rPr>
+                <w:rFonts w:ascii="Cambria Math" w:eastAsiaTheme="minorEastAsia" w:hAnsi="Cambria Math"/>
+                <w:i/>
+              </w:rPr>
+            </m:ctrlPr>
+          </m:sSupPr>
+          <m:e>
+            <m:r>
+              <w:rPr>
+                <w:rFonts w:ascii="Cambria Math" w:eastAsiaTheme="minorEastAsia" w:hAnsi="Cambria Math"/>
+              </w:rPr>
+              <m:t>λ</m:t>
+            </m:r>
+          </m:e>
+          <m:sup>
+            <m:r>
+              <w:rPr>
+                <w:rFonts w:ascii="Cambria Math" w:eastAsiaTheme="minorEastAsia" w:hAnsi="Cambria Math"/>
+              </w:rPr>
+              <m:t>*</m:t>
+            </m:r>
+          </m:sup>
+        </m:sSup>
+        <m:d>
+          <m:dPr>
+            <m:ctrlPr>
+              <w:rPr>
+                <w:rFonts w:ascii="Cambria Math" w:eastAsiaTheme="minorEastAsia" w:hAnsi="Cambria Math"/>
+                <w:i/>
+              </w:rPr>
+            </m:ctrlPr>
+          </m:dPr>
+          <m:e>
+            <m:r>
+              <w:rPr>
+                <w:rFonts w:ascii="Cambria Math" w:eastAsiaTheme="minorEastAsia" w:hAnsi="Cambria Math"/>
+              </w:rPr>
+              <m:t>S</m:t>
+            </m:r>
+            <m:r>
+              <w:rPr>
+                <w:rFonts w:ascii="Cambria Math" w:eastAsiaTheme="minorEastAsia" w:hAnsi="Cambria Math"/>
+              </w:rPr>
+              <m:t>∩M</m:t>
+            </m:r>
+          </m:e>
+        </m:d>
+        <m:r>
+          <w:rPr>
+            <w:rFonts w:ascii="Cambria Math" w:eastAsiaTheme="minorEastAsia" w:hAnsi="Cambria Math"/>
+          </w:rPr>
+          <m:t>+</m:t>
+        </m:r>
+        <m:sSup>
+          <m:sSupPr>
+            <m:ctrlPr>
+              <w:rPr>
+                <w:rFonts w:ascii="Cambria Math" w:eastAsiaTheme="minorEastAsia" w:hAnsi="Cambria Math"/>
+                <w:i/>
+              </w:rPr>
+            </m:ctrlPr>
+          </m:sSupPr>
+          <m:e>
+            <m:r>
+              <w:rPr>
+                <w:rFonts w:ascii="Cambria Math" w:eastAsiaTheme="minorEastAsia" w:hAnsi="Cambria Math"/>
+              </w:rPr>
+              <m:t>λ</m:t>
+            </m:r>
+          </m:e>
+          <m:sup>
+            <m:r>
+              <w:rPr>
+                <w:rFonts w:ascii="Cambria Math" w:eastAsiaTheme="minorEastAsia" w:hAnsi="Cambria Math"/>
+              </w:rPr>
+              <m:t>*</m:t>
+            </m:r>
+          </m:sup>
+        </m:sSup>
+        <m:d>
+          <m:dPr>
+            <m:ctrlPr>
+              <w:rPr>
+                <w:rFonts w:ascii="Cambria Math" w:eastAsiaTheme="minorEastAsia" w:hAnsi="Cambria Math"/>
+                <w:i/>
+              </w:rPr>
+            </m:ctrlPr>
+          </m:dPr>
+          <m:e>
+            <m:r>
+              <w:rPr>
+                <w:rFonts w:ascii="Cambria Math" w:eastAsiaTheme="minorEastAsia" w:hAnsi="Cambria Math"/>
+              </w:rPr>
+              <m:t>S∩</m:t>
+            </m:r>
+            <m:sSup>
+              <m:sSupPr>
+                <m:ctrlPr>
+                  <w:rPr>
+                    <w:rFonts w:ascii="Cambria Math" w:eastAsiaTheme="minorEastAsia" w:hAnsi="Cambria Math"/>
+                    <w:i/>
+                  </w:rPr>
+                </m:ctrlPr>
+              </m:sSupPr>
+              <m:e>
+                <m:r>
+                  <w:rPr>
+                    <w:rFonts w:ascii="Cambria Math" w:eastAsiaTheme="minorEastAsia" w:hAnsi="Cambria Math"/>
+                  </w:rPr>
+                  <m:t>M</m:t>
+                </m:r>
+              </m:e>
+              <m:sup>
+                <m:r>
+                  <w:rPr>
+                    <w:rFonts w:ascii="Cambria Math" w:eastAsiaTheme="minorEastAsia" w:hAnsi="Cambria Math"/>
+                  </w:rPr>
+                  <m:t>C</m:t>
+                </m:r>
+              </m:sup>
+            </m:sSup>
+          </m:e>
+        </m:d>
+      </m:oMath>
+      <w:r>
+        <w:rPr>
+          <w:rFonts w:eastAsiaTheme="minorEastAsia"/>
+        </w:rPr>
+        <w:t xml:space="preserve"> for every </w:t>
+      </w:r>
+      <m:oMath>
+        <m:r>
+          <w:rPr>
+            <w:rFonts w:ascii="Cambria Math" w:eastAsiaTheme="minorEastAsia" w:hAnsi="Cambria Math"/>
+          </w:rPr>
+          <m:t>S</m:t>
+        </m:r>
+        <m:r>
+          <w:rPr>
+            <w:rFonts w:ascii="Cambria Math" w:eastAsiaTheme="minorEastAsia" w:hAnsi="Cambria Math"/>
+          </w:rPr>
+          <m:t>⊆</m:t>
+        </m:r>
+        <m:sSup>
+          <m:sSupPr>
+            <m:ctrlPr>
+              <w:rPr>
+                <w:rFonts w:ascii="Cambria Math" w:eastAsiaTheme="minorEastAsia" w:hAnsi="Cambria Math"/>
+                <w:i/>
+              </w:rPr>
+            </m:ctrlPr>
+          </m:sSupPr>
+          <m:e>
+            <m:r>
+              <m:rPr>
+                <m:scr m:val="double-struck"/>
+              </m:rPr>
+              <w:rPr>
+                <w:rFonts w:ascii="Cambria Math" w:eastAsiaTheme="minorEastAsia" w:hAnsi="Cambria Math"/>
+              </w:rPr>
+              <m:t>R</m:t>
+            </m:r>
+          </m:e>
+          <m:sup>
+            <m:r>
+              <w:rPr>
+                <w:rFonts w:ascii="Cambria Math" w:eastAsiaTheme="minorEastAsia" w:hAnsi="Cambria Math"/>
+              </w:rPr>
+              <m:t>n</m:t>
+            </m:r>
+          </m:sup>
+        </m:sSup>
+      </m:oMath>
+      <w:r>
+        <w:rPr>
+          <w:rFonts w:eastAsiaTheme="minorEastAsia"/>
+        </w:rPr>
+        <w:t xml:space="preserve">, where </w:t>
+      </w:r>
+      <m:oMath>
+        <m:sSup>
+          <m:sSupPr>
+            <m:ctrlPr>
+              <w:rPr>
+                <w:rFonts w:ascii="Cambria Math" w:eastAsiaTheme="minorEastAsia" w:hAnsi="Cambria Math"/>
+                <w:i/>
+              </w:rPr>
+            </m:ctrlPr>
+          </m:sSupPr>
+          <m:e>
+            <m:r>
+              <w:rPr>
+                <w:rFonts w:ascii="Cambria Math" w:eastAsiaTheme="minorEastAsia" w:hAnsi="Cambria Math"/>
+              </w:rPr>
+              <m:t>M</m:t>
+            </m:r>
+          </m:e>
+          <m:sup>
+            <m:r>
+              <w:rPr>
+                <w:rFonts w:ascii="Cambria Math" w:eastAsiaTheme="minorEastAsia" w:hAnsi="Cambria Math"/>
+              </w:rPr>
+              <m:t>C</m:t>
+            </m:r>
+          </m:sup>
+        </m:sSup>
+      </m:oMath>
+      <w:r>
+        <w:rPr>
+          <w:rFonts w:eastAsiaTheme="minorEastAsia"/>
+        </w:rPr>
+        <w:t xml:space="preserve"> denotes the complement of </w:t>
+      </w:r>
+      <m:oMath>
+        <m:r>
+          <w:rPr>
+            <w:rFonts w:ascii="Cambria Math" w:eastAsiaTheme="minorEastAsia" w:hAnsi="Cambria Math"/>
+          </w:rPr>
+          <m:t>M</m:t>
+        </m:r>
+      </m:oMath>
+      <w:r>
+        <w:rPr>
+          <w:rFonts w:eastAsiaTheme="minorEastAsia"/>
+        </w:rPr>
+        <w:t>.</w:t>
+      </w:r>
+    </w:p>
+    <w:p/>
+    <w:p>
+      <w:r>
+        <w:rPr>
+          <w:b/>
+          <w:bCs/>
+        </w:rPr>
+        <w:t>Definition</w:t>
+      </w:r>
+      <w:r>
+        <w:t xml:space="preserve"> </w:t>
+      </w:r>
+      <w:r>
+        <w:rPr>
           <w:i/>
           <w:iCs/>
         </w:rPr>
-        <w:t>neighborhood topology</w:t>
-      </w:r>
-      <w:r>
-        <w:rPr>
-          <w:rFonts w:eastAsiaTheme="minorEastAsia"/>
-        </w:rPr>
-        <w:t xml:space="preserve"> if the axioms below are satisfied in which case the pair </w:t>
-      </w:r>
-      <m:oMath>
-        <m:r>
-          <w:rPr>
-            <w:rFonts w:ascii="Cambria Math" w:eastAsiaTheme="minorEastAsia" w:hAnsi="Cambria Math"/>
-          </w:rPr>
-          <m:t>X</m:t>
-        </m:r>
-        <m:r>
-          <w:rPr>
-            <w:rFonts w:ascii="Cambria Math" w:eastAsiaTheme="minorEastAsia" w:hAnsi="Cambria Math"/>
-          </w:rPr>
-          <m:t>,</m:t>
+        <w:t>Caratheodory-measurable space (generalization to abstract spaces)</w:t>
+      </w:r>
+    </w:p>
+    <w:p>
+      <w:pPr>
+        <w:rPr>
+          <w:rFonts w:eastAsiaTheme="minorEastAsia"/>
+        </w:rPr>
+      </w:pPr>
+      <w:r>
+        <w:t>The Caratheodory criterion readily generalizes to a characterization of measurability in abstract spaces</w:t>
+      </w:r>
+      <w:r>
+        <w:t xml:space="preserve">, extending the definition of measurability. Let </w:t>
+      </w:r>
+      <m:oMath>
+        <m:sSup>
+          <m:sSupPr>
+            <m:ctrlPr>
+              <w:rPr>
+                <w:rFonts w:ascii="Cambria Math" w:hAnsi="Cambria Math"/>
+                <w:i/>
+              </w:rPr>
+            </m:ctrlPr>
+          </m:sSupPr>
+          <m:e>
+            <m:r>
+              <w:rPr>
+                <w:rFonts w:ascii="Cambria Math" w:hAnsi="Cambria Math"/>
+              </w:rPr>
+              <m:t>μ</m:t>
+            </m:r>
+          </m:e>
+          <m:sup>
+            <m:r>
+              <w:rPr>
+                <w:rFonts w:ascii="Cambria Math" w:hAnsi="Cambria Math"/>
+              </w:rPr>
+              <m:t>*</m:t>
+            </m:r>
+          </m:sup>
+        </m:sSup>
+        <m:r>
+          <w:rPr>
+            <w:rFonts w:ascii="Cambria Math" w:hAnsi="Cambria Math"/>
+          </w:rPr>
+          <m:t xml:space="preserve"> : </m:t>
         </m:r>
         <m:r>
           <m:rPr>
             <m:scr m:val="script"/>
           </m:rPr>
           <w:rPr>
-            <w:rFonts w:ascii="Cambria Math" w:hAnsi="Cambria Math"/>
-          </w:rPr>
-          <m:t>N</m:t>
-        </m:r>
-      </m:oMath>
-      <w:r>
-        <w:rPr>
-          <w:rFonts w:eastAsiaTheme="minorEastAsia"/>
-        </w:rPr>
-        <w:t xml:space="preserve"> is a </w:t>
-      </w:r>
-      <w:r>
-        <w:rPr>
-          <w:rFonts w:eastAsiaTheme="minorEastAsia"/>
-          <w:i/>
-          <w:iCs/>
-        </w:rPr>
-        <w:t>topological space</w:t>
-      </w:r>
-      <w:r>
-        <w:rPr>
-          <w:rFonts w:eastAsiaTheme="minorEastAsia"/>
-        </w:rPr>
-        <w:t xml:space="preserve">. </w:t>
-      </w:r>
-    </w:p>
-    <w:p>
-      <w:pPr>
-        <w:rPr>
-          <w:rFonts w:eastAsiaTheme="minorEastAsia"/>
-        </w:rPr>
-      </w:pPr>
-      <w:r>
-        <w:lastRenderedPageBreak/>
-        <w:t xml:space="preserve">1) If </w:t>
-      </w:r>
-      <m:oMath>
-        <m:r>
-          <w:rPr>
-            <w:rFonts w:ascii="Cambria Math" w:hAnsi="Cambria Math"/>
-          </w:rPr>
-          <m:t>N</m:t>
-        </m:r>
-      </m:oMath>
-      <w:r>
-        <w:t xml:space="preserve"> is a neighborhood of </w:t>
-      </w:r>
-      <m:oMath>
-        <m:r>
-          <w:rPr>
-            <w:rFonts w:ascii="Cambria Math" w:hAnsi="Cambria Math"/>
-          </w:rPr>
-          <m:t>x</m:t>
-        </m:r>
-      </m:oMath>
-      <w:r>
-        <w:t xml:space="preserve"> i.e. </w:t>
-      </w:r>
-      <m:oMath>
-        <m:r>
-          <w:rPr>
-            <w:rFonts w:ascii="Cambria Math" w:hAnsi="Cambria Math"/>
-          </w:rPr>
-          <m:t>N</m:t>
-        </m:r>
-        <m:r>
-          <w:rPr>
-            <w:rFonts w:ascii="Cambria Math" w:hAnsi="Cambria Math"/>
-          </w:rPr>
-          <m:t>∈</m:t>
-        </m:r>
+            <w:rFonts w:ascii="Cambria Math" w:eastAsiaTheme="minorEastAsia" w:hAnsi="Cambria Math"/>
+          </w:rPr>
+          <m:t>P</m:t>
+        </m:r>
+        <m:d>
+          <m:dPr>
+            <m:ctrlPr>
+              <w:rPr>
+                <w:rFonts w:ascii="Cambria Math" w:eastAsiaTheme="minorEastAsia" w:hAnsi="Cambria Math"/>
+                <w:i/>
+              </w:rPr>
+            </m:ctrlPr>
+          </m:dPr>
+          <m:e>
+            <m:r>
+              <m:rPr>
+                <m:sty m:val="p"/>
+              </m:rPr>
+              <w:rPr>
+                <w:rFonts w:ascii="Cambria Math" w:eastAsiaTheme="minorEastAsia" w:hAnsi="Cambria Math"/>
+              </w:rPr>
+              <m:t>Ω</m:t>
+            </m:r>
+          </m:e>
+        </m:d>
+        <m:r>
+          <w:rPr>
+            <w:rFonts w:ascii="Cambria Math" w:eastAsiaTheme="minorEastAsia" w:hAnsi="Cambria Math"/>
+          </w:rPr>
+          <m:t>→</m:t>
+        </m:r>
+        <m:d>
+          <m:dPr>
+            <m:begChr m:val="["/>
+            <m:endChr m:val="]"/>
+            <m:ctrlPr>
+              <w:rPr>
+                <w:rFonts w:ascii="Cambria Math" w:eastAsiaTheme="minorEastAsia" w:hAnsi="Cambria Math"/>
+                <w:i/>
+              </w:rPr>
+            </m:ctrlPr>
+          </m:dPr>
+          <m:e>
+            <m:r>
+              <w:rPr>
+                <w:rFonts w:ascii="Cambria Math" w:eastAsiaTheme="minorEastAsia" w:hAnsi="Cambria Math"/>
+              </w:rPr>
+              <m:t>0,∞</m:t>
+            </m:r>
+          </m:e>
+        </m:d>
+      </m:oMath>
+      <w:r>
+        <w:rPr>
+          <w:rFonts w:eastAsiaTheme="minorEastAsia"/>
+        </w:rPr>
+        <w:t xml:space="preserve"> is an outer measure on a set </w:t>
+      </w:r>
+      <m:oMath>
+        <m:r>
+          <m:rPr>
+            <m:sty m:val="p"/>
+          </m:rPr>
+          <w:rPr>
+            <w:rFonts w:ascii="Cambria Math" w:eastAsiaTheme="minorEastAsia" w:hAnsi="Cambria Math"/>
+          </w:rPr>
+          <m:t>Ω</m:t>
+        </m:r>
+      </m:oMath>
+      <w:r>
+        <w:rPr>
+          <w:rFonts w:eastAsiaTheme="minorEastAsia"/>
+        </w:rPr>
+        <w:t xml:space="preserve">, where </w:t>
+      </w:r>
+      <m:oMath>
         <m:r>
           <m:rPr>
             <m:scr m:val="script"/>
           </m:rPr>
           <w:rPr>
-            <w:rFonts w:ascii="Cambria Math" w:hAnsi="Cambria Math"/>
-          </w:rPr>
-          <m:t>N</m:t>
+            <w:rFonts w:ascii="Cambria Math" w:eastAsiaTheme="minorEastAsia" w:hAnsi="Cambria Math"/>
+          </w:rPr>
+          <m:t>P</m:t>
         </m:r>
         <m:d>
           <m:dPr>
             <m:ctrlPr>
               <w:rPr>
+                <w:rFonts w:ascii="Cambria Math" w:eastAsiaTheme="minorEastAsia" w:hAnsi="Cambria Math"/>
+                <w:i/>
+              </w:rPr>
+            </m:ctrlPr>
+          </m:dPr>
+          <m:e>
+            <m:r>
+              <m:rPr>
+                <m:sty m:val="p"/>
+              </m:rPr>
+              <w:rPr>
+                <w:rFonts w:ascii="Cambria Math" w:eastAsiaTheme="minorEastAsia" w:hAnsi="Cambria Math"/>
+              </w:rPr>
+              <m:t>Ω</m:t>
+            </m:r>
+          </m:e>
+        </m:d>
+      </m:oMath>
+      <w:r>
+        <w:rPr>
+          <w:rFonts w:eastAsiaTheme="minorEastAsia"/>
+        </w:rPr>
+        <w:t xml:space="preserve"> denotes the power set of </w:t>
+      </w:r>
+      <m:oMath>
+        <m:r>
+          <m:rPr>
+            <m:sty m:val="p"/>
+          </m:rPr>
+          <w:rPr>
+            <w:rFonts w:ascii="Cambria Math" w:eastAsiaTheme="minorEastAsia" w:hAnsi="Cambria Math"/>
+          </w:rPr>
+          <m:t>Ω</m:t>
+        </m:r>
+      </m:oMath>
+      <w:r>
+        <w:rPr>
+          <w:rFonts w:eastAsiaTheme="minorEastAsia"/>
+        </w:rPr>
+        <w:t xml:space="preserve">. The subset </w:t>
+      </w:r>
+      <m:oMath>
+        <m:r>
+          <w:rPr>
+            <w:rFonts w:ascii="Cambria Math" w:eastAsiaTheme="minorEastAsia" w:hAnsi="Cambria Math"/>
+          </w:rPr>
+          <m:t>M</m:t>
+        </m:r>
+        <m:r>
+          <w:rPr>
+            <w:rFonts w:ascii="Cambria Math" w:eastAsiaTheme="minorEastAsia" w:hAnsi="Cambria Math"/>
+          </w:rPr>
+          <m:t>⊆</m:t>
+        </m:r>
+        <m:r>
+          <m:rPr>
+            <m:sty m:val="p"/>
+          </m:rPr>
+          <w:rPr>
+            <w:rFonts w:ascii="Cambria Math" w:eastAsiaTheme="minorEastAsia" w:hAnsi="Cambria Math"/>
+          </w:rPr>
+          <m:t>Ω</m:t>
+        </m:r>
+      </m:oMath>
+      <w:r>
+        <w:rPr>
+          <w:rFonts w:eastAsiaTheme="minorEastAsia"/>
+        </w:rPr>
+        <w:t xml:space="preserve"> is called </w:t>
+      </w:r>
+      <m:oMath>
+        <m:sSup>
+          <m:sSupPr>
+            <m:ctrlPr>
+              <w:rPr>
                 <w:rFonts w:ascii="Cambria Math" w:hAnsi="Cambria Math"/>
                 <w:i/>
               </w:rPr>
             </m:ctrlPr>
+          </m:sSupPr>
+          <m:e>
+            <m:r>
+              <w:rPr>
+                <w:rFonts w:ascii="Cambria Math" w:hAnsi="Cambria Math"/>
+              </w:rPr>
+              <m:t>μ</m:t>
+            </m:r>
+          </m:e>
+          <m:sup>
+            <m:r>
+              <w:rPr>
+                <w:rFonts w:ascii="Cambria Math" w:hAnsi="Cambria Math"/>
+              </w:rPr>
+              <m:t>*</m:t>
+            </m:r>
+          </m:sup>
+        </m:sSup>
+      </m:oMath>
+      <w:r>
+        <w:rPr>
+          <w:rFonts w:eastAsiaTheme="minorEastAsia"/>
+        </w:rPr>
+        <w:t xml:space="preserve">-measurable or Caratheodory-measurable if for every </w:t>
+      </w:r>
+      <m:oMath>
+        <m:r>
+          <w:rPr>
+            <w:rFonts w:ascii="Cambria Math" w:eastAsiaTheme="minorEastAsia" w:hAnsi="Cambria Math"/>
+          </w:rPr>
+          <m:t>S⊆</m:t>
+        </m:r>
+        <m:r>
+          <m:rPr>
+            <m:sty m:val="p"/>
+          </m:rPr>
+          <w:rPr>
+            <w:rFonts w:ascii="Cambria Math" w:eastAsiaTheme="minorEastAsia" w:hAnsi="Cambria Math"/>
+          </w:rPr>
+          <m:t>Ω</m:t>
+        </m:r>
+      </m:oMath>
+      <w:r>
+        <w:rPr>
+          <w:rFonts w:eastAsiaTheme="minorEastAsia"/>
+        </w:rPr>
+        <w:t xml:space="preserve">, the equality </w:t>
+      </w:r>
+    </w:p>
+    <w:p>
+      <w:pPr>
+        <w:rPr>
+          <w:rFonts w:eastAsiaTheme="minorEastAsia"/>
+        </w:rPr>
+      </w:pPr>
+    </w:p>
+    <w:p>
+      <m:oMath>
+        <m:sSup>
+          <m:sSupPr>
+            <m:ctrlPr>
+              <w:rPr>
+                <w:rFonts w:ascii="Cambria Math" w:hAnsi="Cambria Math"/>
+                <w:i/>
+              </w:rPr>
+            </m:ctrlPr>
+          </m:sSupPr>
+          <m:e>
+            <m:r>
+              <w:rPr>
+                <w:rFonts w:ascii="Cambria Math" w:hAnsi="Cambria Math"/>
+              </w:rPr>
+              <m:t>μ</m:t>
+            </m:r>
+          </m:e>
+          <m:sup>
+            <m:r>
+              <w:rPr>
+                <w:rFonts w:ascii="Cambria Math" w:hAnsi="Cambria Math"/>
+              </w:rPr>
+              <m:t>*</m:t>
+            </m:r>
+          </m:sup>
+        </m:sSup>
+        <m:d>
+          <m:dPr>
+            <m:ctrlPr>
+              <w:rPr>
+                <w:rFonts w:ascii="Cambria Math" w:hAnsi="Cambria Math"/>
+                <w:i/>
+              </w:rPr>
+            </m:ctrlPr>
           </m:dPr>
           <m:e>
             <m:r>
               <w:rPr>
                 <w:rFonts w:ascii="Cambria Math" w:hAnsi="Cambria Math"/>
               </w:rPr>
-              <m:t>x</m:t>
+              <m:t>S</m:t>
             </m:r>
           </m:e>
         </m:d>
-      </m:oMath>
-      <w:r>
-        <w:rPr>
-          <w:rFonts w:eastAsiaTheme="minorEastAsia"/>
-        </w:rPr>
-        <w:t xml:space="preserve">, then </w:t>
-      </w:r>
-      <m:oMath>
-        <m:r>
-          <w:rPr>
-            <w:rFonts w:ascii="Cambria Math" w:eastAsiaTheme="minorEastAsia" w:hAnsi="Cambria Math"/>
-          </w:rPr>
-          <m:t>x</m:t>
-        </m:r>
-        <m:r>
-          <w:rPr>
-            <w:rFonts w:ascii="Cambria Math" w:eastAsiaTheme="minorEastAsia" w:hAnsi="Cambria Math"/>
-          </w:rPr>
-          <m:t>∈N</m:t>
-        </m:r>
-      </m:oMath>
-      <w:r>
-        <w:rPr>
-          <w:rFonts w:eastAsiaTheme="minorEastAsia"/>
-        </w:rPr>
-        <w:t xml:space="preserve">. In other words, each point of the set </w:t>
-      </w:r>
-      <m:oMath>
-        <m:r>
-          <w:rPr>
-            <w:rFonts w:ascii="Cambria Math" w:eastAsiaTheme="minorEastAsia" w:hAnsi="Cambria Math"/>
+        <m:r>
+          <w:rPr>
+            <w:rFonts w:ascii="Cambria Math" w:hAnsi="Cambria Math"/>
+          </w:rPr>
+          <m:t>=</m:t>
+        </m:r>
+        <m:sSup>
+          <m:sSupPr>
+            <m:ctrlPr>
+              <w:rPr>
+                <w:rFonts w:ascii="Cambria Math" w:hAnsi="Cambria Math"/>
+                <w:i/>
+              </w:rPr>
+            </m:ctrlPr>
+          </m:sSupPr>
+          <m:e>
+            <m:r>
+              <w:rPr>
+                <w:rFonts w:ascii="Cambria Math" w:hAnsi="Cambria Math"/>
+              </w:rPr>
+              <m:t>μ</m:t>
+            </m:r>
+          </m:e>
+          <m:sup>
+            <m:r>
+              <w:rPr>
+                <w:rFonts w:ascii="Cambria Math" w:hAnsi="Cambria Math"/>
+              </w:rPr>
+              <m:t>*</m:t>
+            </m:r>
+          </m:sup>
+        </m:sSup>
+        <m:d>
+          <m:dPr>
+            <m:ctrlPr>
+              <w:rPr>
+                <w:rFonts w:ascii="Cambria Math" w:hAnsi="Cambria Math"/>
+                <w:i/>
+              </w:rPr>
+            </m:ctrlPr>
+          </m:dPr>
+          <m:e>
+            <m:r>
+              <w:rPr>
+                <w:rFonts w:ascii="Cambria Math" w:hAnsi="Cambria Math"/>
+              </w:rPr>
+              <m:t>S</m:t>
+            </m:r>
+            <m:r>
+              <w:rPr>
+                <w:rFonts w:ascii="Cambria Math" w:hAnsi="Cambria Math"/>
+              </w:rPr>
+              <m:t>∩M</m:t>
+            </m:r>
+          </m:e>
+        </m:d>
+        <m:r>
+          <w:rPr>
+            <w:rFonts w:ascii="Cambria Math" w:hAnsi="Cambria Math"/>
+          </w:rPr>
+          <m:t>+</m:t>
+        </m:r>
+        <m:sSup>
+          <m:sSupPr>
+            <m:ctrlPr>
+              <w:rPr>
+                <w:rFonts w:ascii="Cambria Math" w:hAnsi="Cambria Math"/>
+                <w:i/>
+              </w:rPr>
+            </m:ctrlPr>
+          </m:sSupPr>
+          <m:e>
+            <m:r>
+              <w:rPr>
+                <w:rFonts w:ascii="Cambria Math" w:hAnsi="Cambria Math"/>
+              </w:rPr>
+              <m:t>μ</m:t>
+            </m:r>
+          </m:e>
+          <m:sup>
+            <m:r>
+              <w:rPr>
+                <w:rFonts w:ascii="Cambria Math" w:hAnsi="Cambria Math"/>
+              </w:rPr>
+              <m:t>*</m:t>
+            </m:r>
+          </m:sup>
+        </m:sSup>
+        <m:d>
+          <m:dPr>
+            <m:ctrlPr>
+              <w:rPr>
+                <w:rFonts w:ascii="Cambria Math" w:hAnsi="Cambria Math"/>
+                <w:i/>
+              </w:rPr>
+            </m:ctrlPr>
+          </m:dPr>
+          <m:e>
+            <m:r>
+              <w:rPr>
+                <w:rFonts w:ascii="Cambria Math" w:hAnsi="Cambria Math"/>
+              </w:rPr>
+              <m:t>S∩</m:t>
+            </m:r>
+            <m:sSup>
+              <m:sSupPr>
+                <m:ctrlPr>
+                  <w:rPr>
+                    <w:rFonts w:ascii="Cambria Math" w:hAnsi="Cambria Math"/>
+                    <w:i/>
+                  </w:rPr>
+                </m:ctrlPr>
+              </m:sSupPr>
+              <m:e>
+                <m:r>
+                  <w:rPr>
+                    <w:rFonts w:ascii="Cambria Math" w:hAnsi="Cambria Math"/>
+                  </w:rPr>
+                  <m:t>M</m:t>
+                </m:r>
+              </m:e>
+              <m:sup>
+                <m:r>
+                  <w:rPr>
+                    <w:rFonts w:ascii="Cambria Math" w:hAnsi="Cambria Math"/>
+                  </w:rPr>
+                  <m:t>C</m:t>
+                </m:r>
+              </m:sup>
+            </m:sSup>
+          </m:e>
+        </m:d>
+      </m:oMath>
+      <w:r>
+        <w:rPr>
+          <w:rFonts w:eastAsiaTheme="minorEastAsia"/>
+        </w:rPr>
+        <w:t xml:space="preserve"> </w:t>
+      </w:r>
+    </w:p>
+    <w:p/>
+    <w:p>
+      <w:pPr>
+        <w:rPr>
+          <w:rFonts w:eastAsiaTheme="minorEastAsia"/>
+        </w:rPr>
+      </w:pPr>
+      <w:r>
+        <w:t xml:space="preserve">holds where </w:t>
+      </w:r>
+      <m:oMath>
+        <m:sSup>
+          <m:sSupPr>
+            <m:ctrlPr>
+              <w:rPr>
+                <w:rFonts w:ascii="Cambria Math" w:hAnsi="Cambria Math"/>
+                <w:i/>
+              </w:rPr>
+            </m:ctrlPr>
+          </m:sSupPr>
+          <m:e>
+            <m:r>
+              <w:rPr>
+                <w:rFonts w:ascii="Cambria Math" w:hAnsi="Cambria Math"/>
+              </w:rPr>
+              <m:t>M</m:t>
+            </m:r>
+          </m:e>
+          <m:sup>
+            <m:r>
+              <w:rPr>
+                <w:rFonts w:ascii="Cambria Math" w:hAnsi="Cambria Math"/>
+              </w:rPr>
+              <m:t>C</m:t>
+            </m:r>
+          </m:sup>
+        </m:sSup>
+        <m:r>
+          <w:rPr>
+            <w:rFonts w:ascii="Cambria Math" w:hAnsi="Cambria Math"/>
+          </w:rPr>
+          <m:t>≔</m:t>
+        </m:r>
+        <m:r>
+          <m:rPr>
+            <m:sty m:val="p"/>
+          </m:rPr>
+          <w:rPr>
+            <w:rFonts w:ascii="Cambria Math" w:eastAsiaTheme="minorEastAsia" w:hAnsi="Cambria Math"/>
+          </w:rPr>
+          <m:t>Ω</m:t>
+        </m:r>
+        <m:r>
+          <m:rPr>
+            <m:sty m:val="p"/>
+          </m:rPr>
+          <w:rPr>
+            <w:rFonts w:ascii="Cambria Math" w:eastAsiaTheme="minorEastAsia" w:hAnsi="Cambria Math"/>
+          </w:rPr>
+          <m:t xml:space="preserve"> \</m:t>
+        </m:r>
+        <m:r>
+          <m:rPr>
+            <m:lit/>
+            <m:sty m:val="p"/>
+          </m:rPr>
+          <w:rPr>
+            <w:rFonts w:ascii="Cambria Math" w:eastAsiaTheme="minorEastAsia" w:hAnsi="Cambria Math"/>
+          </w:rPr>
+          <m:t xml:space="preserve"> </m:t>
+        </m:r>
+        <m:r>
+          <m:rPr>
+            <m:sty m:val="p"/>
+          </m:rPr>
+          <w:rPr>
+            <w:rFonts w:ascii="Cambria Math" w:eastAsiaTheme="minorEastAsia" w:hAnsi="Cambria Math"/>
+          </w:rPr>
+          <m:t>M</m:t>
+        </m:r>
+      </m:oMath>
+      <w:r>
+        <w:rPr>
+          <w:rFonts w:eastAsiaTheme="minorEastAsia"/>
+        </w:rPr>
+        <w:t>.</w:t>
+      </w:r>
+    </w:p>
+    <w:p>
+      <w:pPr>
+        <w:rPr>
+          <w:rFonts w:eastAsiaTheme="minorEastAsia"/>
+        </w:rPr>
+      </w:pPr>
+    </w:p>
+    <w:p>
+      <w:pPr>
+        <w:rPr>
+          <w:rFonts w:eastAsiaTheme="minorEastAsia"/>
+        </w:rPr>
+      </w:pPr>
+      <w:r>
+        <w:rPr>
+          <w:rFonts w:eastAsiaTheme="minorEastAsia"/>
+          <w:b/>
+          <w:bCs/>
+        </w:rPr>
+        <w:t>Lemma</w:t>
+      </w:r>
+      <w:r>
+        <w:rPr>
+          <w:rFonts w:eastAsiaTheme="minorEastAsia"/>
+        </w:rPr>
+        <w:t xml:space="preserve"> The family of all </w:t>
+      </w:r>
+      <m:oMath>
+        <m:sSup>
+          <m:sSupPr>
+            <m:ctrlPr>
+              <w:rPr>
+                <w:rFonts w:ascii="Cambria Math" w:hAnsi="Cambria Math"/>
+                <w:i/>
+              </w:rPr>
+            </m:ctrlPr>
+          </m:sSupPr>
+          <m:e>
+            <m:r>
+              <w:rPr>
+                <w:rFonts w:ascii="Cambria Math" w:hAnsi="Cambria Math"/>
+              </w:rPr>
+              <m:t>μ</m:t>
+            </m:r>
+          </m:e>
+          <m:sup>
+            <m:r>
+              <w:rPr>
+                <w:rFonts w:ascii="Cambria Math" w:hAnsi="Cambria Math"/>
+              </w:rPr>
+              <m:t>*</m:t>
+            </m:r>
+          </m:sup>
+        </m:sSup>
+      </m:oMath>
+      <w:r>
+        <w:rPr>
+          <w:rFonts w:eastAsiaTheme="minorEastAsia"/>
+        </w:rPr>
+        <w:t xml:space="preserve">-measurable subsets is a </w:t>
+      </w:r>
+      <m:oMath>
+        <m:r>
+          <w:rPr>
+            <w:rFonts w:ascii="Cambria Math" w:eastAsiaTheme="minorEastAsia" w:hAnsi="Cambria Math"/>
+          </w:rPr>
+          <m:t>σ</m:t>
+        </m:r>
+      </m:oMath>
+      <w:r>
+        <w:rPr>
+          <w:rFonts w:eastAsiaTheme="minorEastAsia"/>
+        </w:rPr>
+        <w:t>-algebra</w:t>
+      </w:r>
+    </w:p>
+    <w:p>
+      <w:pPr>
+        <w:rPr>
+          <w:rFonts w:eastAsiaTheme="minorEastAsia"/>
+        </w:rPr>
+      </w:pPr>
+      <w:r>
+        <w:rPr>
+          <w:rFonts w:eastAsiaTheme="minorEastAsia"/>
+        </w:rPr>
+        <w:t xml:space="preserve">The complement of </w:t>
+      </w:r>
+      <m:oMath>
+        <m:sSup>
+          <m:sSupPr>
+            <m:ctrlPr>
+              <w:rPr>
+                <w:rFonts w:ascii="Cambria Math" w:hAnsi="Cambria Math"/>
+                <w:i/>
+              </w:rPr>
+            </m:ctrlPr>
+          </m:sSupPr>
+          <m:e>
+            <m:r>
+              <w:rPr>
+                <w:rFonts w:ascii="Cambria Math" w:hAnsi="Cambria Math"/>
+              </w:rPr>
+              <m:t>μ</m:t>
+            </m:r>
+          </m:e>
+          <m:sup>
+            <m:r>
+              <w:rPr>
+                <w:rFonts w:ascii="Cambria Math" w:hAnsi="Cambria Math"/>
+              </w:rPr>
+              <m:t>*</m:t>
+            </m:r>
+          </m:sup>
+        </m:sSup>
+      </m:oMath>
+      <w:r>
+        <w:rPr>
+          <w:rFonts w:eastAsiaTheme="minorEastAsia"/>
+        </w:rPr>
+        <w:t>-measurable</w:t>
+      </w:r>
+      <w:r>
+        <w:rPr>
+          <w:rFonts w:eastAsiaTheme="minorEastAsia"/>
+        </w:rPr>
+        <w:t xml:space="preserve"> set is also </w:t>
+      </w:r>
+      <m:oMath>
+        <m:sSup>
+          <m:sSupPr>
+            <m:ctrlPr>
+              <w:rPr>
+                <w:rFonts w:ascii="Cambria Math" w:hAnsi="Cambria Math"/>
+                <w:i/>
+              </w:rPr>
+            </m:ctrlPr>
+          </m:sSupPr>
+          <m:e>
+            <m:r>
+              <w:rPr>
+                <w:rFonts w:ascii="Cambria Math" w:hAnsi="Cambria Math"/>
+              </w:rPr>
+              <m:t>μ</m:t>
+            </m:r>
+          </m:e>
+          <m:sup>
+            <m:r>
+              <w:rPr>
+                <w:rFonts w:ascii="Cambria Math" w:hAnsi="Cambria Math"/>
+              </w:rPr>
+              <m:t>*</m:t>
+            </m:r>
+          </m:sup>
+        </m:sSup>
+      </m:oMath>
+      <w:r>
+        <w:rPr>
+          <w:rFonts w:eastAsiaTheme="minorEastAsia"/>
+        </w:rPr>
+        <w:t>-measurable</w:t>
+      </w:r>
+      <w:r>
+        <w:rPr>
+          <w:rFonts w:eastAsiaTheme="minorEastAsia"/>
+        </w:rPr>
+        <w:t xml:space="preserve">, and the restriction of the outer measure </w:t>
+      </w:r>
+      <m:oMath>
+        <m:sSup>
+          <m:sSupPr>
+            <m:ctrlPr>
+              <w:rPr>
+                <w:rFonts w:ascii="Cambria Math" w:hAnsi="Cambria Math"/>
+                <w:i/>
+              </w:rPr>
+            </m:ctrlPr>
+          </m:sSupPr>
+          <m:e>
+            <m:r>
+              <w:rPr>
+                <w:rFonts w:ascii="Cambria Math" w:hAnsi="Cambria Math"/>
+              </w:rPr>
+              <m:t>μ</m:t>
+            </m:r>
+          </m:e>
+          <m:sup>
+            <m:r>
+              <w:rPr>
+                <w:rFonts w:ascii="Cambria Math" w:hAnsi="Cambria Math"/>
+              </w:rPr>
+              <m:t>*</m:t>
+            </m:r>
+          </m:sup>
+        </m:sSup>
+      </m:oMath>
+      <w:r>
+        <w:rPr>
+          <w:rFonts w:eastAsiaTheme="minorEastAsia"/>
+        </w:rPr>
+        <w:t xml:space="preserve"> to this family is a measure.</w:t>
+      </w:r>
+    </w:p>
+    <w:p/>
+    <w:p>
+      <w:r>
+        <w:rPr>
+          <w:b/>
+          <w:bCs/>
+        </w:rPr>
+        <w:t>Definition</w:t>
+      </w:r>
+      <w:r>
+        <w:t xml:space="preserve"> </w:t>
+      </w:r>
+      <w:r>
+        <w:rPr>
+          <w:i/>
+          <w:iCs/>
+        </w:rPr>
+        <w:t>Topological space</w:t>
+      </w:r>
+      <w:r>
+        <w:rPr>
+          <w:i/>
+          <w:iCs/>
+        </w:rPr>
+        <w:t xml:space="preserve"> (defined via neighborhoods)</w:t>
+      </w:r>
+    </w:p>
+    <w:p>
+      <w:pPr>
+        <w:rPr>
+          <w:i/>
+          <w:iCs/>
+        </w:rPr>
+      </w:pPr>
+      <w:r>
+        <w:t xml:space="preserve">Let </w:t>
+      </w:r>
+      <m:oMath>
+        <m:r>
+          <w:rPr>
+            <w:rFonts w:ascii="Cambria Math" w:hAnsi="Cambria Math"/>
           </w:rPr>
           <m:t>X</m:t>
         </m:r>
       </m:oMath>
       <w:r>
-        <w:rPr>
-          <w:rFonts w:eastAsiaTheme="minorEastAsia"/>
-        </w:rPr>
-        <w:t xml:space="preserve"> belongs to every one of its neighborhoods with respect to </w:t>
+        <w:t xml:space="preserve"> be a (possibly empt</w:t>
+      </w:r>
+      <w:r>
+        <w:t>y) set</w:t>
+      </w:r>
+      <w:r>
+        <w:t xml:space="preserve">. </w:t>
+      </w:r>
+      <w:r>
+        <w:t xml:space="preserve">The elements of </w:t>
+      </w:r>
+      <m:oMath>
+        <m:r>
+          <w:rPr>
+            <w:rFonts w:ascii="Cambria Math" w:hAnsi="Cambria Math"/>
+          </w:rPr>
+          <m:t>X</m:t>
+        </m:r>
+      </m:oMath>
+      <w:r>
+        <w:t xml:space="preserve"> are denoted as </w:t>
+      </w:r>
+      <w:r>
+        <w:rPr>
+          <w:i/>
+          <w:iCs/>
+        </w:rPr>
+        <w:t>points</w:t>
+      </w:r>
+      <w:r>
+        <w:t xml:space="preserve"> but they can represent any mathematical object.</w:t>
+      </w:r>
+      <w:r>
+        <w:t xml:space="preserve"> Let </w:t>
       </w:r>
       <m:oMath>
         <m:r>
@@ -3575,8 +5647,357 @@
         <w:rPr>
           <w:rFonts w:eastAsiaTheme="minorEastAsia"/>
         </w:rPr>
+        <w:t xml:space="preserve"> be a function assigning to each point </w:t>
+      </w:r>
+      <m:oMath>
+        <m:r>
+          <w:rPr>
+            <w:rFonts w:ascii="Cambria Math" w:eastAsiaTheme="minorEastAsia" w:hAnsi="Cambria Math"/>
+          </w:rPr>
+          <m:t>x</m:t>
+        </m:r>
+      </m:oMath>
+      <w:r>
+        <w:rPr>
+          <w:rFonts w:eastAsiaTheme="minorEastAsia"/>
+        </w:rPr>
+        <w:t xml:space="preserve"> in </w:t>
+      </w:r>
+      <m:oMath>
+        <m:r>
+          <w:rPr>
+            <w:rFonts w:ascii="Cambria Math" w:eastAsiaTheme="minorEastAsia" w:hAnsi="Cambria Math"/>
+          </w:rPr>
+          <m:t>X</m:t>
+        </m:r>
+      </m:oMath>
+      <w:r>
+        <w:rPr>
+          <w:rFonts w:eastAsiaTheme="minorEastAsia"/>
+        </w:rPr>
+        <w:t xml:space="preserve"> a non-empty collection </w:t>
+      </w:r>
+      <m:oMath>
+        <m:r>
+          <m:rPr>
+            <m:scr m:val="script"/>
+          </m:rPr>
+          <w:rPr>
+            <w:rFonts w:ascii="Cambria Math" w:hAnsi="Cambria Math"/>
+          </w:rPr>
+          <m:t>N</m:t>
+        </m:r>
+        <m:d>
+          <m:dPr>
+            <m:ctrlPr>
+              <w:rPr>
+                <w:rFonts w:ascii="Cambria Math" w:hAnsi="Cambria Math"/>
+                <w:i/>
+              </w:rPr>
+            </m:ctrlPr>
+          </m:dPr>
+          <m:e>
+            <m:r>
+              <w:rPr>
+                <w:rFonts w:ascii="Cambria Math" w:hAnsi="Cambria Math"/>
+              </w:rPr>
+              <m:t>x</m:t>
+            </m:r>
+          </m:e>
+        </m:d>
+      </m:oMath>
+      <w:r>
+        <w:rPr>
+          <w:rFonts w:eastAsiaTheme="minorEastAsia"/>
+        </w:rPr>
+        <w:t xml:space="preserve"> of subsets of </w:t>
+      </w:r>
+      <m:oMath>
+        <m:r>
+          <w:rPr>
+            <w:rFonts w:ascii="Cambria Math" w:eastAsiaTheme="minorEastAsia" w:hAnsi="Cambria Math"/>
+          </w:rPr>
+          <m:t>X</m:t>
+        </m:r>
+      </m:oMath>
+      <w:r>
+        <w:rPr>
+          <w:rFonts w:eastAsiaTheme="minorEastAsia"/>
+        </w:rPr>
+        <w:t xml:space="preserve">. The elements of </w:t>
+      </w:r>
+      <m:oMath>
+        <m:r>
+          <m:rPr>
+            <m:scr m:val="script"/>
+          </m:rPr>
+          <w:rPr>
+            <w:rFonts w:ascii="Cambria Math" w:hAnsi="Cambria Math"/>
+          </w:rPr>
+          <m:t>N</m:t>
+        </m:r>
+        <m:d>
+          <m:dPr>
+            <m:ctrlPr>
+              <w:rPr>
+                <w:rFonts w:ascii="Cambria Math" w:hAnsi="Cambria Math"/>
+                <w:i/>
+              </w:rPr>
+            </m:ctrlPr>
+          </m:dPr>
+          <m:e>
+            <m:r>
+              <w:rPr>
+                <w:rFonts w:ascii="Cambria Math" w:hAnsi="Cambria Math"/>
+              </w:rPr>
+              <m:t>x</m:t>
+            </m:r>
+          </m:e>
+        </m:d>
+      </m:oMath>
+      <w:r>
+        <w:rPr>
+          <w:rFonts w:eastAsiaTheme="minorEastAsia"/>
+        </w:rPr>
+        <w:t xml:space="preserve"> will be called </w:t>
+      </w:r>
+      <w:r>
+        <w:rPr>
+          <w:rFonts w:eastAsiaTheme="minorEastAsia"/>
+          <w:i/>
+          <w:iCs/>
+        </w:rPr>
+        <w:t>neighborhoods</w:t>
+      </w:r>
+      <w:r>
+        <w:rPr>
+          <w:rFonts w:eastAsiaTheme="minorEastAsia"/>
+        </w:rPr>
+        <w:t xml:space="preserve"> of </w:t>
+      </w:r>
+      <m:oMath>
+        <m:r>
+          <w:rPr>
+            <w:rFonts w:ascii="Cambria Math" w:eastAsiaTheme="minorEastAsia" w:hAnsi="Cambria Math"/>
+          </w:rPr>
+          <m:t>x</m:t>
+        </m:r>
+      </m:oMath>
+      <w:r>
+        <w:rPr>
+          <w:rFonts w:eastAsiaTheme="minorEastAsia"/>
+        </w:rPr>
+        <w:t xml:space="preserve"> with respect to </w:t>
+      </w:r>
+      <m:oMath>
+        <m:r>
+          <m:rPr>
+            <m:scr m:val="script"/>
+          </m:rPr>
+          <w:rPr>
+            <w:rFonts w:ascii="Cambria Math" w:hAnsi="Cambria Math"/>
+          </w:rPr>
+          <m:t>N</m:t>
+        </m:r>
+      </m:oMath>
+      <w:r>
+        <w:rPr>
+          <w:rFonts w:eastAsiaTheme="minorEastAsia"/>
+        </w:rPr>
         <w:t>.</w:t>
       </w:r>
+      <w:r>
+        <w:rPr>
+          <w:rFonts w:eastAsiaTheme="minorEastAsia"/>
+        </w:rPr>
+        <w:t xml:space="preserve"> The function </w:t>
+      </w:r>
+      <m:oMath>
+        <m:r>
+          <m:rPr>
+            <m:scr m:val="script"/>
+          </m:rPr>
+          <w:rPr>
+            <w:rFonts w:ascii="Cambria Math" w:hAnsi="Cambria Math"/>
+          </w:rPr>
+          <m:t>N</m:t>
+        </m:r>
+      </m:oMath>
+      <w:r>
+        <w:rPr>
+          <w:rFonts w:eastAsiaTheme="minorEastAsia"/>
+        </w:rPr>
+        <w:t xml:space="preserve"> is called a </w:t>
+      </w:r>
+      <w:r>
+        <w:rPr>
+          <w:rFonts w:eastAsiaTheme="minorEastAsia"/>
+          <w:i/>
+          <w:iCs/>
+        </w:rPr>
+        <w:t>neighborhood topology</w:t>
+      </w:r>
+      <w:r>
+        <w:rPr>
+          <w:rFonts w:eastAsiaTheme="minorEastAsia"/>
+        </w:rPr>
+        <w:t xml:space="preserve"> if the axioms below are satisfied in which case the pair </w:t>
+      </w:r>
+      <m:oMath>
+        <m:r>
+          <w:rPr>
+            <w:rFonts w:ascii="Cambria Math" w:eastAsiaTheme="minorEastAsia" w:hAnsi="Cambria Math"/>
+          </w:rPr>
+          <m:t>X,</m:t>
+        </m:r>
+        <m:r>
+          <m:rPr>
+            <m:scr m:val="script"/>
+          </m:rPr>
+          <w:rPr>
+            <w:rFonts w:ascii="Cambria Math" w:hAnsi="Cambria Math"/>
+          </w:rPr>
+          <m:t>N</m:t>
+        </m:r>
+      </m:oMath>
+      <w:r>
+        <w:rPr>
+          <w:rFonts w:eastAsiaTheme="minorEastAsia"/>
+        </w:rPr>
+        <w:t xml:space="preserve"> is a </w:t>
+      </w:r>
+      <w:r>
+        <w:rPr>
+          <w:rFonts w:eastAsiaTheme="minorEastAsia"/>
+          <w:i/>
+          <w:iCs/>
+        </w:rPr>
+        <w:t>topological space</w:t>
+      </w:r>
+      <w:r>
+        <w:rPr>
+          <w:rFonts w:eastAsiaTheme="minorEastAsia"/>
+        </w:rPr>
+        <w:t xml:space="preserve">. </w:t>
+      </w:r>
+    </w:p>
+    <w:p>
+      <w:pPr>
+        <w:rPr>
+          <w:rFonts w:eastAsiaTheme="minorEastAsia"/>
+        </w:rPr>
+      </w:pPr>
+      <w:r>
+        <w:t xml:space="preserve">1) If </w:t>
+      </w:r>
+      <m:oMath>
+        <m:r>
+          <w:rPr>
+            <w:rFonts w:ascii="Cambria Math" w:hAnsi="Cambria Math"/>
+          </w:rPr>
+          <m:t>N</m:t>
+        </m:r>
+      </m:oMath>
+      <w:r>
+        <w:t xml:space="preserve"> is a neighborhood of </w:t>
+      </w:r>
+      <m:oMath>
+        <m:r>
+          <w:rPr>
+            <w:rFonts w:ascii="Cambria Math" w:hAnsi="Cambria Math"/>
+          </w:rPr>
+          <m:t>x</m:t>
+        </m:r>
+      </m:oMath>
+      <w:r>
+        <w:t xml:space="preserve"> i.e. </w:t>
+      </w:r>
+      <m:oMath>
+        <m:r>
+          <w:rPr>
+            <w:rFonts w:ascii="Cambria Math" w:hAnsi="Cambria Math"/>
+          </w:rPr>
+          <m:t>N∈</m:t>
+        </m:r>
+        <m:r>
+          <m:rPr>
+            <m:scr m:val="script"/>
+          </m:rPr>
+          <w:rPr>
+            <w:rFonts w:ascii="Cambria Math" w:hAnsi="Cambria Math"/>
+          </w:rPr>
+          <m:t>N</m:t>
+        </m:r>
+        <m:d>
+          <m:dPr>
+            <m:ctrlPr>
+              <w:rPr>
+                <w:rFonts w:ascii="Cambria Math" w:hAnsi="Cambria Math"/>
+                <w:i/>
+              </w:rPr>
+            </m:ctrlPr>
+          </m:dPr>
+          <m:e>
+            <m:r>
+              <w:rPr>
+                <w:rFonts w:ascii="Cambria Math" w:hAnsi="Cambria Math"/>
+              </w:rPr>
+              <m:t>x</m:t>
+            </m:r>
+          </m:e>
+        </m:d>
+      </m:oMath>
+      <w:r>
+        <w:rPr>
+          <w:rFonts w:eastAsiaTheme="minorEastAsia"/>
+        </w:rPr>
+        <w:t xml:space="preserve">, then </w:t>
+      </w:r>
+      <m:oMath>
+        <m:r>
+          <w:rPr>
+            <w:rFonts w:ascii="Cambria Math" w:eastAsiaTheme="minorEastAsia" w:hAnsi="Cambria Math"/>
+          </w:rPr>
+          <m:t>x∈N</m:t>
+        </m:r>
+      </m:oMath>
+      <w:r>
+        <w:rPr>
+          <w:rFonts w:eastAsiaTheme="minorEastAsia"/>
+        </w:rPr>
+        <w:t xml:space="preserve">. In other words, each point of the set </w:t>
+      </w:r>
+      <m:oMath>
+        <m:r>
+          <w:rPr>
+            <w:rFonts w:ascii="Cambria Math" w:eastAsiaTheme="minorEastAsia" w:hAnsi="Cambria Math"/>
+          </w:rPr>
+          <m:t>X</m:t>
+        </m:r>
+      </m:oMath>
+      <w:r>
+        <w:rPr>
+          <w:rFonts w:eastAsiaTheme="minorEastAsia"/>
+        </w:rPr>
+        <w:t xml:space="preserve"> belongs to every one of its neighborhoods with respect to </w:t>
+      </w:r>
+      <m:oMath>
+        <m:r>
+          <m:rPr>
+            <m:scr m:val="script"/>
+          </m:rPr>
+          <w:rPr>
+            <w:rFonts w:ascii="Cambria Math" w:hAnsi="Cambria Math"/>
+          </w:rPr>
+          <m:t>N</m:t>
+        </m:r>
+      </m:oMath>
+      <w:r>
+        <w:rPr>
+          <w:rFonts w:eastAsiaTheme="minorEastAsia"/>
+        </w:rPr>
+        <w:t>.</w:t>
+      </w:r>
     </w:p>
     <w:p>
       <w:pPr>
@@ -3665,13 +6086,7 @@
           <w:rPr>
             <w:rFonts w:ascii="Cambria Math" w:eastAsiaTheme="minorEastAsia" w:hAnsi="Cambria Math"/>
           </w:rPr>
-          <m:t>x</m:t>
-        </m:r>
-        <m:r>
-          <w:rPr>
-            <w:rFonts w:ascii="Cambria Math" w:eastAsiaTheme="minorEastAsia" w:hAnsi="Cambria Math"/>
-          </w:rPr>
-          <m:t>∈X</m:t>
+          <m:t>x∈X</m:t>
         </m:r>
       </m:oMath>
       <w:r>
@@ -4102,13 +6517,7 @@
           <w:rPr>
             <w:rFonts w:ascii="Cambria Math" w:eastAsiaTheme="minorEastAsia" w:hAnsi="Cambria Math"/>
           </w:rPr>
-          <m:t>x</m:t>
-        </m:r>
-        <m:r>
-          <w:rPr>
-            <w:rFonts w:ascii="Cambria Math" w:eastAsiaTheme="minorEastAsia" w:hAnsi="Cambria Math"/>
-          </w:rPr>
-          <m:t>∈U</m:t>
+          <m:t>x∈U</m:t>
         </m:r>
       </m:oMath>
       <w:r>
@@ -4142,10 +6551,60 @@
           <w:i/>
           <w:iCs/>
         </w:rPr>
-        <w:t xml:space="preserve"> (defined via </w:t>
-      </w:r>
-      <w:r>
-        <w:rPr>
+        <w:t xml:space="preserve"> (defined via open sets)</w:t>
+      </w:r>
+    </w:p>
+    <w:p>
+      <w:pPr>
+        <w:rPr>
+          <w:rFonts w:eastAsiaTheme="minorEastAsia"/>
+        </w:rPr>
+      </w:pPr>
+      <w:r>
+        <w:t xml:space="preserve">A topology on a set </w:t>
+      </w:r>
+      <m:oMath>
+        <m:r>
+          <w:rPr>
+            <w:rFonts w:ascii="Cambria Math" w:hAnsi="Cambria Math"/>
+          </w:rPr>
+          <m:t>X</m:t>
+        </m:r>
+      </m:oMath>
+      <w:r>
+        <w:t xml:space="preserve"> may be defined as a collection </w:t>
+      </w:r>
+      <m:oMath>
+        <m:r>
+          <w:rPr>
+            <w:rFonts w:ascii="Cambria Math" w:hAnsi="Cambria Math"/>
+          </w:rPr>
+          <m:t>τ</m:t>
+        </m:r>
+      </m:oMath>
+      <w:r>
+        <w:rPr>
+          <w:rFonts w:eastAsiaTheme="minorEastAsia"/>
+        </w:rPr>
+        <w:t xml:space="preserve"> of subsets of </w:t>
+      </w:r>
+      <m:oMath>
+        <m:r>
+          <w:rPr>
+            <w:rFonts w:ascii="Cambria Math" w:eastAsiaTheme="minorEastAsia" w:hAnsi="Cambria Math"/>
+          </w:rPr>
+          <m:t>X</m:t>
+        </m:r>
+      </m:oMath>
+      <w:r>
+        <w:rPr>
+          <w:rFonts w:eastAsiaTheme="minorEastAsia"/>
+        </w:rPr>
+        <w:t xml:space="preserve">, namely </w:t>
+      </w:r>
+      <w:r>
+        <w:rPr>
+          <w:rFonts w:eastAsiaTheme="minorEastAsia"/>
           <w:i/>
           <w:iCs/>
         </w:rPr>
@@ -4153,10 +6612,166 @@
       </w:r>
       <w:r>
         <w:rPr>
+          <w:rFonts w:eastAsiaTheme="minorEastAsia"/>
+        </w:rPr>
+        <w:t xml:space="preserve"> satisfying the following axioms:</w:t>
+      </w:r>
+    </w:p>
+    <w:p>
+      <w:pPr>
+        <w:rPr>
+          <w:rFonts w:eastAsiaTheme="minorEastAsia"/>
+        </w:rPr>
+      </w:pPr>
+      <w:r>
+        <w:rPr>
+          <w:rFonts w:eastAsiaTheme="minorEastAsia"/>
+        </w:rPr>
+        <w:t xml:space="preserve">1 ) the empty set and </w:t>
+      </w:r>
+      <m:oMath>
+        <m:r>
+          <w:rPr>
+            <w:rFonts w:ascii="Cambria Math" w:eastAsiaTheme="minorEastAsia" w:hAnsi="Cambria Math"/>
+          </w:rPr>
+          <m:t>X</m:t>
+        </m:r>
+      </m:oMath>
+      <w:r>
+        <w:rPr>
+          <w:rFonts w:eastAsiaTheme="minorEastAsia"/>
+        </w:rPr>
+        <w:t xml:space="preserve"> itself belong to </w:t>
+      </w:r>
+      <m:oMath>
+        <m:r>
+          <w:rPr>
+            <w:rFonts w:ascii="Cambria Math" w:hAnsi="Cambria Math"/>
+          </w:rPr>
+          <m:t>τ</m:t>
+        </m:r>
+      </m:oMath>
+      <w:r>
+        <w:rPr>
+          <w:rFonts w:eastAsiaTheme="minorEastAsia"/>
+        </w:rPr>
+        <w:t>.</w:t>
+      </w:r>
+    </w:p>
+    <w:p>
+      <w:pPr>
+        <w:rPr>
+          <w:rFonts w:eastAsiaTheme="minorEastAsia"/>
+        </w:rPr>
+      </w:pPr>
+      <w:r>
+        <w:rPr>
+          <w:rFonts w:eastAsiaTheme="minorEastAsia"/>
+        </w:rPr>
+        <w:t xml:space="preserve">2 ) any arbitrary (finite or infinite) union of members of </w:t>
+      </w:r>
+      <m:oMath>
+        <m:r>
+          <w:rPr>
+            <w:rFonts w:ascii="Cambria Math" w:hAnsi="Cambria Math"/>
+          </w:rPr>
+          <m:t>τ</m:t>
+        </m:r>
+      </m:oMath>
+      <w:r>
+        <w:rPr>
+          <w:rFonts w:eastAsiaTheme="minorEastAsia"/>
+        </w:rPr>
+        <w:t xml:space="preserve"> belongs to </w:t>
+      </w:r>
+      <m:oMath>
+        <m:r>
+          <w:rPr>
+            <w:rFonts w:ascii="Cambria Math" w:hAnsi="Cambria Math"/>
+          </w:rPr>
+          <m:t>τ</m:t>
+        </m:r>
+      </m:oMath>
+      <w:r>
+        <w:rPr>
+          <w:rFonts w:eastAsiaTheme="minorEastAsia"/>
+        </w:rPr>
+        <w:t>.</w:t>
+      </w:r>
+    </w:p>
+    <w:p>
+      <w:pPr>
+        <w:rPr>
+          <w:rFonts w:eastAsiaTheme="minorEastAsia"/>
+        </w:rPr>
+      </w:pPr>
+      <w:r>
+        <w:rPr>
+          <w:rFonts w:eastAsiaTheme="minorEastAsia"/>
+        </w:rPr>
+        <w:t xml:space="preserve">3 ) </w:t>
+      </w:r>
+      <w:r>
+        <w:rPr>
+          <w:rFonts w:eastAsiaTheme="minorEastAsia"/>
+        </w:rPr>
+        <w:t xml:space="preserve">the intersection of any finite number of members of </w:t>
+      </w:r>
+      <m:oMath>
+        <m:r>
+          <w:rPr>
+            <w:rFonts w:ascii="Cambria Math" w:hAnsi="Cambria Math"/>
+          </w:rPr>
+          <m:t>τ</m:t>
+        </m:r>
+      </m:oMath>
+      <w:r>
+        <w:rPr>
+          <w:rFonts w:eastAsiaTheme="minorEastAsia"/>
+        </w:rPr>
+        <w:t xml:space="preserve"> belongs to </w:t>
+      </w:r>
+      <m:oMath>
+        <m:r>
+          <w:rPr>
+            <w:rFonts w:ascii="Cambria Math" w:hAnsi="Cambria Math"/>
+          </w:rPr>
+          <m:t>τ</m:t>
+        </m:r>
+      </m:oMath>
+      <w:r>
+        <w:rPr>
+          <w:rFonts w:eastAsiaTheme="minorEastAsia"/>
+        </w:rPr>
+        <w:t>.</w:t>
+      </w:r>
+    </w:p>
+    <w:p>
+      <w:pPr>
+        <w:rPr>
+          <w:rFonts w:eastAsiaTheme="minorEastAsia"/>
+        </w:rPr>
+      </w:pPr>
+    </w:p>
+    <w:p/>
+    <w:p>
+      <w:r>
+        <w:rPr>
+          <w:b/>
+          <w:bCs/>
+        </w:rPr>
+        <w:lastRenderedPageBreak/>
+        <w:t>Definition</w:t>
+      </w:r>
+      <w:r>
+        <w:t xml:space="preserve"> </w:t>
+      </w:r>
+      <w:r>
+        <w:rPr>
           <w:i/>
           <w:iCs/>
         </w:rPr>
-        <w:t>)</w:t>
+        <w:t>Topological space (via closed sets)</w:t>
       </w:r>
     </w:p>
     <w:p>
@@ -4184,7 +6799,7 @@
           <w:rPr>
             <w:rFonts w:ascii="Cambria Math" w:hAnsi="Cambria Math"/>
           </w:rPr>
-          <m:t>τ</m:t>
+          <m:t>ς</m:t>
         </m:r>
       </m:oMath>
       <w:r>
@@ -4213,7 +6828,15 @@
           <w:i/>
           <w:iCs/>
         </w:rPr>
-        <w:t>open sets</w:t>
+        <w:t>closed</w:t>
+      </w:r>
+      <w:r>
+        <w:rPr>
+          <w:rFonts w:eastAsiaTheme="minorEastAsia"/>
+          <w:i/>
+          <w:iCs/>
+        </w:rPr>
+        <w:t xml:space="preserve"> sets</w:t>
       </w:r>
       <w:r>
         <w:rPr>
@@ -4246,117 +6869,34 @@
         <w:rPr>
           <w:rFonts w:eastAsiaTheme="minorEastAsia"/>
         </w:rPr>
-        <w:t xml:space="preserve"> itself belong to </w:t>
-      </w:r>
-      <m:oMath>
-        <m:r>
-          <w:rPr>
-            <w:rFonts w:ascii="Cambria Math" w:hAnsi="Cambria Math"/>
-          </w:rPr>
-          <m:t>τ</m:t>
-        </m:r>
-      </m:oMath>
-      <w:r>
-        <w:rPr>
-          <w:rFonts w:eastAsiaTheme="minorEastAsia"/>
-        </w:rPr>
-        <w:t>.</w:t>
-      </w:r>
-    </w:p>
-    <w:p>
-      <w:pPr>
-        <w:rPr>
-          <w:rFonts w:eastAsiaTheme="minorEastAsia"/>
-        </w:rPr>
-      </w:pPr>
-      <w:r>
-        <w:rPr>
-          <w:rFonts w:eastAsiaTheme="minorEastAsia"/>
-        </w:rPr>
-        <w:t xml:space="preserve">2 ) any arbitrary (finite or infinite) union of members of </w:t>
-      </w:r>
-      <m:oMath>
-        <m:r>
-          <w:rPr>
-            <w:rFonts w:ascii="Cambria Math" w:hAnsi="Cambria Math"/>
-          </w:rPr>
-          <m:t>τ</m:t>
-        </m:r>
-      </m:oMath>
-      <w:r>
-        <w:rPr>
-          <w:rFonts w:eastAsiaTheme="minorEastAsia"/>
-        </w:rPr>
-        <w:t xml:space="preserve"> belongs to </w:t>
-      </w:r>
-      <m:oMath>
-        <m:r>
-          <w:rPr>
-            <w:rFonts w:ascii="Cambria Math" w:hAnsi="Cambria Math"/>
-          </w:rPr>
-          <m:t>τ</m:t>
-        </m:r>
-      </m:oMath>
-      <w:r>
-        <w:rPr>
-          <w:rFonts w:eastAsiaTheme="minorEastAsia"/>
-        </w:rPr>
-        <w:t>.</w:t>
-      </w:r>
-    </w:p>
-    <w:p>
-      <w:pPr>
-        <w:rPr>
-          <w:rFonts w:eastAsiaTheme="minorEastAsia"/>
-        </w:rPr>
-      </w:pPr>
-      <w:r>
-        <w:rPr>
-          <w:rFonts w:eastAsiaTheme="minorEastAsia"/>
-        </w:rPr>
-        <w:t xml:space="preserve">3 ) </w:t>
-      </w:r>
-      <w:r>
-        <w:rPr>
-          <w:rFonts w:eastAsiaTheme="minorEastAsia"/>
-        </w:rPr>
-        <w:t xml:space="preserve">the intersection of any finite number of members of </w:t>
-      </w:r>
-      <m:oMath>
-        <m:r>
-          <w:rPr>
-            <w:rFonts w:ascii="Cambria Math" w:hAnsi="Cambria Math"/>
-          </w:rPr>
-          <m:t>τ</m:t>
-        </m:r>
-      </m:oMath>
-      <w:r>
-        <w:rPr>
-          <w:rFonts w:eastAsiaTheme="minorEastAsia"/>
-        </w:rPr>
-        <w:t xml:space="preserve"> belongs to </w:t>
-      </w:r>
-      <m:oMath>
-        <m:r>
-          <w:rPr>
-            <w:rFonts w:ascii="Cambria Math" w:hAnsi="Cambria Math"/>
-          </w:rPr>
-          <m:t>τ</m:t>
-        </m:r>
-      </m:oMath>
-      <w:r>
-        <w:rPr>
-          <w:rFonts w:eastAsiaTheme="minorEastAsia"/>
-        </w:rPr>
-        <w:t>.</w:t>
-      </w:r>
-    </w:p>
-    <w:p>
-      <w:pPr>
-        <w:rPr>
-          <w:rFonts w:eastAsiaTheme="minorEastAsia"/>
-        </w:rPr>
-      </w:pPr>
+        <w:t xml:space="preserve"> are closed</w:t>
+      </w:r>
+    </w:p>
+    <w:p>
+      <w:pPr>
+        <w:rPr>
+          <w:rFonts w:eastAsiaTheme="minorEastAsia"/>
+        </w:rPr>
+      </w:pPr>
+      <w:r>
+        <w:rPr>
+          <w:rFonts w:eastAsiaTheme="minorEastAsia"/>
+        </w:rPr>
+        <w:t>2 ) the intersection of any collection of closed sets is also closed</w:t>
+      </w:r>
+    </w:p>
+    <w:p>
+      <w:pPr>
+        <w:rPr>
+          <w:rFonts w:eastAsiaTheme="minorEastAsia"/>
+        </w:rPr>
+      </w:pPr>
+      <w:r>
+        <w:rPr>
+          <w:rFonts w:eastAsiaTheme="minorEastAsia"/>
+        </w:rPr>
+        <w:t>3 ) the union of any finite number of closed sets is also closed</w:t>
+      </w:r>
     </w:p>
     <w:p/>
     <w:p>
@@ -4375,117 +6915,135 @@
           <w:i/>
           <w:iCs/>
         </w:rPr>
-        <w:t>Topological space (via closed sets)</w:t>
-      </w:r>
-    </w:p>
-    <w:p>
-      <w:pPr>
-        <w:rPr>
-          <w:rFonts w:eastAsiaTheme="minorEastAsia"/>
-        </w:rPr>
-      </w:pPr>
-      <w:r>
-        <w:t xml:space="preserve">A topology on a set </w:t>
-      </w:r>
-      <m:oMath>
-        <m:r>
-          <w:rPr>
-            <w:rFonts w:ascii="Cambria Math" w:hAnsi="Cambria Math"/>
-          </w:rPr>
-          <m:t>X</m:t>
-        </m:r>
-      </m:oMath>
-      <w:r>
-        <w:t xml:space="preserve"> may be defined as a collection </w:t>
-      </w:r>
-      <m:oMath>
-        <m:r>
-          <w:rPr>
-            <w:rFonts w:ascii="Cambria Math" w:hAnsi="Cambria Math"/>
-          </w:rPr>
-          <m:t>ς</m:t>
-        </m:r>
-      </m:oMath>
-      <w:r>
-        <w:rPr>
-          <w:rFonts w:eastAsiaTheme="minorEastAsia"/>
-        </w:rPr>
-        <w:t xml:space="preserve"> of subsets of </w:t>
-      </w:r>
-      <m:oMath>
-        <m:r>
-          <w:rPr>
-            <w:rFonts w:ascii="Cambria Math" w:eastAsiaTheme="minorEastAsia" w:hAnsi="Cambria Math"/>
-          </w:rPr>
-          <m:t>X</m:t>
-        </m:r>
-      </m:oMath>
-      <w:r>
-        <w:rPr>
-          <w:rFonts w:eastAsiaTheme="minorEastAsia"/>
-        </w:rPr>
-        <w:t xml:space="preserve">, namely </w:t>
-      </w:r>
-      <w:r>
-        <w:rPr>
-          <w:rFonts w:eastAsiaTheme="minorEastAsia"/>
+        <w:t>Topological space</w:t>
+      </w:r>
+      <w:r>
+        <w:t xml:space="preserve"> (</w:t>
+      </w:r>
+      <w:r>
+        <w:rPr>
           <w:i/>
           <w:iCs/>
         </w:rPr>
-        <w:t>closed</w:t>
-      </w:r>
-      <w:r>
-        <w:rPr>
-          <w:rFonts w:eastAsiaTheme="minorEastAsia"/>
+        <w:t>via metric</w:t>
+      </w:r>
+      <w:r>
+        <w:rPr>
           <w:i/>
           <w:iCs/>
         </w:rPr>
-        <w:t xml:space="preserve"> sets</w:t>
-      </w:r>
-      <w:r>
-        <w:rPr>
-          <w:rFonts w:eastAsiaTheme="minorEastAsia"/>
-        </w:rPr>
-        <w:t xml:space="preserve"> satisfying the following axioms:</w:t>
-      </w:r>
-    </w:p>
-    <w:p>
-      <w:pPr>
-        <w:rPr>
-          <w:rFonts w:eastAsiaTheme="minorEastAsia"/>
-        </w:rPr>
-      </w:pPr>
-      <w:r>
-        <w:rPr>
-          <w:rFonts w:eastAsiaTheme="minorEastAsia"/>
-        </w:rPr>
-        <w:t>1 ) the empty set and X are closed</w:t>
-      </w:r>
-    </w:p>
-    <w:p>
-      <w:pPr>
-        <w:rPr>
-          <w:rFonts w:eastAsiaTheme="minorEastAsia"/>
-        </w:rPr>
-      </w:pPr>
-      <w:r>
-        <w:rPr>
-          <w:rFonts w:eastAsiaTheme="minorEastAsia"/>
-        </w:rPr>
-        <w:t>2 ) the intersection of any collection of closed sets is also closed</w:t>
-      </w:r>
-    </w:p>
-    <w:p>
-      <w:pPr>
-        <w:rPr>
-          <w:rFonts w:eastAsiaTheme="minorEastAsia"/>
-        </w:rPr>
-      </w:pPr>
-      <w:r>
-        <w:rPr>
-          <w:rFonts w:eastAsiaTheme="minorEastAsia"/>
-        </w:rPr>
-        <w:t>3 ) the union of any finite number of closed sets is also closed</w:t>
+        <w:t xml:space="preserve"> definition</w:t>
+      </w:r>
+      <w:r>
+        <w:t>)</w:t>
+      </w:r>
+    </w:p>
+    <w:p>
+      <w:r>
+        <w:t>A set where the topology</w:t>
+      </w:r>
+      <w:r>
+        <w:t xml:space="preserve"> </w:t>
+      </w:r>
+      <m:oMath>
+        <m:r>
+          <w:rPr>
+            <w:rFonts w:ascii="Cambria Math" w:hAnsi="Cambria Math"/>
+          </w:rPr>
+          <m:t>T</m:t>
+        </m:r>
+      </m:oMath>
+      <w:r>
+        <w:t xml:space="preserve"> (rules for </w:t>
+      </w:r>
+      <w:r>
+        <w:rPr>
+          <w:i/>
+          <w:iCs/>
+        </w:rPr>
+        <w:t>open sets</w:t>
+      </w:r>
+      <w:r>
+        <w:t xml:space="preserve">, </w:t>
+      </w:r>
+      <w:r>
+        <w:rPr>
+          <w:i/>
+          <w:iCs/>
+        </w:rPr>
+        <w:t>closeness</w:t>
+      </w:r>
+      <w:r>
+        <w:t xml:space="preserve"> and </w:t>
+      </w:r>
+      <w:r>
+        <w:rPr>
+          <w:i/>
+          <w:iCs/>
+        </w:rPr>
+        <w:t>continuity</w:t>
+      </w:r>
+      <w:r>
+        <w:t>) comes directly from a distance function (metric)</w:t>
+      </w:r>
+      <w:r>
+        <w:t xml:space="preserve"> </w:t>
+      </w:r>
+      <m:oMath>
+        <m:r>
+          <w:rPr>
+            <w:rFonts w:ascii="Cambria Math" w:hAnsi="Cambria Math"/>
+          </w:rPr>
+          <m:t>d</m:t>
+        </m:r>
+      </m:oMath>
+      <w:r>
+        <w:t xml:space="preserve">. Thus any open set is a union of open </w:t>
+      </w:r>
+      <w:r>
+        <w:rPr>
+          <w:i/>
+          <w:iCs/>
+        </w:rPr>
+        <w:t>balls</w:t>
+      </w:r>
+      <w:r>
+        <w:t xml:space="preserve"> where each ball is a set of points within a certain distance from a center.</w:t>
+      </w:r>
+      <w:r>
+        <w:t xml:space="preserve"> This construction provides the intuitive notion of distance found in Euclidean space (like the real line or plane) generalizing it and thus allowing for concepts like limits and continuity to be studied abstractly with metric space being at the core of the definition of topological space. We say that the metric </w:t>
+      </w:r>
+      <m:oMath>
+        <m:r>
+          <w:rPr>
+            <w:rFonts w:ascii="Cambria Math" w:hAnsi="Cambria Math"/>
+          </w:rPr>
+          <m:t>d</m:t>
+        </m:r>
+      </m:oMath>
+      <w:r>
+        <w:t xml:space="preserve"> </w:t>
+      </w:r>
+      <w:r>
+        <w:rPr>
+          <w:i/>
+          <w:iCs/>
+        </w:rPr>
+        <w:t>induces</w:t>
+      </w:r>
+      <w:r>
+        <w:t xml:space="preserve"> the topological space </w:t>
+      </w:r>
+      <m:oMath>
+        <m:r>
+          <w:rPr>
+            <w:rFonts w:ascii="Cambria Math" w:hAnsi="Cambria Math"/>
+          </w:rPr>
+          <m:t>T</m:t>
+        </m:r>
+      </m:oMath>
+      <w:r>
+        <w:t xml:space="preserve">. </w:t>
       </w:r>
     </w:p>
     <w:p/>
@@ -4505,338 +7063,195 @@
           <w:i/>
           <w:iCs/>
         </w:rPr>
-        <w:t>Topological space</w:t>
-      </w:r>
-      <w:r>
-        <w:t xml:space="preserve"> (</w:t>
+        <w:t>discrete topology</w:t>
+      </w:r>
+    </w:p>
+    <w:p>
+      <w:r>
+        <w:t xml:space="preserve">Given some finite set </w:t>
+      </w:r>
+      <m:oMath>
+        <m:r>
+          <w:rPr>
+            <w:rFonts w:ascii="Cambria Math" w:hAnsi="Cambria Math"/>
+          </w:rPr>
+          <m:t>X</m:t>
+        </m:r>
+      </m:oMath>
+      <w:r>
+        <w:t xml:space="preserve"> the </w:t>
       </w:r>
       <w:r>
         <w:rPr>
           <w:i/>
           <w:iCs/>
         </w:rPr>
-        <w:t>via metric</w:t>
-      </w:r>
-      <w:r>
-        <w:rPr>
+        <w:t>discrete topology</w:t>
+      </w:r>
+      <w:r>
+        <w:t xml:space="preserve"> on </w:t>
+      </w:r>
+      <m:oMath>
+        <m:r>
+          <w:rPr>
+            <w:rFonts w:ascii="Cambria Math" w:hAnsi="Cambria Math"/>
+          </w:rPr>
+          <m:t>X</m:t>
+        </m:r>
+      </m:oMath>
+      <w:r>
+        <w:t xml:space="preserve"> is the power set of </w:t>
+      </w:r>
+      <m:oMath>
+        <m:r>
+          <w:rPr>
+            <w:rFonts w:ascii="Cambria Math" w:hAnsi="Cambria Math"/>
+          </w:rPr>
+          <m:t>X</m:t>
+        </m:r>
+      </m:oMath>
+      <w:r>
+        <w:t xml:space="preserve">, which is the family </w:t>
+      </w:r>
+      <m:oMath>
+        <m:r>
+          <w:rPr>
+            <w:rFonts w:ascii="Cambria Math" w:hAnsi="Cambria Math"/>
+          </w:rPr>
+          <m:t>τ=P</m:t>
+        </m:r>
+        <m:d>
+          <m:dPr>
+            <m:ctrlPr>
+              <w:rPr>
+                <w:rFonts w:ascii="Cambria Math" w:hAnsi="Cambria Math"/>
+                <w:i/>
+              </w:rPr>
+            </m:ctrlPr>
+          </m:dPr>
+          <m:e>
+            <m:r>
+              <w:rPr>
+                <w:rFonts w:ascii="Cambria Math" w:hAnsi="Cambria Math"/>
+              </w:rPr>
+              <m:t>X</m:t>
+            </m:r>
+          </m:e>
+        </m:d>
+      </m:oMath>
+      <w:r>
+        <w:rPr>
+          <w:rFonts w:eastAsiaTheme="minorEastAsia"/>
+        </w:rPr>
+        <w:t xml:space="preserve"> consisting of all possible subsets of X. In this case </w:t>
+      </w:r>
+      <m:oMath>
+        <m:d>
+          <m:dPr>
+            <m:ctrlPr>
+              <w:rPr>
+                <w:rFonts w:ascii="Cambria Math" w:eastAsiaTheme="minorEastAsia" w:hAnsi="Cambria Math"/>
+                <w:i/>
+              </w:rPr>
+            </m:ctrlPr>
+          </m:dPr>
+          <m:e>
+            <m:r>
+              <w:rPr>
+                <w:rFonts w:ascii="Cambria Math" w:eastAsiaTheme="minorEastAsia" w:hAnsi="Cambria Math"/>
+              </w:rPr>
+              <m:t>X,</m:t>
+            </m:r>
+            <m:r>
+              <w:rPr>
+                <w:rFonts w:ascii="Cambria Math" w:hAnsi="Cambria Math"/>
+              </w:rPr>
+              <m:t>τ</m:t>
+            </m:r>
+          </m:e>
+        </m:d>
+      </m:oMath>
+      <w:r>
+        <w:rPr>
+          <w:rFonts w:eastAsiaTheme="minorEastAsia"/>
+        </w:rPr>
+        <w:t xml:space="preserve"> is a </w:t>
+      </w:r>
+      <w:r>
+        <w:rPr>
+          <w:rFonts w:eastAsiaTheme="minorEastAsia"/>
           <w:i/>
           <w:iCs/>
         </w:rPr>
-        <w:t xml:space="preserve"> definition</w:t>
-      </w:r>
-      <w:r>
-        <w:t>)</w:t>
-      </w:r>
-    </w:p>
-    <w:p>
-      <w:r>
-        <w:t>A set where the topology</w:t>
-      </w:r>
-      <w:r>
-        <w:t xml:space="preserve"> </w:t>
-      </w:r>
-      <m:oMath>
-        <m:r>
-          <w:rPr>
-            <w:rFonts w:ascii="Cambria Math" w:hAnsi="Cambria Math"/>
-          </w:rPr>
-          <m:t>T</m:t>
-        </m:r>
-      </m:oMath>
-      <w:r>
-        <w:t xml:space="preserve"> (rules for </w:t>
-      </w:r>
-      <w:r>
-        <w:rPr>
-          <w:i/>
-          <w:iCs/>
-        </w:rPr>
-        <w:t>open sets</w:t>
-      </w:r>
-      <w:r>
-        <w:t xml:space="preserve">, </w:t>
-      </w:r>
-      <w:r>
-        <w:rPr>
-          <w:i/>
-          <w:iCs/>
-        </w:rPr>
-        <w:t>closeness</w:t>
-      </w:r>
-      <w:r>
-        <w:t xml:space="preserve"> and </w:t>
-      </w:r>
-      <w:r>
-        <w:rPr>
-          <w:i/>
-          <w:iCs/>
-        </w:rPr>
-        <w:t>continuity</w:t>
-      </w:r>
-      <w:r>
-        <w:t>) comes directly from a distance function (metric)</w:t>
-      </w:r>
-      <w:r>
-        <w:t xml:space="preserve"> </w:t>
-      </w:r>
-      <m:oMath>
-        <m:r>
-          <w:rPr>
-            <w:rFonts w:ascii="Cambria Math" w:hAnsi="Cambria Math"/>
-          </w:rPr>
-          <m:t>d</m:t>
-        </m:r>
-      </m:oMath>
-      <w:r>
-        <w:t xml:space="preserve">. Thus any open set is a union of open </w:t>
-      </w:r>
-      <w:r>
-        <w:rPr>
-          <w:i/>
-          <w:iCs/>
-        </w:rPr>
-        <w:t>balls</w:t>
-      </w:r>
-      <w:r>
-        <w:t xml:space="preserve"> where each ball is a set of points within a certain distance from a center.</w:t>
-      </w:r>
-      <w:r>
-        <w:t xml:space="preserve"> This construction provides the intuitive notion of distance found in Euclidean space (like the real line or plane) generalizing it and thus allowing for concepts like limits and continuity to be studied abstractly with metric space being at the core of the definition of topological space. We say that the metric </w:t>
-      </w:r>
-      <m:oMath>
-        <m:r>
-          <w:rPr>
-            <w:rFonts w:ascii="Cambria Math" w:hAnsi="Cambria Math"/>
-          </w:rPr>
-          <m:t>d</m:t>
-        </m:r>
-      </m:oMath>
-      <w:r>
-        <w:t xml:space="preserve"> </w:t>
-      </w:r>
-      <w:r>
-        <w:rPr>
-          <w:i/>
-          <w:iCs/>
-        </w:rPr>
-        <w:t>induces</w:t>
-      </w:r>
-      <w:r>
-        <w:t xml:space="preserve"> the topological space </w:t>
-      </w:r>
-      <m:oMath>
-        <m:r>
-          <w:rPr>
-            <w:rFonts w:ascii="Cambria Math" w:hAnsi="Cambria Math"/>
-          </w:rPr>
-          <m:t>T</m:t>
-        </m:r>
-      </m:oMath>
-      <w:r>
-        <w:t xml:space="preserve">. </w:t>
+        <w:t>discrete topological space</w:t>
+      </w:r>
+      <w:r>
+        <w:rPr>
+          <w:rFonts w:eastAsiaTheme="minorEastAsia"/>
+        </w:rPr>
+        <w:t>.</w:t>
       </w:r>
     </w:p>
     <w:p/>
     <w:p>
+      <w:pPr>
+        <w:rPr>
+          <w:rFonts w:eastAsiaTheme="minorEastAsia"/>
+        </w:rPr>
+      </w:pPr>
       <w:r>
         <w:rPr>
           <w:b/>
           <w:bCs/>
         </w:rPr>
-        <w:t>Definition</w:t>
-      </w:r>
-      <w:r>
-        <w:t xml:space="preserve"> </w:t>
-      </w:r>
-      <w:r>
-        <w:rPr>
-          <w:i/>
-          <w:iCs/>
-        </w:rPr>
-        <w:t>discrete topology</w:t>
-      </w:r>
-    </w:p>
-    <w:p>
-      <w:r>
-        <w:t xml:space="preserve">Given some finite set </w:t>
+        <w:t>Example</w:t>
+      </w:r>
+      <w:r>
+        <w:t xml:space="preserve">  set </w:t>
       </w:r>
       <m:oMath>
         <m:r>
           <w:rPr>
             <w:rFonts w:ascii="Cambria Math" w:hAnsi="Cambria Math"/>
           </w:rPr>
+          <m:t>τ</m:t>
+        </m:r>
+      </m:oMath>
+      <w:r>
+        <w:rPr>
+          <w:rFonts w:eastAsiaTheme="minorEastAsia"/>
+        </w:rPr>
+        <w:t xml:space="preserve"> of subsets which is </w:t>
+      </w:r>
+      <w:r>
+        <w:rPr>
+          <w:rFonts w:eastAsiaTheme="minorEastAsia"/>
+          <w:u w:val="single"/>
+        </w:rPr>
+        <w:t>not</w:t>
+      </w:r>
+      <w:r>
+        <w:rPr>
+          <w:rFonts w:eastAsiaTheme="minorEastAsia"/>
+        </w:rPr>
+        <w:t xml:space="preserve"> a topology</w:t>
+      </w:r>
+    </w:p>
+    <w:p>
+      <w:pPr>
+        <w:rPr>
+          <w:rFonts w:eastAsiaTheme="minorEastAsia"/>
+        </w:rPr>
+      </w:pPr>
+      <w:r>
+        <w:t xml:space="preserve">Let </w:t>
+      </w:r>
+      <m:oMath>
+        <m:r>
+          <w:rPr>
+            <w:rFonts w:ascii="Cambria Math" w:hAnsi="Cambria Math"/>
+          </w:rPr>
           <m:t>X</m:t>
-        </m:r>
-      </m:oMath>
-      <w:r>
-        <w:t xml:space="preserve"> the </w:t>
-      </w:r>
-      <w:r>
-        <w:rPr>
-          <w:i/>
-          <w:iCs/>
-        </w:rPr>
-        <w:t>discrete topology</w:t>
-      </w:r>
-      <w:r>
-        <w:t xml:space="preserve"> on </w:t>
-      </w:r>
-      <m:oMath>
-        <m:r>
-          <w:rPr>
-            <w:rFonts w:ascii="Cambria Math" w:hAnsi="Cambria Math"/>
-          </w:rPr>
-          <m:t>X</m:t>
-        </m:r>
-      </m:oMath>
-      <w:r>
-        <w:t xml:space="preserve"> is the power set of </w:t>
-      </w:r>
-      <m:oMath>
-        <m:r>
-          <w:rPr>
-            <w:rFonts w:ascii="Cambria Math" w:hAnsi="Cambria Math"/>
-          </w:rPr>
-          <m:t>X</m:t>
-        </m:r>
-      </m:oMath>
-      <w:r>
-        <w:t xml:space="preserve">, which is the family </w:t>
-      </w:r>
-      <m:oMath>
-        <m:r>
-          <w:rPr>
-            <w:rFonts w:ascii="Cambria Math" w:hAnsi="Cambria Math"/>
-          </w:rPr>
-          <m:t>τ=P</m:t>
-        </m:r>
-        <m:d>
-          <m:dPr>
-            <m:ctrlPr>
-              <w:rPr>
-                <w:rFonts w:ascii="Cambria Math" w:hAnsi="Cambria Math"/>
-                <w:i/>
-              </w:rPr>
-            </m:ctrlPr>
-          </m:dPr>
-          <m:e>
-            <m:r>
-              <w:rPr>
-                <w:rFonts w:ascii="Cambria Math" w:hAnsi="Cambria Math"/>
-              </w:rPr>
-              <m:t>X</m:t>
-            </m:r>
-          </m:e>
-        </m:d>
-      </m:oMath>
-      <w:r>
-        <w:rPr>
-          <w:rFonts w:eastAsiaTheme="minorEastAsia"/>
-        </w:rPr>
-        <w:t xml:space="preserve"> consisting of all possible subsets of X. In this case </w:t>
-      </w:r>
-      <m:oMath>
-        <m:d>
-          <m:dPr>
-            <m:ctrlPr>
-              <w:rPr>
-                <w:rFonts w:ascii="Cambria Math" w:eastAsiaTheme="minorEastAsia" w:hAnsi="Cambria Math"/>
-                <w:i/>
-              </w:rPr>
-            </m:ctrlPr>
-          </m:dPr>
-          <m:e>
-            <m:r>
-              <w:rPr>
-                <w:rFonts w:ascii="Cambria Math" w:eastAsiaTheme="minorEastAsia" w:hAnsi="Cambria Math"/>
-              </w:rPr>
-              <m:t>X,</m:t>
-            </m:r>
-            <m:r>
-              <w:rPr>
-                <w:rFonts w:ascii="Cambria Math" w:hAnsi="Cambria Math"/>
-              </w:rPr>
-              <m:t>τ</m:t>
-            </m:r>
-          </m:e>
-        </m:d>
-      </m:oMath>
-      <w:r>
-        <w:rPr>
-          <w:rFonts w:eastAsiaTheme="minorEastAsia"/>
-        </w:rPr>
-        <w:t xml:space="preserve"> is a </w:t>
-      </w:r>
-      <w:r>
-        <w:rPr>
-          <w:rFonts w:eastAsiaTheme="minorEastAsia"/>
-          <w:i/>
-          <w:iCs/>
-        </w:rPr>
-        <w:t>discrete topological space</w:t>
-      </w:r>
-      <w:r>
-        <w:rPr>
-          <w:rFonts w:eastAsiaTheme="minorEastAsia"/>
-        </w:rPr>
-        <w:t>.</w:t>
-      </w:r>
-    </w:p>
-    <w:p/>
-    <w:p>
-      <w:pPr>
-        <w:rPr>
-          <w:rFonts w:eastAsiaTheme="minorEastAsia"/>
-        </w:rPr>
-      </w:pPr>
-      <w:r>
-        <w:rPr>
-          <w:b/>
-          <w:bCs/>
-        </w:rPr>
-        <w:t>Example</w:t>
-      </w:r>
-      <w:r>
-        <w:t xml:space="preserve">  set </w:t>
-      </w:r>
-      <m:oMath>
-        <m:r>
-          <w:rPr>
-            <w:rFonts w:ascii="Cambria Math" w:hAnsi="Cambria Math"/>
-          </w:rPr>
-          <m:t>τ</m:t>
-        </m:r>
-      </m:oMath>
-      <w:r>
-        <w:rPr>
-          <w:rFonts w:eastAsiaTheme="minorEastAsia"/>
-        </w:rPr>
-        <w:t xml:space="preserve"> of subsets which is </w:t>
-      </w:r>
-      <w:r>
-        <w:rPr>
-          <w:rFonts w:eastAsiaTheme="minorEastAsia"/>
-          <w:u w:val="single"/>
-        </w:rPr>
-        <w:t>not</w:t>
-      </w:r>
-      <w:r>
-        <w:rPr>
-          <w:rFonts w:eastAsiaTheme="minorEastAsia"/>
-        </w:rPr>
-        <w:t xml:space="preserve"> a topology</w:t>
-      </w:r>
-    </w:p>
-    <w:p>
-      <w:r>
-        <w:t xml:space="preserve">Let </w:t>
-      </w:r>
-      <m:oMath>
-        <m:r>
-          <w:rPr>
-            <w:rFonts w:ascii="Cambria Math" w:hAnsi="Cambria Math"/>
-          </w:rPr>
-          <m:t>X =</m:t>
         </m:r>
         <m:r>
           <m:rPr>
@@ -4845,13 +7260,7 @@
           <w:rPr>
             <w:rFonts w:ascii="Cambria Math" w:hAnsi="Cambria Math"/>
           </w:rPr>
-          <m:t>Z</m:t>
-        </m:r>
-        <m:r>
-          <w:rPr>
-            <w:rFonts w:ascii="Cambria Math" w:hAnsi="Cambria Math"/>
-          </w:rPr>
-          <m:t xml:space="preserve"> </m:t>
+          <m:t xml:space="preserve"> =Z </m:t>
         </m:r>
       </m:oMath>
       <w:r>
@@ -4948,7 +7357,13 @@
         <w:t>.</w:t>
       </w:r>
     </w:p>
-    <w:p/>
+    <w:p>
+      <w:pPr>
+        <w:rPr>
+          <w:rFonts w:eastAsiaTheme="minorEastAsia"/>
+        </w:rPr>
+      </w:pPr>
+    </w:p>
     <w:p>
       <w:r>
         <w:rPr>
@@ -4965,45 +7380,7 @@
           <w:i/>
           <w:iCs/>
         </w:rPr>
-        <w:t>Complete metric space</w:t>
-      </w:r>
-    </w:p>
-    <w:p>
-      <w:r>
-        <w:t xml:space="preserve">A metric space </w:t>
-      </w:r>
-      <m:oMath>
-        <m:r>
-          <w:rPr>
-            <w:rFonts w:ascii="Cambria Math" w:hAnsi="Cambria Math"/>
-          </w:rPr>
-          <m:t>M</m:t>
-        </m:r>
-      </m:oMath>
-      <w:r>
-        <w:t xml:space="preserve"> is called complete (or a Cauchy space) if every Cauchy sequence of points in </w:t>
-      </w:r>
-      <m:oMath>
-        <m:r>
-          <w:rPr>
-            <w:rFonts w:ascii="Cambria Math" w:hAnsi="Cambria Math"/>
-          </w:rPr>
-          <m:t>M</m:t>
-        </m:r>
-      </m:oMath>
-      <w:r>
-        <w:t xml:space="preserve"> has a limit that is also in </w:t>
-      </w:r>
-      <m:oMath>
-        <m:r>
-          <w:rPr>
-            <w:rFonts w:ascii="Cambria Math" w:hAnsi="Cambria Math"/>
-          </w:rPr>
-          <m:t>M</m:t>
-        </m:r>
-      </m:oMath>
-      <w:r>
-        <w:t xml:space="preserve">. </w:t>
+        <w:t>Homeomorphism</w:t>
       </w:r>
     </w:p>
     <w:p/>
@@ -5023,13 +7400,324 @@
           <w:i/>
           <w:iCs/>
         </w:rPr>
-        <w:t>C</w:t>
+        <w:t>Hausdorff space</w:t>
+      </w:r>
+    </w:p>
+    <w:p>
+      <w:r>
+        <w:t xml:space="preserve">Hausdorff space / </w:t>
+      </w:r>
+      <m:oMath>
+        <m:sSub>
+          <m:sSubPr>
+            <m:ctrlPr>
+              <w:rPr>
+                <w:rFonts w:ascii="Cambria Math" w:hAnsi="Cambria Math"/>
+                <w:i/>
+              </w:rPr>
+            </m:ctrlPr>
+          </m:sSubPr>
+          <m:e>
+            <m:r>
+              <w:rPr>
+                <w:rFonts w:ascii="Cambria Math" w:hAnsi="Cambria Math"/>
+              </w:rPr>
+              <m:t>T</m:t>
+            </m:r>
+          </m:e>
+          <m:sub>
+            <m:r>
+              <w:rPr>
+                <w:rFonts w:ascii="Cambria Math" w:hAnsi="Cambria Math"/>
+              </w:rPr>
+              <m:t>2</m:t>
+            </m:r>
+          </m:sub>
+        </m:sSub>
+      </m:oMath>
+      <w:r>
+        <w:rPr>
+          <w:rFonts w:eastAsiaTheme="minorEastAsia"/>
+        </w:rPr>
+        <w:t xml:space="preserve"> space / separated space is a topological space where distinct points have disjoint neighborhoods. Of the many separation axioms that can be imposed on a topological space, the Hausdorff condition  (</w:t>
+      </w:r>
+      <m:oMath>
+        <m:sSub>
+          <m:sSubPr>
+            <m:ctrlPr>
+              <w:rPr>
+                <w:rFonts w:ascii="Cambria Math" w:hAnsi="Cambria Math"/>
+                <w:i/>
+              </w:rPr>
+            </m:ctrlPr>
+          </m:sSubPr>
+          <m:e>
+            <m:r>
+              <w:rPr>
+                <w:rFonts w:ascii="Cambria Math" w:hAnsi="Cambria Math"/>
+              </w:rPr>
+              <m:t>T</m:t>
+            </m:r>
+          </m:e>
+          <m:sub>
+            <m:r>
+              <w:rPr>
+                <w:rFonts w:ascii="Cambria Math" w:hAnsi="Cambria Math"/>
+              </w:rPr>
+              <m:t>2</m:t>
+            </m:r>
+          </m:sub>
+        </m:sSub>
+      </m:oMath>
+      <w:r>
+        <w:rPr>
+          <w:rFonts w:eastAsiaTheme="minorEastAsia"/>
+        </w:rPr>
+        <w:t>) is the most frequently used one. It implies the uniqueness of limits of sequences, nets and filters.</w:t>
+      </w:r>
+    </w:p>
+    <w:p/>
+    <w:p>
+      <w:r>
+        <w:rPr>
+          <w:b/>
+          <w:bCs/>
+        </w:rPr>
+        <w:t>Definition</w:t>
+      </w:r>
+      <w:r>
+        <w:t xml:space="preserve"> </w:t>
       </w:r>
       <w:r>
         <w:rPr>
           <w:i/>
           <w:iCs/>
         </w:rPr>
+        <w:t>Metrizable space</w:t>
+      </w:r>
+    </w:p>
+    <w:p>
+      <w:r>
+        <w:t>A metrizable space is a topological space that is homeomorphic to a metric space</w:t>
+      </w:r>
+    </w:p>
+    <w:p/>
+    <w:p>
+      <w:r>
+        <w:rPr>
+          <w:b/>
+          <w:bCs/>
+        </w:rPr>
+        <w:t>Definition</w:t>
+      </w:r>
+      <w:r>
+        <w:t xml:space="preserve"> </w:t>
+      </w:r>
+      <w:r>
+        <w:rPr>
+          <w:i/>
+          <w:iCs/>
+        </w:rPr>
+        <w:t>Separable space</w:t>
+      </w:r>
+    </w:p>
+    <w:p>
+      <w:pPr>
+        <w:rPr>
+          <w:rFonts w:eastAsiaTheme="minorEastAsia"/>
+        </w:rPr>
+      </w:pPr>
+      <w:r>
+        <w:t xml:space="preserve">A topological space is </w:t>
+      </w:r>
+      <w:r>
+        <w:rPr>
+          <w:i/>
+          <w:iCs/>
+        </w:rPr>
+        <w:t>separable</w:t>
+      </w:r>
+      <w:r>
+        <w:t xml:space="preserve"> if it contains countable dense subset; that is, there exists a sequence </w:t>
+      </w:r>
+      <m:oMath>
+        <m:sSubSup>
+          <m:sSubSupPr>
+            <m:ctrlPr>
+              <w:rPr>
+                <w:rFonts w:ascii="Cambria Math" w:hAnsi="Cambria Math"/>
+                <w:i/>
+              </w:rPr>
+            </m:ctrlPr>
+          </m:sSubSupPr>
+          <m:e>
+            <m:d>
+              <m:dPr>
+                <m:ctrlPr>
+                  <w:rPr>
+                    <w:rFonts w:ascii="Cambria Math" w:hAnsi="Cambria Math"/>
+                    <w:i/>
+                  </w:rPr>
+                </m:ctrlPr>
+              </m:dPr>
+              <m:e>
+                <m:sSub>
+                  <m:sSubPr>
+                    <m:ctrlPr>
+                      <w:rPr>
+                        <w:rFonts w:ascii="Cambria Math" w:hAnsi="Cambria Math"/>
+                        <w:i/>
+                      </w:rPr>
+                    </m:ctrlPr>
+                  </m:sSubPr>
+                  <m:e>
+                    <m:r>
+                      <w:rPr>
+                        <w:rFonts w:ascii="Cambria Math" w:hAnsi="Cambria Math"/>
+                      </w:rPr>
+                      <m:t>x</m:t>
+                    </m:r>
+                  </m:e>
+                  <m:sub>
+                    <m:r>
+                      <w:rPr>
+                        <w:rFonts w:ascii="Cambria Math" w:hAnsi="Cambria Math"/>
+                      </w:rPr>
+                      <m:t>n</m:t>
+                    </m:r>
+                  </m:sub>
+                </m:sSub>
+              </m:e>
+            </m:d>
+          </m:e>
+          <m:sub>
+            <m:r>
+              <w:rPr>
+                <w:rFonts w:ascii="Cambria Math" w:hAnsi="Cambria Math"/>
+              </w:rPr>
+              <m:t>n=1</m:t>
+            </m:r>
+          </m:sub>
+          <m:sup>
+            <m:r>
+              <w:rPr>
+                <w:rFonts w:ascii="Cambria Math" w:hAnsi="Cambria Math"/>
+              </w:rPr>
+              <m:t>∞</m:t>
+            </m:r>
+          </m:sup>
+        </m:sSubSup>
+      </m:oMath>
+      <w:r>
+        <w:rPr>
+          <w:rFonts w:eastAsiaTheme="minorEastAsia"/>
+        </w:rPr>
+        <w:t xml:space="preserve"> of elements of the space such that every nonempty open subset of the space contains at least one element of the sequence.</w:t>
+      </w:r>
+    </w:p>
+    <w:p>
+      <w:r>
+        <w:rPr>
+          <w:rFonts w:eastAsiaTheme="minorEastAsia"/>
+        </w:rPr>
+        <w:t>Separability, in essence, is a limitation on size, not necessarily in terms of cardinality</w:t>
+      </w:r>
+      <w:r>
+        <w:rPr>
+          <w:rStyle w:val="FootnoteReference"/>
+          <w:rFonts w:eastAsiaTheme="minorEastAsia"/>
+        </w:rPr>
+        <w:footnoteReference w:id="1"/>
+      </w:r>
+      <w:r>
+        <w:rPr>
+          <w:rFonts w:eastAsiaTheme="minorEastAsia"/>
+        </w:rPr>
+        <w:t xml:space="preserve"> but in a more subtle topological sense. In particular, every continuous function on a separable space whose image is a subset of a Hausdorff space is determined by its values on the countable dense subset. </w:t>
+      </w:r>
+    </w:p>
+    <w:p/>
+    <w:p>
+      <w:r>
+        <w:rPr>
+          <w:b/>
+          <w:bCs/>
+        </w:rPr>
+        <w:t>Definition</w:t>
+      </w:r>
+      <w:r>
+        <w:t xml:space="preserve"> </w:t>
+      </w:r>
+      <w:r>
+        <w:rPr>
+          <w:i/>
+          <w:iCs/>
+        </w:rPr>
+        <w:t>Complete metric space</w:t>
+      </w:r>
+    </w:p>
+    <w:p>
+      <w:r>
+        <w:t xml:space="preserve">A metric space </w:t>
+      </w:r>
+      <m:oMath>
+        <m:r>
+          <w:rPr>
+            <w:rFonts w:ascii="Cambria Math" w:hAnsi="Cambria Math"/>
+          </w:rPr>
+          <m:t>M</m:t>
+        </m:r>
+      </m:oMath>
+      <w:r>
+        <w:t xml:space="preserve"> is called complete (or a Cauchy space) if every Cauchy sequence of points in </w:t>
+      </w:r>
+      <m:oMath>
+        <m:r>
+          <w:rPr>
+            <w:rFonts w:ascii="Cambria Math" w:hAnsi="Cambria Math"/>
+          </w:rPr>
+          <m:t>M</m:t>
+        </m:r>
+      </m:oMath>
+      <w:r>
+        <w:t xml:space="preserve"> has a limit that is also in </w:t>
+      </w:r>
+      <m:oMath>
+        <m:r>
+          <w:rPr>
+            <w:rFonts w:ascii="Cambria Math" w:hAnsi="Cambria Math"/>
+          </w:rPr>
+          <m:t>M</m:t>
+        </m:r>
+      </m:oMath>
+      <w:r>
+        <w:t xml:space="preserve">. </w:t>
+      </w:r>
+    </w:p>
+    <w:p/>
+    <w:p>
+      <w:r>
+        <w:rPr>
+          <w:b/>
+          <w:bCs/>
+        </w:rPr>
+        <w:t>Definition</w:t>
+      </w:r>
+      <w:r>
+        <w:t xml:space="preserve"> </w:t>
+      </w:r>
+      <w:r>
+        <w:rPr>
+          <w:i/>
+          <w:iCs/>
+        </w:rPr>
+        <w:t>C</w:t>
+      </w:r>
+      <w:r>
+        <w:rPr>
+          <w:i/>
+          <w:iCs/>
+        </w:rPr>
         <w:t>ompletely metrizable space</w:t>
       </w:r>
     </w:p>
@@ -5129,13 +7817,58 @@
         </w:rPr>
         <w:t xml:space="preserve"> is a complete metric space and </w:t>
       </w:r>
-    </w:p>
-    <w:p>
-      <w:r>
-        <w:rPr>
-          <w:color w:val="EE0000"/>
-        </w:rPr>
-        <w:t>//TODO: finish the definition of completely metrizable space</w:t>
+      <m:oMath>
+        <m:r>
+          <w:rPr>
+            <w:rFonts w:ascii="Cambria Math" w:eastAsiaTheme="minorEastAsia" w:hAnsi="Cambria Math"/>
+          </w:rPr>
+          <m:t>d</m:t>
+        </m:r>
+      </m:oMath>
+      <w:r>
+        <w:rPr>
+          <w:rFonts w:eastAsiaTheme="minorEastAsia"/>
+        </w:rPr>
+        <w:t xml:space="preserve"> induces the topology </w:t>
+      </w:r>
+      <m:oMath>
+        <m:r>
+          <w:rPr>
+            <w:rFonts w:ascii="Cambria Math" w:hAnsi="Cambria Math"/>
+          </w:rPr>
+          <m:t>T</m:t>
+        </m:r>
+      </m:oMath>
+      <w:r>
+        <w:rPr>
+          <w:rFonts w:eastAsiaTheme="minorEastAsia"/>
+        </w:rPr>
+        <w:t xml:space="preserve">. </w:t>
+      </w:r>
+    </w:p>
+    <w:p/>
+    <w:p>
+      <w:r>
+        <w:rPr>
+          <w:b/>
+          <w:bCs/>
+        </w:rPr>
+        <w:t>Definition</w:t>
+      </w:r>
+      <w:r>
+        <w:t xml:space="preserve"> </w:t>
+      </w:r>
+      <w:r>
+        <w:rPr>
+          <w:i/>
+          <w:iCs/>
+        </w:rPr>
+        <w:t>Polish space</w:t>
+      </w:r>
+    </w:p>
+    <w:p>
+      <w:r>
+        <w:t>Polish space is a separable completely metrizable topological space.</w:t>
       </w:r>
     </w:p>
     <w:p/>
@@ -5310,11 +8043,6 @@
       </w:pPr>
     </w:p>
     <w:p>
-      <w:pPr>
-        <w:rPr>
-          <w:rFonts w:eastAsiaTheme="minorEastAsia"/>
-        </w:rPr>
-      </w:pPr>
       <w:r>
         <w:rPr>
           <w:rFonts w:eastAsiaTheme="minorEastAsia"/>
@@ -5335,24 +8063,27 @@
           <w:i/>
           <w:iCs/>
         </w:rPr>
-        <w:t>Universally measurable set</w:t>
-      </w:r>
-    </w:p>
-    <w:p>
-      <w:pPr>
-        <w:rPr>
-          <w:rFonts w:eastAsiaTheme="minorEastAsia"/>
-        </w:rPr>
-      </w:pPr>
-    </w:p>
-    <w:p>
-      <w:pPr>
-        <w:rPr>
-          <w:rFonts w:eastAsiaTheme="minorEastAsia"/>
-        </w:rPr>
-      </w:pPr>
-    </w:p>
-    <w:p>
+        <w:t>Borel set</w:t>
+      </w:r>
+    </w:p>
+    <w:p>
+      <w:r>
+        <w:t xml:space="preserve">Informally, the Borel sets of a topological space are a particular class of “well-behaved” subsets of that space. </w:t>
+      </w:r>
+    </w:p>
+    <w:p>
+      <w:pPr>
+        <w:rPr>
+          <w:rFonts w:eastAsiaTheme="minorEastAsia"/>
+        </w:rPr>
+      </w:pPr>
+    </w:p>
+    <w:p>
+      <w:pPr>
+        <w:rPr>
+          <w:rFonts w:eastAsiaTheme="minorEastAsia"/>
+        </w:rPr>
+      </w:pPr>
       <w:r>
         <w:rPr>
           <w:rFonts w:eastAsiaTheme="minorEastAsia"/>
@@ -5373,19 +8104,38 @@
           <w:i/>
           <w:iCs/>
         </w:rPr>
-        <w:t>Borel set</w:t>
-      </w:r>
+        <w:t>Universally measurable set</w:t>
+      </w:r>
+    </w:p>
+    <w:p>
+      <w:pPr>
+        <w:rPr>
+          <w:rFonts w:eastAsiaTheme="minorEastAsia"/>
+        </w:rPr>
+      </w:pPr>
+      <w:r>
+        <w:rPr>
+          <w:rFonts w:eastAsiaTheme="minorEastAsia"/>
+        </w:rPr>
+        <w:t>A subset A of Polish space X is universally measurable if it is measurable with respect to every complete probability measure on X</w:t>
+      </w:r>
+    </w:p>
+    <w:p>
+      <w:pPr>
+        <w:rPr>
+          <w:rFonts w:eastAsiaTheme="minorEastAsia"/>
+        </w:rPr>
+      </w:pPr>
     </w:p>
     <w:p/>
     <w:p/>
-    <w:p/>
     <w:p>
       <w:r>
         <w:rPr>
           <w:b/>
           <w:bCs/>
         </w:rPr>
-        <w:t>Statement</w:t>
+        <w:t>Lemma</w:t>
       </w:r>
       <w:r>
         <w:t xml:space="preserve"> Every Borel set of real numbers is universally measurable</w:t>
@@ -5421,6 +8171,72 @@
     </w:sectPr>
   </w:body>
 </w:document>
+</file>
+
+<file path=word/endnotes.xml><?xml version="1.0" encoding="utf-8"?>
+<w:endnotes xmlns:wpc="http://schemas.microsoft.com/office/word/2010/wordprocessingCanvas" xmlns:cx="http://schemas.microsoft.com/office/drawing/2014/chartex" xmlns:cx1="http://schemas.microsoft.com/office/drawing/2015/9/8/chartex" xmlns:cx2="http://schemas.microsoft.com/office/drawing/2015/10/21/chartex" xmlns:cx3="http://schemas.microsoft.com/office/drawing/2016/5/9/chartex" xmlns:cx4="http://schemas.microsoft.com/office/drawing/2016/5/10/chartex" xmlns:cx5="http://schemas.microsoft.com/office/drawing/2016/5/11/chartex" xmlns:cx6="http://schemas.microsoft.com/office/drawing/2016/5/12/chartex" xmlns:cx7="http://schemas.microsoft.com/office/drawing/2016/5/13/chartex" xmlns:cx8="http://schemas.microsoft.com/office/drawing/2016/5/14/chartex" xmlns:mc="http://schemas.openxmlformats.org/markup-compatibility/2006" xmlns:aink="http://schemas.microsoft.com/office/drawing/2016/ink" xmlns:am3d="http://schemas.microsoft.com/office/drawing/2017/model3d" xmlns:o="urn:schemas-microsoft-com:office:office" xmlns:oel="http://schemas.microsoft.com/office/2019/extlst" xmlns:r="http://schemas.openxmlformats.org/officeDocument/2006/relationships" xmlns:m="http://schemas.openxmlformats.org/officeDocument/2006/math" xmlns:v="urn:schemas-microsoft-com:vml" xmlns:wp14="http://schemas.microsoft.com/office/word/2010/wordprocessingDrawing" xmlns:wp="http://schemas.openxmlformats.org/drawingml/2006/wordprocessingDrawing" xmlns:w10="urn:schemas-microsoft-com:office:word" xmlns:w="http://schemas.openxmlformats.org/wordprocessingml/2006/main" xmlns:w14="http://schemas.microsoft.com/office/word/2010/wordml" xmlns:w15="http://schemas.microsoft.com/office/word/2012/wordml" xmlns:w16cex="http://schemas.microsoft.com/office/word/2018/wordml/cex" xmlns:w16cid="http://schemas.microsoft.com/office/word/2016/wordml/cid" xmlns:w16="http://schemas.microsoft.com/office/word/2018/wordml" xmlns:w16du="http://schemas.microsoft.com/office/word/2023/wordml/word16du" xmlns:w16sdtdh="http://schemas.microsoft.com/office/word/2020/wordml/sdtdatahash" xmlns:w16sdtfl="http://schemas.microsoft.com/office/word/2024/wordml/sdtformatlock" xmlns:w16se="http://schemas.microsoft.com/office/word/2015/wordml/symex" xmlns:wpg="http://schemas.microsoft.com/office/word/2010/wordprocessingGroup" xmlns:wpi="http://schemas.microsoft.com/office/word/2010/wordprocessingInk" xmlns:wne="http://schemas.microsoft.com/office/word/2006/wordml" xmlns:wps="http://schemas.microsoft.com/office/word/2010/wordprocessingShape" mc:Ignorable="w14 w15 w16se w16cid w16 w16cex w16sdtdh w16sdtfl w16du wp14">
+  <w:endnote w:type="separator" w:id="-1">
+    <w:p>
+      <w:pPr>
+        <w:spacing w:line="240" w:lineRule="auto"/>
+      </w:pPr>
+      <w:r>
+        <w:separator/>
+      </w:r>
+    </w:p>
+  </w:endnote>
+  <w:endnote w:type="continuationSeparator" w:id="0">
+    <w:p>
+      <w:pPr>
+        <w:spacing w:line="240" w:lineRule="auto"/>
+      </w:pPr>
+      <w:r>
+        <w:continuationSeparator/>
+      </w:r>
+    </w:p>
+  </w:endnote>
+</w:endnotes>
+</file>
+
+<file path=word/footnotes.xml><?xml version="1.0" encoding="utf-8"?>
+<w:footnotes xmlns:wpc="http://schemas.microsoft.com/office/word/2010/wordprocessingCanvas" xmlns:cx="http://schemas.microsoft.com/office/drawing/2014/chartex" xmlns:cx1="http://schemas.microsoft.com/office/drawing/2015/9/8/chartex" xmlns:cx2="http://schemas.microsoft.com/office/drawing/2015/10/21/chartex" xmlns:cx3="http://schemas.microsoft.com/office/drawing/2016/5/9/chartex" xmlns:cx4="http://schemas.microsoft.com/office/drawing/2016/5/10/chartex" xmlns:cx5="http://schemas.microsoft.com/office/drawing/2016/5/11/chartex" xmlns:cx6="http://schemas.microsoft.com/office/drawing/2016/5/12/chartex" xmlns:cx7="http://schemas.microsoft.com/office/drawing/2016/5/13/chartex" xmlns:cx8="http://schemas.microsoft.com/office/drawing/2016/5/14/chartex" xmlns:mc="http://schemas.openxmlformats.org/markup-compatibility/2006" xmlns:aink="http://schemas.microsoft.com/office/drawing/2016/ink" xmlns:am3d="http://schemas.microsoft.com/office/drawing/2017/model3d" xmlns:o="urn:schemas-microsoft-com:office:office" xmlns:oel="http://schemas.microsoft.com/office/2019/extlst" xmlns:r="http://schemas.openxmlformats.org/officeDocument/2006/relationships" xmlns:m="http://schemas.openxmlformats.org/officeDocument/2006/math" xmlns:v="urn:schemas-microsoft-com:vml" xmlns:wp14="http://schemas.microsoft.com/office/word/2010/wordprocessingDrawing" xmlns:wp="http://schemas.openxmlformats.org/drawingml/2006/wordprocessingDrawing" xmlns:w10="urn:schemas-microsoft-com:office:word" xmlns:w="http://schemas.openxmlformats.org/wordprocessingml/2006/main" xmlns:w14="http://schemas.microsoft.com/office/word/2010/wordml" xmlns:w15="http://schemas.microsoft.com/office/word/2012/wordml" xmlns:w16cex="http://schemas.microsoft.com/office/word/2018/wordml/cex" xmlns:w16cid="http://schemas.microsoft.com/office/word/2016/wordml/cid" xmlns:w16="http://schemas.microsoft.com/office/word/2018/wordml" xmlns:w16du="http://schemas.microsoft.com/office/word/2023/wordml/word16du" xmlns:w16sdtdh="http://schemas.microsoft.com/office/word/2020/wordml/sdtdatahash" xmlns:w16sdtfl="http://schemas.microsoft.com/office/word/2024/wordml/sdtformatlock" xmlns:w16se="http://schemas.microsoft.com/office/word/2015/wordml/symex" xmlns:wpg="http://schemas.microsoft.com/office/word/2010/wordprocessingGroup" xmlns:wpi="http://schemas.microsoft.com/office/word/2010/wordprocessingInk" xmlns:wne="http://schemas.microsoft.com/office/word/2006/wordml" xmlns:wps="http://schemas.microsoft.com/office/word/2010/wordprocessingShape" mc:Ignorable="w14 w15 w16se w16cid w16 w16cex w16sdtdh w16sdtfl w16du wp14">
+  <w:footnote w:type="separator" w:id="-1">
+    <w:p>
+      <w:pPr>
+        <w:spacing w:line="240" w:lineRule="auto"/>
+      </w:pPr>
+      <w:r>
+        <w:separator/>
+      </w:r>
+    </w:p>
+  </w:footnote>
+  <w:footnote w:type="continuationSeparator" w:id="0">
+    <w:p>
+      <w:pPr>
+        <w:spacing w:line="240" w:lineRule="auto"/>
+      </w:pPr>
+      <w:r>
+        <w:continuationSeparator/>
+      </w:r>
+    </w:p>
+  </w:footnote>
+  <w:footnote w:id="1">
+    <w:p>
+      <w:pPr>
+        <w:pStyle w:val="FootnoteText"/>
+      </w:pPr>
+      <w:r>
+        <w:rPr>
+          <w:rStyle w:val="FootnoteReference"/>
+        </w:rPr>
+        <w:footnoteRef/>
+      </w:r>
+      <w:r>
+        <w:t xml:space="preserve"> In the presence of the Hausdorff axiom, separability becomes a limitation in terms of cardinality</w:t>
+      </w:r>
+    </w:p>
+  </w:footnote>
+</w:footnotes>
 </file>
 
 <file path=word/styles.xml><?xml version="1.0" encoding="utf-8"?>
@@ -6373,6 +9189,45 @@
       <w:color w:val="666666"/>
     </w:rPr>
   </w:style>
+  <w:style w:type="paragraph" w:styleId="FootnoteText">
+    <w:name w:val="footnote text"/>
+    <w:basedOn w:val="Normal"/>
+    <w:link w:val="FootnoteTextChar"/>
+    <w:uiPriority w:val="99"/>
+    <w:semiHidden/>
+    <w:unhideWhenUsed/>
+    <w:rsid w:val="00047A21"/>
+    <w:pPr>
+      <w:spacing w:line="240" w:lineRule="auto"/>
+    </w:pPr>
+    <w:rPr>
+      <w:sz w:val="20"/>
+      <w:szCs w:val="20"/>
+    </w:rPr>
+  </w:style>
+  <w:style w:type="character" w:customStyle="1" w:styleId="FootnoteTextChar">
+    <w:name w:val="Footnote Text Char"/>
+    <w:basedOn w:val="DefaultParagraphFont"/>
+    <w:link w:val="FootnoteText"/>
+    <w:uiPriority w:val="99"/>
+    <w:semiHidden/>
+    <w:rsid w:val="00047A21"/>
+    <w:rPr>
+      <w:sz w:val="20"/>
+      <w:szCs w:val="20"/>
+    </w:rPr>
+  </w:style>
+  <w:style w:type="character" w:styleId="FootnoteReference">
+    <w:name w:val="footnote reference"/>
+    <w:basedOn w:val="DefaultParagraphFont"/>
+    <w:uiPriority w:val="99"/>
+    <w:semiHidden/>
+    <w:unhideWhenUsed/>
+    <w:rsid w:val="00047A21"/>
+    <w:rPr>
+      <w:vertAlign w:val="superscript"/>
+    </w:rPr>
+  </w:style>
 </w:styles>
 </file>
 
@@ -6669,4 +9524,16 @@
     </a:ext>
   </a:extLst>
 </a:theme>
+</file>
+
+<file path=customXml/item1.xml><?xml version="1.0" encoding="utf-8"?>
+<b:Sources xmlns:b="http://schemas.openxmlformats.org/officeDocument/2006/bibliography" xmlns="http://schemas.openxmlformats.org/officeDocument/2006/bibliography" SelectedStyle="/APASixthEditionOfficeOnline.xsl" StyleName="APA" Version="6"/>
+</file>
+
+<file path=customXml/itemProps1.xml><?xml version="1.0" encoding="utf-8"?>
+<ds:datastoreItem xmlns:ds="http://schemas.openxmlformats.org/officeDocument/2006/customXml" ds:itemID="{D4AC387C-6F72-E141-9DF2-D878BBED4DE4}">
+  <ds:schemaRefs>
+    <ds:schemaRef ds:uri="http://schemas.openxmlformats.org/officeDocument/2006/bibliography"/>
+  </ds:schemaRefs>
+</ds:datastoreItem>
 </file>
--- a/docs/Notes_on_Brownian_Motion_and_Stochastic_Flow_Systems.docx
+++ b/docs/Notes_on_Brownian_Motion_and_Stochastic_Flow_Systems.docx
@@ -7143,7 +7143,21 @@
         <w:rPr>
           <w:rFonts w:eastAsiaTheme="minorEastAsia"/>
         </w:rPr>
-        <w:t xml:space="preserve"> consisting of all possible subsets of X. In this case </w:t>
+        <w:t xml:space="preserve"> consisting of all possible subsets of </w:t>
+      </w:r>
+      <m:oMath>
+        <m:r>
+          <w:rPr>
+            <w:rFonts w:ascii="Cambria Math" w:eastAsiaTheme="minorEastAsia" w:hAnsi="Cambria Math"/>
+          </w:rPr>
+          <m:t>X</m:t>
+        </m:r>
+      </m:oMath>
+      <w:r>
+        <w:rPr>
+          <w:rFonts w:eastAsiaTheme="minorEastAsia"/>
+        </w:rPr>
+        <w:t xml:space="preserve">. In this case </w:t>
       </w:r>
       <m:oMath>
         <m:d>
@@ -7400,12 +7414,246 @@
           <w:i/>
           <w:iCs/>
         </w:rPr>
+        <w:t>Neighborhood separation in topological space</w:t>
+      </w:r>
+    </w:p>
+    <w:p>
+      <w:r>
+        <w:t xml:space="preserve">Points </w:t>
+      </w:r>
+      <m:oMath>
+        <m:r>
+          <w:rPr>
+            <w:rFonts w:ascii="Cambria Math" w:hAnsi="Cambria Math"/>
+          </w:rPr>
+          <m:t>x</m:t>
+        </m:r>
+      </m:oMath>
+      <w:r>
+        <w:t xml:space="preserve"> and </w:t>
+      </w:r>
+      <m:oMath>
+        <m:r>
+          <w:rPr>
+            <w:rFonts w:ascii="Cambria Math" w:hAnsi="Cambria Math"/>
+          </w:rPr>
+          <m:t>y</m:t>
+        </m:r>
+      </m:oMath>
+      <w:r>
+        <w:t xml:space="preserve"> in a topological space </w:t>
+      </w:r>
+      <m:oMath>
+        <m:r>
+          <w:rPr>
+            <w:rFonts w:ascii="Cambria Math" w:hAnsi="Cambria Math"/>
+          </w:rPr>
+          <m:t>X</m:t>
+        </m:r>
+      </m:oMath>
+      <w:r>
+        <w:t xml:space="preserve"> can be separated by neighborhoods if there exists a neighborhood </w:t>
+      </w:r>
+      <m:oMath>
+        <m:r>
+          <w:rPr>
+            <w:rFonts w:ascii="Cambria Math" w:hAnsi="Cambria Math"/>
+          </w:rPr>
+          <m:t>U</m:t>
+        </m:r>
+      </m:oMath>
+      <w:r>
+        <w:t xml:space="preserve"> of </w:t>
+      </w:r>
+      <m:oMath>
+        <m:r>
+          <w:rPr>
+            <w:rFonts w:ascii="Cambria Math" w:hAnsi="Cambria Math"/>
+          </w:rPr>
+          <m:t>x</m:t>
+        </m:r>
+      </m:oMath>
+      <w:r>
+        <w:t xml:space="preserve"> and a neighborhood </w:t>
+      </w:r>
+      <m:oMath>
+        <m:r>
+          <w:rPr>
+            <w:rFonts w:ascii="Cambria Math" w:hAnsi="Cambria Math"/>
+          </w:rPr>
+          <m:t>V</m:t>
+        </m:r>
+      </m:oMath>
+      <w:r>
+        <w:t xml:space="preserve"> of </w:t>
+      </w:r>
+      <m:oMath>
+        <m:r>
+          <w:rPr>
+            <w:rFonts w:ascii="Cambria Math" w:hAnsi="Cambria Math"/>
+          </w:rPr>
+          <m:t>y</m:t>
+        </m:r>
+      </m:oMath>
+      <w:r>
+        <w:t xml:space="preserve"> such that </w:t>
+      </w:r>
+      <m:oMath>
+        <m:r>
+          <w:rPr>
+            <w:rFonts w:ascii="Cambria Math" w:hAnsi="Cambria Math"/>
+          </w:rPr>
+          <m:t>U</m:t>
+        </m:r>
+      </m:oMath>
+      <w:r>
+        <w:t xml:space="preserve"> and </w:t>
+      </w:r>
+      <m:oMath>
+        <m:r>
+          <w:rPr>
+            <w:rFonts w:ascii="Cambria Math" w:hAnsi="Cambria Math"/>
+          </w:rPr>
+          <m:t>V</m:t>
+        </m:r>
+      </m:oMath>
+      <w:r>
+        <w:t xml:space="preserve"> are disjoint ( </w:t>
+      </w:r>
+      <m:oMath>
+        <m:r>
+          <w:rPr>
+            <w:rFonts w:ascii="Cambria Math" w:hAnsi="Cambria Math"/>
+          </w:rPr>
+          <m:t>U</m:t>
+        </m:r>
+        <m:r>
+          <w:rPr>
+            <w:rFonts w:ascii="Cambria Math" w:hAnsi="Cambria Math"/>
+          </w:rPr>
+          <m:t>∩V=∅</m:t>
+        </m:r>
+      </m:oMath>
+      <w:r>
+        <w:t xml:space="preserve"> ).</w:t>
+      </w:r>
+    </w:p>
+    <w:p/>
+    <w:p>
+      <w:r>
+        <w:rPr>
+          <w:b/>
+          <w:bCs/>
+        </w:rPr>
+        <w:t>Definion</w:t>
+      </w:r>
+      <w:r>
+        <w:t xml:space="preserve"> </w:t>
+      </w:r>
+      <w:r>
+        <w:rPr>
+          <w:i/>
+          <w:iCs/>
+        </w:rPr>
+        <w:t>Separation Axioms of Topological space</w:t>
+      </w:r>
+    </w:p>
+    <w:p>
+      <w:r>
+        <w:t xml:space="preserve">There are studied a set of restrictions one can make on topological spaces in order to arrive at such with desirable properties. Some of these restrictions are given by the </w:t>
+      </w:r>
+      <w:r>
+        <w:rPr>
+          <w:i/>
+          <w:iCs/>
+        </w:rPr>
+        <w:t>separation axioms</w:t>
+      </w:r>
+      <w:r>
+        <w:t xml:space="preserve">. The name separation axiom is actually a misnomer as we are not talking about </w:t>
+      </w:r>
+      <w:r>
+        <w:rPr>
+          <w:i/>
+          <w:iCs/>
+        </w:rPr>
+        <w:t>fundamental axioms</w:t>
+      </w:r>
+      <w:r>
+        <w:t xml:space="preserve"> as in set theory but rather about definition of desirable properties. These axioms are also known as </w:t>
+      </w:r>
+      <w:r>
+        <w:rPr>
+          <w:i/>
+          <w:iCs/>
+        </w:rPr>
+        <w:t>Tychonoff separation axioms</w:t>
+      </w:r>
+      <w:r>
+        <w:t xml:space="preserve">. The letter T in the denotation of these axioms come from German </w:t>
+      </w:r>
+      <w:r>
+        <w:rPr>
+          <w:i/>
+          <w:iCs/>
+        </w:rPr>
+        <w:t>Trennungsaxiom</w:t>
+      </w:r>
+      <w:r>
+        <w:t xml:space="preserve"> (“separation axiom”) and increasing the numerical subscript value denote increasingly stronger properties.</w:t>
+      </w:r>
+    </w:p>
+    <w:p/>
+    <w:p>
+      <w:pPr>
+        <w:rPr>
+          <w:u w:val="single"/>
+        </w:rPr>
+      </w:pPr>
+      <w:r>
+        <w:rPr>
+          <w:u w:val="single"/>
+        </w:rPr>
+        <w:t>Preliminary definitions needed for the separation axioms</w:t>
+      </w:r>
+    </w:p>
+    <w:p/>
+    <w:p/>
+    <w:p/>
+    <w:p>
+      <w:r>
+        <w:rPr>
+          <w:b/>
+          <w:bCs/>
+        </w:rPr>
+        <w:t>Definition</w:t>
+      </w:r>
+      <w:r>
+        <w:t xml:space="preserve"> </w:t>
+      </w:r>
+      <w:r>
+        <w:rPr>
+          <w:i/>
+          <w:iCs/>
+        </w:rPr>
         <w:t>Hausdorff space</w:t>
       </w:r>
     </w:p>
     <w:p>
-      <w:r>
-        <w:t xml:space="preserve">Hausdorff space / </w:t>
+      <w:pPr>
+        <w:rPr>
+          <w:rFonts w:eastAsiaTheme="minorEastAsia"/>
+        </w:rPr>
+      </w:pPr>
+      <w:r>
+        <w:rPr>
+          <w:i/>
+          <w:iCs/>
+        </w:rPr>
+        <w:t>Hausdorff space</w:t>
+      </w:r>
+      <w:r>
+        <w:t xml:space="preserve"> / </w:t>
       </w:r>
       <m:oMath>
         <m:sSub>
@@ -7439,7 +7687,35 @@
         <w:rPr>
           <w:rFonts w:eastAsiaTheme="minorEastAsia"/>
         </w:rPr>
-        <w:t xml:space="preserve"> space / separated space is a topological space where distinct points have disjoint neighborhoods. Of the many separation axioms that can be imposed on a topological space, the Hausdorff condition  (</w:t>
+        <w:t xml:space="preserve"> space / </w:t>
+      </w:r>
+      <w:r>
+        <w:rPr>
+          <w:rFonts w:eastAsiaTheme="minorEastAsia"/>
+          <w:i/>
+          <w:iCs/>
+        </w:rPr>
+        <w:t>separated space</w:t>
+      </w:r>
+      <w:r>
+        <w:rPr>
+          <w:rFonts w:eastAsiaTheme="minorEastAsia"/>
+        </w:rPr>
+        <w:t xml:space="preserve"> is a topological space where distinct points have </w:t>
+      </w:r>
+      <w:proofErr w:type="gramStart"/>
+      <w:r>
+        <w:rPr>
+          <w:rFonts w:eastAsiaTheme="minorEastAsia"/>
+        </w:rPr>
+        <w:t>disjoint</w:t>
+      </w:r>
+      <w:proofErr w:type="gramEnd"/>
+      <w:r>
+        <w:rPr>
+          <w:rFonts w:eastAsiaTheme="minorEastAsia"/>
+        </w:rPr>
+        <w:t xml:space="preserve"> neighborhoods. Of the many separation axioms that can be imposed on a topological space, the Hausdorff condition  (</w:t>
       </w:r>
       <m:oMath>
         <m:sSub>
@@ -7476,6 +7752,115 @@
         <w:t>) is the most frequently used one. It implies the uniqueness of limits of sequences, nets and filters.</w:t>
       </w:r>
     </w:p>
+    <w:p>
+      <w:r>
+        <w:t>Hausdorff condition (</w:t>
+      </w:r>
+      <m:oMath>
+        <m:sSub>
+          <m:sSubPr>
+            <m:ctrlPr>
+              <w:rPr>
+                <w:rFonts w:ascii="Cambria Math" w:hAnsi="Cambria Math"/>
+                <w:i/>
+              </w:rPr>
+            </m:ctrlPr>
+          </m:sSubPr>
+          <m:e>
+            <m:r>
+              <w:rPr>
+                <w:rFonts w:ascii="Cambria Math" w:hAnsi="Cambria Math"/>
+              </w:rPr>
+              <m:t>T</m:t>
+            </m:r>
+          </m:e>
+          <m:sub>
+            <m:r>
+              <w:rPr>
+                <w:rFonts w:ascii="Cambria Math" w:hAnsi="Cambria Math"/>
+              </w:rPr>
+              <m:t>2</m:t>
+            </m:r>
+          </m:sub>
+        </m:sSub>
+      </m:oMath>
+      <w:r>
+        <w:rPr>
+          <w:rFonts w:eastAsiaTheme="minorEastAsia"/>
+        </w:rPr>
+        <w:t xml:space="preserve">) is the third separation axiom after </w:t>
+      </w:r>
+      <m:oMath>
+        <m:sSub>
+          <m:sSubPr>
+            <m:ctrlPr>
+              <w:rPr>
+                <w:rFonts w:ascii="Cambria Math" w:hAnsi="Cambria Math"/>
+                <w:i/>
+              </w:rPr>
+            </m:ctrlPr>
+          </m:sSubPr>
+          <m:e>
+            <m:r>
+              <w:rPr>
+                <w:rFonts w:ascii="Cambria Math" w:hAnsi="Cambria Math"/>
+              </w:rPr>
+              <m:t>T</m:t>
+            </m:r>
+          </m:e>
+          <m:sub>
+            <m:r>
+              <w:rPr>
+                <w:rFonts w:ascii="Cambria Math" w:hAnsi="Cambria Math"/>
+              </w:rPr>
+              <m:t>0</m:t>
+            </m:r>
+          </m:sub>
+        </m:sSub>
+      </m:oMath>
+      <w:r>
+        <w:rPr>
+          <w:rFonts w:eastAsiaTheme="minorEastAsia"/>
+        </w:rPr>
+        <w:t xml:space="preserve"> and </w:t>
+      </w:r>
+      <m:oMath>
+        <m:sSub>
+          <m:sSubPr>
+            <m:ctrlPr>
+              <w:rPr>
+                <w:rFonts w:ascii="Cambria Math" w:hAnsi="Cambria Math"/>
+                <w:i/>
+              </w:rPr>
+            </m:ctrlPr>
+          </m:sSubPr>
+          <m:e>
+            <m:r>
+              <w:rPr>
+                <w:rFonts w:ascii="Cambria Math" w:hAnsi="Cambria Math"/>
+              </w:rPr>
+              <m:t>T</m:t>
+            </m:r>
+          </m:e>
+          <m:sub>
+            <m:r>
+              <w:rPr>
+                <w:rFonts w:ascii="Cambria Math" w:hAnsi="Cambria Math"/>
+              </w:rPr>
+              <m:t>1</m:t>
+            </m:r>
+          </m:sub>
+        </m:sSub>
+      </m:oMath>
+      <w:r>
+        <w:rPr>
+          <w:rFonts w:eastAsiaTheme="minorEastAsia"/>
+        </w:rPr>
+        <w:t>.</w:t>
+      </w:r>
+    </w:p>
+    <w:p/>
+    <w:p/>
     <w:p/>
     <w:p>
       <w:r>
@@ -9531,7 +9916,7 @@
 </file>
 
 <file path=customXml/itemProps1.xml><?xml version="1.0" encoding="utf-8"?>
-<ds:datastoreItem xmlns:ds="http://schemas.openxmlformats.org/officeDocument/2006/customXml" ds:itemID="{D4AC387C-6F72-E141-9DF2-D878BBED4DE4}">
+<ds:datastoreItem xmlns:ds="http://schemas.openxmlformats.org/officeDocument/2006/customXml" ds:itemID="{F02047AB-4719-F444-91BD-F6D31ACABD96}">
   <ds:schemaRefs>
     <ds:schemaRef ds:uri="http://schemas.openxmlformats.org/officeDocument/2006/bibliography"/>
   </ds:schemaRefs>

--- a/docs/Notes_on_Brownian_Motion_and_Stochastic_Flow_Systems.docx
+++ b/docs/Notes_on_Brownian_Motion_and_Stochastic_Flow_Systems.docx
@@ -7618,6 +7618,31 @@
       </w:r>
     </w:p>
     <w:p/>
+    <w:p>
+      <w:r>
+        <w:t xml:space="preserve">We need to adorn with concrete meaning the concept of </w:t>
+      </w:r>
+      <w:r>
+        <w:rPr>
+          <w:i/>
+          <w:iCs/>
+        </w:rPr>
+        <w:t>separated sets</w:t>
+      </w:r>
+      <w:r>
+        <w:t xml:space="preserve"> in </w:t>
+      </w:r>
+      <w:r>
+        <w:rPr>
+          <w:i/>
+          <w:iCs/>
+        </w:rPr>
+        <w:t>topological spaces</w:t>
+      </w:r>
+      <w:r>
+        <w:t xml:space="preserve">. </w:t>
+      </w:r>
+    </w:p>
     <w:p/>
     <w:p/>
     <w:p>
@@ -7754,6 +7779,7 @@
     </w:p>
     <w:p>
       <w:r>
+        <w:lastRenderedPageBreak/>
         <w:t>Hausdorff condition (</w:t>
       </w:r>
       <m:oMath>
@@ -9916,7 +9942,7 @@
 </file>
 
 <file path=customXml/itemProps1.xml><?xml version="1.0" encoding="utf-8"?>
-<ds:datastoreItem xmlns:ds="http://schemas.openxmlformats.org/officeDocument/2006/customXml" ds:itemID="{F02047AB-4719-F444-91BD-F6D31ACABD96}">
+<ds:datastoreItem xmlns:ds="http://schemas.openxmlformats.org/officeDocument/2006/customXml" ds:itemID="{68AC4DC8-3E8A-DE48-88A0-1BA3E35014C4}">
   <ds:schemaRefs>
     <ds:schemaRef ds:uri="http://schemas.openxmlformats.org/officeDocument/2006/bibliography"/>
   </ds:schemaRefs>

--- a/docs/Notes_on_Brownian_Motion_and_Stochastic_Flow_Systems.docx
+++ b/docs/Notes_on_Brownian_Motion_and_Stochastic_Flow_Systems.docx
@@ -7643,7 +7643,151 @@
         <w:t xml:space="preserve">. </w:t>
       </w:r>
     </w:p>
+    <w:p>
+      <w:r>
+        <w:t xml:space="preserve">Informally, it is not enough for the elements of a topological space to be </w:t>
+      </w:r>
+      <w:r>
+        <w:rPr>
+          <w:i/>
+          <w:iCs/>
+        </w:rPr>
+        <w:t>distinct</w:t>
+      </w:r>
+      <w:r>
+        <w:t xml:space="preserve"> (that is, </w:t>
+      </w:r>
+      <w:r>
+        <w:rPr>
+          <w:i/>
+          <w:iCs/>
+        </w:rPr>
+        <w:t>unequal</w:t>
+      </w:r>
+      <w:r>
+        <w:t xml:space="preserve">); we may want them to be </w:t>
+      </w:r>
+      <w:r>
+        <w:rPr>
+          <w:i/>
+          <w:iCs/>
+        </w:rPr>
+        <w:t>topologically distinguishable</w:t>
+      </w:r>
+      <w:r>
+        <w:t xml:space="preserve"> which is stronger condition.</w:t>
+      </w:r>
+    </w:p>
+    <w:p>
+      <w:r>
+        <w:t xml:space="preserve">Similarly, it is not enough for subsets of a topological space to be </w:t>
+      </w:r>
+      <w:r>
+        <w:rPr>
+          <w:i/>
+          <w:iCs/>
+        </w:rPr>
+        <w:t>disjoint</w:t>
+      </w:r>
+      <w:r>
+        <w:t xml:space="preserve">; we may want them to be </w:t>
+      </w:r>
+      <w:r>
+        <w:rPr>
+          <w:i/>
+          <w:iCs/>
+        </w:rPr>
+        <w:t>separated</w:t>
+      </w:r>
+      <w:r>
+        <w:t xml:space="preserve"> (in any of various ways). The separation axioms say that the points or sets that are distinguishable or separated in some weak sense must also be distinguishable or separated in some stronger sense. </w:t>
+      </w:r>
+    </w:p>
     <w:p/>
+    <w:p>
+      <w:r>
+        <w:lastRenderedPageBreak/>
+        <w:t xml:space="preserve">Two points </w:t>
+      </w:r>
+      <m:oMath>
+        <m:r>
+          <w:rPr>
+            <w:rFonts w:ascii="Cambria Math" w:hAnsi="Cambria Math"/>
+          </w:rPr>
+          <m:t>x</m:t>
+        </m:r>
+      </m:oMath>
+      <w:r>
+        <w:t xml:space="preserve"> and </w:t>
+      </w:r>
+      <m:oMath>
+        <m:r>
+          <w:rPr>
+            <w:rFonts w:ascii="Cambria Math" w:hAnsi="Cambria Math"/>
+          </w:rPr>
+          <m:t>y</m:t>
+        </m:r>
+      </m:oMath>
+      <w:r>
+        <w:t xml:space="preserve"> are </w:t>
+      </w:r>
+      <w:r>
+        <w:rPr>
+          <w:i/>
+          <w:iCs/>
+        </w:rPr>
+        <w:t>separated</w:t>
+      </w:r>
+      <w:r>
+        <w:t xml:space="preserve"> if each of them has a neighborhood that is not a neighborhood of the other; </w:t>
+      </w:r>
+      <w:r>
+        <w:t xml:space="preserve">that is, neither belongs to the other’s closure. </w:t>
+      </w:r>
+      <w:r>
+        <w:t xml:space="preserve">More generally, two </w:t>
+      </w:r>
+      <w:r>
+        <w:rPr>
+          <w:i/>
+          <w:iCs/>
+        </w:rPr>
+        <w:t>subsets</w:t>
+      </w:r>
+      <w:r>
+        <w:t xml:space="preserve"> A and B of X are </w:t>
+      </w:r>
+      <w:r>
+        <w:rPr>
+          <w:i/>
+          <w:iCs/>
+        </w:rPr>
+        <w:t>separated</w:t>
+      </w:r>
+      <w:r>
+        <w:t xml:space="preserve"> if each is </w:t>
+      </w:r>
+      <w:r>
+        <w:rPr>
+          <w:i/>
+          <w:iCs/>
+        </w:rPr>
+        <w:t>disjoint</w:t>
+      </w:r>
+      <w:r>
+        <w:t xml:space="preserve"> from the other’s </w:t>
+      </w:r>
+      <w:r>
+        <w:rPr>
+          <w:i/>
+          <w:iCs/>
+        </w:rPr>
+        <w:t>closure</w:t>
+      </w:r>
+      <w:r>
+        <w:t xml:space="preserve">. </w:t>
+      </w:r>
+    </w:p>
     <w:p/>
     <w:p>
       <w:r>
@@ -7779,7 +7923,6 @@
     </w:p>
     <w:p>
       <w:r>
-        <w:lastRenderedPageBreak/>
         <w:t>Hausdorff condition (</w:t>
       </w:r>
       <m:oMath>
@@ -9942,7 +10085,7 @@
 </file>
 
 <file path=customXml/itemProps1.xml><?xml version="1.0" encoding="utf-8"?>
-<ds:datastoreItem xmlns:ds="http://schemas.openxmlformats.org/officeDocument/2006/customXml" ds:itemID="{68AC4DC8-3E8A-DE48-88A0-1BA3E35014C4}">
+<ds:datastoreItem xmlns:ds="http://schemas.openxmlformats.org/officeDocument/2006/customXml" ds:itemID="{41FA1B3B-9E4C-4B45-A4D2-9F6C1B0F6328}">
   <ds:schemaRefs>
     <ds:schemaRef ds:uri="http://schemas.openxmlformats.org/officeDocument/2006/bibliography"/>
   </ds:schemaRefs>

--- a/docs/Notes_on_Brownian_Motion_and_Stochastic_Flow_Systems.docx
+++ b/docs/Notes_on_Brownian_Motion_and_Stochastic_Flow_Systems.docx
@@ -7786,6 +7786,72 @@
       </w:r>
       <w:r>
         <w:t xml:space="preserve">. </w:t>
+      </w:r>
+      <w:r>
+        <w:t xml:space="preserve">Equivalently, each subset is included in an open set disjoint from the other subset. All of the remaining conditions for separation of sets may also be applied to points (or to a point and a set) by using singleton sets. Points x and y will be considered separated, by neighborhoods, by closed neighborhoods, by continuous function, if and only if their singleton sets </w:t>
+      </w:r>
+      <m:oMath>
+        <m:r>
+          <w:rPr>
+            <w:rFonts w:ascii="Cambria Math" w:hAnsi="Cambria Math"/>
+          </w:rPr>
+          <m:t>{x}</m:t>
+        </m:r>
+      </m:oMath>
+      <w:r>
+        <w:t xml:space="preserve"> and </w:t>
+      </w:r>
+      <m:oMath>
+        <m:r>
+          <w:rPr>
+            <w:rFonts w:ascii="Cambria Math" w:hAnsi="Cambria Math"/>
+          </w:rPr>
+          <m:t>{y}</m:t>
+        </m:r>
+      </m:oMath>
+      <w:r>
+        <w:t xml:space="preserve"> are separated according to the corresponding criterion:</w:t>
+      </w:r>
+    </w:p>
+    <w:p/>
+    <w:p>
+      <w:r>
+        <w:t xml:space="preserve">Subsets </w:t>
+      </w:r>
+      <m:oMath>
+        <m:r>
+          <w:rPr>
+            <w:rFonts w:ascii="Cambria Math" w:hAnsi="Cambria Math"/>
+          </w:rPr>
+          <m:t>A</m:t>
+        </m:r>
+      </m:oMath>
+      <w:r>
+        <w:t xml:space="preserve"> and </w:t>
+      </w:r>
+      <m:oMath>
+        <m:r>
+          <w:rPr>
+            <w:rFonts w:ascii="Cambria Math" w:hAnsi="Cambria Math"/>
+          </w:rPr>
+          <m:t>B</m:t>
+        </m:r>
+      </m:oMath>
+      <w:r>
+        <w:t xml:space="preserve"> are </w:t>
+      </w:r>
+      <w:r>
+        <w:rPr>
+          <w:i/>
+          <w:iCs/>
+        </w:rPr>
+        <w:t>separated by neighborhoods</w:t>
+      </w:r>
+      <w:r>
+        <w:t xml:space="preserve"> if they have disjoint neighborhoods. </w:t>
+      </w:r>
+      <w:r>
+        <w:t>They are separated by closed neighborhoods if they have disjoint closed neighborhoods.</w:t>
       </w:r>
     </w:p>
     <w:p/>
@@ -10085,7 +10151,7 @@
 </file>
 
 <file path=customXml/itemProps1.xml><?xml version="1.0" encoding="utf-8"?>
-<ds:datastoreItem xmlns:ds="http://schemas.openxmlformats.org/officeDocument/2006/customXml" ds:itemID="{41FA1B3B-9E4C-4B45-A4D2-9F6C1B0F6328}">
+<ds:datastoreItem xmlns:ds="http://schemas.openxmlformats.org/officeDocument/2006/customXml" ds:itemID="{FD121D50-A50A-9941-98F0-383054C7CAF8}">
   <ds:schemaRefs>
     <ds:schemaRef ds:uri="http://schemas.openxmlformats.org/officeDocument/2006/bibliography"/>
   </ds:schemaRefs>

--- a/docs/Notes_on_Brownian_Motion_and_Stochastic_Flow_Systems.docx
+++ b/docs/Notes_on_Brownian_Motion_and_Stochastic_Flow_Systems.docx
@@ -1350,7 +1350,14 @@
         <w:t>Definition</w:t>
       </w:r>
       <w:r>
-        <w:t xml:space="preserve"> metric space</w:t>
+        <w:t xml:space="preserve"> </w:t>
+      </w:r>
+      <w:r>
+        <w:rPr>
+          <w:i/>
+          <w:iCs/>
+        </w:rPr>
+        <w:t>metric space</w:t>
       </w:r>
     </w:p>
     <w:p>
@@ -3516,13 +3523,7 @@
           <w:rPr>
             <w:rFonts w:ascii="Cambria Math" w:eastAsiaTheme="minorEastAsia" w:hAnsi="Cambria Math"/>
           </w:rPr>
-          <m:t>C</m:t>
-        </m:r>
-        <m:r>
-          <w:rPr>
-            <w:rFonts w:ascii="Cambria Math" w:eastAsiaTheme="minorEastAsia" w:hAnsi="Cambria Math"/>
-          </w:rPr>
-          <m:t>=</m:t>
+          <m:t>C=</m:t>
         </m:r>
         <m:sSub>
           <m:sSubPr>
@@ -3618,19 +3619,13 @@
           </m:e>
         </m:d>
         <m:r>
-          <w:rPr>
-            <w:rFonts w:ascii="Cambria Math" w:eastAsiaTheme="minorEastAsia" w:hAnsi="Cambria Math"/>
-          </w:rPr>
-          <m:t>=</m:t>
-        </m:r>
-        <m:r>
           <m:rPr>
             <m:scr m:val="script"/>
           </m:rPr>
           <w:rPr>
             <w:rFonts w:ascii="Cambria Math" w:eastAsiaTheme="minorEastAsia" w:hAnsi="Cambria Math"/>
           </w:rPr>
-          <m:t>l</m:t>
+          <m:t>=l</m:t>
         </m:r>
         <m:d>
           <m:dPr>
@@ -3671,19 +3666,13 @@
           </m:e>
         </m:d>
         <m:r>
-          <w:rPr>
-            <w:rFonts w:ascii="Cambria Math" w:eastAsiaTheme="minorEastAsia" w:hAnsi="Cambria Math"/>
-          </w:rPr>
-          <m:t>×…×</m:t>
-        </m:r>
-        <m:r>
           <m:rPr>
             <m:scr m:val="script"/>
           </m:rPr>
           <w:rPr>
             <w:rFonts w:ascii="Cambria Math" w:eastAsiaTheme="minorEastAsia" w:hAnsi="Cambria Math"/>
           </w:rPr>
-          <m:t>l</m:t>
+          <m:t>×…×l</m:t>
         </m:r>
         <m:d>
           <m:dPr>
@@ -3741,13 +3730,7 @@
           <w:rPr>
             <w:rFonts w:ascii="Cambria Math" w:eastAsiaTheme="minorEastAsia" w:hAnsi="Cambria Math"/>
           </w:rPr>
-          <m:t>E</m:t>
-        </m:r>
-        <m:r>
-          <w:rPr>
-            <w:rFonts w:ascii="Cambria Math" w:eastAsiaTheme="minorEastAsia" w:hAnsi="Cambria Math"/>
-          </w:rPr>
-          <m:t>⊆</m:t>
+          <m:t>E⊆</m:t>
         </m:r>
         <m:sSup>
           <m:sSupPr>
@@ -4058,25 +4041,7 @@
                   <w:rPr>
                     <w:rFonts w:ascii="Cambria Math" w:eastAsiaTheme="minorEastAsia" w:hAnsi="Cambria Math"/>
                   </w:rPr>
-                  <m:t xml:space="preserve">is a sequence of </m:t>
-                </m:r>
-                <m:r>
-                  <m:rPr>
-                    <m:sty m:val="p"/>
-                  </m:rPr>
-                  <w:rPr>
-                    <w:rFonts w:ascii="Cambria Math" w:eastAsiaTheme="minorEastAsia" w:hAnsi="Cambria Math"/>
-                  </w:rPr>
-                  <m:t xml:space="preserve">products of </m:t>
-                </m:r>
-                <m:r>
-                  <m:rPr>
-                    <m:sty m:val="p"/>
-                  </m:rPr>
-                  <w:rPr>
-                    <w:rFonts w:ascii="Cambria Math" w:eastAsiaTheme="minorEastAsia" w:hAnsi="Cambria Math"/>
-                  </w:rPr>
-                  <m:t>open intervals with</m:t>
+                  <m:t>is a sequence of products of open intervals with</m:t>
                 </m:r>
                 <m:r>
                   <w:rPr>
@@ -4440,13 +4405,7 @@
           <w:rPr>
             <w:rFonts w:ascii="Cambria Math" w:eastAsiaTheme="minorEastAsia" w:hAnsi="Cambria Math"/>
           </w:rPr>
-          <m:t>M</m:t>
-        </m:r>
-        <m:r>
-          <w:rPr>
-            <w:rFonts w:ascii="Cambria Math" w:eastAsiaTheme="minorEastAsia" w:hAnsi="Cambria Math"/>
-          </w:rPr>
-          <m:t>⊆</m:t>
+          <m:t>M⊆</m:t>
         </m:r>
         <m:sSup>
           <m:sSupPr>
@@ -4589,13 +4548,7 @@
               <w:rPr>
                 <w:rFonts w:ascii="Cambria Math" w:eastAsiaTheme="minorEastAsia" w:hAnsi="Cambria Math"/>
               </w:rPr>
-              <m:t>S</m:t>
-            </m:r>
-            <m:r>
-              <w:rPr>
-                <w:rFonts w:ascii="Cambria Math" w:eastAsiaTheme="minorEastAsia" w:hAnsi="Cambria Math"/>
-              </w:rPr>
-              <m:t>∩M</m:t>
+              <m:t>S∩M</m:t>
             </m:r>
           </m:e>
         </m:d>
@@ -4687,13 +4640,7 @@
           <w:rPr>
             <w:rFonts w:ascii="Cambria Math" w:eastAsiaTheme="minorEastAsia" w:hAnsi="Cambria Math"/>
           </w:rPr>
-          <m:t>S</m:t>
-        </m:r>
-        <m:r>
-          <w:rPr>
-            <w:rFonts w:ascii="Cambria Math" w:eastAsiaTheme="minorEastAsia" w:hAnsi="Cambria Math"/>
-          </w:rPr>
-          <m:t>⊆</m:t>
+          <m:t>S⊆</m:t>
         </m:r>
         <m:sSup>
           <m:sSupPr>
@@ -4985,13 +4932,7 @@
           <w:rPr>
             <w:rFonts w:ascii="Cambria Math" w:eastAsiaTheme="minorEastAsia" w:hAnsi="Cambria Math"/>
           </w:rPr>
-          <m:t>M</m:t>
-        </m:r>
-        <m:r>
-          <w:rPr>
-            <w:rFonts w:ascii="Cambria Math" w:eastAsiaTheme="minorEastAsia" w:hAnsi="Cambria Math"/>
-          </w:rPr>
-          <m:t>⊆</m:t>
+          <m:t>M⊆</m:t>
         </m:r>
         <m:r>
           <m:rPr>
@@ -5166,13 +5107,7 @@
               <w:rPr>
                 <w:rFonts w:ascii="Cambria Math" w:hAnsi="Cambria Math"/>
               </w:rPr>
-              <m:t>S</m:t>
-            </m:r>
-            <m:r>
-              <w:rPr>
-                <w:rFonts w:ascii="Cambria Math" w:hAnsi="Cambria Math"/>
-              </w:rPr>
-              <m:t>∩M</m:t>
+              <m:t>S∩M</m:t>
             </m:r>
           </m:e>
         </m:d>
@@ -5310,16 +5245,7 @@
           <w:rPr>
             <w:rFonts w:ascii="Cambria Math" w:eastAsiaTheme="minorEastAsia" w:hAnsi="Cambria Math"/>
           </w:rPr>
-          <m:t>Ω</m:t>
-        </m:r>
-        <m:r>
-          <m:rPr>
-            <m:sty m:val="p"/>
-          </m:rPr>
-          <w:rPr>
-            <w:rFonts w:ascii="Cambria Math" w:eastAsiaTheme="minorEastAsia" w:hAnsi="Cambria Math"/>
-          </w:rPr>
-          <m:t xml:space="preserve"> \</m:t>
+          <m:t>Ω \</m:t>
         </m:r>
         <m:r>
           <m:rPr>
@@ -5468,13 +5394,7 @@
         <w:rPr>
           <w:rFonts w:eastAsiaTheme="minorEastAsia"/>
         </w:rPr>
-        <w:t>-measurable</w:t>
-      </w:r>
-      <w:r>
-        <w:rPr>
-          <w:rFonts w:eastAsiaTheme="minorEastAsia"/>
-        </w:rPr>
-        <w:t xml:space="preserve"> set is also </w:t>
+        <w:t xml:space="preserve">-measurable set is also </w:t>
       </w:r>
       <m:oMath>
         <m:sSup>
@@ -5508,13 +5428,7 @@
         <w:rPr>
           <w:rFonts w:eastAsiaTheme="minorEastAsia"/>
         </w:rPr>
-        <w:t>-measurable</w:t>
-      </w:r>
-      <w:r>
-        <w:rPr>
-          <w:rFonts w:eastAsiaTheme="minorEastAsia"/>
-        </w:rPr>
-        <w:t xml:space="preserve">, and the restriction of the outer measure </w:t>
+        <w:t xml:space="preserve">-measurable, and the restriction of the outer measure </w:t>
       </w:r>
       <m:oMath>
         <m:sSup>
@@ -6950,7 +6864,7 @@
           <w:rPr>
             <w:rFonts w:ascii="Cambria Math" w:hAnsi="Cambria Math"/>
           </w:rPr>
-          <m:t>T</m:t>
+          <m:t>τ</m:t>
         </m:r>
       </m:oMath>
       <w:r>
@@ -7039,7 +6953,7 @@
           <w:rPr>
             <w:rFonts w:ascii="Cambria Math" w:hAnsi="Cambria Math"/>
           </w:rPr>
-          <m:t>T</m:t>
+          <m:t>τ</m:t>
         </m:r>
       </m:oMath>
       <w:r>
@@ -7525,13 +7439,7 @@
           <w:rPr>
             <w:rFonts w:ascii="Cambria Math" w:hAnsi="Cambria Math"/>
           </w:rPr>
-          <m:t>U</m:t>
-        </m:r>
-        <m:r>
-          <w:rPr>
-            <w:rFonts w:ascii="Cambria Math" w:hAnsi="Cambria Math"/>
-          </w:rPr>
-          <m:t>∩V=∅</m:t>
+          <m:t>U∩V=∅</m:t>
         </m:r>
       </m:oMath>
       <w:r>
@@ -7590,7 +7498,18 @@
         <w:t>Tychonoff separation axioms</w:t>
       </w:r>
       <w:r>
-        <w:t xml:space="preserve">. The letter T in the denotation of these axioms come from German </w:t>
+        <w:t xml:space="preserve">. The letter </w:t>
+      </w:r>
+      <m:oMath>
+        <m:r>
+          <w:rPr>
+            <w:rFonts w:ascii="Cambria Math" w:hAnsi="Cambria Math"/>
+          </w:rPr>
+          <m:t>T</m:t>
+        </m:r>
+      </m:oMath>
+      <w:r>
+        <w:t xml:space="preserve"> in the denotation of these axioms come from German </w:t>
       </w:r>
       <w:r>
         <w:rPr>
@@ -8366,7 +8285,7 @@
               <w:rPr>
                 <w:rFonts w:ascii="Cambria Math" w:hAnsi="Cambria Math"/>
               </w:rPr>
-              <m:t>T</m:t>
+              <m:t>τ</m:t>
             </m:r>
           </m:e>
         </m:d>
@@ -8456,7 +8375,7 @@
           <w:rPr>
             <w:rFonts w:ascii="Cambria Math" w:hAnsi="Cambria Math"/>
           </w:rPr>
-          <m:t>T</m:t>
+          <m:t>τ</m:t>
         </m:r>
       </m:oMath>
       <w:r>
@@ -8563,7 +8482,21 @@
         <w:rPr>
           <w:rFonts w:eastAsiaTheme="minorEastAsia"/>
         </w:rPr>
-        <w:t xml:space="preserve"> on a set X is a non-empty collection </w:t>
+        <w:t xml:space="preserve"> on a set </w:t>
+      </w:r>
+      <m:oMath>
+        <m:r>
+          <w:rPr>
+            <w:rFonts w:ascii="Cambria Math" w:eastAsiaTheme="minorEastAsia" w:hAnsi="Cambria Math"/>
+          </w:rPr>
+          <m:t>X</m:t>
+        </m:r>
+      </m:oMath>
+      <w:r>
+        <w:rPr>
+          <w:rFonts w:eastAsiaTheme="minorEastAsia"/>
+        </w:rPr>
+        <w:t xml:space="preserve"> is a non-empty collection </w:t>
       </w:r>
       <m:oMath>
         <m:r>
@@ -8610,12 +8543,20 @@
           <w:rFonts w:eastAsiaTheme="minorEastAsia"/>
         </w:rPr>
       </w:pPr>
+    </w:p>
+    <w:p>
+      <w:pPr>
+        <w:rPr>
+          <w:rFonts w:eastAsiaTheme="minorEastAsia"/>
+        </w:rPr>
+      </w:pPr>
       <w:r>
         <w:rPr>
           <w:rFonts w:eastAsiaTheme="minorEastAsia"/>
           <w:b/>
           <w:bCs/>
         </w:rPr>
+        <w:lastRenderedPageBreak/>
         <w:t>Definition</w:t>
       </w:r>
       <w:r>
@@ -8661,6 +8602,208 @@
           <w:rFonts w:eastAsiaTheme="minorEastAsia"/>
         </w:rPr>
       </w:pPr>
+      <w:r>
+        <w:rPr>
+          <w:rFonts w:eastAsiaTheme="minorEastAsia"/>
+        </w:rPr>
+        <w:t xml:space="preserve">Borel </w:t>
+      </w:r>
+      <m:oMath>
+        <m:r>
+          <m:rPr>
+            <m:sty m:val="p"/>
+          </m:rPr>
+          <w:rPr>
+            <w:rFonts w:ascii="Cambria Math" w:hAnsi="Cambria Math"/>
+          </w:rPr>
+          <m:t>σ</m:t>
+        </m:r>
+      </m:oMath>
+      <w:r>
+        <w:rPr>
+          <w:rFonts w:eastAsiaTheme="minorEastAsia"/>
+        </w:rPr>
+        <w:t xml:space="preserve"> Algebra</w:t>
+      </w:r>
+      <w:r>
+        <w:rPr>
+          <w:rFonts w:eastAsiaTheme="minorEastAsia"/>
+        </w:rPr>
+        <w:t xml:space="preserve"> is the smallest collection of sets in a topological space that contains all open sets and is closed under complements, countable unions, and countable intersections. </w:t>
+      </w:r>
+    </w:p>
+    <w:p>
+      <w:pPr>
+        <w:rPr>
+          <w:rFonts w:eastAsiaTheme="minorEastAsia"/>
+        </w:rPr>
+      </w:pPr>
+      <w:r>
+        <w:rPr>
+          <w:rFonts w:eastAsiaTheme="minorEastAsia"/>
+        </w:rPr>
+        <w:t xml:space="preserve">Formally, for any topological space </w:t>
+      </w:r>
+      <m:oMath>
+        <m:d>
+          <m:dPr>
+            <m:ctrlPr>
+              <w:rPr>
+                <w:rFonts w:ascii="Cambria Math" w:eastAsiaTheme="minorEastAsia" w:hAnsi="Cambria Math"/>
+                <w:i/>
+              </w:rPr>
+            </m:ctrlPr>
+          </m:dPr>
+          <m:e>
+            <m:r>
+              <w:rPr>
+                <w:rFonts w:ascii="Cambria Math" w:eastAsiaTheme="minorEastAsia" w:hAnsi="Cambria Math"/>
+              </w:rPr>
+              <m:t>X,</m:t>
+            </m:r>
+            <m:r>
+              <w:rPr>
+                <w:rFonts w:ascii="Cambria Math" w:hAnsi="Cambria Math"/>
+              </w:rPr>
+              <m:t>τ</m:t>
+            </m:r>
+          </m:e>
+        </m:d>
+      </m:oMath>
+      <w:r>
+        <w:rPr>
+          <w:rFonts w:eastAsiaTheme="minorEastAsia"/>
+        </w:rPr>
+        <w:t xml:space="preserve"> , the Borel </w:t>
+      </w:r>
+      <m:oMath>
+        <m:r>
+          <w:rPr>
+            <w:rFonts w:ascii="Cambria Math" w:eastAsiaTheme="minorEastAsia" w:hAnsi="Cambria Math"/>
+          </w:rPr>
+          <m:t>σ</m:t>
+        </m:r>
+      </m:oMath>
+      <w:r>
+        <w:rPr>
+          <w:rFonts w:eastAsiaTheme="minorEastAsia"/>
+        </w:rPr>
+        <w:t xml:space="preserve">-algebra, denoted with </w:t>
+      </w:r>
+      <m:oMath>
+        <m:r>
+          <m:rPr>
+            <m:scr m:val="script"/>
+          </m:rPr>
+          <w:rPr>
+            <w:rFonts w:ascii="Cambria Math" w:eastAsiaTheme="minorEastAsia" w:hAnsi="Cambria Math"/>
+          </w:rPr>
+          <m:t>B</m:t>
+        </m:r>
+        <m:d>
+          <m:dPr>
+            <m:ctrlPr>
+              <w:rPr>
+                <w:rFonts w:ascii="Cambria Math" w:eastAsiaTheme="minorEastAsia" w:hAnsi="Cambria Math"/>
+                <w:i/>
+              </w:rPr>
+            </m:ctrlPr>
+          </m:dPr>
+          <m:e>
+            <m:r>
+              <w:rPr>
+                <w:rFonts w:ascii="Cambria Math" w:eastAsiaTheme="minorEastAsia" w:hAnsi="Cambria Math"/>
+              </w:rPr>
+              <m:t>X</m:t>
+            </m:r>
+          </m:e>
+        </m:d>
+      </m:oMath>
+      <w:r>
+        <w:rPr>
+          <w:rFonts w:eastAsiaTheme="minorEastAsia"/>
+        </w:rPr>
+        <w:t xml:space="preserve">, </w:t>
+      </w:r>
+      <w:r>
+        <w:rPr>
+          <w:rFonts w:eastAsiaTheme="minorEastAsia"/>
+        </w:rPr>
+        <w:t>is defined as</w:t>
+      </w:r>
+    </w:p>
+    <w:p>
+      <w:pPr>
+        <w:rPr>
+          <w:rFonts w:eastAsiaTheme="minorEastAsia"/>
+        </w:rPr>
+      </w:pPr>
+      <m:oMath>
+        <m:r>
+          <m:rPr>
+            <m:scr m:val="script"/>
+          </m:rPr>
+          <w:rPr>
+            <w:rFonts w:ascii="Cambria Math" w:eastAsiaTheme="minorEastAsia" w:hAnsi="Cambria Math"/>
+          </w:rPr>
+          <m:t>B</m:t>
+        </m:r>
+        <m:d>
+          <m:dPr>
+            <m:ctrlPr>
+              <w:rPr>
+                <w:rFonts w:ascii="Cambria Math" w:eastAsiaTheme="minorEastAsia" w:hAnsi="Cambria Math"/>
+                <w:i/>
+              </w:rPr>
+            </m:ctrlPr>
+          </m:dPr>
+          <m:e>
+            <m:r>
+              <w:rPr>
+                <w:rFonts w:ascii="Cambria Math" w:eastAsiaTheme="minorEastAsia" w:hAnsi="Cambria Math"/>
+              </w:rPr>
+              <m:t>X</m:t>
+            </m:r>
+          </m:e>
+        </m:d>
+        <m:r>
+          <w:rPr>
+            <w:rFonts w:ascii="Cambria Math" w:eastAsiaTheme="minorEastAsia" w:hAnsi="Cambria Math"/>
+          </w:rPr>
+          <m:t>=σ</m:t>
+        </m:r>
+        <m:d>
+          <m:dPr>
+            <m:ctrlPr>
+              <w:rPr>
+                <w:rFonts w:ascii="Cambria Math" w:eastAsiaTheme="minorEastAsia" w:hAnsi="Cambria Math"/>
+                <w:i/>
+              </w:rPr>
+            </m:ctrlPr>
+          </m:dPr>
+          <m:e>
+            <m:r>
+              <w:rPr>
+                <w:rFonts w:ascii="Cambria Math" w:hAnsi="Cambria Math"/>
+              </w:rPr>
+              <m:t>τ</m:t>
+            </m:r>
+          </m:e>
+        </m:d>
+      </m:oMath>
+      <w:r>
+        <w:rPr>
+          <w:rFonts w:eastAsiaTheme="minorEastAsia"/>
+        </w:rPr>
+        <w:t xml:space="preserve"> </w:t>
+      </w:r>
+    </w:p>
+    <w:p>
+      <w:pPr>
+        <w:rPr>
+          <w:rFonts w:eastAsiaTheme="minorEastAsia"/>
+        </w:rPr>
+      </w:pPr>
     </w:p>
     <w:p>
       <w:r>
@@ -8688,8 +8831,99 @@
     </w:p>
     <w:p>
       <w:r>
-        <w:t xml:space="preserve">Informally, the Borel sets of a topological space are a particular class of “well-behaved” subsets of that space. </w:t>
-      </w:r>
+        <w:t>Informally, the Borel sets of a topological space</w:t>
+      </w:r>
+      <w:r>
+        <w:t xml:space="preserve"> </w:t>
+      </w:r>
+      <m:oMath>
+        <m:r>
+          <w:rPr>
+            <w:rFonts w:ascii="Cambria Math" w:eastAsiaTheme="minorEastAsia" w:hAnsi="Cambria Math"/>
+          </w:rPr>
+          <m:t>X</m:t>
+        </m:r>
+      </m:oMath>
+      <w:r>
+        <w:t xml:space="preserve"> are a particular class of “well-behaved” subsets of </w:t>
+      </w:r>
+      <w:r>
+        <w:rPr>
+          <w:rFonts w:eastAsiaTheme="minorEastAsia"/>
+        </w:rPr>
+        <w:t xml:space="preserve">Borel </w:t>
+      </w:r>
+      <m:oMath>
+        <m:r>
+          <w:rPr>
+            <w:rFonts w:ascii="Cambria Math" w:eastAsiaTheme="minorEastAsia" w:hAnsi="Cambria Math"/>
+          </w:rPr>
+          <m:t>σ</m:t>
+        </m:r>
+      </m:oMath>
+      <w:r>
+        <w:rPr>
+          <w:rFonts w:eastAsiaTheme="minorEastAsia"/>
+        </w:rPr>
+        <w:t>-algebra</w:t>
+      </w:r>
+      <w:r>
+        <w:rPr>
+          <w:rFonts w:eastAsiaTheme="minorEastAsia"/>
+        </w:rPr>
+        <w:t xml:space="preserve"> </w:t>
+      </w:r>
+      <m:oMath>
+        <m:r>
+          <m:rPr>
+            <m:scr m:val="script"/>
+          </m:rPr>
+          <w:rPr>
+            <w:rFonts w:ascii="Cambria Math" w:eastAsiaTheme="minorEastAsia" w:hAnsi="Cambria Math"/>
+          </w:rPr>
+          <m:t>B</m:t>
+        </m:r>
+        <m:d>
+          <m:dPr>
+            <m:ctrlPr>
+              <w:rPr>
+                <w:rFonts w:ascii="Cambria Math" w:eastAsiaTheme="minorEastAsia" w:hAnsi="Cambria Math"/>
+                <w:i/>
+              </w:rPr>
+            </m:ctrlPr>
+          </m:dPr>
+          <m:e>
+            <m:r>
+              <w:rPr>
+                <w:rFonts w:ascii="Cambria Math" w:eastAsiaTheme="minorEastAsia" w:hAnsi="Cambria Math"/>
+              </w:rPr>
+              <m:t>X</m:t>
+            </m:r>
+          </m:e>
+        </m:d>
+      </m:oMath>
+      <w:r>
+        <w:t xml:space="preserve">. </w:t>
+      </w:r>
+    </w:p>
+    <w:p>
+      <w:r>
+        <w:t>Borel set is any subset of a topological space that can be formed from open sets through countable unions, countable intersections, and relative complements.</w:t>
+      </w:r>
+    </w:p>
+    <w:p>
+      <w:pPr>
+        <w:rPr>
+          <w:rFonts w:eastAsiaTheme="minorEastAsia"/>
+        </w:rPr>
+      </w:pPr>
+    </w:p>
+    <w:p>
+      <w:pPr>
+        <w:rPr>
+          <w:rFonts w:eastAsiaTheme="minorEastAsia"/>
+        </w:rPr>
+      </w:pPr>
     </w:p>
     <w:p>
       <w:pPr>
@@ -8779,6 +9013,17 @@
           <w:iCs/>
         </w:rPr>
         <w:t>Borel algebra</w:t>
+      </w:r>
+    </w:p>
+    <w:p/>
+    <w:p/>
+    <w:p/>
+    <w:p>
+      <w:pPr>
+        <w:pStyle w:val="Heading2"/>
+      </w:pPr>
+      <w:r>
+        <w:t>Filtered Probability Space</w:t>
       </w:r>
     </w:p>
     <w:p/>

--- a/docs/Notes_on_Brownian_Motion_and_Stochastic_Flow_Systems.docx
+++ b/docs/Notes_on_Brownian_Motion_and_Stochastic_Flow_Systems.docx
@@ -8738,6 +8738,13 @@
           <w:rFonts w:eastAsiaTheme="minorEastAsia"/>
         </w:rPr>
       </w:pPr>
+    </w:p>
+    <w:p>
+      <w:pPr>
+        <w:rPr>
+          <w:rFonts w:eastAsiaTheme="minorEastAsia"/>
+        </w:rPr>
+      </w:pPr>
       <m:oMath>
         <m:r>
           <m:rPr>
@@ -8770,26 +8777,154 @@
           <w:rPr>
             <w:rFonts w:ascii="Cambria Math" w:eastAsiaTheme="minorEastAsia" w:hAnsi="Cambria Math"/>
           </w:rPr>
-          <m:t>=σ</m:t>
-        </m:r>
-        <m:d>
-          <m:dPr>
-            <m:ctrlPr>
-              <w:rPr>
-                <w:rFonts w:ascii="Cambria Math" w:eastAsiaTheme="minorEastAsia" w:hAnsi="Cambria Math"/>
-                <w:i/>
-              </w:rPr>
-            </m:ctrlPr>
-          </m:dPr>
-          <m:e>
-            <m:r>
-              <w:rPr>
-                <w:rFonts w:ascii="Cambria Math" w:hAnsi="Cambria Math"/>
-              </w:rPr>
-              <m:t>τ</m:t>
-            </m:r>
-          </m:e>
-        </m:d>
+          <m:t>=</m:t>
+        </m:r>
+        <m:nary>
+          <m:naryPr>
+            <m:chr m:val="⋂"/>
+            <m:limLoc m:val="undOvr"/>
+            <m:supHide m:val="1"/>
+            <m:ctrlPr>
+              <w:rPr>
+                <w:rFonts w:ascii="Cambria Math" w:eastAsiaTheme="minorEastAsia" w:hAnsi="Cambria Math"/>
+                <w:i/>
+              </w:rPr>
+            </m:ctrlPr>
+          </m:naryPr>
+          <m:sub>
+            <m:r>
+              <m:rPr>
+                <m:sty m:val="p"/>
+              </m:rPr>
+              <w:rPr>
+                <w:rFonts w:ascii="Cambria Math" w:eastAsiaTheme="minorEastAsia" w:hAnsi="Cambria Math"/>
+              </w:rPr>
+              <m:t>Σ</m:t>
+            </m:r>
+          </m:sub>
+          <m:sup/>
+          <m:e>
+            <m:d>
+              <m:dPr>
+                <m:begChr m:val="{"/>
+                <m:endChr m:val="}"/>
+                <m:ctrlPr>
+                  <w:rPr>
+                    <w:rFonts w:ascii="Cambria Math" w:eastAsiaTheme="minorEastAsia" w:hAnsi="Cambria Math"/>
+                    <w:i/>
+                  </w:rPr>
+                </m:ctrlPr>
+              </m:dPr>
+              <m:e>
+                <m:r>
+                  <m:rPr>
+                    <m:sty m:val="p"/>
+                  </m:rPr>
+                  <w:rPr>
+                    <w:rFonts w:ascii="Cambria Math" w:eastAsiaTheme="minorEastAsia" w:hAnsi="Cambria Math"/>
+                  </w:rPr>
+                  <m:t>Σ</m:t>
+                </m:r>
+                <m:r>
+                  <w:rPr>
+                    <w:rFonts w:ascii="Cambria Math" w:eastAsiaTheme="minorEastAsia" w:hAnsi="Cambria Math"/>
+                  </w:rPr>
+                  <m:t xml:space="preserve"> :</m:t>
+                </m:r>
+                <m:r>
+                  <m:rPr>
+                    <m:sty m:val="p"/>
+                  </m:rPr>
+                  <w:rPr>
+                    <w:rFonts w:ascii="Cambria Math" w:eastAsiaTheme="minorEastAsia" w:hAnsi="Cambria Math"/>
+                  </w:rPr>
+                  <m:t>Σ</m:t>
+                </m:r>
+                <m:r>
+                  <m:rPr>
+                    <m:sty m:val="p"/>
+                  </m:rPr>
+                  <w:rPr>
+                    <w:rFonts w:ascii="Cambria Math" w:eastAsiaTheme="minorEastAsia" w:hAnsi="Cambria Math"/>
+                  </w:rPr>
+                  <m:t xml:space="preserve"> is </m:t>
+                </m:r>
+                <m:r>
+                  <w:rPr>
+                    <w:rFonts w:ascii="Cambria Math" w:eastAsiaTheme="minorEastAsia" w:hAnsi="Cambria Math"/>
+                  </w:rPr>
+                  <m:t>σ</m:t>
+                </m:r>
+                <m:r>
+                  <m:rPr>
+                    <m:sty m:val="p"/>
+                  </m:rPr>
+                  <w:rPr>
+                    <w:rFonts w:ascii="Cambria Math" w:eastAsiaTheme="minorEastAsia" w:hAnsi="Cambria Math"/>
+                  </w:rPr>
+                  <m:t>-algebra</m:t>
+                </m:r>
+                <m:r>
+                  <m:rPr>
+                    <m:sty m:val="p"/>
+                  </m:rPr>
+                  <w:rPr>
+                    <w:rFonts w:ascii="Cambria Math" w:eastAsiaTheme="minorEastAsia" w:hAnsi="Cambria Math"/>
+                  </w:rPr>
+                  <m:t xml:space="preserve"> on </m:t>
+                </m:r>
+                <m:r>
+                  <w:rPr>
+                    <w:rFonts w:ascii="Cambria Math" w:eastAsiaTheme="minorEastAsia" w:hAnsi="Cambria Math"/>
+                  </w:rPr>
+                  <m:t>X</m:t>
+                </m:r>
+                <m:r>
+                  <m:rPr>
+                    <m:sty m:val="p"/>
+                  </m:rPr>
+                  <w:rPr>
+                    <w:rFonts w:ascii="Cambria Math" w:eastAsiaTheme="minorEastAsia" w:hAnsi="Cambria Math"/>
+                  </w:rPr>
+                  <m:t xml:space="preserve"> </m:t>
+                </m:r>
+                <m:r>
+                  <m:rPr>
+                    <m:sty m:val="p"/>
+                  </m:rPr>
+                  <w:rPr>
+                    <w:rFonts w:ascii="Cambria Math" w:eastAsiaTheme="minorEastAsia" w:hAnsi="Cambria Math"/>
+                  </w:rPr>
+                  <m:t>∧</m:t>
+                </m:r>
+                <m:r>
+                  <m:rPr>
+                    <m:sty m:val="p"/>
+                  </m:rPr>
+                  <w:rPr>
+                    <w:rFonts w:ascii="Cambria Math" w:eastAsiaTheme="minorEastAsia" w:hAnsi="Cambria Math"/>
+                  </w:rPr>
+                  <m:t xml:space="preserve"> </m:t>
+                </m:r>
+                <m:r>
+                  <w:rPr>
+                    <w:rFonts w:ascii="Cambria Math" w:hAnsi="Cambria Math"/>
+                  </w:rPr>
+                  <m:t>τ⊆</m:t>
+                </m:r>
+                <m:r>
+                  <m:rPr>
+                    <m:sty m:val="p"/>
+                  </m:rPr>
+                  <w:rPr>
+                    <w:rFonts w:ascii="Cambria Math" w:eastAsiaTheme="minorEastAsia" w:hAnsi="Cambria Math"/>
+                  </w:rPr>
+                  <m:t>Σ</m:t>
+                </m:r>
+              </m:e>
+            </m:d>
+          </m:e>
+        </m:nary>
       </m:oMath>
       <w:r>
         <w:rPr>
@@ -8797,6 +8932,13 @@
         </w:rPr>
         <w:t xml:space="preserve"> </w:t>
       </w:r>
+    </w:p>
+    <w:p>
+      <w:pPr>
+        <w:rPr>
+          <w:rFonts w:eastAsiaTheme="minorEastAsia"/>
+        </w:rPr>
+      </w:pPr>
     </w:p>
     <w:p>
       <w:pPr>
@@ -8924,27 +9066,13 @@
           <w:rFonts w:eastAsiaTheme="minorEastAsia"/>
         </w:rPr>
       </w:pPr>
-    </w:p>
-    <w:p>
-      <w:pPr>
-        <w:rPr>
-          <w:rFonts w:eastAsiaTheme="minorEastAsia"/>
-        </w:rPr>
-      </w:pPr>
-    </w:p>
-    <w:p>
-      <w:pPr>
-        <w:rPr>
-          <w:rFonts w:eastAsiaTheme="minorEastAsia"/>
-        </w:rPr>
-      </w:pPr>
       <w:r>
         <w:rPr>
           <w:rFonts w:eastAsiaTheme="minorEastAsia"/>
           <w:b/>
           <w:bCs/>
         </w:rPr>
-        <w:t>Definition</w:t>
+        <w:t>Example</w:t>
       </w:r>
       <w:r>
         <w:rPr>
@@ -8958,63 +9086,644 @@
           <w:i/>
           <w:iCs/>
         </w:rPr>
-        <w:t>Universally measurable set</w:t>
-      </w:r>
-    </w:p>
-    <w:p>
-      <w:pPr>
-        <w:rPr>
-          <w:rFonts w:eastAsiaTheme="minorEastAsia"/>
-        </w:rPr>
-      </w:pPr>
-      <w:r>
-        <w:rPr>
-          <w:rFonts w:eastAsiaTheme="minorEastAsia"/>
-        </w:rPr>
-        <w:t>A subset A of Polish space X is universally measurable if it is measurable with respect to every complete probability measure on X</w:t>
-      </w:r>
-    </w:p>
-    <w:p>
-      <w:pPr>
-        <w:rPr>
-          <w:rFonts w:eastAsiaTheme="minorEastAsia"/>
-        </w:rPr>
-      </w:pPr>
-    </w:p>
-    <w:p/>
-    <w:p/>
-    <w:p>
-      <w:r>
-        <w:rPr>
+        <w:t>Borel</w:t>
+      </w:r>
+      <w:r>
+        <w:rPr>
+          <w:rFonts w:eastAsiaTheme="minorEastAsia"/>
+        </w:rPr>
+        <w:t xml:space="preserve"> </w:t>
+      </w:r>
+      <m:oMath>
+        <m:r>
+          <w:rPr>
+            <w:rFonts w:ascii="Cambria Math" w:hAnsi="Cambria Math"/>
+          </w:rPr>
+          <m:t>σ</m:t>
+        </m:r>
+      </m:oMath>
+      <w:r>
+        <w:rPr>
+          <w:rFonts w:eastAsiaTheme="minorEastAsia"/>
+          <w:i/>
+          <w:iCs/>
+        </w:rPr>
+        <w:t xml:space="preserve"> Algebra</w:t>
+      </w:r>
+      <w:r>
+        <w:rPr>
+          <w:rFonts w:eastAsiaTheme="minorEastAsia"/>
+          <w:i/>
+          <w:iCs/>
+        </w:rPr>
+        <w:t xml:space="preserve"> on </w:t>
+      </w:r>
+      <m:oMath>
+        <m:r>
+          <m:rPr>
+            <m:scr m:val="double-struck"/>
+          </m:rPr>
+          <w:rPr>
+            <w:rFonts w:ascii="Cambria Math" w:eastAsiaTheme="minorEastAsia" w:hAnsi="Cambria Math"/>
+          </w:rPr>
+          <m:t>R</m:t>
+        </m:r>
+      </m:oMath>
+      <w:r>
+        <w:rPr>
+          <w:rFonts w:eastAsiaTheme="minorEastAsia"/>
+          <w:i/>
+          <w:iCs/>
+        </w:rPr>
+        <w:t xml:space="preserve">: </w:t>
+      </w:r>
+      <m:oMath>
+        <m:r>
+          <m:rPr>
+            <m:scr m:val="script"/>
+          </m:rPr>
+          <w:rPr>
+            <w:rFonts w:ascii="Cambria Math" w:eastAsiaTheme="minorEastAsia" w:hAnsi="Cambria Math"/>
+          </w:rPr>
+          <m:t>B</m:t>
+        </m:r>
+        <m:d>
+          <m:dPr>
+            <m:ctrlPr>
+              <w:rPr>
+                <w:rFonts w:ascii="Cambria Math" w:eastAsiaTheme="minorEastAsia" w:hAnsi="Cambria Math"/>
+                <w:i/>
+              </w:rPr>
+            </m:ctrlPr>
+          </m:dPr>
+          <m:e>
+            <m:r>
+              <m:rPr>
+                <m:scr m:val="double-struck"/>
+              </m:rPr>
+              <w:rPr>
+                <w:rFonts w:ascii="Cambria Math" w:eastAsiaTheme="minorEastAsia" w:hAnsi="Cambria Math"/>
+              </w:rPr>
+              <m:t>R</m:t>
+            </m:r>
+          </m:e>
+        </m:d>
+      </m:oMath>
+    </w:p>
+    <w:p>
+      <w:pPr>
+        <w:rPr>
+          <w:rFonts w:eastAsiaTheme="minorEastAsia"/>
+        </w:rPr>
+      </w:pPr>
+      <w:r>
+        <w:rPr>
+          <w:rFonts w:eastAsiaTheme="minorEastAsia"/>
+        </w:rPr>
+        <w:t xml:space="preserve">On </w:t>
+      </w:r>
+      <m:oMath>
+        <m:r>
+          <m:rPr>
+            <m:scr m:val="double-struck"/>
+          </m:rPr>
+          <w:rPr>
+            <w:rFonts w:ascii="Cambria Math" w:eastAsiaTheme="minorEastAsia" w:hAnsi="Cambria Math"/>
+          </w:rPr>
+          <m:t>R</m:t>
+        </m:r>
+      </m:oMath>
+      <w:r>
+        <w:rPr>
+          <w:rFonts w:eastAsiaTheme="minorEastAsia"/>
+          <w:iCs/>
+        </w:rPr>
+        <w:t>,</w:t>
+      </w:r>
+      <w:r>
+        <w:rPr>
+          <w:rFonts w:eastAsiaTheme="minorEastAsia"/>
+        </w:rPr>
+        <w:t xml:space="preserve"> </w:t>
+      </w:r>
+      <m:oMath>
+        <m:r>
+          <m:rPr>
+            <m:scr m:val="script"/>
+          </m:rPr>
+          <w:rPr>
+            <w:rFonts w:ascii="Cambria Math" w:eastAsiaTheme="minorEastAsia" w:hAnsi="Cambria Math"/>
+          </w:rPr>
+          <m:t>B</m:t>
+        </m:r>
+        <m:d>
+          <m:dPr>
+            <m:ctrlPr>
+              <w:rPr>
+                <w:rFonts w:ascii="Cambria Math" w:eastAsiaTheme="minorEastAsia" w:hAnsi="Cambria Math"/>
+                <w:i/>
+              </w:rPr>
+            </m:ctrlPr>
+          </m:dPr>
+          <m:e>
+            <m:r>
+              <m:rPr>
+                <m:scr m:val="double-struck"/>
+              </m:rPr>
+              <w:rPr>
+                <w:rFonts w:ascii="Cambria Math" w:eastAsiaTheme="minorEastAsia" w:hAnsi="Cambria Math"/>
+              </w:rPr>
+              <m:t>R</m:t>
+            </m:r>
+          </m:e>
+        </m:d>
+      </m:oMath>
+      <w:r>
+        <w:rPr>
+          <w:rFonts w:eastAsiaTheme="minorEastAsia"/>
+        </w:rPr>
+        <w:t xml:space="preserve"> can be generated by any of the following collections of intervals:</w:t>
+      </w:r>
+    </w:p>
+    <w:p>
+      <w:pPr>
+        <w:rPr>
+          <w:rFonts w:eastAsiaTheme="minorEastAsia"/>
+        </w:rPr>
+      </w:pPr>
+      <w:r>
+        <w:rPr>
+          <w:rFonts w:eastAsiaTheme="minorEastAsia"/>
+        </w:rPr>
+        <w:t xml:space="preserve"> - </w:t>
+      </w:r>
+      <w:r>
+        <w:rPr>
+          <w:rFonts w:eastAsiaTheme="minorEastAsia"/>
+        </w:rPr>
+        <w:t xml:space="preserve">All open intervals : </w:t>
+      </w:r>
+      <m:oMath>
+        <m:d>
+          <m:dPr>
+            <m:begChr m:val="{"/>
+            <m:endChr m:val="}"/>
+            <m:ctrlPr>
+              <w:rPr>
+                <w:rFonts w:ascii="Cambria Math" w:eastAsiaTheme="minorEastAsia" w:hAnsi="Cambria Math"/>
+                <w:i/>
+              </w:rPr>
+            </m:ctrlPr>
+          </m:dPr>
+          <m:e>
+            <m:d>
+              <m:dPr>
+                <m:ctrlPr>
+                  <w:rPr>
+                    <w:rFonts w:ascii="Cambria Math" w:eastAsiaTheme="minorEastAsia" w:hAnsi="Cambria Math"/>
+                    <w:i/>
+                  </w:rPr>
+                </m:ctrlPr>
+              </m:dPr>
+              <m:e>
+                <m:r>
+                  <w:rPr>
+                    <w:rFonts w:ascii="Cambria Math" w:eastAsiaTheme="minorEastAsia" w:hAnsi="Cambria Math"/>
+                  </w:rPr>
+                  <m:t>a,b</m:t>
+                </m:r>
+              </m:e>
+            </m:d>
+            <m:r>
+              <w:rPr>
+                <w:rFonts w:ascii="Cambria Math" w:eastAsiaTheme="minorEastAsia" w:hAnsi="Cambria Math"/>
+              </w:rPr>
+              <m:t xml:space="preserve">: </m:t>
+            </m:r>
+            <m:r>
+              <w:rPr>
+                <w:rFonts w:ascii="Cambria Math" w:eastAsiaTheme="minorEastAsia" w:hAnsi="Cambria Math"/>
+              </w:rPr>
+              <m:t>a,b</m:t>
+            </m:r>
+            <m:r>
+              <w:rPr>
+                <w:rFonts w:ascii="Cambria Math" w:eastAsiaTheme="minorEastAsia" w:hAnsi="Cambria Math"/>
+              </w:rPr>
+              <m:t>∈</m:t>
+            </m:r>
+            <m:r>
+              <m:rPr>
+                <m:scr m:val="double-struck"/>
+              </m:rPr>
+              <w:rPr>
+                <w:rFonts w:ascii="Cambria Math" w:eastAsiaTheme="minorEastAsia" w:hAnsi="Cambria Math"/>
+              </w:rPr>
+              <m:t>R</m:t>
+            </m:r>
+          </m:e>
+        </m:d>
+      </m:oMath>
+    </w:p>
+    <w:p>
+      <w:pPr>
+        <w:rPr>
+          <w:rFonts w:eastAsiaTheme="minorEastAsia"/>
+        </w:rPr>
+      </w:pPr>
+      <w:r>
+        <w:rPr>
+          <w:rFonts w:eastAsiaTheme="minorEastAsia"/>
+        </w:rPr>
+        <w:t xml:space="preserve"> - All closed intervals : </w:t>
+      </w:r>
+      <m:oMath>
+        <m:d>
+          <m:dPr>
+            <m:begChr m:val="{"/>
+            <m:endChr m:val="}"/>
+            <m:ctrlPr>
+              <w:rPr>
+                <w:rFonts w:ascii="Cambria Math" w:eastAsiaTheme="minorEastAsia" w:hAnsi="Cambria Math"/>
+                <w:i/>
+              </w:rPr>
+            </m:ctrlPr>
+          </m:dPr>
+          <m:e>
+            <m:d>
+              <m:dPr>
+                <m:begChr m:val="["/>
+                <m:endChr m:val="]"/>
+                <m:ctrlPr>
+                  <w:rPr>
+                    <w:rFonts w:ascii="Cambria Math" w:eastAsiaTheme="minorEastAsia" w:hAnsi="Cambria Math"/>
+                    <w:i/>
+                  </w:rPr>
+                </m:ctrlPr>
+              </m:dPr>
+              <m:e>
+                <m:r>
+                  <w:rPr>
+                    <w:rFonts w:ascii="Cambria Math" w:eastAsiaTheme="minorEastAsia" w:hAnsi="Cambria Math"/>
+                  </w:rPr>
+                  <m:t>a,b</m:t>
+                </m:r>
+              </m:e>
+            </m:d>
+            <m:r>
+              <w:rPr>
+                <w:rFonts w:ascii="Cambria Math" w:eastAsiaTheme="minorEastAsia" w:hAnsi="Cambria Math"/>
+              </w:rPr>
+              <m:t>: a,b∈</m:t>
+            </m:r>
+            <m:r>
+              <m:rPr>
+                <m:scr m:val="double-struck"/>
+              </m:rPr>
+              <w:rPr>
+                <w:rFonts w:ascii="Cambria Math" w:eastAsiaTheme="minorEastAsia" w:hAnsi="Cambria Math"/>
+              </w:rPr>
+              <m:t>R</m:t>
+            </m:r>
+          </m:e>
+        </m:d>
+      </m:oMath>
+    </w:p>
+    <w:p>
+      <w:pPr>
+        <w:rPr>
+          <w:rFonts w:eastAsiaTheme="minorEastAsia"/>
+        </w:rPr>
+      </w:pPr>
+      <w:r>
+        <w:rPr>
+          <w:rFonts w:eastAsiaTheme="minorEastAsia"/>
+        </w:rPr>
+        <w:t xml:space="preserve"> - All half-open intervals : </w:t>
+      </w:r>
+      <m:oMath>
+        <m:d>
+          <m:dPr>
+            <m:begChr m:val="{"/>
+            <m:endChr m:val="}"/>
+            <m:ctrlPr>
+              <w:rPr>
+                <w:rFonts w:ascii="Cambria Math" w:eastAsiaTheme="minorEastAsia" w:hAnsi="Cambria Math"/>
+                <w:i/>
+              </w:rPr>
+            </m:ctrlPr>
+          </m:dPr>
+          <m:e>
+            <m:r>
+              <w:rPr>
+                <w:rFonts w:ascii="Cambria Math" w:eastAsiaTheme="minorEastAsia" w:hAnsi="Cambria Math"/>
+              </w:rPr>
+              <m:t>(</m:t>
+            </m:r>
+            <m:r>
+              <w:rPr>
+                <w:rFonts w:ascii="Cambria Math" w:eastAsiaTheme="minorEastAsia" w:hAnsi="Cambria Math"/>
+              </w:rPr>
+              <m:t>a,b</m:t>
+            </m:r>
+            <m:r>
+              <w:rPr>
+                <w:rFonts w:ascii="Cambria Math" w:eastAsiaTheme="minorEastAsia" w:hAnsi="Cambria Math"/>
+              </w:rPr>
+              <m:t>]</m:t>
+            </m:r>
+            <m:r>
+              <w:rPr>
+                <w:rFonts w:ascii="Cambria Math" w:eastAsiaTheme="minorEastAsia" w:hAnsi="Cambria Math"/>
+              </w:rPr>
+              <m:t>: a,b∈</m:t>
+            </m:r>
+            <m:r>
+              <m:rPr>
+                <m:scr m:val="double-struck"/>
+              </m:rPr>
+              <w:rPr>
+                <w:rFonts w:ascii="Cambria Math" w:eastAsiaTheme="minorEastAsia" w:hAnsi="Cambria Math"/>
+              </w:rPr>
+              <m:t>R</m:t>
+            </m:r>
+          </m:e>
+        </m:d>
+      </m:oMath>
+    </w:p>
+    <w:p>
+      <w:pPr>
+        <w:rPr>
+          <w:rFonts w:eastAsiaTheme="minorEastAsia"/>
+        </w:rPr>
+      </w:pPr>
+      <w:r>
+        <w:rPr>
+          <w:rFonts w:eastAsiaTheme="minorEastAsia"/>
+        </w:rPr>
+        <w:t xml:space="preserve"> - All unbounded intervals (rays): </w:t>
+      </w:r>
+      <m:oMath>
+        <m:d>
+          <m:dPr>
+            <m:begChr m:val="{"/>
+            <m:endChr m:val="}"/>
+            <m:ctrlPr>
+              <w:rPr>
+                <w:rFonts w:ascii="Cambria Math" w:eastAsiaTheme="minorEastAsia" w:hAnsi="Cambria Math"/>
+                <w:i/>
+              </w:rPr>
+            </m:ctrlPr>
+          </m:dPr>
+          <m:e>
+            <m:d>
+              <m:dPr>
+                <m:endChr m:val="]"/>
+                <m:ctrlPr>
+                  <w:rPr>
+                    <w:rFonts w:ascii="Cambria Math" w:eastAsiaTheme="minorEastAsia" w:hAnsi="Cambria Math"/>
+                    <w:i/>
+                  </w:rPr>
+                </m:ctrlPr>
+              </m:dPr>
+              <m:e>
+                <m:r>
+                  <w:rPr>
+                    <w:rFonts w:ascii="Cambria Math" w:eastAsiaTheme="minorEastAsia" w:hAnsi="Cambria Math"/>
+                  </w:rPr>
+                  <m:t>-∞</m:t>
+                </m:r>
+                <m:r>
+                  <w:rPr>
+                    <w:rFonts w:ascii="Cambria Math" w:eastAsiaTheme="minorEastAsia" w:hAnsi="Cambria Math"/>
+                  </w:rPr>
+                  <m:t>,b</m:t>
+                </m:r>
+              </m:e>
+            </m:d>
+            <m:r>
+              <w:rPr>
+                <w:rFonts w:ascii="Cambria Math" w:eastAsiaTheme="minorEastAsia" w:hAnsi="Cambria Math"/>
+              </w:rPr>
+              <m:t>: b∈</m:t>
+            </m:r>
+            <m:r>
+              <m:rPr>
+                <m:scr m:val="double-struck"/>
+              </m:rPr>
+              <w:rPr>
+                <w:rFonts w:ascii="Cambria Math" w:eastAsiaTheme="minorEastAsia" w:hAnsi="Cambria Math"/>
+              </w:rPr>
+              <m:t>R</m:t>
+            </m:r>
+          </m:e>
+        </m:d>
+        <m:r>
+          <w:rPr>
+            <w:rFonts w:ascii="Cambria Math" w:eastAsiaTheme="minorEastAsia" w:hAnsi="Cambria Math"/>
+          </w:rPr>
+          <m:t>∨</m:t>
+        </m:r>
+        <m:d>
+          <m:dPr>
+            <m:begChr m:val="{"/>
+            <m:endChr m:val="}"/>
+            <m:ctrlPr>
+              <w:rPr>
+                <w:rFonts w:ascii="Cambria Math" w:eastAsiaTheme="minorEastAsia" w:hAnsi="Cambria Math"/>
+                <w:i/>
+              </w:rPr>
+            </m:ctrlPr>
+          </m:dPr>
+          <m:e>
+            <m:d>
+              <m:dPr>
+                <m:ctrlPr>
+                  <w:rPr>
+                    <w:rFonts w:ascii="Cambria Math" w:eastAsiaTheme="minorEastAsia" w:hAnsi="Cambria Math"/>
+                    <w:i/>
+                  </w:rPr>
+                </m:ctrlPr>
+              </m:dPr>
+              <m:e>
+                <m:r>
+                  <w:rPr>
+                    <w:rFonts w:ascii="Cambria Math" w:eastAsiaTheme="minorEastAsia" w:hAnsi="Cambria Math"/>
+                  </w:rPr>
+                  <m:t>-∞,b</m:t>
+                </m:r>
+              </m:e>
+            </m:d>
+            <m:r>
+              <w:rPr>
+                <w:rFonts w:ascii="Cambria Math" w:eastAsiaTheme="minorEastAsia" w:hAnsi="Cambria Math"/>
+              </w:rPr>
+              <m:t>: b∈</m:t>
+            </m:r>
+            <m:r>
+              <m:rPr>
+                <m:scr m:val="double-struck"/>
+              </m:rPr>
+              <w:rPr>
+                <w:rFonts w:ascii="Cambria Math" w:eastAsiaTheme="minorEastAsia" w:hAnsi="Cambria Math"/>
+              </w:rPr>
+              <m:t>R</m:t>
+            </m:r>
+          </m:e>
+        </m:d>
+      </m:oMath>
+    </w:p>
+    <w:p>
+      <w:pPr>
+        <w:rPr>
+          <w:rFonts w:eastAsiaTheme="minorEastAsia"/>
+        </w:rPr>
+      </w:pPr>
+    </w:p>
+    <w:p>
+      <w:pPr>
+        <w:rPr>
+          <w:rFonts w:eastAsiaTheme="minorEastAsia"/>
+        </w:rPr>
+      </w:pPr>
+      <w:r>
+        <w:rPr>
+          <w:rFonts w:eastAsiaTheme="minorEastAsia"/>
           <w:b/>
           <w:bCs/>
         </w:rPr>
-        <w:t>Lemma</w:t>
-      </w:r>
-      <w:r>
-        <w:t xml:space="preserve"> Every Borel set of real numbers is universally measurable</w:t>
-      </w:r>
-    </w:p>
-    <w:p/>
-    <w:p>
-      <w:r>
-        <w:rPr>
+        <w:t>Definition</w:t>
+      </w:r>
+      <w:r>
+        <w:rPr>
+          <w:rFonts w:eastAsiaTheme="minorEastAsia"/>
+        </w:rPr>
+        <w:t xml:space="preserve"> </w:t>
+      </w:r>
+      <w:r>
+        <w:rPr>
+          <w:rFonts w:eastAsiaTheme="minorEastAsia"/>
+          <w:i/>
+          <w:iCs/>
+        </w:rPr>
+        <w:t>Measurable space</w:t>
+      </w:r>
+    </w:p>
+    <w:p>
+      <w:pPr>
+        <w:rPr>
+          <w:rFonts w:eastAsiaTheme="minorEastAsia"/>
+        </w:rPr>
+      </w:pPr>
+      <w:r>
+        <w:rPr>
+          <w:rFonts w:eastAsiaTheme="minorEastAsia"/>
+        </w:rPr>
+        <w:t>A measurable space is a basic mathematical object in measure theory that defines a sandbox of sets where it is theoretically possible to assign sizes, lengths, or probabilities.</w:t>
+      </w:r>
+      <w:r>
+        <w:rPr>
+          <w:rFonts w:eastAsiaTheme="minorEastAsia"/>
+        </w:rPr>
+        <w:t xml:space="preserve"> </w:t>
+      </w:r>
+      <w:r>
+        <w:rPr>
+          <w:rFonts w:eastAsiaTheme="minorEastAsia"/>
+        </w:rPr>
+        <w:t>It is the structural framework established before any actual measurement or volume is assigned.</w:t>
+      </w:r>
+    </w:p>
+    <w:p>
+      <w:pPr>
+        <w:rPr>
+          <w:rFonts w:eastAsiaTheme="minorEastAsia"/>
+        </w:rPr>
+      </w:pPr>
+    </w:p>
+    <w:p>
+      <w:pPr>
+        <w:rPr>
+          <w:rFonts w:eastAsiaTheme="minorEastAsia"/>
+        </w:rPr>
+      </w:pPr>
+    </w:p>
+    <w:p>
+      <w:pPr>
+        <w:rPr>
+          <w:rFonts w:eastAsiaTheme="minorEastAsia"/>
+        </w:rPr>
+      </w:pPr>
+      <w:r>
+        <w:rPr>
+          <w:rFonts w:eastAsiaTheme="minorEastAsia"/>
+        </w:rPr>
+        <w:t>Definition Completely measurable space</w:t>
+      </w:r>
+    </w:p>
+    <w:p>
+      <w:pPr>
+        <w:rPr>
+          <w:rFonts w:eastAsiaTheme="minorEastAsia"/>
+        </w:rPr>
+      </w:pPr>
+    </w:p>
+    <w:p>
+      <w:pPr>
+        <w:rPr>
+          <w:rFonts w:eastAsiaTheme="minorEastAsia"/>
+        </w:rPr>
+      </w:pPr>
+      <w:r>
+        <w:rPr>
+          <w:rFonts w:eastAsiaTheme="minorEastAsia"/>
           <w:b/>
           <w:bCs/>
         </w:rPr>
         <w:t>Definition</w:t>
       </w:r>
       <w:r>
+        <w:rPr>
+          <w:rFonts w:eastAsiaTheme="minorEastAsia"/>
+        </w:rPr>
         <w:t xml:space="preserve"> </w:t>
       </w:r>
       <w:r>
         <w:rPr>
+          <w:rFonts w:eastAsiaTheme="minorEastAsia"/>
           <w:i/>
           <w:iCs/>
         </w:rPr>
-        <w:t>Borel algebra</w:t>
-      </w:r>
-    </w:p>
+        <w:t>Universally measurable set</w:t>
+      </w:r>
+    </w:p>
+    <w:p>
+      <w:pPr>
+        <w:rPr>
+          <w:rFonts w:eastAsiaTheme="minorEastAsia"/>
+        </w:rPr>
+      </w:pPr>
+      <w:r>
+        <w:rPr>
+          <w:rFonts w:eastAsiaTheme="minorEastAsia"/>
+        </w:rPr>
+        <w:t>A subset A of Polish space X is universally measurable if it is measurable with respect to every complete probability measure on X</w:t>
+      </w:r>
+    </w:p>
+    <w:p/>
+    <w:p>
+      <w:r>
+        <w:rPr>
+          <w:b/>
+          <w:bCs/>
+        </w:rPr>
+        <w:t>Lemma</w:t>
+      </w:r>
+      <w:r>
+        <w:t xml:space="preserve"> Every Borel set of real numbers is universally measurable</w:t>
+      </w:r>
+    </w:p>
+    <w:p/>
     <w:p/>
     <w:p/>
     <w:p/>

--- a/docs/Notes_on_Brownian_Motion_and_Stochastic_Flow_Systems.docx
+++ b/docs/Notes_on_Brownian_Motion_and_Stochastic_Flow_Systems.docx
@@ -8014,7 +8014,33 @@
       </w:r>
     </w:p>
     <w:p/>
-    <w:p/>
+    <w:p>
+      <w:pPr>
+        <w:rPr>
+          <w:color w:val="EE0000"/>
+        </w:rPr>
+      </w:pPr>
+      <w:r>
+        <w:rPr>
+          <w:color w:val="EE0000"/>
+        </w:rPr>
+        <w:t xml:space="preserve">//TODO: finish the definition of </w:t>
+      </w:r>
+      <w:proofErr w:type="spellStart"/>
+      <w:r>
+        <w:rPr>
+          <w:color w:val="EE0000"/>
+        </w:rPr>
+        <w:t>Hausdorff</w:t>
+      </w:r>
+      <w:proofErr w:type="spellEnd"/>
+      <w:r>
+        <w:rPr>
+          <w:color w:val="EE0000"/>
+        </w:rPr>
+        <w:t xml:space="preserve"> space</w:t>
+      </w:r>
+    </w:p>
     <w:p/>
     <w:p>
       <w:r>
@@ -8441,36 +8467,44 @@
           <w:i/>
           <w:iCs/>
         </w:rPr>
-        <w:t xml:space="preserve"> Algebra</w:t>
-      </w:r>
-    </w:p>
-    <w:p>
-      <w:pPr>
-        <w:rPr>
-          <w:rFonts w:eastAsiaTheme="minorEastAsia"/>
-        </w:rPr>
-      </w:pPr>
-      <m:oMath>
-        <m:r>
-          <w:rPr>
-            <w:rFonts w:ascii="Cambria Math" w:hAnsi="Cambria Math"/>
-          </w:rPr>
-          <m:t>σ</m:t>
-        </m:r>
-      </m:oMath>
+        <w:t>-a</w:t>
+      </w:r>
       <w:r>
         <w:rPr>
           <w:rFonts w:eastAsiaTheme="minorEastAsia"/>
           <w:i/>
           <w:iCs/>
         </w:rPr>
-        <w:t xml:space="preserve"> </w:t>
-      </w:r>
-      <w:r>
-        <w:rPr>
-          <w:rFonts w:eastAsiaTheme="minorEastAsia"/>
-        </w:rPr>
-        <w:t>a</w:t>
+        <w:t>lgebra</w:t>
+      </w:r>
+    </w:p>
+    <w:p>
+      <w:pPr>
+        <w:rPr>
+          <w:rFonts w:eastAsiaTheme="minorEastAsia"/>
+        </w:rPr>
+      </w:pPr>
+      <m:oMath>
+        <m:r>
+          <w:rPr>
+            <w:rFonts w:ascii="Cambria Math" w:hAnsi="Cambria Math"/>
+          </w:rPr>
+          <m:t>σ</m:t>
+        </m:r>
+      </m:oMath>
+      <w:r>
+        <w:rPr>
+          <w:rFonts w:eastAsiaTheme="minorEastAsia"/>
+          <w:i/>
+          <w:iCs/>
+        </w:rPr>
+        <w:t>-</w:t>
+      </w:r>
+      <w:r>
+        <w:rPr>
+          <w:rFonts w:eastAsiaTheme="minorEastAsia"/>
+        </w:rPr>
+        <w:t>A</w:t>
       </w:r>
       <w:r>
         <w:rPr>
@@ -8593,7 +8627,15 @@
           <w:i/>
           <w:iCs/>
         </w:rPr>
-        <w:t xml:space="preserve"> Algebra</w:t>
+        <w:t>-a</w:t>
+      </w:r>
+      <w:r>
+        <w:rPr>
+          <w:rFonts w:eastAsiaTheme="minorEastAsia"/>
+          <w:i/>
+          <w:iCs/>
+        </w:rPr>
+        <w:t>lgebra</w:t>
       </w:r>
     </w:p>
     <w:p>
@@ -8623,7 +8665,13 @@
         <w:rPr>
           <w:rFonts w:eastAsiaTheme="minorEastAsia"/>
         </w:rPr>
-        <w:t xml:space="preserve"> Algebra</w:t>
+        <w:t>-a</w:t>
+      </w:r>
+      <w:r>
+        <w:rPr>
+          <w:rFonts w:eastAsiaTheme="minorEastAsia"/>
+        </w:rPr>
+        <w:t>lgebra</w:t>
       </w:r>
       <w:r>
         <w:rPr>
@@ -9608,6 +9656,28 @@
         </w:rPr>
         <w:t>Measurable space</w:t>
       </w:r>
+      <w:r>
+        <w:rPr>
+          <w:rFonts w:eastAsiaTheme="minorEastAsia"/>
+          <w:i/>
+          <w:iCs/>
+        </w:rPr>
+        <w:t xml:space="preserve"> </w:t>
+      </w:r>
+      <w:r>
+        <w:rPr>
+          <w:rFonts w:eastAsiaTheme="minorEastAsia"/>
+        </w:rPr>
+        <w:t>and</w:t>
+      </w:r>
+      <w:r>
+        <w:rPr>
+          <w:rFonts w:eastAsiaTheme="minorEastAsia"/>
+          <w:i/>
+          <w:iCs/>
+        </w:rPr>
+        <w:t xml:space="preserve"> measurable sets</w:t>
+      </w:r>
     </w:p>
     <w:p>
       <w:pPr>
@@ -9640,26 +9710,569 @@
           <w:rFonts w:eastAsiaTheme="minorEastAsia"/>
         </w:rPr>
       </w:pPr>
-    </w:p>
-    <w:p>
-      <w:pPr>
-        <w:rPr>
-          <w:rFonts w:eastAsiaTheme="minorEastAsia"/>
-        </w:rPr>
-      </w:pPr>
-    </w:p>
-    <w:p>
-      <w:pPr>
-        <w:rPr>
-          <w:rFonts w:eastAsiaTheme="minorEastAsia"/>
-        </w:rPr>
-      </w:pPr>
-      <w:r>
-        <w:rPr>
-          <w:rFonts w:eastAsiaTheme="minorEastAsia"/>
-        </w:rPr>
-        <w:t>Definition Completely measurable space</w:t>
-      </w:r>
+      <w:r>
+        <w:rPr>
+          <w:rFonts w:eastAsiaTheme="minorEastAsia"/>
+        </w:rPr>
+        <w:t xml:space="preserve">Formally, if the sample space </w:t>
+      </w:r>
+      <m:oMath>
+        <m:r>
+          <w:rPr>
+            <w:rFonts w:ascii="Cambria Math" w:eastAsiaTheme="minorEastAsia" w:hAnsi="Cambria Math"/>
+          </w:rPr>
+          <m:t>X</m:t>
+        </m:r>
+      </m:oMath>
+      <w:r>
+        <w:rPr>
+          <w:rFonts w:eastAsiaTheme="minorEastAsia"/>
+        </w:rPr>
+        <w:t xml:space="preserve"> is a non-empty set and </w:t>
+      </w:r>
+      <m:oMath>
+        <m:r>
+          <m:rPr>
+            <m:sty m:val="p"/>
+          </m:rPr>
+          <w:rPr>
+            <w:rFonts w:ascii="Cambria Math" w:eastAsiaTheme="minorEastAsia" w:hAnsi="Cambria Math"/>
+          </w:rPr>
+          <m:t>Σ</m:t>
+        </m:r>
+      </m:oMath>
+      <w:r>
+        <w:rPr>
+          <w:rFonts w:eastAsiaTheme="minorEastAsia"/>
+        </w:rPr>
+        <w:t xml:space="preserve"> is a </w:t>
+      </w:r>
+      <m:oMath>
+        <m:r>
+          <w:rPr>
+            <w:rFonts w:ascii="Cambria Math" w:eastAsiaTheme="minorEastAsia" w:hAnsi="Cambria Math"/>
+          </w:rPr>
+          <m:t>σ</m:t>
+        </m:r>
+      </m:oMath>
+      <w:r>
+        <w:rPr>
+          <w:rFonts w:eastAsiaTheme="minorEastAsia"/>
+        </w:rPr>
+        <w:t xml:space="preserve">-algebra of subsets of </w:t>
+      </w:r>
+      <m:oMath>
+        <m:r>
+          <w:rPr>
+            <w:rFonts w:ascii="Cambria Math" w:eastAsiaTheme="minorEastAsia" w:hAnsi="Cambria Math"/>
+          </w:rPr>
+          <m:t>X</m:t>
+        </m:r>
+      </m:oMath>
+      <w:r>
+        <w:rPr>
+          <w:rFonts w:eastAsiaTheme="minorEastAsia"/>
+        </w:rPr>
+        <w:t xml:space="preserve"> the pair </w:t>
+      </w:r>
+      <m:oMath>
+        <m:d>
+          <m:dPr>
+            <m:ctrlPr>
+              <w:rPr>
+                <w:rFonts w:ascii="Cambria Math" w:eastAsiaTheme="minorEastAsia" w:hAnsi="Cambria Math"/>
+                <w:i/>
+              </w:rPr>
+            </m:ctrlPr>
+          </m:dPr>
+          <m:e>
+            <m:r>
+              <w:rPr>
+                <w:rFonts w:ascii="Cambria Math" w:eastAsiaTheme="minorEastAsia" w:hAnsi="Cambria Math"/>
+              </w:rPr>
+              <m:t>X</m:t>
+            </m:r>
+            <m:r>
+              <w:rPr>
+                <w:rFonts w:ascii="Cambria Math" w:eastAsiaTheme="minorEastAsia" w:hAnsi="Cambria Math"/>
+              </w:rPr>
+              <m:t>,</m:t>
+            </m:r>
+            <m:r>
+              <m:rPr>
+                <m:sty m:val="p"/>
+              </m:rPr>
+              <w:rPr>
+                <w:rFonts w:ascii="Cambria Math" w:eastAsiaTheme="minorEastAsia" w:hAnsi="Cambria Math"/>
+              </w:rPr>
+              <m:t>Σ</m:t>
+            </m:r>
+          </m:e>
+        </m:d>
+      </m:oMath>
+      <w:r>
+        <w:rPr>
+          <w:rFonts w:eastAsiaTheme="minorEastAsia"/>
+        </w:rPr>
+        <w:t xml:space="preserve"> is denoted as </w:t>
+      </w:r>
+      <w:r>
+        <w:rPr>
+          <w:rFonts w:eastAsiaTheme="minorEastAsia"/>
+          <w:i/>
+          <w:iCs/>
+        </w:rPr>
+        <w:t>measurable space</w:t>
+      </w:r>
+      <w:r>
+        <w:rPr>
+          <w:rFonts w:eastAsiaTheme="minorEastAsia"/>
+        </w:rPr>
+        <w:t xml:space="preserve">.  The individual sets belonging to </w:t>
+      </w:r>
+      <m:oMath>
+        <m:r>
+          <m:rPr>
+            <m:sty m:val="p"/>
+          </m:rPr>
+          <w:rPr>
+            <w:rFonts w:ascii="Cambria Math" w:eastAsiaTheme="minorEastAsia" w:hAnsi="Cambria Math"/>
+          </w:rPr>
+          <m:t>Σ</m:t>
+        </m:r>
+      </m:oMath>
+      <w:r>
+        <w:rPr>
+          <w:rFonts w:eastAsiaTheme="minorEastAsia"/>
+        </w:rPr>
+        <w:t xml:space="preserve"> are </w:t>
+      </w:r>
+      <w:r>
+        <w:rPr>
+          <w:rFonts w:eastAsiaTheme="minorEastAsia"/>
+          <w:i/>
+          <w:iCs/>
+        </w:rPr>
+        <w:t>measurable sets</w:t>
+      </w:r>
+      <w:r>
+        <w:rPr>
+          <w:rFonts w:eastAsiaTheme="minorEastAsia"/>
+        </w:rPr>
+        <w:t xml:space="preserve">. </w:t>
+      </w:r>
+    </w:p>
+    <w:p>
+      <w:pPr>
+        <w:rPr>
+          <w:rFonts w:eastAsiaTheme="minorEastAsia"/>
+        </w:rPr>
+      </w:pPr>
+      <w:r>
+        <w:rPr>
+          <w:rFonts w:eastAsiaTheme="minorEastAsia"/>
+        </w:rPr>
+        <w:t xml:space="preserve">Recall, for </w:t>
+      </w:r>
+      <m:oMath>
+        <m:r>
+          <m:rPr>
+            <m:sty m:val="p"/>
+          </m:rPr>
+          <w:rPr>
+            <w:rFonts w:ascii="Cambria Math" w:eastAsiaTheme="minorEastAsia" w:hAnsi="Cambria Math"/>
+          </w:rPr>
+          <m:t>Σ</m:t>
+        </m:r>
+      </m:oMath>
+      <w:r>
+        <w:rPr>
+          <w:rFonts w:eastAsiaTheme="minorEastAsia"/>
+        </w:rPr>
+        <w:t xml:space="preserve"> to qualify as </w:t>
+      </w:r>
+      <m:oMath>
+        <m:r>
+          <w:rPr>
+            <w:rFonts w:ascii="Cambria Math" w:eastAsiaTheme="minorEastAsia" w:hAnsi="Cambria Math"/>
+          </w:rPr>
+          <m:t>σ</m:t>
+        </m:r>
+      </m:oMath>
+      <w:r>
+        <w:rPr>
+          <w:rFonts w:eastAsiaTheme="minorEastAsia"/>
+        </w:rPr>
+        <w:t>-algebra</w:t>
+      </w:r>
+      <w:r>
+        <w:rPr>
+          <w:rFonts w:eastAsiaTheme="minorEastAsia"/>
+        </w:rPr>
+        <w:t xml:space="preserve"> on </w:t>
+      </w:r>
+      <m:oMath>
+        <m:r>
+          <w:rPr>
+            <w:rFonts w:ascii="Cambria Math" w:eastAsiaTheme="minorEastAsia" w:hAnsi="Cambria Math"/>
+          </w:rPr>
+          <m:t>X</m:t>
+        </m:r>
+      </m:oMath>
+      <w:r>
+        <w:rPr>
+          <w:rFonts w:eastAsiaTheme="minorEastAsia"/>
+        </w:rPr>
+        <w:t xml:space="preserve"> it has to </w:t>
+      </w:r>
+      <w:r>
+        <w:rPr>
+          <w:rFonts w:ascii="Times New Roman" w:eastAsiaTheme="minorEastAsia" w:hAnsi="Times New Roman" w:cs="Times New Roman"/>
+        </w:rPr>
+        <w:t>(i)</w:t>
+      </w:r>
+      <w:r>
+        <w:rPr>
+          <w:rFonts w:eastAsiaTheme="minorEastAsia"/>
+        </w:rPr>
+        <w:t xml:space="preserve"> contain the whole space: </w:t>
+      </w:r>
+      <m:oMath>
+        <m:r>
+          <w:rPr>
+            <w:rFonts w:ascii="Cambria Math" w:eastAsiaTheme="minorEastAsia" w:hAnsi="Cambria Math"/>
+          </w:rPr>
+          <m:t>X</m:t>
+        </m:r>
+        <m:r>
+          <w:rPr>
+            <w:rFonts w:ascii="Cambria Math" w:eastAsiaTheme="minorEastAsia" w:hAnsi="Cambria Math"/>
+          </w:rPr>
+          <m:t>∈</m:t>
+        </m:r>
+        <m:r>
+          <m:rPr>
+            <m:sty m:val="p"/>
+          </m:rPr>
+          <w:rPr>
+            <w:rFonts w:ascii="Cambria Math" w:eastAsiaTheme="minorEastAsia" w:hAnsi="Cambria Math"/>
+          </w:rPr>
+          <m:t>Σ</m:t>
+        </m:r>
+      </m:oMath>
+      <w:r>
+        <w:rPr>
+          <w:rFonts w:eastAsiaTheme="minorEastAsia"/>
+        </w:rPr>
+        <w:t xml:space="preserve">, </w:t>
+      </w:r>
+      <w:r>
+        <w:rPr>
+          <w:rFonts w:ascii="Times New Roman" w:eastAsiaTheme="minorEastAsia" w:hAnsi="Times New Roman" w:cs="Times New Roman"/>
+        </w:rPr>
+        <w:t>(ii)</w:t>
+      </w:r>
+      <w:r>
+        <w:rPr>
+          <w:rFonts w:eastAsiaTheme="minorEastAsia"/>
+        </w:rPr>
+        <w:t xml:space="preserve"> be closed under complements: if a set </w:t>
+      </w:r>
+      <m:oMath>
+        <m:r>
+          <w:rPr>
+            <w:rFonts w:ascii="Cambria Math" w:eastAsiaTheme="minorEastAsia" w:hAnsi="Cambria Math"/>
+          </w:rPr>
+          <m:t>A</m:t>
+        </m:r>
+      </m:oMath>
+      <w:r>
+        <w:rPr>
+          <w:rFonts w:eastAsiaTheme="minorEastAsia"/>
+        </w:rPr>
+        <w:t xml:space="preserve"> is in </w:t>
+      </w:r>
+      <m:oMath>
+        <m:r>
+          <m:rPr>
+            <m:sty m:val="p"/>
+          </m:rPr>
+          <w:rPr>
+            <w:rFonts w:ascii="Cambria Math" w:eastAsiaTheme="minorEastAsia" w:hAnsi="Cambria Math"/>
+          </w:rPr>
+          <m:t>Σ</m:t>
+        </m:r>
+      </m:oMath>
+      <w:r>
+        <w:rPr>
+          <w:rFonts w:eastAsiaTheme="minorEastAsia"/>
+        </w:rPr>
+        <w:t xml:space="preserve">, its complementary </w:t>
+      </w:r>
+      <m:oMath>
+        <m:r>
+          <w:rPr>
+            <w:rFonts w:ascii="Cambria Math" w:eastAsiaTheme="minorEastAsia" w:hAnsi="Cambria Math"/>
+          </w:rPr>
+          <m:t>X</m:t>
+        </m:r>
+        <m:r>
+          <w:rPr>
+            <w:rFonts w:ascii="Cambria Math" w:eastAsiaTheme="minorEastAsia" w:hAnsi="Cambria Math"/>
+          </w:rPr>
+          <m:t>∖A</m:t>
+        </m:r>
+      </m:oMath>
+      <w:r>
+        <w:rPr>
+          <w:rFonts w:eastAsiaTheme="minorEastAsia"/>
+        </w:rPr>
+        <w:t xml:space="preserve"> is also in </w:t>
+      </w:r>
+      <m:oMath>
+        <m:r>
+          <m:rPr>
+            <m:sty m:val="p"/>
+          </m:rPr>
+          <w:rPr>
+            <w:rFonts w:ascii="Cambria Math" w:eastAsiaTheme="minorEastAsia" w:hAnsi="Cambria Math"/>
+          </w:rPr>
+          <m:t>Σ</m:t>
+        </m:r>
+      </m:oMath>
+      <w:r>
+        <w:rPr>
+          <w:rFonts w:eastAsiaTheme="minorEastAsia"/>
+        </w:rPr>
+        <w:t xml:space="preserve">, </w:t>
+      </w:r>
+      <w:r>
+        <w:rPr>
+          <w:rFonts w:ascii="Times New Roman" w:eastAsiaTheme="minorEastAsia" w:hAnsi="Times New Roman" w:cs="Times New Roman"/>
+        </w:rPr>
+        <w:t>(iii)</w:t>
+      </w:r>
+      <w:r>
+        <w:rPr>
+          <w:rFonts w:eastAsiaTheme="minorEastAsia"/>
+        </w:rPr>
+        <w:t xml:space="preserve"> be closed under countable unions: if a countable collection of sets </w:t>
+      </w:r>
+      <m:oMath>
+        <m:sSub>
+          <m:sSubPr>
+            <m:ctrlPr>
+              <w:rPr>
+                <w:rFonts w:ascii="Cambria Math" w:eastAsiaTheme="minorEastAsia" w:hAnsi="Cambria Math"/>
+                <w:i/>
+              </w:rPr>
+            </m:ctrlPr>
+          </m:sSubPr>
+          <m:e>
+            <m:r>
+              <w:rPr>
+                <w:rFonts w:ascii="Cambria Math" w:eastAsiaTheme="minorEastAsia" w:hAnsi="Cambria Math"/>
+              </w:rPr>
+              <m:t>A</m:t>
+            </m:r>
+          </m:e>
+          <m:sub>
+            <m:r>
+              <w:rPr>
+                <w:rFonts w:ascii="Cambria Math" w:eastAsiaTheme="minorEastAsia" w:hAnsi="Cambria Math"/>
+              </w:rPr>
+              <m:t>1</m:t>
+            </m:r>
+          </m:sub>
+        </m:sSub>
+        <m:r>
+          <w:rPr>
+            <w:rFonts w:ascii="Cambria Math" w:eastAsiaTheme="minorEastAsia" w:hAnsi="Cambria Math"/>
+          </w:rPr>
+          <m:t>,</m:t>
+        </m:r>
+        <m:sSub>
+          <m:sSubPr>
+            <m:ctrlPr>
+              <w:rPr>
+                <w:rFonts w:ascii="Cambria Math" w:eastAsiaTheme="minorEastAsia" w:hAnsi="Cambria Math"/>
+                <w:i/>
+              </w:rPr>
+            </m:ctrlPr>
+          </m:sSubPr>
+          <m:e>
+            <m:r>
+              <w:rPr>
+                <w:rFonts w:ascii="Cambria Math" w:eastAsiaTheme="minorEastAsia" w:hAnsi="Cambria Math"/>
+              </w:rPr>
+              <m:t>A</m:t>
+            </m:r>
+          </m:e>
+          <m:sub>
+            <m:r>
+              <w:rPr>
+                <w:rFonts w:ascii="Cambria Math" w:eastAsiaTheme="minorEastAsia" w:hAnsi="Cambria Math"/>
+              </w:rPr>
+              <m:t>2</m:t>
+            </m:r>
+          </m:sub>
+        </m:sSub>
+        <m:r>
+          <w:rPr>
+            <w:rFonts w:ascii="Cambria Math" w:eastAsiaTheme="minorEastAsia" w:hAnsi="Cambria Math"/>
+          </w:rPr>
+          <m:t>,…,</m:t>
+        </m:r>
+        <m:sSub>
+          <m:sSubPr>
+            <m:ctrlPr>
+              <w:rPr>
+                <w:rFonts w:ascii="Cambria Math" w:eastAsiaTheme="minorEastAsia" w:hAnsi="Cambria Math"/>
+                <w:i/>
+              </w:rPr>
+            </m:ctrlPr>
+          </m:sSubPr>
+          <m:e>
+            <m:r>
+              <w:rPr>
+                <w:rFonts w:ascii="Cambria Math" w:eastAsiaTheme="minorEastAsia" w:hAnsi="Cambria Math"/>
+              </w:rPr>
+              <m:t>A</m:t>
+            </m:r>
+          </m:e>
+          <m:sub>
+            <m:r>
+              <w:rPr>
+                <w:rFonts w:ascii="Cambria Math" w:eastAsiaTheme="minorEastAsia" w:hAnsi="Cambria Math"/>
+              </w:rPr>
+              <m:t>k</m:t>
+            </m:r>
+          </m:sub>
+        </m:sSub>
+        <m:r>
+          <w:rPr>
+            <w:rFonts w:ascii="Cambria Math" w:eastAsiaTheme="minorEastAsia" w:hAnsi="Cambria Math"/>
+          </w:rPr>
+          <m:t>,…</m:t>
+        </m:r>
+      </m:oMath>
+      <w:r>
+        <w:rPr>
+          <w:rFonts w:eastAsiaTheme="minorEastAsia"/>
+        </w:rPr>
+        <w:t xml:space="preserve"> is in </w:t>
+      </w:r>
+      <m:oMath>
+        <m:r>
+          <m:rPr>
+            <m:sty m:val="p"/>
+          </m:rPr>
+          <w:rPr>
+            <w:rFonts w:ascii="Cambria Math" w:eastAsiaTheme="minorEastAsia" w:hAnsi="Cambria Math"/>
+          </w:rPr>
+          <m:t>Σ</m:t>
+        </m:r>
+      </m:oMath>
+      <w:r>
+        <w:rPr>
+          <w:rFonts w:eastAsiaTheme="minorEastAsia"/>
+        </w:rPr>
+        <w:t>,</w:t>
+      </w:r>
+      <w:r>
+        <w:rPr>
+          <w:rFonts w:eastAsiaTheme="minorEastAsia"/>
+        </w:rPr>
+        <w:t xml:space="preserve"> their union </w:t>
+      </w:r>
+      <m:oMath>
+        <m:nary>
+          <m:naryPr>
+            <m:chr m:val="⋃"/>
+            <m:limLoc m:val="undOvr"/>
+            <m:ctrlPr>
+              <w:rPr>
+                <w:rFonts w:ascii="Cambria Math" w:eastAsiaTheme="minorEastAsia" w:hAnsi="Cambria Math"/>
+                <w:i/>
+              </w:rPr>
+            </m:ctrlPr>
+          </m:naryPr>
+          <m:sub>
+            <m:r>
+              <w:rPr>
+                <w:rFonts w:ascii="Cambria Math" w:eastAsiaTheme="minorEastAsia" w:hAnsi="Cambria Math"/>
+              </w:rPr>
+              <m:t>k=1</m:t>
+            </m:r>
+          </m:sub>
+          <m:sup>
+            <m:r>
+              <w:rPr>
+                <w:rFonts w:ascii="Cambria Math" w:eastAsiaTheme="minorEastAsia" w:hAnsi="Cambria Math"/>
+              </w:rPr>
+              <m:t>∞</m:t>
+            </m:r>
+          </m:sup>
+          <m:e>
+            <m:sSub>
+              <m:sSubPr>
+                <m:ctrlPr>
+                  <w:rPr>
+                    <w:rFonts w:ascii="Cambria Math" w:eastAsiaTheme="minorEastAsia" w:hAnsi="Cambria Math"/>
+                    <w:i/>
+                  </w:rPr>
+                </m:ctrlPr>
+              </m:sSubPr>
+              <m:e>
+                <m:r>
+                  <w:rPr>
+                    <w:rFonts w:ascii="Cambria Math" w:eastAsiaTheme="minorEastAsia" w:hAnsi="Cambria Math"/>
+                  </w:rPr>
+                  <m:t>A</m:t>
+                </m:r>
+              </m:e>
+              <m:sub>
+                <m:r>
+                  <w:rPr>
+                    <w:rFonts w:ascii="Cambria Math" w:eastAsiaTheme="minorEastAsia" w:hAnsi="Cambria Math"/>
+                  </w:rPr>
+                  <m:t>k</m:t>
+                </m:r>
+              </m:sub>
+            </m:sSub>
+          </m:e>
+        </m:nary>
+      </m:oMath>
+      <w:r>
+        <w:rPr>
+          <w:rFonts w:eastAsiaTheme="minorEastAsia"/>
+        </w:rPr>
+        <w:t xml:space="preserve"> must also be in </w:t>
+      </w:r>
+      <m:oMath>
+        <m:r>
+          <m:rPr>
+            <m:sty m:val="p"/>
+          </m:rPr>
+          <w:rPr>
+            <w:rFonts w:ascii="Cambria Math" w:eastAsiaTheme="minorEastAsia" w:hAnsi="Cambria Math"/>
+          </w:rPr>
+          <m:t>Σ</m:t>
+        </m:r>
+      </m:oMath>
+      <w:r>
+        <w:rPr>
+          <w:rFonts w:eastAsiaTheme="minorEastAsia"/>
+        </w:rPr>
+        <w:t>.</w:t>
+      </w:r>
+    </w:p>
+    <w:p>
+      <w:pPr>
+        <w:rPr>
+          <w:rFonts w:eastAsiaTheme="minorEastAsia"/>
+        </w:rPr>
+      </w:pPr>
     </w:p>
     <w:p>
       <w:pPr>
@@ -9694,36 +10307,902 @@
           <w:i/>
           <w:iCs/>
         </w:rPr>
-        <w:t>Universally measurable set</w:t>
-      </w:r>
-    </w:p>
-    <w:p>
-      <w:pPr>
-        <w:rPr>
-          <w:rFonts w:eastAsiaTheme="minorEastAsia"/>
-        </w:rPr>
-      </w:pPr>
-      <w:r>
-        <w:rPr>
-          <w:rFonts w:eastAsiaTheme="minorEastAsia"/>
-        </w:rPr>
-        <w:t>A subset A of Polish space X is universally measurable if it is measurable with respect to every complete probability measure on X</w:t>
-      </w:r>
-    </w:p>
-    <w:p/>
-    <w:p>
-      <w:r>
-        <w:rPr>
+        <w:t>Complete</w:t>
+      </w:r>
+      <w:r>
+        <w:rPr>
+          <w:rFonts w:eastAsiaTheme="minorEastAsia"/>
+          <w:i/>
+          <w:iCs/>
+        </w:rPr>
+        <w:t xml:space="preserve"> measure</w:t>
+      </w:r>
+      <w:r>
+        <w:rPr>
+          <w:rFonts w:eastAsiaTheme="minorEastAsia"/>
+          <w:i/>
+          <w:iCs/>
+        </w:rPr>
+        <w:t xml:space="preserve"> space</w:t>
+      </w:r>
+    </w:p>
+    <w:p>
+      <w:pPr>
+        <w:rPr>
+          <w:rFonts w:eastAsiaTheme="minorEastAsia"/>
+        </w:rPr>
+      </w:pPr>
+      <w:r>
+        <w:rPr>
+          <w:rFonts w:eastAsiaTheme="minorEastAsia"/>
+        </w:rPr>
+        <w:t xml:space="preserve">Complete measure space </w:t>
+      </w:r>
+      <m:oMath>
+        <m:d>
+          <m:dPr>
+            <m:ctrlPr>
+              <w:rPr>
+                <w:rFonts w:ascii="Cambria Math" w:eastAsiaTheme="minorEastAsia" w:hAnsi="Cambria Math"/>
+                <w:i/>
+              </w:rPr>
+            </m:ctrlPr>
+          </m:dPr>
+          <m:e>
+            <m:r>
+              <w:rPr>
+                <w:rFonts w:ascii="Cambria Math" w:eastAsiaTheme="minorEastAsia" w:hAnsi="Cambria Math"/>
+              </w:rPr>
+              <m:t>X,</m:t>
+            </m:r>
+            <m:r>
+              <m:rPr>
+                <m:sty m:val="p"/>
+              </m:rPr>
+              <w:rPr>
+                <w:rFonts w:ascii="Cambria Math" w:eastAsiaTheme="minorEastAsia" w:hAnsi="Cambria Math"/>
+              </w:rPr>
+              <m:t>Σ</m:t>
+            </m:r>
+            <m:r>
+              <m:rPr>
+                <m:sty m:val="p"/>
+              </m:rPr>
+              <w:rPr>
+                <w:rFonts w:ascii="Cambria Math" w:eastAsiaTheme="minorEastAsia" w:hAnsi="Cambria Math"/>
+              </w:rPr>
+              <m:t>,</m:t>
+            </m:r>
+            <m:r>
+              <w:rPr>
+                <w:rFonts w:ascii="Cambria Math" w:eastAsiaTheme="minorEastAsia" w:hAnsi="Cambria Math"/>
+              </w:rPr>
+              <m:t>μ</m:t>
+            </m:r>
+          </m:e>
+        </m:d>
+      </m:oMath>
+      <w:r>
+        <w:rPr>
+          <w:rFonts w:eastAsiaTheme="minorEastAsia"/>
+        </w:rPr>
+        <w:t xml:space="preserve"> is a measurable space </w:t>
+      </w:r>
+      <m:oMath>
+        <m:d>
+          <m:dPr>
+            <m:ctrlPr>
+              <w:rPr>
+                <w:rFonts w:ascii="Cambria Math" w:eastAsiaTheme="minorEastAsia" w:hAnsi="Cambria Math"/>
+                <w:i/>
+              </w:rPr>
+            </m:ctrlPr>
+          </m:dPr>
+          <m:e>
+            <m:r>
+              <w:rPr>
+                <w:rFonts w:ascii="Cambria Math" w:eastAsiaTheme="minorEastAsia" w:hAnsi="Cambria Math"/>
+              </w:rPr>
+              <m:t>X,</m:t>
+            </m:r>
+            <m:r>
+              <m:rPr>
+                <m:sty m:val="p"/>
+              </m:rPr>
+              <w:rPr>
+                <w:rFonts w:ascii="Cambria Math" w:eastAsiaTheme="minorEastAsia" w:hAnsi="Cambria Math"/>
+              </w:rPr>
+              <m:t>Σ</m:t>
+            </m:r>
+          </m:e>
+        </m:d>
+      </m:oMath>
+      <w:r>
+        <w:rPr>
+          <w:rFonts w:eastAsiaTheme="minorEastAsia"/>
+        </w:rPr>
+        <w:t xml:space="preserve"> paired with a measure </w:t>
+      </w:r>
+      <m:oMath>
+        <m:r>
+          <w:rPr>
+            <w:rFonts w:ascii="Cambria Math" w:eastAsiaTheme="minorEastAsia" w:hAnsi="Cambria Math"/>
+          </w:rPr>
+          <m:t>μ</m:t>
+        </m:r>
+      </m:oMath>
+      <w:r>
+        <w:rPr>
+          <w:rFonts w:eastAsiaTheme="minorEastAsia"/>
+        </w:rPr>
+        <w:t xml:space="preserve"> which is a function which assigns a non-negative number (size, weight, probability) to each set in </w:t>
+      </w:r>
+      <m:oMath>
+        <m:r>
+          <m:rPr>
+            <m:sty m:val="p"/>
+          </m:rPr>
+          <w:rPr>
+            <w:rFonts w:ascii="Cambria Math" w:eastAsiaTheme="minorEastAsia" w:hAnsi="Cambria Math"/>
+          </w:rPr>
+          <m:t>Σ</m:t>
+        </m:r>
+      </m:oMath>
+      <w:r>
+        <w:rPr>
+          <w:rFonts w:eastAsiaTheme="minorEastAsia"/>
+        </w:rPr>
+        <w:t>.</w:t>
+      </w:r>
+    </w:p>
+    <w:p>
+      <w:pPr>
+        <w:rPr>
+          <w:rFonts w:eastAsiaTheme="minorEastAsia"/>
+        </w:rPr>
+      </w:pPr>
+    </w:p>
+    <w:p>
+      <w:pPr>
+        <w:rPr>
+          <w:rFonts w:eastAsiaTheme="minorEastAsia"/>
+        </w:rPr>
+      </w:pPr>
+      <w:r>
+        <w:rPr>
+          <w:rFonts w:eastAsiaTheme="minorEastAsia"/>
           <w:b/>
           <w:bCs/>
         </w:rPr>
+        <w:t>Examples</w:t>
+      </w:r>
+      <w:r>
+        <w:rPr>
+          <w:rFonts w:eastAsiaTheme="minorEastAsia"/>
+        </w:rPr>
+        <w:t xml:space="preserve"> </w:t>
+      </w:r>
+      <w:r>
+        <w:rPr>
+          <w:rFonts w:eastAsiaTheme="minorEastAsia"/>
+          <w:i/>
+          <w:iCs/>
+        </w:rPr>
+        <w:t>Measurable space</w:t>
+      </w:r>
+    </w:p>
+    <w:p>
+      <w:pPr>
+        <w:rPr>
+          <w:rFonts w:eastAsiaTheme="minorEastAsia"/>
+        </w:rPr>
+      </w:pPr>
+      <w:r>
+        <w:rPr>
+          <w:rFonts w:eastAsiaTheme="minorEastAsia"/>
+        </w:rPr>
+        <w:t xml:space="preserve">  1 ) </w:t>
+      </w:r>
+      <w:r>
+        <w:rPr>
+          <w:rFonts w:eastAsiaTheme="minorEastAsia"/>
+          <w:i/>
+          <w:iCs/>
+        </w:rPr>
+        <w:t>The Borel Space</w:t>
+      </w:r>
+      <w:r>
+        <w:rPr>
+          <w:rFonts w:eastAsiaTheme="minorEastAsia"/>
+        </w:rPr>
+        <w:t xml:space="preserve"> </w:t>
+      </w:r>
+      <m:oMath>
+        <m:r>
+          <m:rPr>
+            <m:scr m:val="script"/>
+          </m:rPr>
+          <w:rPr>
+            <w:rFonts w:ascii="Cambria Math" w:eastAsiaTheme="minorEastAsia" w:hAnsi="Cambria Math"/>
+          </w:rPr>
+          <m:t>B</m:t>
+        </m:r>
+        <m:d>
+          <m:dPr>
+            <m:ctrlPr>
+              <w:rPr>
+                <w:rFonts w:ascii="Cambria Math" w:eastAsiaTheme="minorEastAsia" w:hAnsi="Cambria Math"/>
+                <w:i/>
+              </w:rPr>
+            </m:ctrlPr>
+          </m:dPr>
+          <m:e>
+            <m:r>
+              <m:rPr>
+                <m:scr m:val="double-struck"/>
+              </m:rPr>
+              <w:rPr>
+                <w:rFonts w:ascii="Cambria Math" w:eastAsiaTheme="minorEastAsia" w:hAnsi="Cambria Math"/>
+              </w:rPr>
+              <m:t>R</m:t>
+            </m:r>
+          </m:e>
+        </m:d>
+        <m:r>
+          <w:rPr>
+            <w:rFonts w:ascii="Cambria Math" w:eastAsiaTheme="minorEastAsia" w:hAnsi="Cambria Math"/>
+          </w:rPr>
+          <m:t xml:space="preserve"> </m:t>
+        </m:r>
+      </m:oMath>
+      <w:r>
+        <w:rPr>
+          <w:rFonts w:eastAsiaTheme="minorEastAsia"/>
+        </w:rPr>
+        <w:t xml:space="preserve">: the standard space used in real analysis – </w:t>
+      </w:r>
+      <m:oMath>
+        <m:r>
+          <w:rPr>
+            <w:rFonts w:ascii="Cambria Math" w:eastAsiaTheme="minorEastAsia" w:hAnsi="Cambria Math"/>
+          </w:rPr>
+          <m:t>X</m:t>
+        </m:r>
+      </m:oMath>
+      <w:r>
+        <w:rPr>
+          <w:rFonts w:eastAsiaTheme="minorEastAsia"/>
+        </w:rPr>
+        <w:t xml:space="preserve"> is the real line, and </w:t>
+      </w:r>
+      <m:oMath>
+        <m:r>
+          <m:rPr>
+            <m:scr m:val="script"/>
+          </m:rPr>
+          <w:rPr>
+            <w:rFonts w:ascii="Cambria Math" w:eastAsiaTheme="minorEastAsia" w:hAnsi="Cambria Math"/>
+          </w:rPr>
+          <m:t>B</m:t>
+        </m:r>
+      </m:oMath>
+      <w:r>
+        <w:rPr>
+          <w:rFonts w:eastAsiaTheme="minorEastAsia"/>
+        </w:rPr>
+        <w:t xml:space="preserve"> is the </w:t>
+      </w:r>
+      <m:oMath>
+        <m:r>
+          <w:rPr>
+            <w:rFonts w:ascii="Cambria Math" w:eastAsiaTheme="minorEastAsia" w:hAnsi="Cambria Math"/>
+          </w:rPr>
+          <m:t>σ</m:t>
+        </m:r>
+      </m:oMath>
+      <w:r>
+        <w:rPr>
+          <w:rFonts w:eastAsiaTheme="minorEastAsia"/>
+        </w:rPr>
+        <w:t>-algebra</w:t>
+      </w:r>
+      <w:r>
+        <w:rPr>
+          <w:rFonts w:eastAsiaTheme="minorEastAsia"/>
+        </w:rPr>
+        <w:t xml:space="preserve"> generated by all open intervals. </w:t>
+      </w:r>
+    </w:p>
+    <w:p>
+      <w:pPr>
+        <w:rPr>
+          <w:rFonts w:eastAsiaTheme="minorEastAsia"/>
+        </w:rPr>
+      </w:pPr>
+      <w:r>
+        <w:rPr>
+          <w:rFonts w:eastAsiaTheme="minorEastAsia"/>
+        </w:rPr>
+        <w:t xml:space="preserve">  2 ) </w:t>
+      </w:r>
+      <w:r>
+        <w:rPr>
+          <w:rFonts w:eastAsiaTheme="minorEastAsia"/>
+          <w:i/>
+          <w:iCs/>
+        </w:rPr>
+        <w:t>The Discrete Space</w:t>
+      </w:r>
+      <w:r>
+        <w:rPr>
+          <w:rFonts w:eastAsiaTheme="minorEastAsia"/>
+        </w:rPr>
+        <w:t xml:space="preserve"> </w:t>
+      </w:r>
+      <m:oMath>
+        <m:d>
+          <m:dPr>
+            <m:ctrlPr>
+              <w:rPr>
+                <w:rFonts w:ascii="Cambria Math" w:eastAsiaTheme="minorEastAsia" w:hAnsi="Cambria Math"/>
+                <w:i/>
+              </w:rPr>
+            </m:ctrlPr>
+          </m:dPr>
+          <m:e>
+            <m:r>
+              <w:rPr>
+                <w:rFonts w:ascii="Cambria Math" w:eastAsiaTheme="minorEastAsia" w:hAnsi="Cambria Math"/>
+              </w:rPr>
+              <m:t xml:space="preserve">X, </m:t>
+            </m:r>
+            <m:r>
+              <m:rPr>
+                <m:scr m:val="script"/>
+              </m:rPr>
+              <w:rPr>
+                <w:rFonts w:ascii="Cambria Math" w:eastAsiaTheme="minorEastAsia" w:hAnsi="Cambria Math"/>
+              </w:rPr>
+              <m:t>P</m:t>
+            </m:r>
+            <m:d>
+              <m:dPr>
+                <m:ctrlPr>
+                  <w:rPr>
+                    <w:rFonts w:ascii="Cambria Math" w:eastAsiaTheme="minorEastAsia" w:hAnsi="Cambria Math"/>
+                    <w:i/>
+                  </w:rPr>
+                </m:ctrlPr>
+              </m:dPr>
+              <m:e>
+                <m:r>
+                  <w:rPr>
+                    <w:rFonts w:ascii="Cambria Math" w:eastAsiaTheme="minorEastAsia" w:hAnsi="Cambria Math"/>
+                  </w:rPr>
+                  <m:t>X</m:t>
+                </m:r>
+              </m:e>
+            </m:d>
+          </m:e>
+        </m:d>
+      </m:oMath>
+      <w:r>
+        <w:rPr>
+          <w:rFonts w:eastAsiaTheme="minorEastAsia"/>
+        </w:rPr>
+        <w:t xml:space="preserve"> : if </w:t>
+      </w:r>
+      <m:oMath>
+        <m:r>
+          <w:rPr>
+            <w:rFonts w:ascii="Cambria Math" w:eastAsiaTheme="minorEastAsia" w:hAnsi="Cambria Math"/>
+          </w:rPr>
+          <m:t>X</m:t>
+        </m:r>
+      </m:oMath>
+      <w:r>
+        <w:rPr>
+          <w:rFonts w:eastAsiaTheme="minorEastAsia"/>
+        </w:rPr>
+        <w:t xml:space="preserve"> is a finite or countable set (like coin flip or a dice roll), we can choose </w:t>
+      </w:r>
+      <m:oMath>
+        <m:r>
+          <m:rPr>
+            <m:sty m:val="p"/>
+          </m:rPr>
+          <w:rPr>
+            <w:rFonts w:ascii="Cambria Math" w:eastAsiaTheme="minorEastAsia" w:hAnsi="Cambria Math"/>
+          </w:rPr>
+          <m:t>Σ</m:t>
+        </m:r>
+      </m:oMath>
+      <w:r>
+        <w:rPr>
+          <w:rFonts w:eastAsiaTheme="minorEastAsia"/>
+        </w:rPr>
+        <w:t xml:space="preserve"> to be the power set </w:t>
+      </w:r>
+      <m:oMath>
+        <m:r>
+          <m:rPr>
+            <m:scr m:val="script"/>
+          </m:rPr>
+          <w:rPr>
+            <w:rFonts w:ascii="Cambria Math" w:eastAsiaTheme="minorEastAsia" w:hAnsi="Cambria Math"/>
+          </w:rPr>
+          <m:t>P</m:t>
+        </m:r>
+        <m:d>
+          <m:dPr>
+            <m:ctrlPr>
+              <w:rPr>
+                <w:rFonts w:ascii="Cambria Math" w:eastAsiaTheme="minorEastAsia" w:hAnsi="Cambria Math"/>
+                <w:i/>
+              </w:rPr>
+            </m:ctrlPr>
+          </m:dPr>
+          <m:e>
+            <m:r>
+              <w:rPr>
+                <w:rFonts w:ascii="Cambria Math" w:eastAsiaTheme="minorEastAsia" w:hAnsi="Cambria Math"/>
+              </w:rPr>
+              <m:t>X</m:t>
+            </m:r>
+          </m:e>
+        </m:d>
+      </m:oMath>
+      <w:r>
+        <w:rPr>
+          <w:rFonts w:eastAsiaTheme="minorEastAsia"/>
+        </w:rPr>
+        <w:t xml:space="preserve">, meaning </w:t>
+      </w:r>
+      <w:r>
+        <w:rPr>
+          <w:rFonts w:eastAsiaTheme="minorEastAsia"/>
+          <w:i/>
+          <w:iCs/>
+        </w:rPr>
+        <w:t>every single subset</w:t>
+      </w:r>
+      <w:r>
+        <w:rPr>
+          <w:rFonts w:eastAsiaTheme="minorEastAsia"/>
+        </w:rPr>
+        <w:t xml:space="preserve"> is safely measurable.</w:t>
+      </w:r>
+    </w:p>
+    <w:p>
+      <w:pPr>
+        <w:rPr>
+          <w:rFonts w:eastAsiaTheme="minorEastAsia"/>
+        </w:rPr>
+      </w:pPr>
+      <w:r>
+        <w:rPr>
+          <w:rFonts w:eastAsiaTheme="minorEastAsia"/>
+        </w:rPr>
+        <w:t xml:space="preserve">  3 ) </w:t>
+      </w:r>
+      <w:r>
+        <w:rPr>
+          <w:rFonts w:eastAsiaTheme="minorEastAsia"/>
+          <w:i/>
+          <w:iCs/>
+        </w:rPr>
+        <w:t>The Trivial Space</w:t>
+      </w:r>
+      <w:r>
+        <w:rPr>
+          <w:rFonts w:eastAsiaTheme="minorEastAsia"/>
+        </w:rPr>
+        <w:t xml:space="preserve"> </w:t>
+      </w:r>
+      <m:oMath>
+        <m:d>
+          <m:dPr>
+            <m:ctrlPr>
+              <w:rPr>
+                <w:rFonts w:ascii="Cambria Math" w:eastAsiaTheme="minorEastAsia" w:hAnsi="Cambria Math"/>
+                <w:i/>
+              </w:rPr>
+            </m:ctrlPr>
+          </m:dPr>
+          <m:e>
+            <m:r>
+              <w:rPr>
+                <w:rFonts w:ascii="Cambria Math" w:eastAsiaTheme="minorEastAsia" w:hAnsi="Cambria Math"/>
+              </w:rPr>
+              <m:t>X,</m:t>
+            </m:r>
+            <m:d>
+              <m:dPr>
+                <m:ctrlPr>
+                  <w:rPr>
+                    <w:rFonts w:ascii="Cambria Math" w:eastAsiaTheme="minorEastAsia" w:hAnsi="Cambria Math"/>
+                    <w:i/>
+                  </w:rPr>
+                </m:ctrlPr>
+              </m:dPr>
+              <m:e>
+                <m:r>
+                  <w:rPr>
+                    <w:rFonts w:ascii="Cambria Math" w:eastAsiaTheme="minorEastAsia" w:hAnsi="Cambria Math"/>
+                  </w:rPr>
+                  <m:t>∅,X</m:t>
+                </m:r>
+              </m:e>
+            </m:d>
+          </m:e>
+        </m:d>
+      </m:oMath>
+      <w:r>
+        <w:rPr>
+          <w:rFonts w:eastAsiaTheme="minorEastAsia"/>
+        </w:rPr>
+        <w:t xml:space="preserve"> :the smallest possible </w:t>
+      </w:r>
+      <m:oMath>
+        <m:r>
+          <w:rPr>
+            <w:rFonts w:ascii="Cambria Math" w:eastAsiaTheme="minorEastAsia" w:hAnsi="Cambria Math"/>
+          </w:rPr>
+          <m:t>σ</m:t>
+        </m:r>
+      </m:oMath>
+      <w:r>
+        <w:rPr>
+          <w:rFonts w:eastAsiaTheme="minorEastAsia"/>
+        </w:rPr>
+        <w:t>-algebra</w:t>
+      </w:r>
+      <w:r>
+        <w:rPr>
+          <w:rFonts w:eastAsiaTheme="minorEastAsia"/>
+        </w:rPr>
+        <w:t xml:space="preserve"> which 2 elements are measurable.</w:t>
+      </w:r>
+    </w:p>
+    <w:p>
+      <w:pPr>
+        <w:rPr>
+          <w:rFonts w:eastAsiaTheme="minorEastAsia"/>
+        </w:rPr>
+      </w:pPr>
+    </w:p>
+    <w:p>
+      <w:pPr>
+        <w:rPr>
+          <w:rFonts w:eastAsiaTheme="minorEastAsia"/>
+        </w:rPr>
+      </w:pPr>
+      <w:r>
+        <w:rPr>
+          <w:rFonts w:eastAsiaTheme="minorEastAsia"/>
+          <w:b/>
+          <w:bCs/>
+        </w:rPr>
+        <w:t>Definition</w:t>
+      </w:r>
+      <w:r>
+        <w:rPr>
+          <w:rFonts w:eastAsiaTheme="minorEastAsia"/>
+        </w:rPr>
+        <w:t xml:space="preserve"> </w:t>
+      </w:r>
+      <w:r>
+        <w:rPr>
+          <w:rFonts w:eastAsiaTheme="minorEastAsia"/>
+          <w:i/>
+          <w:iCs/>
+        </w:rPr>
+        <w:t>Universally measurable set</w:t>
+      </w:r>
+    </w:p>
+    <w:p>
+      <w:pPr>
+        <w:rPr>
+          <w:rFonts w:eastAsiaTheme="minorEastAsia"/>
+        </w:rPr>
+      </w:pPr>
+      <w:r>
+        <w:rPr>
+          <w:rFonts w:eastAsiaTheme="minorEastAsia"/>
+        </w:rPr>
+        <w:t xml:space="preserve">A subset </w:t>
+      </w:r>
+      <m:oMath>
+        <m:r>
+          <w:rPr>
+            <w:rFonts w:ascii="Cambria Math" w:eastAsiaTheme="minorEastAsia" w:hAnsi="Cambria Math"/>
+          </w:rPr>
+          <m:t>A</m:t>
+        </m:r>
+      </m:oMath>
+      <w:r>
+        <w:rPr>
+          <w:rFonts w:eastAsiaTheme="minorEastAsia"/>
+        </w:rPr>
+        <w:t xml:space="preserve"> of Polish space </w:t>
+      </w:r>
+      <m:oMath>
+        <m:r>
+          <w:rPr>
+            <w:rFonts w:ascii="Cambria Math" w:eastAsiaTheme="minorEastAsia" w:hAnsi="Cambria Math"/>
+          </w:rPr>
+          <m:t>X</m:t>
+        </m:r>
+      </m:oMath>
+      <w:r>
+        <w:rPr>
+          <w:rFonts w:eastAsiaTheme="minorEastAsia"/>
+        </w:rPr>
+        <w:t xml:space="preserve"> is universally measurable if it is measurable with respect to every complete probability measure on </w:t>
+      </w:r>
+      <m:oMath>
+        <m:r>
+          <w:rPr>
+            <w:rFonts w:ascii="Cambria Math" w:eastAsiaTheme="minorEastAsia" w:hAnsi="Cambria Math"/>
+          </w:rPr>
+          <m:t>X</m:t>
+        </m:r>
+      </m:oMath>
+    </w:p>
+    <w:p/>
+    <w:p>
+      <w:r>
+        <w:rPr>
+          <w:b/>
+          <w:bCs/>
+        </w:rPr>
         <w:t>Lemma</w:t>
       </w:r>
       <w:r>
         <w:t xml:space="preserve"> Every Borel set of real numbers is universally measurable</w:t>
       </w:r>
     </w:p>
-    <w:p/>
+    <w:p>
+      <w:r>
+        <w:rPr>
+          <w:u w:val="single"/>
+        </w:rPr>
+        <w:lastRenderedPageBreak/>
+        <w:t>Proof</w:t>
+      </w:r>
+      <w:r>
+        <w:t xml:space="preserve">: </w:t>
+      </w:r>
+    </w:p>
+    <w:p>
+      <w:r>
+        <w:t>To show that every Borel set of real numbers is measurable we mus</w:t>
+      </w:r>
+      <w:r>
+        <w:t>t</w:t>
+      </w:r>
+      <w:r>
+        <w:t xml:space="preserve"> specify the exact measure we are going to use – in standard real analysis this measure is the Lebesgue measure.</w:t>
+      </w:r>
+      <w:r>
+        <w:t xml:space="preserve"> Therefore, the goal is to prove that the Borel </w:t>
+      </w:r>
+      <m:oMath>
+        <m:r>
+          <w:rPr>
+            <w:rFonts w:ascii="Cambria Math" w:hAnsi="Cambria Math"/>
+          </w:rPr>
+          <m:t>σ</m:t>
+        </m:r>
+      </m:oMath>
+      <w:r>
+        <w:rPr>
+          <w:rFonts w:eastAsiaTheme="minorEastAsia"/>
+        </w:rPr>
+        <w:t xml:space="preserve">-algebra </w:t>
+      </w:r>
+      <m:oMath>
+        <m:r>
+          <m:rPr>
+            <m:scr m:val="script"/>
+          </m:rPr>
+          <w:rPr>
+            <w:rFonts w:ascii="Cambria Math" w:eastAsiaTheme="minorEastAsia" w:hAnsi="Cambria Math"/>
+          </w:rPr>
+          <m:t>B</m:t>
+        </m:r>
+      </m:oMath>
+      <w:r>
+        <w:rPr>
+          <w:rFonts w:eastAsiaTheme="minorEastAsia"/>
+        </w:rPr>
+        <w:t xml:space="preserve"> is a subset of the Lebesgue </w:t>
+      </w:r>
+      <m:oMath>
+        <m:r>
+          <w:rPr>
+            <w:rFonts w:ascii="Cambria Math" w:hAnsi="Cambria Math"/>
+          </w:rPr>
+          <m:t>σ</m:t>
+        </m:r>
+      </m:oMath>
+      <w:r>
+        <w:rPr>
+          <w:rFonts w:eastAsiaTheme="minorEastAsia"/>
+        </w:rPr>
+        <w:t>-algebra</w:t>
+      </w:r>
+      <w:r>
+        <w:rPr>
+          <w:rFonts w:eastAsiaTheme="minorEastAsia"/>
+        </w:rPr>
+        <w:t xml:space="preserve"> </w:t>
+      </w:r>
+      <m:oMath>
+        <m:r>
+          <m:rPr>
+            <m:scr m:val="script"/>
+          </m:rPr>
+          <w:rPr>
+            <w:rFonts w:ascii="Cambria Math" w:eastAsiaTheme="minorEastAsia" w:hAnsi="Cambria Math"/>
+          </w:rPr>
+          <m:t>L</m:t>
+        </m:r>
+      </m:oMath>
+      <w:r>
+        <w:rPr>
+          <w:rFonts w:eastAsiaTheme="minorEastAsia"/>
+        </w:rPr>
+        <w:t xml:space="preserve"> on the real line </w:t>
+      </w:r>
+      <m:oMath>
+        <m:r>
+          <m:rPr>
+            <m:scr m:val="double-struck"/>
+          </m:rPr>
+          <w:rPr>
+            <w:rFonts w:ascii="Cambria Math" w:eastAsiaTheme="minorEastAsia" w:hAnsi="Cambria Math"/>
+          </w:rPr>
+          <m:t>R</m:t>
+        </m:r>
+      </m:oMath>
+      <w:r>
+        <w:rPr>
+          <w:rFonts w:eastAsiaTheme="minorEastAsia"/>
+        </w:rPr>
+        <w:t xml:space="preserve">: </w:t>
+      </w:r>
+      <m:oMath>
+        <m:r>
+          <m:rPr>
+            <m:scr m:val="script"/>
+          </m:rPr>
+          <w:rPr>
+            <w:rFonts w:ascii="Cambria Math" w:eastAsiaTheme="minorEastAsia" w:hAnsi="Cambria Math"/>
+          </w:rPr>
+          <m:t>B</m:t>
+        </m:r>
+        <m:r>
+          <w:rPr>
+            <w:rFonts w:ascii="Cambria Math" w:eastAsiaTheme="minorEastAsia" w:hAnsi="Cambria Math"/>
+          </w:rPr>
+          <m:t>⊆</m:t>
+        </m:r>
+        <m:r>
+          <m:rPr>
+            <m:scr m:val="script"/>
+          </m:rPr>
+          <w:rPr>
+            <w:rFonts w:ascii="Cambria Math" w:eastAsiaTheme="minorEastAsia" w:hAnsi="Cambria Math"/>
+          </w:rPr>
+          <m:t>L</m:t>
+        </m:r>
+      </m:oMath>
+      <w:r>
+        <w:rPr>
+          <w:rFonts w:eastAsiaTheme="minorEastAsia"/>
+        </w:rPr>
+        <w:t xml:space="preserve">. The proof relies on structural property of </w:t>
+      </w:r>
+      <m:oMath>
+        <m:r>
+          <w:rPr>
+            <w:rFonts w:ascii="Cambria Math" w:hAnsi="Cambria Math"/>
+          </w:rPr>
+          <m:t>σ</m:t>
+        </m:r>
+      </m:oMath>
+      <w:r>
+        <w:rPr>
+          <w:rFonts w:eastAsiaTheme="minorEastAsia"/>
+        </w:rPr>
+        <w:t>-algebra</w:t>
+      </w:r>
+      <w:r>
+        <w:rPr>
+          <w:rFonts w:eastAsiaTheme="minorEastAsia"/>
+        </w:rPr>
+        <w:t xml:space="preserve">s – </w:t>
+      </w:r>
+      <w:r>
+        <w:rPr>
+          <w:rFonts w:eastAsiaTheme="minorEastAsia"/>
+          <w:i/>
+          <w:iCs/>
+        </w:rPr>
+        <w:t>the minimality of generation</w:t>
+      </w:r>
+      <w:r>
+        <w:rPr>
+          <w:rFonts w:eastAsiaTheme="minorEastAsia"/>
+        </w:rPr>
+        <w:t>.</w:t>
+      </w:r>
+    </w:p>
+    <w:p>
+      <w:r>
+        <w:t xml:space="preserve"> </w:t>
+      </w:r>
+    </w:p>
+    <w:p>
+      <w:r>
+        <w:t xml:space="preserve">By definition, the </w:t>
+      </w:r>
+      <w:r>
+        <w:t xml:space="preserve">Borel </w:t>
+      </w:r>
+      <m:oMath>
+        <m:r>
+          <w:rPr>
+            <w:rFonts w:ascii="Cambria Math" w:hAnsi="Cambria Math"/>
+          </w:rPr>
+          <m:t>σ</m:t>
+        </m:r>
+      </m:oMath>
+      <w:r>
+        <w:rPr>
+          <w:rFonts w:eastAsiaTheme="minorEastAsia"/>
+        </w:rPr>
+        <w:t xml:space="preserve">-algebra </w:t>
+      </w:r>
+      <m:oMath>
+        <m:r>
+          <m:rPr>
+            <m:scr m:val="script"/>
+          </m:rPr>
+          <w:rPr>
+            <w:rFonts w:ascii="Cambria Math" w:eastAsiaTheme="minorEastAsia" w:hAnsi="Cambria Math"/>
+          </w:rPr>
+          <m:t>B</m:t>
+        </m:r>
+      </m:oMath>
+      <w:r>
+        <w:rPr>
+          <w:rFonts w:eastAsiaTheme="minorEastAsia"/>
+        </w:rPr>
+        <w:t xml:space="preserve"> is the smallest (or generated) </w:t>
+      </w:r>
+      <m:oMath>
+        <m:r>
+          <w:rPr>
+            <w:rFonts w:ascii="Cambria Math" w:hAnsi="Cambria Math"/>
+          </w:rPr>
+          <m:t>σ</m:t>
+        </m:r>
+      </m:oMath>
+      <w:r>
+        <w:rPr>
+          <w:rFonts w:eastAsiaTheme="minorEastAsia"/>
+        </w:rPr>
+        <w:t>-algebra</w:t>
+      </w:r>
+      <w:r>
+        <w:rPr>
+          <w:rFonts w:eastAsiaTheme="minorEastAsia"/>
+        </w:rPr>
+        <w:t xml:space="preserve"> containing all open subsets of </w:t>
+      </w:r>
+    </w:p>
     <w:p/>
     <w:p/>
     <w:p/>

--- a/docs/Notes_on_Brownian_Motion_and_Stochastic_Flow_Systems.docx
+++ b/docs/Notes_on_Brownian_Motion_and_Stochastic_Flow_Systems.docx
@@ -11145,6 +11145,11 @@
       </w:r>
     </w:p>
     <w:p>
+      <w:pPr>
+        <w:rPr>
+          <w:rFonts w:eastAsiaTheme="minorEastAsia"/>
+        </w:rPr>
+      </w:pPr>
       <w:r>
         <w:t xml:space="preserve">By definition, the </w:t>
       </w:r>
@@ -11202,7 +11207,232 @@
         </w:rPr>
         <w:t xml:space="preserve"> containing all open subsets of </w:t>
       </w:r>
-    </w:p>
+      <m:oMath>
+        <m:r>
+          <m:rPr>
+            <m:scr m:val="double-struck"/>
+          </m:rPr>
+          <w:rPr>
+            <w:rFonts w:ascii="Cambria Math" w:eastAsiaTheme="minorEastAsia" w:hAnsi="Cambria Math"/>
+          </w:rPr>
+          <m:t>R</m:t>
+        </m:r>
+      </m:oMath>
+      <w:r>
+        <w:rPr>
+          <w:rFonts w:eastAsiaTheme="minorEastAsia"/>
+        </w:rPr>
+        <w:t xml:space="preserve"> i.e. </w:t>
+      </w:r>
+      <m:oMath>
+        <m:r>
+          <m:rPr>
+            <m:scr m:val="script"/>
+          </m:rPr>
+          <w:rPr>
+            <w:rFonts w:ascii="Cambria Math" w:eastAsiaTheme="minorEastAsia" w:hAnsi="Cambria Math"/>
+          </w:rPr>
+          <m:t>B</m:t>
+        </m:r>
+        <m:r>
+          <w:rPr>
+            <w:rFonts w:ascii="Cambria Math" w:eastAsiaTheme="minorEastAsia" w:hAnsi="Cambria Math"/>
+          </w:rPr>
+          <m:t>=</m:t>
+        </m:r>
+        <m:r>
+          <w:rPr>
+            <w:rFonts w:ascii="Cambria Math" w:hAnsi="Cambria Math"/>
+          </w:rPr>
+          <m:t>σ</m:t>
+        </m:r>
+        <m:d>
+          <m:dPr>
+            <m:ctrlPr>
+              <w:rPr>
+                <w:rFonts w:ascii="Cambria Math" w:hAnsi="Cambria Math"/>
+                <w:i/>
+              </w:rPr>
+            </m:ctrlPr>
+          </m:dPr>
+          <m:e>
+            <m:r>
+              <w:rPr>
+                <w:rFonts w:ascii="Cambria Math" w:hAnsi="Cambria Math"/>
+              </w:rPr>
+              <m:t>τ</m:t>
+            </m:r>
+          </m:e>
+        </m:d>
+      </m:oMath>
+      <w:r>
+        <w:rPr>
+          <w:rFonts w:eastAsiaTheme="minorEastAsia"/>
+        </w:rPr>
+        <w:t xml:space="preserve"> where </w:t>
+      </w:r>
+      <m:oMath>
+        <m:r>
+          <w:rPr>
+            <w:rFonts w:ascii="Cambria Math" w:hAnsi="Cambria Math"/>
+          </w:rPr>
+          <m:t>τ</m:t>
+        </m:r>
+      </m:oMath>
+      <w:r>
+        <w:rPr>
+          <w:rFonts w:eastAsiaTheme="minorEastAsia"/>
+        </w:rPr>
+        <w:t xml:space="preserve"> is the standard topology (the collection of all open sets) on </w:t>
+      </w:r>
+      <m:oMath>
+        <m:r>
+          <m:rPr>
+            <m:scr m:val="double-struck"/>
+          </m:rPr>
+          <w:rPr>
+            <w:rFonts w:ascii="Cambria Math" w:eastAsiaTheme="minorEastAsia" w:hAnsi="Cambria Math"/>
+          </w:rPr>
+          <m:t>R</m:t>
+        </m:r>
+      </m:oMath>
+      <w:r>
+        <w:rPr>
+          <w:rFonts w:eastAsiaTheme="minorEastAsia"/>
+        </w:rPr>
+        <w:t>.</w:t>
+      </w:r>
+    </w:p>
+    <w:p>
+      <w:pPr>
+        <w:rPr>
+          <w:rFonts w:eastAsiaTheme="minorEastAsia"/>
+        </w:rPr>
+      </w:pPr>
+    </w:p>
+    <w:p>
+      <w:pPr>
+        <w:rPr>
+          <w:rFonts w:eastAsiaTheme="minorEastAsia"/>
+        </w:rPr>
+      </w:pPr>
+      <w:r>
+        <w:rPr>
+          <w:rFonts w:eastAsiaTheme="minorEastAsia"/>
+        </w:rPr>
+        <w:t>We will show that open sets are Lebesgue measurable. To do this we break them down to fundamental building blocks:</w:t>
+      </w:r>
+    </w:p>
+    <w:p>
+      <w:pPr>
+        <w:rPr>
+          <w:rFonts w:eastAsiaTheme="minorEastAsia"/>
+        </w:rPr>
+      </w:pPr>
+      <w:r>
+        <w:rPr>
+          <w:rFonts w:eastAsiaTheme="minorEastAsia"/>
+        </w:rPr>
+        <w:t xml:space="preserve">  1 ) every open interval </w:t>
+      </w:r>
+      <m:oMath>
+        <m:d>
+          <m:dPr>
+            <m:ctrlPr>
+              <w:rPr>
+                <w:rFonts w:ascii="Cambria Math" w:eastAsiaTheme="minorEastAsia" w:hAnsi="Cambria Math"/>
+                <w:i/>
+              </w:rPr>
+            </m:ctrlPr>
+          </m:dPr>
+          <m:e>
+            <m:r>
+              <w:rPr>
+                <w:rFonts w:ascii="Cambria Math" w:eastAsiaTheme="minorEastAsia" w:hAnsi="Cambria Math"/>
+              </w:rPr>
+              <m:t>a,b</m:t>
+            </m:r>
+          </m:e>
+        </m:d>
+      </m:oMath>
+      <w:r>
+        <w:rPr>
+          <w:rFonts w:eastAsiaTheme="minorEastAsia"/>
+        </w:rPr>
+        <w:t xml:space="preserve"> is Lebesgue measurable because its Lebesgue outer measure equals its length </w:t>
+      </w:r>
+      <m:oMath>
+        <m:sSup>
+          <m:sSupPr>
+            <m:ctrlPr>
+              <w:rPr>
+                <w:rFonts w:ascii="Cambria Math" w:eastAsiaTheme="minorEastAsia" w:hAnsi="Cambria Math"/>
+                <w:i/>
+              </w:rPr>
+            </m:ctrlPr>
+          </m:sSupPr>
+          <m:e>
+            <m:r>
+              <w:rPr>
+                <w:rFonts w:ascii="Cambria Math" w:eastAsiaTheme="minorEastAsia" w:hAnsi="Cambria Math"/>
+              </w:rPr>
+              <m:t>λ</m:t>
+            </m:r>
+          </m:e>
+          <m:sup>
+            <m:r>
+              <w:rPr>
+                <w:rFonts w:ascii="Cambria Math" w:eastAsiaTheme="minorEastAsia" w:hAnsi="Cambria Math"/>
+              </w:rPr>
+              <m:t>*</m:t>
+            </m:r>
+          </m:sup>
+        </m:sSup>
+        <m:d>
+          <m:dPr>
+            <m:ctrlPr>
+              <w:rPr>
+                <w:rFonts w:ascii="Cambria Math" w:eastAsiaTheme="minorEastAsia" w:hAnsi="Cambria Math"/>
+                <w:i/>
+              </w:rPr>
+            </m:ctrlPr>
+          </m:dPr>
+          <m:e>
+            <m:d>
+              <m:dPr>
+                <m:ctrlPr>
+                  <w:rPr>
+                    <w:rFonts w:ascii="Cambria Math" w:eastAsiaTheme="minorEastAsia" w:hAnsi="Cambria Math"/>
+                    <w:i/>
+                  </w:rPr>
+                </m:ctrlPr>
+              </m:dPr>
+              <m:e>
+                <m:r>
+                  <w:rPr>
+                    <w:rFonts w:ascii="Cambria Math" w:eastAsiaTheme="minorEastAsia" w:hAnsi="Cambria Math"/>
+                  </w:rPr>
+                  <m:t>a,b</m:t>
+                </m:r>
+              </m:e>
+            </m:d>
+          </m:e>
+        </m:d>
+        <m:r>
+          <w:rPr>
+            <w:rFonts w:ascii="Cambria Math" w:eastAsiaTheme="minorEastAsia" w:hAnsi="Cambria Math"/>
+          </w:rPr>
+          <m:t>=b-a</m:t>
+        </m:r>
+      </m:oMath>
+      <w:r>
+        <w:rPr>
+          <w:rFonts w:eastAsiaTheme="minorEastAsia"/>
+        </w:rPr>
+        <w:t>, and it satisfies Caratheodory’s measurability criterion.</w:t>
+      </w:r>
+    </w:p>
+    <w:p/>
     <w:p/>
     <w:p/>
     <w:p/>

--- a/docs/Notes_on_Brownian_Motion_and_Stochastic_Flow_Systems.docx
+++ b/docs/Notes_on_Brownian_Motion_and_Stochastic_Flow_Systems.docx
@@ -7707,13 +7707,35 @@
         <w:t xml:space="preserve">. </w:t>
       </w:r>
       <w:r>
-        <w:t xml:space="preserve">Equivalently, each subset is included in an open set disjoint from the other subset. All of the remaining conditions for separation of sets may also be applied to points (or to a point and a set) by using singleton sets. Points x and y will be considered separated, by neighborhoods, by closed neighborhoods, by continuous function, if and only if their singleton sets </w:t>
+        <w:t xml:space="preserve">Equivalently, each subset is included in an open set disjoint from the other subset. All of the remaining conditions for separation of sets may also be applied to points (or to a point and a set) by using singleton sets. Points </w:t>
       </w:r>
       <m:oMath>
         <m:r>
           <w:rPr>
             <w:rFonts w:ascii="Cambria Math" w:hAnsi="Cambria Math"/>
           </w:rPr>
+          <m:t>x</m:t>
+        </m:r>
+      </m:oMath>
+      <w:r>
+        <w:t xml:space="preserve"> and </w:t>
+      </w:r>
+      <m:oMath>
+        <m:r>
+          <w:rPr>
+            <w:rFonts w:ascii="Cambria Math" w:hAnsi="Cambria Math"/>
+          </w:rPr>
+          <m:t>y</m:t>
+        </m:r>
+      </m:oMath>
+      <w:r>
+        <w:t xml:space="preserve"> will be considered separated, by neighborhoods, by closed neighborhoods, by continuous function, if and only if their singleton sets </w:t>
+      </w:r>
+      <m:oMath>
+        <m:r>
+          <w:rPr>
+            <w:rFonts w:ascii="Cambria Math" w:hAnsi="Cambria Math"/>
+          </w:rPr>
           <m:t>{x}</m:t>
         </m:r>
       </m:oMath>
@@ -7734,6 +7756,11 @@
     </w:p>
     <w:p/>
     <w:p>
+      <w:pPr>
+        <w:rPr>
+          <w:rFonts w:eastAsiaTheme="minorEastAsia"/>
+        </w:rPr>
+      </w:pPr>
       <w:r>
         <w:t xml:space="preserve">Subsets </w:t>
       </w:r>
@@ -7770,7 +7797,503 @@
         <w:t xml:space="preserve"> if they have disjoint neighborhoods. </w:t>
       </w:r>
       <w:r>
-        <w:t>They are separated by closed neighborhoods if they have disjoint closed neighborhoods.</w:t>
+        <w:t xml:space="preserve">They are </w:t>
+      </w:r>
+      <w:r>
+        <w:rPr>
+          <w:i/>
+          <w:iCs/>
+        </w:rPr>
+        <w:t>separated by closed neighborhoods</w:t>
+      </w:r>
+      <w:r>
+        <w:t xml:space="preserve"> if they have disjoint closed neighborhoods.</w:t>
+      </w:r>
+      <w:r>
+        <w:t xml:space="preserve"> They are </w:t>
+      </w:r>
+      <w:r>
+        <w:rPr>
+          <w:i/>
+          <w:iCs/>
+        </w:rPr>
+        <w:t>separated by a continuous function</w:t>
+      </w:r>
+      <w:r>
+        <w:t xml:space="preserve"> if there exists a continuous function </w:t>
+      </w:r>
+      <m:oMath>
+        <m:r>
+          <w:rPr>
+            <w:rFonts w:ascii="Cambria Math" w:hAnsi="Cambria Math"/>
+          </w:rPr>
+          <m:t>f</m:t>
+        </m:r>
+      </m:oMath>
+      <w:r>
+        <w:t xml:space="preserve"> from the space </w:t>
+      </w:r>
+      <m:oMath>
+        <m:r>
+          <w:rPr>
+            <w:rFonts w:ascii="Cambria Math" w:hAnsi="Cambria Math"/>
+          </w:rPr>
+          <m:t>X</m:t>
+        </m:r>
+      </m:oMath>
+      <w:r>
+        <w:t xml:space="preserve"> to the real line </w:t>
+      </w:r>
+      <m:oMath>
+        <m:r>
+          <m:rPr>
+            <m:scr m:val="double-struck"/>
+          </m:rPr>
+          <w:rPr>
+            <w:rFonts w:ascii="Cambria Math" w:hAnsi="Cambria Math"/>
+          </w:rPr>
+          <m:t>R</m:t>
+        </m:r>
+      </m:oMath>
+      <w:r>
+        <w:rPr>
+          <w:rFonts w:eastAsiaTheme="minorEastAsia"/>
+        </w:rPr>
+        <w:t xml:space="preserve"> such that </w:t>
+      </w:r>
+      <m:oMath>
+        <m:r>
+          <w:rPr>
+            <w:rFonts w:ascii="Cambria Math" w:eastAsiaTheme="minorEastAsia" w:hAnsi="Cambria Math"/>
+          </w:rPr>
+          <m:t>A</m:t>
+        </m:r>
+      </m:oMath>
+      <w:r>
+        <w:rPr>
+          <w:rFonts w:eastAsiaTheme="minorEastAsia"/>
+        </w:rPr>
+        <w:t xml:space="preserve"> is a subset of the preimage </w:t>
+      </w:r>
+      <m:oMath>
+        <m:sSup>
+          <m:sSupPr>
+            <m:ctrlPr>
+              <w:rPr>
+                <w:rFonts w:ascii="Cambria Math" w:eastAsiaTheme="minorEastAsia" w:hAnsi="Cambria Math"/>
+                <w:i/>
+              </w:rPr>
+            </m:ctrlPr>
+          </m:sSupPr>
+          <m:e>
+            <m:r>
+              <w:rPr>
+                <w:rFonts w:ascii="Cambria Math" w:eastAsiaTheme="minorEastAsia" w:hAnsi="Cambria Math"/>
+              </w:rPr>
+              <m:t>f</m:t>
+            </m:r>
+          </m:e>
+          <m:sup>
+            <m:r>
+              <w:rPr>
+                <w:rFonts w:ascii="Cambria Math" w:eastAsiaTheme="minorEastAsia" w:hAnsi="Cambria Math"/>
+              </w:rPr>
+              <m:t>-1</m:t>
+            </m:r>
+          </m:sup>
+        </m:sSup>
+        <m:d>
+          <m:dPr>
+            <m:ctrlPr>
+              <w:rPr>
+                <w:rFonts w:ascii="Cambria Math" w:eastAsiaTheme="minorEastAsia" w:hAnsi="Cambria Math"/>
+                <w:i/>
+              </w:rPr>
+            </m:ctrlPr>
+          </m:dPr>
+          <m:e>
+            <m:d>
+              <m:dPr>
+                <m:begChr m:val="{"/>
+                <m:endChr m:val="}"/>
+                <m:ctrlPr>
+                  <w:rPr>
+                    <w:rFonts w:ascii="Cambria Math" w:eastAsiaTheme="minorEastAsia" w:hAnsi="Cambria Math"/>
+                    <w:i/>
+                  </w:rPr>
+                </m:ctrlPr>
+              </m:dPr>
+              <m:e>
+                <m:r>
+                  <w:rPr>
+                    <w:rFonts w:ascii="Cambria Math" w:eastAsiaTheme="minorEastAsia" w:hAnsi="Cambria Math"/>
+                  </w:rPr>
+                  <m:t>0</m:t>
+                </m:r>
+              </m:e>
+            </m:d>
+          </m:e>
+        </m:d>
+      </m:oMath>
+      <w:r>
+        <w:rPr>
+          <w:rFonts w:eastAsiaTheme="minorEastAsia"/>
+        </w:rPr>
+        <w:t xml:space="preserve"> and B is a subset of the preimage </w:t>
+      </w:r>
+      <m:oMath>
+        <m:sSup>
+          <m:sSupPr>
+            <m:ctrlPr>
+              <w:rPr>
+                <w:rFonts w:ascii="Cambria Math" w:eastAsiaTheme="minorEastAsia" w:hAnsi="Cambria Math"/>
+                <w:i/>
+              </w:rPr>
+            </m:ctrlPr>
+          </m:sSupPr>
+          <m:e>
+            <m:r>
+              <w:rPr>
+                <w:rFonts w:ascii="Cambria Math" w:eastAsiaTheme="minorEastAsia" w:hAnsi="Cambria Math"/>
+              </w:rPr>
+              <m:t>f</m:t>
+            </m:r>
+          </m:e>
+          <m:sup>
+            <m:r>
+              <w:rPr>
+                <w:rFonts w:ascii="Cambria Math" w:eastAsiaTheme="minorEastAsia" w:hAnsi="Cambria Math"/>
+              </w:rPr>
+              <m:t>-1</m:t>
+            </m:r>
+          </m:sup>
+        </m:sSup>
+        <m:d>
+          <m:dPr>
+            <m:ctrlPr>
+              <w:rPr>
+                <w:rFonts w:ascii="Cambria Math" w:eastAsiaTheme="minorEastAsia" w:hAnsi="Cambria Math"/>
+                <w:i/>
+              </w:rPr>
+            </m:ctrlPr>
+          </m:dPr>
+          <m:e>
+            <m:d>
+              <m:dPr>
+                <m:begChr m:val="{"/>
+                <m:endChr m:val="}"/>
+                <m:ctrlPr>
+                  <w:rPr>
+                    <w:rFonts w:ascii="Cambria Math" w:eastAsiaTheme="minorEastAsia" w:hAnsi="Cambria Math"/>
+                    <w:i/>
+                  </w:rPr>
+                </m:ctrlPr>
+              </m:dPr>
+              <m:e>
+                <m:r>
+                  <w:rPr>
+                    <w:rFonts w:ascii="Cambria Math" w:eastAsiaTheme="minorEastAsia" w:hAnsi="Cambria Math"/>
+                  </w:rPr>
+                  <m:t>1</m:t>
+                </m:r>
+              </m:e>
+            </m:d>
+          </m:e>
+        </m:d>
+      </m:oMath>
+      <w:r>
+        <w:rPr>
+          <w:rFonts w:eastAsiaTheme="minorEastAsia"/>
+        </w:rPr>
+        <w:t xml:space="preserve">. Finally, they are precisely separated by a continuous function if there exists a continuous function </w:t>
+      </w:r>
+      <m:oMath>
+        <m:r>
+          <w:rPr>
+            <w:rFonts w:ascii="Cambria Math" w:eastAsiaTheme="minorEastAsia" w:hAnsi="Cambria Math"/>
+          </w:rPr>
+          <m:t>f</m:t>
+        </m:r>
+      </m:oMath>
+      <w:r>
+        <w:rPr>
+          <w:rFonts w:eastAsiaTheme="minorEastAsia"/>
+        </w:rPr>
+        <w:t xml:space="preserve"> from </w:t>
+      </w:r>
+      <m:oMath>
+        <m:r>
+          <w:rPr>
+            <w:rFonts w:ascii="Cambria Math" w:eastAsiaTheme="minorEastAsia" w:hAnsi="Cambria Math"/>
+          </w:rPr>
+          <m:t>X</m:t>
+        </m:r>
+      </m:oMath>
+      <w:r>
+        <w:rPr>
+          <w:rFonts w:eastAsiaTheme="minorEastAsia"/>
+        </w:rPr>
+        <w:t xml:space="preserve"> to </w:t>
+      </w:r>
+      <m:oMath>
+        <m:r>
+          <m:rPr>
+            <m:scr m:val="double-struck"/>
+          </m:rPr>
+          <w:rPr>
+            <w:rFonts w:ascii="Cambria Math" w:hAnsi="Cambria Math"/>
+          </w:rPr>
+          <m:t>R</m:t>
+        </m:r>
+      </m:oMath>
+      <w:r>
+        <w:rPr>
+          <w:rFonts w:eastAsiaTheme="minorEastAsia"/>
+        </w:rPr>
+        <w:t xml:space="preserve"> such that A equals the preimage </w:t>
+      </w:r>
+      <m:oMath>
+        <m:sSup>
+          <m:sSupPr>
+            <m:ctrlPr>
+              <w:rPr>
+                <w:rFonts w:ascii="Cambria Math" w:eastAsiaTheme="minorEastAsia" w:hAnsi="Cambria Math"/>
+                <w:i/>
+              </w:rPr>
+            </m:ctrlPr>
+          </m:sSupPr>
+          <m:e>
+            <m:r>
+              <w:rPr>
+                <w:rFonts w:ascii="Cambria Math" w:eastAsiaTheme="minorEastAsia" w:hAnsi="Cambria Math"/>
+              </w:rPr>
+              <m:t>f</m:t>
+            </m:r>
+          </m:e>
+          <m:sup>
+            <m:r>
+              <w:rPr>
+                <w:rFonts w:ascii="Cambria Math" w:eastAsiaTheme="minorEastAsia" w:hAnsi="Cambria Math"/>
+              </w:rPr>
+              <m:t>-1</m:t>
+            </m:r>
+          </m:sup>
+        </m:sSup>
+        <m:d>
+          <m:dPr>
+            <m:ctrlPr>
+              <w:rPr>
+                <w:rFonts w:ascii="Cambria Math" w:eastAsiaTheme="minorEastAsia" w:hAnsi="Cambria Math"/>
+                <w:i/>
+              </w:rPr>
+            </m:ctrlPr>
+          </m:dPr>
+          <m:e>
+            <m:d>
+              <m:dPr>
+                <m:begChr m:val="{"/>
+                <m:endChr m:val="}"/>
+                <m:ctrlPr>
+                  <w:rPr>
+                    <w:rFonts w:ascii="Cambria Math" w:eastAsiaTheme="minorEastAsia" w:hAnsi="Cambria Math"/>
+                    <w:i/>
+                  </w:rPr>
+                </m:ctrlPr>
+              </m:dPr>
+              <m:e>
+                <m:r>
+                  <w:rPr>
+                    <w:rFonts w:ascii="Cambria Math" w:eastAsiaTheme="minorEastAsia" w:hAnsi="Cambria Math"/>
+                  </w:rPr>
+                  <m:t>0</m:t>
+                </m:r>
+              </m:e>
+            </m:d>
+          </m:e>
+        </m:d>
+      </m:oMath>
+      <w:r>
+        <w:rPr>
+          <w:rFonts w:eastAsiaTheme="minorEastAsia"/>
+        </w:rPr>
+        <w:t xml:space="preserve"> and </w:t>
+      </w:r>
+      <m:oMath>
+        <m:r>
+          <w:rPr>
+            <w:rFonts w:ascii="Cambria Math" w:eastAsiaTheme="minorEastAsia" w:hAnsi="Cambria Math"/>
+          </w:rPr>
+          <m:t>B</m:t>
+        </m:r>
+      </m:oMath>
+      <w:r>
+        <w:rPr>
+          <w:rFonts w:eastAsiaTheme="minorEastAsia"/>
+        </w:rPr>
+        <w:t xml:space="preserve"> equals the preimage </w:t>
+      </w:r>
+      <m:oMath>
+        <m:sSup>
+          <m:sSupPr>
+            <m:ctrlPr>
+              <w:rPr>
+                <w:rFonts w:ascii="Cambria Math" w:eastAsiaTheme="minorEastAsia" w:hAnsi="Cambria Math"/>
+                <w:i/>
+              </w:rPr>
+            </m:ctrlPr>
+          </m:sSupPr>
+          <m:e>
+            <m:r>
+              <w:rPr>
+                <w:rFonts w:ascii="Cambria Math" w:eastAsiaTheme="minorEastAsia" w:hAnsi="Cambria Math"/>
+              </w:rPr>
+              <m:t>f</m:t>
+            </m:r>
+          </m:e>
+          <m:sup>
+            <m:r>
+              <w:rPr>
+                <w:rFonts w:ascii="Cambria Math" w:eastAsiaTheme="minorEastAsia" w:hAnsi="Cambria Math"/>
+              </w:rPr>
+              <m:t>-1</m:t>
+            </m:r>
+          </m:sup>
+        </m:sSup>
+        <m:d>
+          <m:dPr>
+            <m:ctrlPr>
+              <w:rPr>
+                <w:rFonts w:ascii="Cambria Math" w:eastAsiaTheme="minorEastAsia" w:hAnsi="Cambria Math"/>
+                <w:i/>
+              </w:rPr>
+            </m:ctrlPr>
+          </m:dPr>
+          <m:e>
+            <m:d>
+              <m:dPr>
+                <m:begChr m:val="{"/>
+                <m:endChr m:val="}"/>
+                <m:ctrlPr>
+                  <w:rPr>
+                    <w:rFonts w:ascii="Cambria Math" w:eastAsiaTheme="minorEastAsia" w:hAnsi="Cambria Math"/>
+                    <w:i/>
+                  </w:rPr>
+                </m:ctrlPr>
+              </m:dPr>
+              <m:e>
+                <m:r>
+                  <w:rPr>
+                    <w:rFonts w:ascii="Cambria Math" w:eastAsiaTheme="minorEastAsia" w:hAnsi="Cambria Math"/>
+                  </w:rPr>
+                  <m:t>1</m:t>
+                </m:r>
+              </m:e>
+            </m:d>
+          </m:e>
+        </m:d>
+      </m:oMath>
+      <w:r>
+        <w:rPr>
+          <w:rFonts w:eastAsiaTheme="minorEastAsia"/>
+        </w:rPr>
+        <w:t xml:space="preserve">. </w:t>
+      </w:r>
+    </w:p>
+    <w:p>
+      <w:pPr>
+        <w:rPr>
+          <w:rFonts w:eastAsiaTheme="minorEastAsia"/>
+        </w:rPr>
+      </w:pPr>
+    </w:p>
+    <w:p>
+      <w:pPr>
+        <w:rPr>
+          <w:rFonts w:eastAsiaTheme="minorEastAsia"/>
+        </w:rPr>
+      </w:pPr>
+      <w:r>
+        <w:rPr>
+          <w:rFonts w:eastAsiaTheme="minorEastAsia"/>
+        </w:rPr>
+        <w:t>These conditions are given in order of increasing strength – any two topologically distinguishable points must be distinct, and any two separated points must be topologically distinguishable. Similarly, any two separated sets must be disjoint, any two sets separated by neighborhoods must be separated, etc.</w:t>
+      </w:r>
+    </w:p>
+    <w:p>
+      <w:pPr>
+        <w:rPr>
+          <w:rFonts w:eastAsiaTheme="minorEastAsia"/>
+        </w:rPr>
+      </w:pPr>
+    </w:p>
+    <w:p>
+      <w:pPr>
+        <w:rPr>
+          <w:rFonts w:eastAsiaTheme="minorEastAsia"/>
+        </w:rPr>
+      </w:pPr>
+      <w:r>
+        <w:rPr>
+          <w:rFonts w:eastAsiaTheme="minorEastAsia"/>
+        </w:rPr>
+        <w:t xml:space="preserve">Let </w:t>
+      </w:r>
+      <m:oMath>
+        <m:r>
+          <w:rPr>
+            <w:rFonts w:ascii="Cambria Math" w:eastAsiaTheme="minorEastAsia" w:hAnsi="Cambria Math"/>
+          </w:rPr>
+          <m:t>X</m:t>
+        </m:r>
+      </m:oMath>
+      <w:r>
+        <w:rPr>
+          <w:rFonts w:eastAsiaTheme="minorEastAsia"/>
+        </w:rPr>
+        <w:t xml:space="preserve"> denote a topological space. Then:</w:t>
+      </w:r>
+    </w:p>
+    <w:p>
+      <m:oMath>
+        <m:r>
+          <w:rPr>
+            <w:rFonts w:ascii="Cambria Math" w:eastAsiaTheme="minorEastAsia" w:hAnsi="Cambria Math"/>
+          </w:rPr>
+          <m:t>X</m:t>
+        </m:r>
+      </m:oMath>
+      <w:r>
+        <w:rPr>
+          <w:rFonts w:eastAsiaTheme="minorEastAsia"/>
+        </w:rPr>
+        <w:t xml:space="preserve"> is </w:t>
+      </w:r>
+    </w:p>
+    <w:p/>
+    <w:p/>
+    <w:p>
+      <w:pPr>
+        <w:rPr>
+          <w:color w:val="EE0000"/>
+        </w:rPr>
+      </w:pPr>
+      <w:r>
+        <w:rPr>
+          <w:color w:val="EE0000"/>
+        </w:rPr>
+        <w:t>//TODO: finish separation axioms section (</w:t>
+      </w:r>
+      <w:r>
+        <w:rPr>
+          <w:color w:val="EE0000"/>
+        </w:rPr>
+        <w:t>https://en.wikipedia.org/wiki/Separation_axiom</w:t>
+      </w:r>
+      <w:r>
+        <w:rPr>
+          <w:color w:val="EE0000"/>
+        </w:rPr>
+        <w:t>)</w:t>
       </w:r>
     </w:p>
     <w:p/>
@@ -7855,21 +8378,7 @@
         <w:rPr>
           <w:rFonts w:eastAsiaTheme="minorEastAsia"/>
         </w:rPr>
-        <w:t xml:space="preserve"> is a topological space where distinct points have </w:t>
-      </w:r>
-      <w:proofErr w:type="gramStart"/>
-      <w:r>
-        <w:rPr>
-          <w:rFonts w:eastAsiaTheme="minorEastAsia"/>
-        </w:rPr>
-        <w:t>disjoint</w:t>
-      </w:r>
-      <w:proofErr w:type="gramEnd"/>
-      <w:r>
-        <w:rPr>
-          <w:rFonts w:eastAsiaTheme="minorEastAsia"/>
-        </w:rPr>
-        <w:t xml:space="preserve"> neighborhoods. Of the many separation axioms that can be imposed on a topological space, the Hausdorff condition  (</w:t>
+        <w:t xml:space="preserve"> is a topological space where distinct points have disjoint neighborhoods. Of the many separation axioms that can be imposed on a topological space, the Hausdorff condition  (</w:t>
       </w:r>
       <m:oMath>
         <m:sSub>
@@ -8024,21 +8533,25 @@
         <w:rPr>
           <w:color w:val="EE0000"/>
         </w:rPr>
-        <w:t xml:space="preserve">//TODO: finish the definition of </w:t>
-      </w:r>
-      <w:proofErr w:type="spellStart"/>
+        <w:t>//TODO: finish the definition of Hausdorff space</w:t>
+      </w:r>
       <w:r>
         <w:rPr>
           <w:color w:val="EE0000"/>
         </w:rPr>
-        <w:t>Hausdorff</w:t>
-      </w:r>
-      <w:proofErr w:type="spellEnd"/>
+        <w:t xml:space="preserve"> (</w:t>
+      </w:r>
       <w:r>
         <w:rPr>
           <w:color w:val="EE0000"/>
         </w:rPr>
-        <w:t xml:space="preserve"> space</w:t>
+        <w:t>https://en.wikipedia.org/wiki/Hausdorff_space</w:t>
+      </w:r>
+      <w:r>
+        <w:rPr>
+          <w:color w:val="EE0000"/>
+        </w:rPr>
+        <w:t>)</w:t>
       </w:r>
     </w:p>
     <w:p/>
@@ -8223,6 +8736,7 @@
     </w:p>
     <w:p>
       <w:r>
+        <w:lastRenderedPageBreak/>
         <w:t xml:space="preserve">A metric space </w:t>
       </w:r>
       <m:oMath>
@@ -8590,7 +9104,6 @@
           <w:b/>
           <w:bCs/>
         </w:rPr>
-        <w:lastRenderedPageBreak/>
         <w:t>Definition</w:t>
       </w:r>
       <w:r>
@@ -10336,6 +10849,7 @@
         <w:rPr>
           <w:rFonts w:eastAsiaTheme="minorEastAsia"/>
         </w:rPr>
+        <w:lastRenderedPageBreak/>
         <w:t xml:space="preserve">Complete measure space </w:t>
       </w:r>
       <m:oMath>
@@ -10967,7 +11481,6 @@
         <w:rPr>
           <w:u w:val="single"/>
         </w:rPr>
-        <w:lastRenderedPageBreak/>
         <w:t>Proof</w:t>
       </w:r>
       <w:r>
@@ -11430,6 +11943,74 @@
           <w:rFonts w:eastAsiaTheme="minorEastAsia"/>
         </w:rPr>
         <w:t>, and it satisfies Caratheodory’s measurability criterion.</w:t>
+      </w:r>
+    </w:p>
+    <w:p>
+      <w:pPr>
+        <w:rPr>
+          <w:rFonts w:eastAsiaTheme="minorEastAsia"/>
+        </w:rPr>
+      </w:pPr>
+    </w:p>
+    <w:p>
+      <w:pPr>
+        <w:rPr>
+          <w:rFonts w:eastAsiaTheme="minorEastAsia"/>
+        </w:rPr>
+      </w:pPr>
+      <w:r>
+        <w:rPr>
+          <w:rFonts w:eastAsiaTheme="minorEastAsia"/>
+        </w:rPr>
+        <w:t xml:space="preserve">  2 ) </w:t>
+      </w:r>
+      <w:r>
+        <w:rPr>
+          <w:rFonts w:eastAsiaTheme="minorEastAsia"/>
+          <w:i/>
+          <w:iCs/>
+        </w:rPr>
+        <w:t>The Structure Theorem for Open Sets</w:t>
+      </w:r>
+      <w:r>
+        <w:rPr>
+          <w:rFonts w:eastAsiaTheme="minorEastAsia"/>
+        </w:rPr>
+        <w:t xml:space="preserve"> in </w:t>
+      </w:r>
+      <m:oMath>
+        <m:r>
+          <m:rPr>
+            <m:scr m:val="double-struck"/>
+          </m:rPr>
+          <w:rPr>
+            <w:rFonts w:ascii="Cambria Math" w:eastAsiaTheme="minorEastAsia" w:hAnsi="Cambria Math"/>
+          </w:rPr>
+          <m:t>R</m:t>
+        </m:r>
+      </m:oMath>
+      <w:r>
+        <w:rPr>
+          <w:rFonts w:eastAsiaTheme="minorEastAsia"/>
+        </w:rPr>
+        <w:t xml:space="preserve"> states that every open set in </w:t>
+      </w:r>
+      <m:oMath>
+        <m:r>
+          <m:rPr>
+            <m:scr m:val="double-struck"/>
+          </m:rPr>
+          <w:rPr>
+            <w:rFonts w:ascii="Cambria Math" w:eastAsiaTheme="minorEastAsia" w:hAnsi="Cambria Math"/>
+          </w:rPr>
+          <m:t>R</m:t>
+        </m:r>
+      </m:oMath>
+      <w:r>
+        <w:rPr>
+          <w:rFonts w:eastAsiaTheme="minorEastAsia"/>
+        </w:rPr>
+        <w:t xml:space="preserve"> is a countable union of disjoint open intervals.</w:t>
       </w:r>
     </w:p>
     <w:p/>

--- a/docs/Notes_on_Brownian_Motion_and_Stochastic_Flow_Systems.docx
+++ b/docs/Notes_on_Brownian_Motion_and_Stochastic_Flow_Systems.docx
@@ -8254,6 +8254,66 @@
       </w:r>
     </w:p>
     <w:p>
+      <w:r>
+        <w:rPr>
+          <w:rFonts w:eastAsiaTheme="minorEastAsia"/>
+        </w:rPr>
+        <w:t xml:space="preserve">  - </w:t>
+      </w:r>
+      <m:oMath>
+        <m:sSub>
+          <m:sSubPr>
+            <m:ctrlPr>
+              <w:rPr>
+                <w:rFonts w:ascii="Cambria Math" w:eastAsiaTheme="minorEastAsia" w:hAnsi="Cambria Math"/>
+                <w:i/>
+              </w:rPr>
+            </m:ctrlPr>
+          </m:sSubPr>
+          <m:e>
+            <m:r>
+              <w:rPr>
+                <w:rFonts w:ascii="Cambria Math" w:eastAsiaTheme="minorEastAsia" w:hAnsi="Cambria Math"/>
+              </w:rPr>
+              <m:t>T</m:t>
+            </m:r>
+          </m:e>
+          <m:sub>
+            <m:r>
+              <w:rPr>
+                <w:rFonts w:ascii="Cambria Math" w:eastAsiaTheme="minorEastAsia" w:hAnsi="Cambria Math"/>
+              </w:rPr>
+              <m:t>0</m:t>
+            </m:r>
+          </m:sub>
+        </m:sSub>
+        <m:r>
+          <w:rPr>
+            <w:rFonts w:ascii="Cambria Math" w:eastAsiaTheme="minorEastAsia" w:hAnsi="Cambria Math"/>
+          </w:rPr>
+          <m:t xml:space="preserve"> </m:t>
+        </m:r>
+      </m:oMath>
+      <w:r>
+        <w:rPr>
+          <w:rFonts w:eastAsiaTheme="minorEastAsia"/>
+        </w:rPr>
+        <w:t>(</w:t>
+      </w:r>
+      <w:r>
+        <w:rPr>
+          <w:rFonts w:eastAsiaTheme="minorEastAsia"/>
+          <w:i/>
+          <w:iCs/>
+        </w:rPr>
+        <w:t>Kolmogorov</w:t>
+      </w:r>
+      <w:r>
+        <w:rPr>
+          <w:rFonts w:eastAsiaTheme="minorEastAsia"/>
+        </w:rPr>
+        <w:t xml:space="preserve">) :  </w:t>
+      </w:r>
       <m:oMath>
         <m:r>
           <w:rPr>
@@ -8267,6 +8327,40 @@
           <w:rFonts w:eastAsiaTheme="minorEastAsia"/>
         </w:rPr>
         <w:t xml:space="preserve"> is </w:t>
+      </w:r>
+      <m:oMath>
+        <m:sSub>
+          <m:sSubPr>
+            <m:ctrlPr>
+              <w:rPr>
+                <w:rFonts w:ascii="Cambria Math" w:eastAsiaTheme="minorEastAsia" w:hAnsi="Cambria Math"/>
+                <w:i/>
+              </w:rPr>
+            </m:ctrlPr>
+          </m:sSubPr>
+          <m:e>
+            <m:r>
+              <w:rPr>
+                <w:rFonts w:ascii="Cambria Math" w:eastAsiaTheme="minorEastAsia" w:hAnsi="Cambria Math"/>
+              </w:rPr>
+              <m:t>T</m:t>
+            </m:r>
+          </m:e>
+          <m:sub>
+            <m:r>
+              <w:rPr>
+                <w:rFonts w:ascii="Cambria Math" w:eastAsiaTheme="minorEastAsia" w:hAnsi="Cambria Math"/>
+              </w:rPr>
+              <m:t>0</m:t>
+            </m:r>
+          </m:sub>
+        </m:sSub>
+      </m:oMath>
+      <w:r>
+        <w:rPr>
+          <w:rFonts w:eastAsiaTheme="minorEastAsia"/>
+        </w:rPr>
+        <w:t xml:space="preserve"> or Kolmogorov</w:t>
       </w:r>
     </w:p>
     <w:p/>

--- a/docs/Notes_on_Brownian_Motion_and_Stochastic_Flow_Systems.docx
+++ b/docs/Notes_on_Brownian_Motion_and_Stochastic_Flow_Systems.docx
@@ -2826,6 +2826,600 @@
         </w:rPr>
         <w:t>.</w:t>
       </w:r>
+    </w:p>
+    <w:p>
+      <w:pPr>
+        <w:rPr>
+          <w:rFonts w:eastAsiaTheme="minorEastAsia"/>
+        </w:rPr>
+      </w:pPr>
+    </w:p>
+    <w:p>
+      <w:pPr>
+        <w:rPr>
+          <w:rFonts w:eastAsiaTheme="minorEastAsia"/>
+        </w:rPr>
+      </w:pPr>
+      <w:r>
+        <w:rPr>
+          <w:rFonts w:eastAsiaTheme="minorEastAsia"/>
+          <w:b/>
+          <w:bCs/>
+        </w:rPr>
+        <w:t>Definition</w:t>
+      </w:r>
+      <w:r>
+        <w:rPr>
+          <w:rFonts w:eastAsiaTheme="minorEastAsia"/>
+        </w:rPr>
+        <w:t xml:space="preserve"> </w:t>
+      </w:r>
+      <w:r>
+        <w:rPr>
+          <w:rFonts w:eastAsiaTheme="minorEastAsia"/>
+          <w:i/>
+          <w:iCs/>
+        </w:rPr>
+        <w:t>Equivalent classes</w:t>
+      </w:r>
+      <w:r>
+        <w:rPr>
+          <w:rFonts w:eastAsiaTheme="minorEastAsia"/>
+        </w:rPr>
+        <w:t xml:space="preserve"> in </w:t>
+      </w:r>
+      <m:oMath>
+        <m:r>
+          <m:rPr>
+            <m:scr m:val="double-struck"/>
+          </m:rPr>
+          <w:rPr>
+            <w:rFonts w:ascii="Cambria Math" w:eastAsiaTheme="minorEastAsia" w:hAnsi="Cambria Math"/>
+          </w:rPr>
+          <m:t>R</m:t>
+        </m:r>
+      </m:oMath>
+    </w:p>
+    <w:p>
+      <w:pPr>
+        <w:rPr>
+          <w:rFonts w:eastAsiaTheme="minorEastAsia"/>
+        </w:rPr>
+      </w:pPr>
+      <w:r>
+        <w:rPr>
+          <w:rFonts w:eastAsiaTheme="minorEastAsia"/>
+        </w:rPr>
+        <w:t xml:space="preserve">For any open set </w:t>
+      </w:r>
+      <m:oMath>
+        <m:r>
+          <w:rPr>
+            <w:rFonts w:ascii="Cambria Math" w:eastAsiaTheme="minorEastAsia" w:hAnsi="Cambria Math"/>
+          </w:rPr>
+          <m:t>U</m:t>
+        </m:r>
+        <m:r>
+          <w:rPr>
+            <w:rFonts w:ascii="Cambria Math" w:eastAsiaTheme="minorEastAsia" w:hAnsi="Cambria Math"/>
+          </w:rPr>
+          <m:t>⊂</m:t>
+        </m:r>
+        <m:r>
+          <m:rPr>
+            <m:scr m:val="double-struck"/>
+          </m:rPr>
+          <w:rPr>
+            <w:rFonts w:ascii="Cambria Math" w:eastAsiaTheme="minorEastAsia" w:hAnsi="Cambria Math"/>
+          </w:rPr>
+          <m:t>R</m:t>
+        </m:r>
+      </m:oMath>
+      <w:r>
+        <w:rPr>
+          <w:rFonts w:eastAsiaTheme="minorEastAsia"/>
+        </w:rPr>
+        <w:t xml:space="preserve"> , we define an equivalence relation </w:t>
+      </w:r>
+      <m:oMath>
+        <m:r>
+          <w:rPr>
+            <w:rFonts w:ascii="Cambria Math" w:eastAsiaTheme="minorEastAsia" w:hAnsi="Cambria Math"/>
+          </w:rPr>
+          <m:t>~</m:t>
+        </m:r>
+      </m:oMath>
+      <w:r>
+        <w:rPr>
+          <w:rFonts w:eastAsiaTheme="minorEastAsia"/>
+        </w:rPr>
+        <w:t xml:space="preserve"> on </w:t>
+      </w:r>
+      <m:oMath>
+        <m:r>
+          <w:rPr>
+            <w:rFonts w:ascii="Cambria Math" w:eastAsiaTheme="minorEastAsia" w:hAnsi="Cambria Math"/>
+          </w:rPr>
+          <m:t>U</m:t>
+        </m:r>
+      </m:oMath>
+      <w:r>
+        <w:rPr>
+          <w:rFonts w:eastAsiaTheme="minorEastAsia"/>
+        </w:rPr>
+        <w:t xml:space="preserve"> as:</w:t>
+      </w:r>
+    </w:p>
+    <w:p>
+      <w:pPr>
+        <w:rPr>
+          <w:rFonts w:eastAsiaTheme="minorEastAsia"/>
+        </w:rPr>
+      </w:pPr>
+      <w:r>
+        <w:rPr>
+          <w:rFonts w:eastAsiaTheme="minorEastAsia"/>
+        </w:rPr>
+        <w:t xml:space="preserve">Two points </w:t>
+      </w:r>
+      <m:oMath>
+        <m:r>
+          <w:rPr>
+            <w:rFonts w:ascii="Cambria Math" w:eastAsiaTheme="minorEastAsia" w:hAnsi="Cambria Math"/>
+          </w:rPr>
+          <m:t>x, y</m:t>
+        </m:r>
+        <m:r>
+          <w:rPr>
+            <w:rFonts w:ascii="Cambria Math" w:eastAsiaTheme="minorEastAsia" w:hAnsi="Cambria Math"/>
+          </w:rPr>
+          <m:t>∈U</m:t>
+        </m:r>
+      </m:oMath>
+      <w:r>
+        <w:rPr>
+          <w:rFonts w:eastAsiaTheme="minorEastAsia"/>
+        </w:rPr>
+        <w:t xml:space="preserve"> satisfy </w:t>
+      </w:r>
+      <m:oMath>
+        <m:r>
+          <w:rPr>
+            <w:rFonts w:ascii="Cambria Math" w:eastAsiaTheme="minorEastAsia" w:hAnsi="Cambria Math"/>
+          </w:rPr>
+          <m:t>x</m:t>
+        </m:r>
+        <m:r>
+          <w:rPr>
+            <w:rFonts w:ascii="Cambria Math" w:eastAsiaTheme="minorEastAsia" w:hAnsi="Cambria Math"/>
+          </w:rPr>
+          <m:t xml:space="preserve"> ~ y</m:t>
+        </m:r>
+      </m:oMath>
+      <w:r>
+        <w:rPr>
+          <w:rFonts w:eastAsiaTheme="minorEastAsia"/>
+        </w:rPr>
+        <w:t xml:space="preserve"> iff </w:t>
+      </w:r>
+      <m:oMath>
+        <m:d>
+          <m:dPr>
+            <m:begChr m:val="["/>
+            <m:endChr m:val="]"/>
+            <m:ctrlPr>
+              <w:rPr>
+                <w:rFonts w:ascii="Cambria Math" w:eastAsiaTheme="minorEastAsia" w:hAnsi="Cambria Math"/>
+                <w:i/>
+              </w:rPr>
+            </m:ctrlPr>
+          </m:dPr>
+          <m:e>
+            <m:r>
+              <w:rPr>
+                <w:rFonts w:ascii="Cambria Math" w:eastAsiaTheme="minorEastAsia" w:hAnsi="Cambria Math"/>
+              </w:rPr>
+              <m:t>x,y</m:t>
+            </m:r>
+          </m:e>
+        </m:d>
+        <m:r>
+          <w:rPr>
+            <w:rFonts w:ascii="Cambria Math" w:eastAsiaTheme="minorEastAsia" w:hAnsi="Cambria Math"/>
+          </w:rPr>
+          <m:t>⊂U</m:t>
+        </m:r>
+      </m:oMath>
+      <w:r>
+        <w:rPr>
+          <w:rFonts w:eastAsiaTheme="minorEastAsia"/>
+        </w:rPr>
+        <w:t xml:space="preserve"> (assuming </w:t>
+      </w:r>
+      <m:oMath>
+        <m:r>
+          <w:rPr>
+            <w:rFonts w:ascii="Cambria Math" w:eastAsiaTheme="minorEastAsia" w:hAnsi="Cambria Math"/>
+          </w:rPr>
+          <m:t>x</m:t>
+        </m:r>
+        <m:r>
+          <w:rPr>
+            <w:rFonts w:ascii="Cambria Math" w:eastAsiaTheme="minorEastAsia" w:hAnsi="Cambria Math"/>
+          </w:rPr>
+          <m:t>≤y</m:t>
+        </m:r>
+      </m:oMath>
+      <w:r>
+        <w:rPr>
+          <w:rFonts w:eastAsiaTheme="minorEastAsia"/>
+        </w:rPr>
+        <w:t>)</w:t>
+      </w:r>
+    </w:p>
+    <w:p>
+      <w:pPr>
+        <w:rPr>
+          <w:rFonts w:eastAsiaTheme="minorEastAsia"/>
+        </w:rPr>
+      </w:pPr>
+      <w:r>
+        <w:rPr>
+          <w:rFonts w:eastAsiaTheme="minorEastAsia"/>
+        </w:rPr>
+        <w:t xml:space="preserve">Each equivalence class under this relation forms a </w:t>
+      </w:r>
+      <w:r>
+        <w:rPr>
+          <w:rFonts w:eastAsiaTheme="minorEastAsia"/>
+          <w:i/>
+          <w:iCs/>
+        </w:rPr>
+        <w:t>connected component</w:t>
+      </w:r>
+      <w:r>
+        <w:rPr>
+          <w:rFonts w:eastAsiaTheme="minorEastAsia"/>
+        </w:rPr>
+        <w:t xml:space="preserve"> of </w:t>
+      </w:r>
+      <m:oMath>
+        <m:r>
+          <w:rPr>
+            <w:rFonts w:ascii="Cambria Math" w:eastAsiaTheme="minorEastAsia" w:hAnsi="Cambria Math"/>
+          </w:rPr>
+          <m:t>U</m:t>
+        </m:r>
+      </m:oMath>
+      <w:r>
+        <w:rPr>
+          <w:rFonts w:eastAsiaTheme="minorEastAsia"/>
+        </w:rPr>
+        <w:t xml:space="preserve">. </w:t>
+      </w:r>
+      <w:r>
+        <w:rPr>
+          <w:rFonts w:eastAsiaTheme="minorEastAsia"/>
+        </w:rPr>
+        <w:t xml:space="preserve">Each connected component is also an open interval </w:t>
+      </w:r>
+      <m:oMath>
+        <m:d>
+          <m:dPr>
+            <m:ctrlPr>
+              <w:rPr>
+                <w:rFonts w:ascii="Cambria Math" w:eastAsiaTheme="minorEastAsia" w:hAnsi="Cambria Math"/>
+                <w:i/>
+              </w:rPr>
+            </m:ctrlPr>
+          </m:dPr>
+          <m:e>
+            <m:sSub>
+              <m:sSubPr>
+                <m:ctrlPr>
+                  <w:rPr>
+                    <w:rFonts w:ascii="Cambria Math" w:eastAsiaTheme="minorEastAsia" w:hAnsi="Cambria Math"/>
+                    <w:i/>
+                  </w:rPr>
+                </m:ctrlPr>
+              </m:sSubPr>
+              <m:e>
+                <m:r>
+                  <w:rPr>
+                    <w:rFonts w:ascii="Cambria Math" w:eastAsiaTheme="minorEastAsia" w:hAnsi="Cambria Math"/>
+                  </w:rPr>
+                  <m:t>a</m:t>
+                </m:r>
+              </m:e>
+              <m:sub>
+                <m:r>
+                  <w:rPr>
+                    <w:rFonts w:ascii="Cambria Math" w:eastAsiaTheme="minorEastAsia" w:hAnsi="Cambria Math"/>
+                  </w:rPr>
+                  <m:t>x</m:t>
+                </m:r>
+              </m:sub>
+            </m:sSub>
+            <m:r>
+              <w:rPr>
+                <w:rFonts w:ascii="Cambria Math" w:eastAsiaTheme="minorEastAsia" w:hAnsi="Cambria Math"/>
+              </w:rPr>
+              <m:t>,</m:t>
+            </m:r>
+            <m:sSub>
+              <m:sSubPr>
+                <m:ctrlPr>
+                  <w:rPr>
+                    <w:rFonts w:ascii="Cambria Math" w:eastAsiaTheme="minorEastAsia" w:hAnsi="Cambria Math"/>
+                    <w:i/>
+                  </w:rPr>
+                </m:ctrlPr>
+              </m:sSubPr>
+              <m:e>
+                <m:r>
+                  <w:rPr>
+                    <w:rFonts w:ascii="Cambria Math" w:eastAsiaTheme="minorEastAsia" w:hAnsi="Cambria Math"/>
+                  </w:rPr>
+                  <m:t>b</m:t>
+                </m:r>
+              </m:e>
+              <m:sub>
+                <m:r>
+                  <w:rPr>
+                    <w:rFonts w:ascii="Cambria Math" w:eastAsiaTheme="minorEastAsia" w:hAnsi="Cambria Math"/>
+                  </w:rPr>
+                  <m:t>x</m:t>
+                </m:r>
+              </m:sub>
+            </m:sSub>
+          </m:e>
+        </m:d>
+      </m:oMath>
+      <w:r>
+        <w:rPr>
+          <w:rFonts w:eastAsiaTheme="minorEastAsia"/>
+        </w:rPr>
+        <w:t>. These intervals obviously are mutually disjoint.</w:t>
+      </w:r>
+    </w:p>
+    <w:p>
+      <w:pPr>
+        <w:rPr>
+          <w:rFonts w:eastAsiaTheme="minorEastAsia"/>
+        </w:rPr>
+      </w:pPr>
+    </w:p>
+    <w:p>
+      <w:pPr>
+        <w:rPr>
+          <w:rFonts w:eastAsiaTheme="minorEastAsia"/>
+        </w:rPr>
+      </w:pPr>
+      <w:r>
+        <w:rPr>
+          <w:rFonts w:eastAsiaTheme="minorEastAsia"/>
+          <w:b/>
+          <w:bCs/>
+        </w:rPr>
+        <w:t>Lemma</w:t>
+      </w:r>
+      <w:r>
+        <w:rPr>
+          <w:rFonts w:eastAsiaTheme="minorEastAsia"/>
+        </w:rPr>
+        <w:t xml:space="preserve"> </w:t>
+      </w:r>
+      <w:r>
+        <w:rPr>
+          <w:rFonts w:eastAsiaTheme="minorEastAsia"/>
+          <w:i/>
+          <w:iCs/>
+        </w:rPr>
+        <w:t>The collection of</w:t>
+      </w:r>
+      <w:r>
+        <w:rPr>
+          <w:rFonts w:eastAsiaTheme="minorEastAsia"/>
+          <w:i/>
+          <w:iCs/>
+        </w:rPr>
+        <w:t xml:space="preserve"> open intervals</w:t>
+      </w:r>
+      <w:r>
+        <w:rPr>
+          <w:rFonts w:eastAsiaTheme="minorEastAsia"/>
+          <w:i/>
+          <w:iCs/>
+        </w:rPr>
+        <w:t xml:space="preserve"> is countable</w:t>
+      </w:r>
+    </w:p>
+    <w:p>
+      <w:pPr>
+        <w:rPr>
+          <w:rFonts w:eastAsiaTheme="minorEastAsia"/>
+        </w:rPr>
+      </w:pPr>
+      <w:r>
+        <w:rPr>
+          <w:rFonts w:eastAsiaTheme="minorEastAsia"/>
+        </w:rPr>
+        <w:t xml:space="preserve">Every non-empty open interval </w:t>
+      </w:r>
+      <m:oMath>
+        <m:d>
+          <m:dPr>
+            <m:ctrlPr>
+              <w:rPr>
+                <w:rFonts w:ascii="Cambria Math" w:eastAsiaTheme="minorEastAsia" w:hAnsi="Cambria Math"/>
+                <w:i/>
+              </w:rPr>
+            </m:ctrlPr>
+          </m:dPr>
+          <m:e>
+            <m:sSub>
+              <m:sSubPr>
+                <m:ctrlPr>
+                  <w:rPr>
+                    <w:rFonts w:ascii="Cambria Math" w:eastAsiaTheme="minorEastAsia" w:hAnsi="Cambria Math"/>
+                    <w:i/>
+                  </w:rPr>
+                </m:ctrlPr>
+              </m:sSubPr>
+              <m:e>
+                <m:r>
+                  <w:rPr>
+                    <w:rFonts w:ascii="Cambria Math" w:eastAsiaTheme="minorEastAsia" w:hAnsi="Cambria Math"/>
+                  </w:rPr>
+                  <m:t>a</m:t>
+                </m:r>
+              </m:e>
+              <m:sub>
+                <m:r>
+                  <w:rPr>
+                    <w:rFonts w:ascii="Cambria Math" w:eastAsiaTheme="minorEastAsia" w:hAnsi="Cambria Math"/>
+                  </w:rPr>
+                  <m:t>x</m:t>
+                </m:r>
+              </m:sub>
+            </m:sSub>
+            <m:r>
+              <w:rPr>
+                <w:rFonts w:ascii="Cambria Math" w:eastAsiaTheme="minorEastAsia" w:hAnsi="Cambria Math"/>
+              </w:rPr>
+              <m:t>,</m:t>
+            </m:r>
+            <m:sSub>
+              <m:sSubPr>
+                <m:ctrlPr>
+                  <w:rPr>
+                    <w:rFonts w:ascii="Cambria Math" w:eastAsiaTheme="minorEastAsia" w:hAnsi="Cambria Math"/>
+                    <w:i/>
+                  </w:rPr>
+                </m:ctrlPr>
+              </m:sSubPr>
+              <m:e>
+                <m:r>
+                  <w:rPr>
+                    <w:rFonts w:ascii="Cambria Math" w:eastAsiaTheme="minorEastAsia" w:hAnsi="Cambria Math"/>
+                  </w:rPr>
+                  <m:t>b</m:t>
+                </m:r>
+              </m:e>
+              <m:sub>
+                <m:r>
+                  <w:rPr>
+                    <w:rFonts w:ascii="Cambria Math" w:eastAsiaTheme="minorEastAsia" w:hAnsi="Cambria Math"/>
+                  </w:rPr>
+                  <m:t>x</m:t>
+                </m:r>
+              </m:sub>
+            </m:sSub>
+          </m:e>
+        </m:d>
+      </m:oMath>
+      <w:r>
+        <w:rPr>
+          <w:rFonts w:eastAsiaTheme="minorEastAsia"/>
+        </w:rPr>
+        <w:t xml:space="preserve"> contains at least one rational number </w:t>
+      </w:r>
+      <m:oMath>
+        <m:r>
+          <w:rPr>
+            <w:rFonts w:ascii="Cambria Math" w:eastAsiaTheme="minorEastAsia" w:hAnsi="Cambria Math"/>
+          </w:rPr>
+          <m:t>q</m:t>
+        </m:r>
+        <m:r>
+          <m:rPr>
+            <m:scr m:val="double-struck"/>
+          </m:rPr>
+          <w:rPr>
+            <w:rFonts w:ascii="Cambria Math" w:eastAsiaTheme="minorEastAsia" w:hAnsi="Cambria Math"/>
+          </w:rPr>
+          <m:t>∈Q</m:t>
+        </m:r>
+      </m:oMath>
+      <w:r>
+        <w:rPr>
+          <w:rFonts w:eastAsiaTheme="minorEastAsia"/>
+        </w:rPr>
+        <w:t>.</w:t>
+      </w:r>
+    </w:p>
+    <w:p>
+      <w:pPr>
+        <w:rPr>
+          <w:rFonts w:eastAsiaTheme="minorEastAsia"/>
+        </w:rPr>
+      </w:pPr>
+      <w:r>
+        <w:rPr>
+          <w:rFonts w:eastAsiaTheme="minorEastAsia"/>
+        </w:rPr>
+        <w:t>Map each disjoint</w:t>
+      </w:r>
+    </w:p>
+    <w:p>
+      <w:pPr>
+        <w:rPr>
+          <w:rFonts w:eastAsiaTheme="minorEastAsia"/>
+        </w:rPr>
+      </w:pPr>
+    </w:p>
+    <w:p>
+      <w:pPr>
+        <w:rPr>
+          <w:rFonts w:eastAsiaTheme="minorEastAsia"/>
+        </w:rPr>
+      </w:pPr>
+    </w:p>
+    <w:p>
+      <w:pPr>
+        <w:rPr>
+          <w:rFonts w:eastAsiaTheme="minorEastAsia"/>
+        </w:rPr>
+      </w:pPr>
+      <w:r>
+        <w:rPr>
+          <w:rFonts w:eastAsiaTheme="minorEastAsia"/>
+          <w:b/>
+          <w:bCs/>
+        </w:rPr>
+        <w:t>Theorem</w:t>
+      </w:r>
+      <w:r>
+        <w:rPr>
+          <w:rFonts w:eastAsiaTheme="minorEastAsia"/>
+        </w:rPr>
+        <w:t xml:space="preserve"> </w:t>
+      </w:r>
+      <w:r>
+        <w:rPr>
+          <w:rFonts w:eastAsiaTheme="minorEastAsia"/>
+          <w:i/>
+          <w:iCs/>
+        </w:rPr>
+        <w:t>Structure Theorem for Open Sets in</w:t>
+      </w:r>
+      <w:r>
+        <w:rPr>
+          <w:rFonts w:eastAsiaTheme="minorEastAsia"/>
+        </w:rPr>
+        <w:t xml:space="preserve"> </w:t>
+      </w:r>
+      <m:oMath>
+        <m:r>
+          <m:rPr>
+            <m:scr m:val="double-struck"/>
+          </m:rPr>
+          <w:rPr>
+            <w:rFonts w:ascii="Cambria Math" w:eastAsiaTheme="minorEastAsia" w:hAnsi="Cambria Math"/>
+          </w:rPr>
+          <m:t>R</m:t>
+        </m:r>
+      </m:oMath>
     </w:p>
     <w:p>
       <w:pPr>
@@ -4136,7 +4730,6 @@
           <w:b/>
           <w:bCs/>
         </w:rPr>
-        <w:lastRenderedPageBreak/>
         <w:t>Definition</w:t>
       </w:r>
       <w:r>
@@ -5466,6 +6059,8 @@
       </w:r>
     </w:p>
     <w:p/>
+    <w:p/>
+    <w:p/>
     <w:p>
       <w:r>
         <w:rPr>
@@ -6195,6 +6790,7 @@
         </w:rPr>
       </w:pPr>
       <w:r>
+        <w:lastRenderedPageBreak/>
         <w:t xml:space="preserve">The real line </w:t>
       </w:r>
       <m:oMath>
@@ -6674,7 +7270,6 @@
           <w:b/>
           <w:bCs/>
         </w:rPr>
-        <w:lastRenderedPageBreak/>
         <w:t>Definition</w:t>
       </w:r>
       <w:r>
@@ -7468,6 +8063,7 @@
     </w:p>
     <w:p>
       <w:r>
+        <w:lastRenderedPageBreak/>
         <w:t xml:space="preserve">There are studied a set of restrictions one can make on topological spaces in order to arrive at such with desirable properties. Some of these restrictions are given by the </w:t>
       </w:r>
       <w:r>
@@ -7625,7 +8221,6 @@
     <w:p/>
     <w:p>
       <w:r>
-        <w:lastRenderedPageBreak/>
         <w:t xml:space="preserve">Two points </w:t>
       </w:r>
       <m:oMath>
@@ -8830,7 +9425,6 @@
     </w:p>
     <w:p>
       <w:r>
-        <w:lastRenderedPageBreak/>
         <w:t xml:space="preserve">A metric space </w:t>
       </w:r>
       <m:oMath>
@@ -10054,6 +10648,7 @@
         <w:rPr>
           <w:rFonts w:eastAsiaTheme="minorEastAsia"/>
         </w:rPr>
+        <w:lastRenderedPageBreak/>
         <w:t xml:space="preserve"> - All half-open intervals : </w:t>
       </w:r>
       <m:oMath>
@@ -10943,7 +11538,6 @@
         <w:rPr>
           <w:rFonts w:eastAsiaTheme="minorEastAsia"/>
         </w:rPr>
-        <w:lastRenderedPageBreak/>
         <w:t xml:space="preserve">Complete measure space </w:t>
       </w:r>
       <m:oMath>
@@ -12120,6 +12714,257 @@
       </w:r>
     </w:p>
     <w:p/>
+    <w:p>
+      <w:r>
+        <w:t xml:space="preserve">Let us have some abstract space </w:t>
+      </w:r>
+      <m:oMath>
+        <m:r>
+          <m:rPr>
+            <m:sty m:val="p"/>
+          </m:rPr>
+          <w:rPr>
+            <w:rFonts w:ascii="Cambria Math" w:hAnsi="Cambria Math"/>
+          </w:rPr>
+          <m:t>Ω</m:t>
+        </m:r>
+      </m:oMath>
+      <w:r>
+        <w:rPr>
+          <w:rFonts w:eastAsiaTheme="minorEastAsia"/>
+        </w:rPr>
+        <w:t xml:space="preserve">, a </w:t>
+      </w:r>
+      <m:oMath>
+        <m:r>
+          <w:rPr>
+            <w:rFonts w:ascii="Cambria Math" w:eastAsiaTheme="minorEastAsia" w:hAnsi="Cambria Math"/>
+          </w:rPr>
+          <m:t>σ</m:t>
+        </m:r>
+      </m:oMath>
+      <w:r>
+        <w:rPr>
+          <w:rFonts w:eastAsiaTheme="minorEastAsia"/>
+        </w:rPr>
+        <w:t xml:space="preserve">-algebra </w:t>
+      </w:r>
+      <m:oMath>
+        <m:r>
+          <m:rPr>
+            <m:scr m:val="script"/>
+          </m:rPr>
+          <w:rPr>
+            <w:rFonts w:ascii="Cambria Math" w:eastAsiaTheme="minorEastAsia" w:hAnsi="Cambria Math"/>
+          </w:rPr>
+          <m:t>F</m:t>
+        </m:r>
+      </m:oMath>
+      <w:r>
+        <w:rPr>
+          <w:rFonts w:eastAsiaTheme="minorEastAsia"/>
+        </w:rPr>
+        <w:t xml:space="preserve"> on </w:t>
+      </w:r>
+      <m:oMath>
+        <m:r>
+          <m:rPr>
+            <m:sty m:val="p"/>
+          </m:rPr>
+          <w:rPr>
+            <w:rFonts w:ascii="Cambria Math" w:eastAsiaTheme="minorEastAsia" w:hAnsi="Cambria Math"/>
+          </w:rPr>
+          <m:t>Ω</m:t>
+        </m:r>
+      </m:oMath>
+      <w:r>
+        <w:rPr>
+          <w:rFonts w:eastAsiaTheme="minorEastAsia"/>
+        </w:rPr>
+        <w:t xml:space="preserve">, and a </w:t>
+      </w:r>
+      <m:oMath>
+        <m:r>
+          <w:rPr>
+            <w:rFonts w:ascii="Cambria Math" w:eastAsiaTheme="minorEastAsia" w:hAnsi="Cambria Math"/>
+          </w:rPr>
+          <m:t>σ</m:t>
+        </m:r>
+      </m:oMath>
+      <w:r>
+        <w:rPr>
+          <w:rFonts w:eastAsiaTheme="minorEastAsia"/>
+        </w:rPr>
+        <w:t>-</w:t>
+      </w:r>
+      <w:r>
+        <w:rPr>
+          <w:rFonts w:eastAsiaTheme="minorEastAsia"/>
+        </w:rPr>
+        <w:t xml:space="preserve">additive probability measure </w:t>
+      </w:r>
+      <m:oMath>
+        <m:r>
+          <w:rPr>
+            <w:rFonts w:ascii="Cambria Math" w:eastAsiaTheme="minorEastAsia" w:hAnsi="Cambria Math"/>
+          </w:rPr>
+          <m:t>P</m:t>
+        </m:r>
+      </m:oMath>
+      <w:r>
+        <w:rPr>
+          <w:rFonts w:eastAsiaTheme="minorEastAsia"/>
+        </w:rPr>
+        <w:t xml:space="preserve"> on </w:t>
+      </w:r>
+      <m:oMath>
+        <m:d>
+          <m:dPr>
+            <m:ctrlPr>
+              <w:rPr>
+                <w:rFonts w:ascii="Cambria Math" w:eastAsiaTheme="minorEastAsia" w:hAnsi="Cambria Math"/>
+                <w:i/>
+              </w:rPr>
+            </m:ctrlPr>
+          </m:dPr>
+          <m:e>
+            <m:r>
+              <m:rPr>
+                <m:sty m:val="p"/>
+              </m:rPr>
+              <w:rPr>
+                <w:rFonts w:ascii="Cambria Math" w:eastAsiaTheme="minorEastAsia" w:hAnsi="Cambria Math"/>
+              </w:rPr>
+              <m:t>Ω</m:t>
+            </m:r>
+            <m:r>
+              <m:rPr>
+                <m:sty m:val="p"/>
+              </m:rPr>
+              <w:rPr>
+                <w:rFonts w:ascii="Cambria Math" w:eastAsiaTheme="minorEastAsia" w:hAnsi="Cambria Math"/>
+              </w:rPr>
+              <m:t>,</m:t>
+            </m:r>
+            <m:r>
+              <m:rPr>
+                <m:scr m:val="script"/>
+              </m:rPr>
+              <w:rPr>
+                <w:rFonts w:ascii="Cambria Math" w:eastAsiaTheme="minorEastAsia" w:hAnsi="Cambria Math"/>
+              </w:rPr>
+              <m:t>F</m:t>
+            </m:r>
+          </m:e>
+        </m:d>
+      </m:oMath>
+      <w:r>
+        <w:rPr>
+          <w:rFonts w:eastAsiaTheme="minorEastAsia"/>
+        </w:rPr>
+        <w:t xml:space="preserve">. The pair </w:t>
+      </w:r>
+      <m:oMath>
+        <m:d>
+          <m:dPr>
+            <m:ctrlPr>
+              <w:rPr>
+                <w:rFonts w:ascii="Cambria Math" w:eastAsiaTheme="minorEastAsia" w:hAnsi="Cambria Math"/>
+                <w:i/>
+              </w:rPr>
+            </m:ctrlPr>
+          </m:dPr>
+          <m:e>
+            <m:r>
+              <m:rPr>
+                <m:sty m:val="p"/>
+              </m:rPr>
+              <w:rPr>
+                <w:rFonts w:ascii="Cambria Math" w:eastAsiaTheme="minorEastAsia" w:hAnsi="Cambria Math"/>
+              </w:rPr>
+              <m:t>Ω</m:t>
+            </m:r>
+            <m:r>
+              <m:rPr>
+                <m:sty m:val="p"/>
+              </m:rPr>
+              <w:rPr>
+                <w:rFonts w:ascii="Cambria Math" w:eastAsiaTheme="minorEastAsia" w:hAnsi="Cambria Math"/>
+              </w:rPr>
+              <m:t>,</m:t>
+            </m:r>
+            <m:r>
+              <m:rPr>
+                <m:scr m:val="script"/>
+              </m:rPr>
+              <w:rPr>
+                <w:rFonts w:ascii="Cambria Math" w:eastAsiaTheme="minorEastAsia" w:hAnsi="Cambria Math"/>
+              </w:rPr>
+              <m:t>F</m:t>
+            </m:r>
+          </m:e>
+        </m:d>
+      </m:oMath>
+      <w:r>
+        <w:rPr>
+          <w:rFonts w:eastAsiaTheme="minorEastAsia"/>
+        </w:rPr>
+        <w:t xml:space="preserve"> is measurable space and the triple </w:t>
+      </w:r>
+      <m:oMath>
+        <m:d>
+          <m:dPr>
+            <m:ctrlPr>
+              <w:rPr>
+                <w:rFonts w:ascii="Cambria Math" w:eastAsiaTheme="minorEastAsia" w:hAnsi="Cambria Math"/>
+                <w:i/>
+              </w:rPr>
+            </m:ctrlPr>
+          </m:dPr>
+          <m:e>
+            <m:r>
+              <m:rPr>
+                <m:sty m:val="p"/>
+              </m:rPr>
+              <w:rPr>
+                <w:rFonts w:ascii="Cambria Math" w:eastAsiaTheme="minorEastAsia" w:hAnsi="Cambria Math"/>
+              </w:rPr>
+              <m:t>Ω</m:t>
+            </m:r>
+            <m:r>
+              <m:rPr>
+                <m:sty m:val="p"/>
+              </m:rPr>
+              <w:rPr>
+                <w:rFonts w:ascii="Cambria Math" w:eastAsiaTheme="minorEastAsia" w:hAnsi="Cambria Math"/>
+              </w:rPr>
+              <m:t>,</m:t>
+            </m:r>
+            <m:r>
+              <m:rPr>
+                <m:scr m:val="script"/>
+              </m:rPr>
+              <w:rPr>
+                <w:rFonts w:ascii="Cambria Math" w:eastAsiaTheme="minorEastAsia" w:hAnsi="Cambria Math"/>
+              </w:rPr>
+              <m:t>F</m:t>
+            </m:r>
+            <m:r>
+              <w:rPr>
+                <w:rFonts w:ascii="Cambria Math" w:eastAsiaTheme="minorEastAsia" w:hAnsi="Cambria Math"/>
+              </w:rPr>
+              <m:t>,P</m:t>
+            </m:r>
+          </m:e>
+        </m:d>
+      </m:oMath>
+      <w:r>
+        <w:rPr>
+          <w:rFonts w:eastAsiaTheme="minorEastAsia"/>
+        </w:rPr>
+        <w:t xml:space="preserve"> is probability space. </w:t>
+      </w:r>
+    </w:p>
     <w:p/>
     <w:sectPr>
       <w:pgSz w:w="12240" w:h="15840"/>

--- a/docs/Notes_on_Brownian_Motion_and_Stochastic_Flow_Systems.docx
+++ b/docs/Notes_on_Brownian_Motion_and_Stochastic_Flow_Systems.docx
@@ -1127,7 +1127,7 @@
       <w:r>
         <w:t xml:space="preserve"> </w:t>
       </w:r>
-      <w:hyperlink r:id="rId7" w:history="1">
+      <w:hyperlink r:id="rId8" w:history="1">
         <w:r>
           <w:rPr>
             <w:rStyle w:val="Hyperlink"/>
@@ -1143,7 +1143,7 @@
       <w:r>
         <w:t xml:space="preserve"> </w:t>
       </w:r>
-      <w:hyperlink r:id="rId8" w:history="1">
+      <w:hyperlink r:id="rId9" w:history="1">
         <w:r>
           <w:rPr>
             <w:rStyle w:val="Hyperlink"/>
@@ -1156,7 +1156,7 @@
       <w:r>
         <w:t xml:space="preserve">[3] </w:t>
       </w:r>
-      <w:hyperlink r:id="rId9" w:history="1">
+      <w:hyperlink r:id="rId10" w:history="1">
         <w:r>
           <w:rPr>
             <w:rStyle w:val="Hyperlink"/>
@@ -1181,7 +1181,7 @@
       <w:r>
         <w:t xml:space="preserve"> </w:t>
       </w:r>
-      <w:hyperlink r:id="rId10" w:history="1">
+      <w:hyperlink r:id="rId11" w:history="1">
         <w:r>
           <w:rPr>
             <w:rStyle w:val="Hyperlink"/>
@@ -2890,20 +2890,20 @@
         <w:rPr>
           <w:rFonts w:eastAsiaTheme="minorEastAsia"/>
         </w:rPr>
-        <w:t xml:space="preserve">For any open set </w:t>
-      </w:r>
-      <m:oMath>
-        <m:r>
-          <w:rPr>
-            <w:rFonts w:ascii="Cambria Math" w:eastAsiaTheme="minorEastAsia" w:hAnsi="Cambria Math"/>
-          </w:rPr>
-          <m:t>U</m:t>
-        </m:r>
-        <m:r>
-          <w:rPr>
-            <w:rFonts w:ascii="Cambria Math" w:eastAsiaTheme="minorEastAsia" w:hAnsi="Cambria Math"/>
-          </w:rPr>
-          <m:t>⊂</m:t>
+        <w:t xml:space="preserve">For any two points </w:t>
+      </w:r>
+      <m:oMath>
+        <m:r>
+          <w:rPr>
+            <w:rFonts w:ascii="Cambria Math" w:eastAsiaTheme="minorEastAsia" w:hAnsi="Cambria Math"/>
+          </w:rPr>
+          <m:t>x, y</m:t>
+        </m:r>
+        <m:r>
+          <w:rPr>
+            <w:rFonts w:ascii="Cambria Math" w:eastAsiaTheme="minorEastAsia" w:hAnsi="Cambria Math"/>
+          </w:rPr>
+          <m:t>∈U⊂</m:t>
         </m:r>
         <m:r>
           <m:rPr>
@@ -2919,7 +2919,39 @@
         <w:rPr>
           <w:rFonts w:eastAsiaTheme="minorEastAsia"/>
         </w:rPr>
-        <w:t xml:space="preserve"> , we define an equivalence relation </w:t>
+        <w:t xml:space="preserve"> (assume </w:t>
+      </w:r>
+      <m:oMath>
+        <m:r>
+          <w:rPr>
+            <w:rFonts w:ascii="Cambria Math" w:eastAsiaTheme="minorEastAsia" w:hAnsi="Cambria Math"/>
+          </w:rPr>
+          <m:t xml:space="preserve">x </m:t>
+        </m:r>
+        <m:r>
+          <w:rPr>
+            <w:rFonts w:ascii="Cambria Math" w:eastAsiaTheme="minorEastAsia" w:hAnsi="Cambria Math"/>
+          </w:rPr>
+          <m:t>≤</m:t>
+        </m:r>
+        <m:r>
+          <w:rPr>
+            <w:rFonts w:ascii="Cambria Math" w:eastAsiaTheme="minorEastAsia" w:hAnsi="Cambria Math"/>
+          </w:rPr>
+          <m:t xml:space="preserve"> y</m:t>
+        </m:r>
+        <m:r>
+          <w:rPr>
+            <w:rFonts w:ascii="Cambria Math" w:eastAsiaTheme="minorEastAsia" w:hAnsi="Cambria Math"/>
+          </w:rPr>
+          <m:t xml:space="preserve"> </m:t>
+        </m:r>
+      </m:oMath>
+      <w:r>
+        <w:rPr>
+          <w:rFonts w:eastAsiaTheme="minorEastAsia"/>
+        </w:rPr>
+        <w:t xml:space="preserve">) , define a relation </w:t>
       </w:r>
       <m:oMath>
         <m:r>
@@ -2933,76 +2965,34 @@
         <w:rPr>
           <w:rFonts w:eastAsiaTheme="minorEastAsia"/>
         </w:rPr>
-        <w:t xml:space="preserve"> on </w:t>
-      </w:r>
-      <m:oMath>
-        <m:r>
-          <w:rPr>
-            <w:rFonts w:ascii="Cambria Math" w:eastAsiaTheme="minorEastAsia" w:hAnsi="Cambria Math"/>
-          </w:rPr>
-          <m:t>U</m:t>
-        </m:r>
-      </m:oMath>
-      <w:r>
-        <w:rPr>
-          <w:rFonts w:eastAsiaTheme="minorEastAsia"/>
-        </w:rPr>
-        <w:t xml:space="preserve"> as:</w:t>
-      </w:r>
-    </w:p>
-    <w:p>
-      <w:pPr>
-        <w:rPr>
-          <w:rFonts w:eastAsiaTheme="minorEastAsia"/>
-        </w:rPr>
-      </w:pPr>
-      <w:r>
-        <w:rPr>
-          <w:rFonts w:eastAsiaTheme="minorEastAsia"/>
-        </w:rPr>
-        <w:t xml:space="preserve">Two points </w:t>
-      </w:r>
-      <m:oMath>
-        <m:r>
-          <w:rPr>
-            <w:rFonts w:ascii="Cambria Math" w:eastAsiaTheme="minorEastAsia" w:hAnsi="Cambria Math"/>
-          </w:rPr>
-          <m:t>x, y</m:t>
-        </m:r>
-        <m:r>
-          <w:rPr>
-            <w:rFonts w:ascii="Cambria Math" w:eastAsiaTheme="minorEastAsia" w:hAnsi="Cambria Math"/>
-          </w:rPr>
-          <m:t>∈U</m:t>
-        </m:r>
-      </m:oMath>
-      <w:r>
-        <w:rPr>
-          <w:rFonts w:eastAsiaTheme="minorEastAsia"/>
-        </w:rPr>
-        <w:t xml:space="preserve"> satisfy </w:t>
-      </w:r>
-      <m:oMath>
-        <m:r>
-          <w:rPr>
-            <w:rFonts w:ascii="Cambria Math" w:eastAsiaTheme="minorEastAsia" w:hAnsi="Cambria Math"/>
-          </w:rPr>
-          <m:t>x</m:t>
-        </m:r>
-        <m:r>
-          <w:rPr>
-            <w:rFonts w:ascii="Cambria Math" w:eastAsiaTheme="minorEastAsia" w:hAnsi="Cambria Math"/>
-          </w:rPr>
-          <m:t xml:space="preserve"> ~ y</m:t>
-        </m:r>
-      </m:oMath>
-      <w:r>
-        <w:rPr>
-          <w:rFonts w:eastAsiaTheme="minorEastAsia"/>
-        </w:rPr>
-        <w:t xml:space="preserve"> iff </w:t>
-      </w:r>
-      <m:oMath>
+        <w:t xml:space="preserve"> : </w:t>
+      </w:r>
+    </w:p>
+    <w:p>
+      <w:pPr>
+        <w:rPr>
+          <w:rFonts w:eastAsiaTheme="minorEastAsia"/>
+        </w:rPr>
+      </w:pPr>
+      <w:r>
+        <w:rPr>
+          <w:rFonts w:eastAsiaTheme="minorEastAsia"/>
+        </w:rPr>
+        <w:t xml:space="preserve">     </w:t>
+      </w:r>
+      <m:oMath>
+        <m:r>
+          <w:rPr>
+            <w:rFonts w:ascii="Cambria Math" w:eastAsiaTheme="minorEastAsia" w:hAnsi="Cambria Math"/>
+          </w:rPr>
+          <m:t>x ~ y</m:t>
+        </m:r>
+        <m:r>
+          <w:rPr>
+            <w:rFonts w:ascii="Cambria Math" w:eastAsiaTheme="minorEastAsia" w:hAnsi="Cambria Math"/>
+          </w:rPr>
+          <m:t>⟺</m:t>
+        </m:r>
         <m:d>
           <m:dPr>
             <m:begChr m:val="["/>
@@ -3034,74 +3024,496 @@
         <w:rPr>
           <w:rFonts w:eastAsiaTheme="minorEastAsia"/>
         </w:rPr>
-        <w:t xml:space="preserve"> (assuming </w:t>
-      </w:r>
-      <m:oMath>
+        <w:t xml:space="preserve"> </w:t>
+      </w:r>
+    </w:p>
+    <w:p>
+      <w:pPr>
+        <w:rPr>
+          <w:rFonts w:eastAsiaTheme="minorEastAsia"/>
+        </w:rPr>
+      </w:pPr>
+      <w:r>
+        <w:rPr>
+          <w:rFonts w:eastAsiaTheme="minorEastAsia"/>
+        </w:rPr>
+        <w:t>The relation ~ is:</w:t>
+      </w:r>
+    </w:p>
+    <w:p>
+      <w:pPr>
+        <w:rPr>
+          <w:rFonts w:eastAsiaTheme="minorEastAsia"/>
+        </w:rPr>
+      </w:pPr>
+      <w:r>
+        <w:rPr>
+          <w:rFonts w:eastAsiaTheme="minorEastAsia"/>
+        </w:rPr>
+        <w:t xml:space="preserve">   - r</w:t>
+      </w:r>
+      <w:r>
+        <w:rPr>
+          <w:rFonts w:eastAsiaTheme="minorEastAsia"/>
+        </w:rPr>
+        <w:t>eflexive</w:t>
+      </w:r>
+      <w:r>
+        <w:rPr>
+          <w:rFonts w:eastAsiaTheme="minorEastAsia"/>
+        </w:rPr>
+        <w:t>:</w:t>
+      </w:r>
+      <w:r>
+        <w:rPr>
+          <w:rFonts w:eastAsiaTheme="minorEastAsia"/>
+        </w:rPr>
+        <w:t xml:space="preserve"> </w:t>
+      </w:r>
+      <m:oMath>
+        <m:r>
+          <w:rPr>
+            <w:rFonts w:ascii="Cambria Math" w:eastAsiaTheme="minorEastAsia" w:hAnsi="Cambria Math"/>
+          </w:rPr>
+          <m:t>x ~ x</m:t>
+        </m:r>
+      </m:oMath>
+      <w:r>
+        <w:rPr>
+          <w:rFonts w:eastAsiaTheme="minorEastAsia"/>
+        </w:rPr>
+        <w:t xml:space="preserve"> because </w:t>
+      </w:r>
+      <m:oMath>
+        <m:d>
+          <m:dPr>
+            <m:begChr m:val="["/>
+            <m:endChr m:val="]"/>
+            <m:ctrlPr>
+              <w:rPr>
+                <w:rFonts w:ascii="Cambria Math" w:eastAsiaTheme="minorEastAsia" w:hAnsi="Cambria Math"/>
+                <w:i/>
+              </w:rPr>
+            </m:ctrlPr>
+          </m:dPr>
+          <m:e>
+            <m:r>
+              <w:rPr>
+                <w:rFonts w:ascii="Cambria Math" w:eastAsiaTheme="minorEastAsia" w:hAnsi="Cambria Math"/>
+              </w:rPr>
+              <m:t>x,x</m:t>
+            </m:r>
+          </m:e>
+        </m:d>
+        <m:r>
+          <w:rPr>
+            <w:rFonts w:ascii="Cambria Math" w:eastAsiaTheme="minorEastAsia" w:hAnsi="Cambria Math"/>
+          </w:rPr>
+          <m:t>=</m:t>
+        </m:r>
+        <m:d>
+          <m:dPr>
+            <m:begChr m:val="{"/>
+            <m:endChr m:val="}"/>
+            <m:ctrlPr>
+              <w:rPr>
+                <w:rFonts w:ascii="Cambria Math" w:eastAsiaTheme="minorEastAsia" w:hAnsi="Cambria Math"/>
+                <w:i/>
+              </w:rPr>
+            </m:ctrlPr>
+          </m:dPr>
+          <m:e>
+            <m:r>
+              <w:rPr>
+                <w:rFonts w:ascii="Cambria Math" w:eastAsiaTheme="minorEastAsia" w:hAnsi="Cambria Math"/>
+              </w:rPr>
+              <m:t>x</m:t>
+            </m:r>
+          </m:e>
+        </m:d>
+        <m:r>
+          <w:rPr>
+            <w:rFonts w:ascii="Cambria Math" w:eastAsiaTheme="minorEastAsia" w:hAnsi="Cambria Math"/>
+          </w:rPr>
+          <m:t>⊂U</m:t>
+        </m:r>
+      </m:oMath>
+    </w:p>
+    <w:p>
+      <w:pPr>
+        <w:rPr>
+          <w:rFonts w:eastAsiaTheme="minorEastAsia"/>
+        </w:rPr>
+      </w:pPr>
+      <w:r>
+        <w:rPr>
+          <w:rFonts w:eastAsiaTheme="minorEastAsia"/>
+        </w:rPr>
+        <w:t xml:space="preserve">   - symmetric: if </w:t>
+      </w:r>
+      <m:oMath>
+        <m:d>
+          <m:dPr>
+            <m:begChr m:val="["/>
+            <m:endChr m:val="]"/>
+            <m:ctrlPr>
+              <w:rPr>
+                <w:rFonts w:ascii="Cambria Math" w:eastAsiaTheme="minorEastAsia" w:hAnsi="Cambria Math"/>
+                <w:i/>
+              </w:rPr>
+            </m:ctrlPr>
+          </m:dPr>
+          <m:e>
+            <m:r>
+              <w:rPr>
+                <w:rFonts w:ascii="Cambria Math" w:eastAsiaTheme="minorEastAsia" w:hAnsi="Cambria Math"/>
+              </w:rPr>
+              <m:t>x,y</m:t>
+            </m:r>
+          </m:e>
+        </m:d>
+        <m:r>
+          <w:rPr>
+            <w:rFonts w:ascii="Cambria Math" w:eastAsiaTheme="minorEastAsia" w:hAnsi="Cambria Math"/>
+          </w:rPr>
+          <m:t>⊂U</m:t>
+        </m:r>
+      </m:oMath>
+      <w:r>
+        <w:rPr>
+          <w:rFonts w:eastAsiaTheme="minorEastAsia"/>
+        </w:rPr>
+        <w:t xml:space="preserve">, then </w:t>
+      </w:r>
+      <m:oMath>
+        <m:d>
+          <m:dPr>
+            <m:begChr m:val="["/>
+            <m:endChr m:val="]"/>
+            <m:ctrlPr>
+              <w:rPr>
+                <w:rFonts w:ascii="Cambria Math" w:eastAsiaTheme="minorEastAsia" w:hAnsi="Cambria Math"/>
+                <w:i/>
+              </w:rPr>
+            </m:ctrlPr>
+          </m:dPr>
+          <m:e>
+            <m:r>
+              <w:rPr>
+                <w:rFonts w:ascii="Cambria Math" w:eastAsiaTheme="minorEastAsia" w:hAnsi="Cambria Math"/>
+              </w:rPr>
+              <m:t>y,x</m:t>
+            </m:r>
+          </m:e>
+        </m:d>
+        <m:r>
+          <w:rPr>
+            <w:rFonts w:ascii="Cambria Math" w:eastAsiaTheme="minorEastAsia" w:hAnsi="Cambria Math"/>
+          </w:rPr>
+          <m:t>⊂U</m:t>
+        </m:r>
+      </m:oMath>
+      <w:r>
+        <w:rPr>
+          <w:rFonts w:eastAsiaTheme="minorEastAsia"/>
+        </w:rPr>
+        <w:t xml:space="preserve"> so </w:t>
+      </w:r>
+      <m:oMath>
+        <m:r>
+          <w:rPr>
+            <w:rFonts w:ascii="Cambria Math" w:eastAsiaTheme="minorEastAsia" w:hAnsi="Cambria Math"/>
+          </w:rPr>
+          <m:t>x ~ y</m:t>
+        </m:r>
+        <m:r>
+          <w:rPr>
+            <w:rFonts w:ascii="Cambria Math" w:eastAsiaTheme="minorEastAsia" w:hAnsi="Cambria Math"/>
+          </w:rPr>
+          <m:t>⟹y</m:t>
+        </m:r>
+        <m:r>
+          <w:rPr>
+            <w:rFonts w:ascii="Cambria Math" w:eastAsiaTheme="minorEastAsia" w:hAnsi="Cambria Math"/>
+          </w:rPr>
+          <m:t xml:space="preserve"> ~ </m:t>
+        </m:r>
         <m:r>
           <w:rPr>
             <w:rFonts w:ascii="Cambria Math" w:eastAsiaTheme="minorEastAsia" w:hAnsi="Cambria Math"/>
           </w:rPr>
           <m:t>x</m:t>
         </m:r>
-        <m:r>
-          <w:rPr>
-            <w:rFonts w:ascii="Cambria Math" w:eastAsiaTheme="minorEastAsia" w:hAnsi="Cambria Math"/>
-          </w:rPr>
-          <m:t>≤y</m:t>
-        </m:r>
-      </m:oMath>
-      <w:r>
-        <w:rPr>
-          <w:rFonts w:eastAsiaTheme="minorEastAsia"/>
-        </w:rPr>
-        <w:t>)</w:t>
-      </w:r>
-    </w:p>
-    <w:p>
-      <w:pPr>
-        <w:rPr>
-          <w:rFonts w:eastAsiaTheme="minorEastAsia"/>
-        </w:rPr>
-      </w:pPr>
-      <w:r>
-        <w:rPr>
-          <w:rFonts w:eastAsiaTheme="minorEastAsia"/>
-        </w:rPr>
-        <w:t xml:space="preserve">Each equivalence class under this relation forms a </w:t>
-      </w:r>
-      <w:r>
-        <w:rPr>
-          <w:rFonts w:eastAsiaTheme="minorEastAsia"/>
-          <w:i/>
-          <w:iCs/>
-        </w:rPr>
-        <w:t>connected component</w:t>
-      </w:r>
-      <w:r>
-        <w:rPr>
-          <w:rFonts w:eastAsiaTheme="minorEastAsia"/>
-        </w:rPr>
-        <w:t xml:space="preserve"> of </w:t>
-      </w:r>
-      <m:oMath>
-        <m:r>
-          <w:rPr>
-            <w:rFonts w:ascii="Cambria Math" w:eastAsiaTheme="minorEastAsia" w:hAnsi="Cambria Math"/>
-          </w:rPr>
-          <m:t>U</m:t>
-        </m:r>
-      </m:oMath>
-      <w:r>
-        <w:rPr>
-          <w:rFonts w:eastAsiaTheme="minorEastAsia"/>
-        </w:rPr>
-        <w:t xml:space="preserve">. </w:t>
-      </w:r>
-      <w:r>
-        <w:rPr>
-          <w:rFonts w:eastAsiaTheme="minorEastAsia"/>
-        </w:rPr>
-        <w:t xml:space="preserve">Each connected component is also an open interval </w:t>
+      </m:oMath>
+    </w:p>
+    <w:p>
+      <w:pPr>
+        <w:rPr>
+          <w:rFonts w:eastAsiaTheme="minorEastAsia"/>
+        </w:rPr>
+      </w:pPr>
+      <w:r>
+        <w:rPr>
+          <w:rFonts w:eastAsiaTheme="minorEastAsia"/>
+        </w:rPr>
+        <w:t xml:space="preserve">   - transitive: if </w:t>
+      </w:r>
+      <m:oMath>
+        <m:r>
+          <w:rPr>
+            <w:rFonts w:ascii="Cambria Math" w:eastAsiaTheme="minorEastAsia" w:hAnsi="Cambria Math"/>
+          </w:rPr>
+          <m:t xml:space="preserve">x ~ </m:t>
+        </m:r>
+        <m:r>
+          <w:rPr>
+            <w:rFonts w:ascii="Cambria Math" w:eastAsiaTheme="minorEastAsia" w:hAnsi="Cambria Math"/>
+          </w:rPr>
+          <m:t>y</m:t>
+        </m:r>
+      </m:oMath>
+      <w:r>
+        <w:rPr>
+          <w:rFonts w:eastAsiaTheme="minorEastAsia"/>
+        </w:rPr>
+        <w:t xml:space="preserve"> and </w:t>
+      </w:r>
+      <m:oMath>
+        <m:r>
+          <w:rPr>
+            <w:rFonts w:ascii="Cambria Math" w:eastAsiaTheme="minorEastAsia" w:hAnsi="Cambria Math"/>
+          </w:rPr>
+          <m:t>y</m:t>
+        </m:r>
+        <m:r>
+          <w:rPr>
+            <w:rFonts w:ascii="Cambria Math" w:eastAsiaTheme="minorEastAsia" w:hAnsi="Cambria Math"/>
+          </w:rPr>
+          <m:t xml:space="preserve"> ~ </m:t>
+        </m:r>
+        <m:r>
+          <w:rPr>
+            <w:rFonts w:ascii="Cambria Math" w:eastAsiaTheme="minorEastAsia" w:hAnsi="Cambria Math"/>
+          </w:rPr>
+          <m:t>z</m:t>
+        </m:r>
+      </m:oMath>
+      <w:r>
+        <w:rPr>
+          <w:rFonts w:eastAsiaTheme="minorEastAsia"/>
+        </w:rPr>
+        <w:t xml:space="preserve"> (with </w:t>
+      </w:r>
+      <m:oMath>
+        <m:r>
+          <w:rPr>
+            <w:rFonts w:ascii="Cambria Math" w:eastAsiaTheme="minorEastAsia" w:hAnsi="Cambria Math"/>
+          </w:rPr>
+          <m:t>x</m:t>
+        </m:r>
+        <m:r>
+          <w:rPr>
+            <w:rFonts w:ascii="Cambria Math" w:eastAsiaTheme="minorEastAsia" w:hAnsi="Cambria Math"/>
+          </w:rPr>
+          <m:t>≤y≤z</m:t>
+        </m:r>
+      </m:oMath>
+      <w:r>
+        <w:rPr>
+          <w:rFonts w:eastAsiaTheme="minorEastAsia"/>
+        </w:rPr>
+        <w:t xml:space="preserve">), then </w:t>
+      </w:r>
+      <m:oMath>
+        <m:d>
+          <m:dPr>
+            <m:begChr m:val="["/>
+            <m:endChr m:val="]"/>
+            <m:ctrlPr>
+              <w:rPr>
+                <w:rFonts w:ascii="Cambria Math" w:eastAsiaTheme="minorEastAsia" w:hAnsi="Cambria Math"/>
+                <w:i/>
+              </w:rPr>
+            </m:ctrlPr>
+          </m:dPr>
+          <m:e>
+            <m:r>
+              <w:rPr>
+                <w:rFonts w:ascii="Cambria Math" w:eastAsiaTheme="minorEastAsia" w:hAnsi="Cambria Math"/>
+              </w:rPr>
+              <m:t>x,y</m:t>
+            </m:r>
+          </m:e>
+        </m:d>
+        <m:r>
+          <w:rPr>
+            <w:rFonts w:ascii="Cambria Math" w:eastAsiaTheme="minorEastAsia" w:hAnsi="Cambria Math"/>
+          </w:rPr>
+          <m:t>⊂U</m:t>
+        </m:r>
+      </m:oMath>
+      <w:r>
+        <w:rPr>
+          <w:rFonts w:eastAsiaTheme="minorEastAsia"/>
+        </w:rPr>
+        <w:t xml:space="preserve"> and </w:t>
+      </w:r>
+      <m:oMath>
+        <m:d>
+          <m:dPr>
+            <m:begChr m:val="["/>
+            <m:endChr m:val="]"/>
+            <m:ctrlPr>
+              <w:rPr>
+                <w:rFonts w:ascii="Cambria Math" w:eastAsiaTheme="minorEastAsia" w:hAnsi="Cambria Math"/>
+                <w:i/>
+              </w:rPr>
+            </m:ctrlPr>
+          </m:dPr>
+          <m:e>
+            <m:r>
+              <w:rPr>
+                <w:rFonts w:ascii="Cambria Math" w:eastAsiaTheme="minorEastAsia" w:hAnsi="Cambria Math"/>
+              </w:rPr>
+              <m:t>y,z</m:t>
+            </m:r>
+          </m:e>
+        </m:d>
+        <m:r>
+          <w:rPr>
+            <w:rFonts w:ascii="Cambria Math" w:eastAsiaTheme="minorEastAsia" w:hAnsi="Cambria Math"/>
+          </w:rPr>
+          <m:t>⊂U</m:t>
+        </m:r>
+      </m:oMath>
+      <w:r>
+        <w:rPr>
+          <w:rFonts w:eastAsiaTheme="minorEastAsia"/>
+        </w:rPr>
+        <w:t xml:space="preserve">. Their union is </w:t>
+      </w:r>
+      <m:oMath>
+        <m:d>
+          <m:dPr>
+            <m:begChr m:val="["/>
+            <m:endChr m:val="]"/>
+            <m:ctrlPr>
+              <w:rPr>
+                <w:rFonts w:ascii="Cambria Math" w:eastAsiaTheme="minorEastAsia" w:hAnsi="Cambria Math"/>
+                <w:i/>
+              </w:rPr>
+            </m:ctrlPr>
+          </m:dPr>
+          <m:e>
+            <m:r>
+              <w:rPr>
+                <w:rFonts w:ascii="Cambria Math" w:eastAsiaTheme="minorEastAsia" w:hAnsi="Cambria Math"/>
+              </w:rPr>
+              <m:t>x,z</m:t>
+            </m:r>
+          </m:e>
+        </m:d>
+        <m:r>
+          <w:rPr>
+            <w:rFonts w:ascii="Cambria Math" w:eastAsiaTheme="minorEastAsia" w:hAnsi="Cambria Math"/>
+          </w:rPr>
+          <m:t>⊂U</m:t>
+        </m:r>
+      </m:oMath>
+      <w:r>
+        <w:rPr>
+          <w:rFonts w:eastAsiaTheme="minorEastAsia"/>
+        </w:rPr>
+        <w:t xml:space="preserve">, meaning </w:t>
+      </w:r>
+      <m:oMath>
+        <m:r>
+          <w:rPr>
+            <w:rFonts w:ascii="Cambria Math" w:eastAsiaTheme="minorEastAsia" w:hAnsi="Cambria Math"/>
+          </w:rPr>
+          <m:t>x</m:t>
+        </m:r>
+        <m:r>
+          <w:rPr>
+            <w:rFonts w:ascii="Cambria Math" w:eastAsiaTheme="minorEastAsia" w:hAnsi="Cambria Math"/>
+          </w:rPr>
+          <m:t xml:space="preserve"> ~ z</m:t>
+        </m:r>
+      </m:oMath>
+      <w:r>
+        <w:rPr>
+          <w:rFonts w:eastAsiaTheme="minorEastAsia"/>
+        </w:rPr>
+        <w:t>.</w:t>
+      </w:r>
+    </w:p>
+    <w:p>
+      <w:pPr>
+        <w:rPr>
+          <w:rFonts w:eastAsiaTheme="minorEastAsia"/>
+        </w:rPr>
+      </w:pPr>
+    </w:p>
+    <w:p>
+      <w:pPr>
+        <w:rPr>
+          <w:rFonts w:eastAsiaTheme="minorEastAsia"/>
+        </w:rPr>
+      </w:pPr>
+      <w:r>
+        <w:rPr>
+          <w:rFonts w:eastAsiaTheme="minorEastAsia"/>
+          <w:b/>
+          <w:bCs/>
+        </w:rPr>
+        <w:t>Lemma</w:t>
+      </w:r>
+      <w:r>
+        <w:rPr>
+          <w:rFonts w:eastAsiaTheme="minorEastAsia"/>
+        </w:rPr>
+        <w:t xml:space="preserve">: </w:t>
+      </w:r>
+      <w:r>
+        <w:rPr>
+          <w:rFonts w:eastAsiaTheme="minorEastAsia"/>
+        </w:rPr>
+        <w:t xml:space="preserve">Each </w:t>
+      </w:r>
+      <w:r>
+        <w:rPr>
+          <w:rFonts w:eastAsiaTheme="minorEastAsia"/>
+        </w:rPr>
+        <w:t xml:space="preserve">equivalent class </w:t>
+      </w:r>
+      <w:r>
+        <w:rPr>
+          <w:rFonts w:eastAsiaTheme="minorEastAsia"/>
+        </w:rPr>
+        <w:t xml:space="preserve">in </w:t>
+      </w:r>
+      <m:oMath>
+        <m:r>
+          <m:rPr>
+            <m:scr m:val="double-struck"/>
+          </m:rPr>
+          <w:rPr>
+            <w:rFonts w:ascii="Cambria Math" w:eastAsiaTheme="minorEastAsia" w:hAnsi="Cambria Math"/>
+          </w:rPr>
+          <m:t>R</m:t>
+        </m:r>
+      </m:oMath>
+      <w:r>
+        <w:rPr>
+          <w:rFonts w:eastAsiaTheme="minorEastAsia"/>
+        </w:rPr>
+        <w:t xml:space="preserve"> </w:t>
+      </w:r>
+      <w:r>
+        <w:rPr>
+          <w:rFonts w:eastAsiaTheme="minorEastAsia"/>
+        </w:rPr>
+        <w:t xml:space="preserve"> is also an open interval </w:t>
       </w:r>
       <m:oMath>
         <m:d>
@@ -3175,78 +3587,420 @@
           </m:e>
         </m:d>
       </m:oMath>
-      <w:r>
-        <w:rPr>
-          <w:rFonts w:eastAsiaTheme="minorEastAsia"/>
-        </w:rPr>
-        <w:t>. These intervals obviously are mutually disjoint.</w:t>
-      </w:r>
-    </w:p>
-    <w:p>
-      <w:pPr>
-        <w:rPr>
-          <w:rFonts w:eastAsiaTheme="minorEastAsia"/>
-        </w:rPr>
-      </w:pPr>
-    </w:p>
-    <w:p>
-      <w:pPr>
-        <w:rPr>
-          <w:rFonts w:eastAsiaTheme="minorEastAsia"/>
-        </w:rPr>
-      </w:pPr>
-      <w:r>
-        <w:rPr>
-          <w:rFonts w:eastAsiaTheme="minorEastAsia"/>
-          <w:b/>
-          <w:bCs/>
-        </w:rPr>
-        <w:t>Lemma</w:t>
-      </w:r>
+    </w:p>
+    <w:p>
+      <w:pPr>
+        <w:rPr>
+          <w:rFonts w:eastAsiaTheme="minorEastAsia"/>
+        </w:rPr>
+      </w:pPr>
+      <w:r>
+        <w:rPr>
+          <w:rFonts w:eastAsiaTheme="minorEastAsia"/>
+          <w:u w:val="single"/>
+        </w:rPr>
+        <w:t>Proof</w:t>
+      </w:r>
+      <w:r>
+        <w:rPr>
+          <w:rFonts w:eastAsiaTheme="minorEastAsia"/>
+        </w:rPr>
+        <w:t>:</w:t>
+      </w:r>
+    </w:p>
+    <w:p>
+      <w:pPr>
+        <w:rPr>
+          <w:rFonts w:eastAsiaTheme="minorEastAsia"/>
+        </w:rPr>
+      </w:pPr>
+      <w:r>
+        <w:rPr>
+          <w:rFonts w:eastAsiaTheme="minorEastAsia"/>
+        </w:rPr>
+        <w:t xml:space="preserve">  Let </w:t>
+      </w:r>
+      <m:oMath>
+        <m:sSub>
+          <m:sSubPr>
+            <m:ctrlPr>
+              <w:rPr>
+                <w:rFonts w:ascii="Cambria Math" w:eastAsiaTheme="minorEastAsia" w:hAnsi="Cambria Math"/>
+                <w:i/>
+              </w:rPr>
+            </m:ctrlPr>
+          </m:sSubPr>
+          <m:e>
+            <m:r>
+              <w:rPr>
+                <w:rFonts w:ascii="Cambria Math" w:eastAsiaTheme="minorEastAsia" w:hAnsi="Cambria Math"/>
+              </w:rPr>
+              <m:t>I</m:t>
+            </m:r>
+          </m:e>
+          <m:sub>
+            <m:r>
+              <w:rPr>
+                <w:rFonts w:ascii="Cambria Math" w:eastAsiaTheme="minorEastAsia" w:hAnsi="Cambria Math"/>
+              </w:rPr>
+              <m:t>x</m:t>
+            </m:r>
+          </m:sub>
+        </m:sSub>
+      </m:oMath>
+      <w:r>
+        <w:rPr>
+          <w:rFonts w:eastAsiaTheme="minorEastAsia"/>
+        </w:rPr>
+        <w:t xml:space="preserve"> be the equivalence class containing </w:t>
+      </w:r>
+      <m:oMath>
+        <m:r>
+          <w:rPr>
+            <w:rFonts w:ascii="Cambria Math" w:eastAsiaTheme="minorEastAsia" w:hAnsi="Cambria Math"/>
+          </w:rPr>
+          <m:t>x</m:t>
+        </m:r>
+        <m:r>
+          <w:rPr>
+            <w:rFonts w:ascii="Cambria Math" w:eastAsiaTheme="minorEastAsia" w:hAnsi="Cambria Math"/>
+          </w:rPr>
+          <m:t>∈U</m:t>
+        </m:r>
+      </m:oMath>
+      <w:r>
+        <w:rPr>
+          <w:rFonts w:eastAsiaTheme="minorEastAsia"/>
+        </w:rPr>
+        <w:t>. Define the bounds of this class as:</w:t>
+      </w:r>
+    </w:p>
+    <w:p>
+      <w:pPr>
+        <w:rPr>
+          <w:rFonts w:eastAsiaTheme="minorEastAsia"/>
+        </w:rPr>
+      </w:pPr>
+      <w:r>
+        <w:rPr>
+          <w:rFonts w:eastAsiaTheme="minorEastAsia"/>
+        </w:rPr>
+        <w:t xml:space="preserve">    </w:t>
+      </w:r>
+      <m:oMath>
+        <m:sSub>
+          <m:sSubPr>
+            <m:ctrlPr>
+              <w:rPr>
+                <w:rFonts w:ascii="Cambria Math" w:eastAsiaTheme="minorEastAsia" w:hAnsi="Cambria Math"/>
+                <w:i/>
+              </w:rPr>
+            </m:ctrlPr>
+          </m:sSubPr>
+          <m:e>
+            <m:r>
+              <w:rPr>
+                <w:rFonts w:ascii="Cambria Math" w:eastAsiaTheme="minorEastAsia" w:hAnsi="Cambria Math"/>
+              </w:rPr>
+              <m:t>a</m:t>
+            </m:r>
+          </m:e>
+          <m:sub>
+            <m:r>
+              <w:rPr>
+                <w:rFonts w:ascii="Cambria Math" w:eastAsiaTheme="minorEastAsia" w:hAnsi="Cambria Math"/>
+              </w:rPr>
+              <m:t>x</m:t>
+            </m:r>
+          </m:sub>
+        </m:sSub>
+        <m:r>
+          <w:rPr>
+            <w:rFonts w:ascii="Cambria Math" w:eastAsiaTheme="minorEastAsia" w:hAnsi="Cambria Math"/>
+          </w:rPr>
+          <m:t>=</m:t>
+        </m:r>
+        <m:func>
+          <m:funcPr>
+            <m:ctrlPr>
+              <w:rPr>
+                <w:rFonts w:ascii="Cambria Math" w:eastAsiaTheme="minorEastAsia" w:hAnsi="Cambria Math"/>
+                <w:i/>
+              </w:rPr>
+            </m:ctrlPr>
+          </m:funcPr>
+          <m:fName>
+            <m:r>
+              <m:rPr>
+                <m:sty m:val="p"/>
+              </m:rPr>
+              <w:rPr>
+                <w:rFonts w:ascii="Cambria Math" w:eastAsiaTheme="minorEastAsia" w:hAnsi="Cambria Math"/>
+              </w:rPr>
+              <m:t>inf</m:t>
+            </m:r>
+          </m:fName>
+          <m:e>
+            <m:d>
+              <m:dPr>
+                <m:ctrlPr>
+                  <w:rPr>
+                    <w:rFonts w:ascii="Cambria Math" w:eastAsiaTheme="minorEastAsia" w:hAnsi="Cambria Math"/>
+                    <w:i/>
+                  </w:rPr>
+                </m:ctrlPr>
+              </m:dPr>
+              <m:e>
+                <m:sSub>
+                  <m:sSubPr>
+                    <m:ctrlPr>
+                      <w:rPr>
+                        <w:rFonts w:ascii="Cambria Math" w:eastAsiaTheme="minorEastAsia" w:hAnsi="Cambria Math"/>
+                        <w:i/>
+                      </w:rPr>
+                    </m:ctrlPr>
+                  </m:sSubPr>
+                  <m:e>
+                    <m:r>
+                      <w:rPr>
+                        <w:rFonts w:ascii="Cambria Math" w:eastAsiaTheme="minorEastAsia" w:hAnsi="Cambria Math"/>
+                      </w:rPr>
+                      <m:t>I</m:t>
+                    </m:r>
+                  </m:e>
+                  <m:sub>
+                    <m:r>
+                      <w:rPr>
+                        <w:rFonts w:ascii="Cambria Math" w:eastAsiaTheme="minorEastAsia" w:hAnsi="Cambria Math"/>
+                      </w:rPr>
+                      <m:t>x</m:t>
+                    </m:r>
+                  </m:sub>
+                </m:sSub>
+              </m:e>
+            </m:d>
+            <m:r>
+              <m:rPr>
+                <m:scr m:val="double-struck"/>
+              </m:rPr>
+              <w:rPr>
+                <w:rFonts w:ascii="Cambria Math" w:eastAsiaTheme="minorEastAsia" w:hAnsi="Cambria Math"/>
+              </w:rPr>
+              <m:t>∈R∪</m:t>
+            </m:r>
+            <m:d>
+              <m:dPr>
+                <m:begChr m:val="{"/>
+                <m:endChr m:val="}"/>
+                <m:ctrlPr>
+                  <w:rPr>
+                    <w:rFonts w:ascii="Cambria Math" w:eastAsiaTheme="minorEastAsia" w:hAnsi="Cambria Math"/>
+                    <w:i/>
+                  </w:rPr>
+                </m:ctrlPr>
+              </m:dPr>
+              <m:e>
+                <m:r>
+                  <w:rPr>
+                    <w:rFonts w:ascii="Cambria Math" w:eastAsiaTheme="minorEastAsia" w:hAnsi="Cambria Math"/>
+                  </w:rPr>
+                  <m:t>-∞</m:t>
+                </m:r>
+              </m:e>
+            </m:d>
+          </m:e>
+        </m:func>
+      </m:oMath>
+    </w:p>
+    <w:p>
+      <w:pPr>
+        <w:rPr>
+          <w:rFonts w:eastAsiaTheme="minorEastAsia"/>
+        </w:rPr>
+      </w:pPr>
+      <m:oMath>
+        <m:sSub>
+          <m:sSubPr>
+            <m:ctrlPr>
+              <w:rPr>
+                <w:rFonts w:ascii="Cambria Math" w:eastAsiaTheme="minorEastAsia" w:hAnsi="Cambria Math"/>
+                <w:i/>
+              </w:rPr>
+            </m:ctrlPr>
+          </m:sSubPr>
+          <m:e>
+            <m:r>
+              <w:rPr>
+                <w:rFonts w:ascii="Cambria Math" w:eastAsiaTheme="minorEastAsia" w:hAnsi="Cambria Math"/>
+              </w:rPr>
+              <m:t>b</m:t>
+            </m:r>
+          </m:e>
+          <m:sub>
+            <m:r>
+              <w:rPr>
+                <w:rFonts w:ascii="Cambria Math" w:eastAsiaTheme="minorEastAsia" w:hAnsi="Cambria Math"/>
+              </w:rPr>
+              <m:t>x</m:t>
+            </m:r>
+          </m:sub>
+        </m:sSub>
+        <m:r>
+          <w:rPr>
+            <w:rFonts w:ascii="Cambria Math" w:eastAsiaTheme="minorEastAsia" w:hAnsi="Cambria Math"/>
+          </w:rPr>
+          <m:t>=</m:t>
+        </m:r>
+        <m:func>
+          <m:funcPr>
+            <m:ctrlPr>
+              <w:rPr>
+                <w:rFonts w:ascii="Cambria Math" w:eastAsiaTheme="minorEastAsia" w:hAnsi="Cambria Math"/>
+                <w:i/>
+              </w:rPr>
+            </m:ctrlPr>
+          </m:funcPr>
+          <m:fName>
+            <m:r>
+              <m:rPr>
+                <m:sty m:val="p"/>
+              </m:rPr>
+              <w:rPr>
+                <w:rFonts w:ascii="Cambria Math" w:eastAsiaTheme="minorEastAsia" w:hAnsi="Cambria Math"/>
+              </w:rPr>
+              <m:t>sup</m:t>
+            </m:r>
+          </m:fName>
+          <m:e>
+            <m:d>
+              <m:dPr>
+                <m:ctrlPr>
+                  <w:rPr>
+                    <w:rFonts w:ascii="Cambria Math" w:eastAsiaTheme="minorEastAsia" w:hAnsi="Cambria Math"/>
+                    <w:i/>
+                  </w:rPr>
+                </m:ctrlPr>
+              </m:dPr>
+              <m:e>
+                <m:sSub>
+                  <m:sSubPr>
+                    <m:ctrlPr>
+                      <w:rPr>
+                        <w:rFonts w:ascii="Cambria Math" w:eastAsiaTheme="minorEastAsia" w:hAnsi="Cambria Math"/>
+                        <w:i/>
+                      </w:rPr>
+                    </m:ctrlPr>
+                  </m:sSubPr>
+                  <m:e>
+                    <m:r>
+                      <w:rPr>
+                        <w:rFonts w:ascii="Cambria Math" w:eastAsiaTheme="minorEastAsia" w:hAnsi="Cambria Math"/>
+                      </w:rPr>
+                      <m:t>I</m:t>
+                    </m:r>
+                  </m:e>
+                  <m:sub>
+                    <m:r>
+                      <w:rPr>
+                        <w:rFonts w:ascii="Cambria Math" w:eastAsiaTheme="minorEastAsia" w:hAnsi="Cambria Math"/>
+                      </w:rPr>
+                      <m:t>x</m:t>
+                    </m:r>
+                  </m:sub>
+                </m:sSub>
+              </m:e>
+            </m:d>
+            <m:r>
+              <m:rPr>
+                <m:scr m:val="double-struck"/>
+              </m:rPr>
+              <w:rPr>
+                <w:rFonts w:ascii="Cambria Math" w:eastAsiaTheme="minorEastAsia" w:hAnsi="Cambria Math"/>
+              </w:rPr>
+              <m:t>∈R∪</m:t>
+            </m:r>
+            <m:d>
+              <m:dPr>
+                <m:begChr m:val="{"/>
+                <m:endChr m:val="}"/>
+                <m:ctrlPr>
+                  <w:rPr>
+                    <w:rFonts w:ascii="Cambria Math" w:eastAsiaTheme="minorEastAsia" w:hAnsi="Cambria Math"/>
+                    <w:i/>
+                  </w:rPr>
+                </m:ctrlPr>
+              </m:dPr>
+              <m:e>
+                <m:r>
+                  <w:rPr>
+                    <w:rFonts w:ascii="Cambria Math" w:eastAsiaTheme="minorEastAsia" w:hAnsi="Cambria Math"/>
+                  </w:rPr>
+                  <m:t>∞</m:t>
+                </m:r>
+              </m:e>
+            </m:d>
+          </m:e>
+        </m:func>
+      </m:oMath>
       <w:r>
         <w:rPr>
           <w:rFonts w:eastAsiaTheme="minorEastAsia"/>
         </w:rPr>
         <w:t xml:space="preserve"> </w:t>
       </w:r>
-      <w:r>
-        <w:rPr>
-          <w:rFonts w:eastAsiaTheme="minorEastAsia"/>
-          <w:i/>
-          <w:iCs/>
-        </w:rPr>
-        <w:t>The collection of</w:t>
-      </w:r>
-      <w:r>
-        <w:rPr>
-          <w:rFonts w:eastAsiaTheme="minorEastAsia"/>
-          <w:i/>
-          <w:iCs/>
-        </w:rPr>
-        <w:t xml:space="preserve"> open intervals</w:t>
-      </w:r>
-      <w:r>
-        <w:rPr>
-          <w:rFonts w:eastAsiaTheme="minorEastAsia"/>
-          <w:i/>
-          <w:iCs/>
-        </w:rPr>
-        <w:t xml:space="preserve"> is countable</w:t>
-      </w:r>
-    </w:p>
-    <w:p>
-      <w:pPr>
-        <w:rPr>
-          <w:rFonts w:eastAsiaTheme="minorEastAsia"/>
-        </w:rPr>
-      </w:pPr>
-      <w:r>
-        <w:rPr>
-          <w:rFonts w:eastAsiaTheme="minorEastAsia"/>
-        </w:rPr>
-        <w:t xml:space="preserve">Every non-empty open interval </w:t>
-      </w:r>
-      <m:oMath>
+    </w:p>
+    <w:p>
+      <w:pPr>
+        <w:rPr>
+          <w:rFonts w:eastAsiaTheme="minorEastAsia"/>
+        </w:rPr>
+      </w:pPr>
+    </w:p>
+    <w:p>
+      <w:pPr>
+        <w:rPr>
+          <w:rFonts w:eastAsiaTheme="minorEastAsia"/>
+        </w:rPr>
+      </w:pPr>
+      <w:r>
+        <w:rPr>
+          <w:rFonts w:eastAsiaTheme="minorEastAsia"/>
+        </w:rPr>
+        <w:t xml:space="preserve">We will show that </w:t>
+      </w:r>
+      <m:oMath>
+        <m:sSub>
+          <m:sSubPr>
+            <m:ctrlPr>
+              <w:rPr>
+                <w:rFonts w:ascii="Cambria Math" w:eastAsiaTheme="minorEastAsia" w:hAnsi="Cambria Math"/>
+                <w:i/>
+              </w:rPr>
+            </m:ctrlPr>
+          </m:sSubPr>
+          <m:e>
+            <m:r>
+              <w:rPr>
+                <w:rFonts w:ascii="Cambria Math" w:eastAsiaTheme="minorEastAsia" w:hAnsi="Cambria Math"/>
+              </w:rPr>
+              <m:t>I</m:t>
+            </m:r>
+          </m:e>
+          <m:sub>
+            <m:r>
+              <w:rPr>
+                <w:rFonts w:ascii="Cambria Math" w:eastAsiaTheme="minorEastAsia" w:hAnsi="Cambria Math"/>
+              </w:rPr>
+              <m:t>x</m:t>
+            </m:r>
+          </m:sub>
+        </m:sSub>
+        <m:r>
+          <w:rPr>
+            <w:rFonts w:ascii="Cambria Math" w:eastAsiaTheme="minorEastAsia" w:hAnsi="Cambria Math"/>
+          </w:rPr>
+          <m:t>=</m:t>
+        </m:r>
         <m:d>
           <m:dPr>
             <m:ctrlPr>
@@ -3318,6 +4072,404 @@
           </m:e>
         </m:d>
       </m:oMath>
+    </w:p>
+    <w:p>
+      <w:pPr>
+        <w:rPr>
+          <w:rFonts w:eastAsiaTheme="minorEastAsia"/>
+        </w:rPr>
+      </w:pPr>
+      <w:r>
+        <w:rPr>
+          <w:rFonts w:eastAsiaTheme="minorEastAsia"/>
+        </w:rPr>
+        <w:t xml:space="preserve">  </w:t>
+      </w:r>
+      <m:oMath>
+        <m:sSub>
+          <m:sSubPr>
+            <m:ctrlPr>
+              <w:rPr>
+                <w:rFonts w:ascii="Cambria Math" w:eastAsiaTheme="minorEastAsia" w:hAnsi="Cambria Math"/>
+                <w:i/>
+              </w:rPr>
+            </m:ctrlPr>
+          </m:sSubPr>
+          <m:e>
+            <m:r>
+              <w:rPr>
+                <w:rFonts w:ascii="Cambria Math" w:eastAsiaTheme="minorEastAsia" w:hAnsi="Cambria Math"/>
+              </w:rPr>
+              <m:t>I</m:t>
+            </m:r>
+          </m:e>
+          <m:sub>
+            <m:r>
+              <w:rPr>
+                <w:rFonts w:ascii="Cambria Math" w:eastAsiaTheme="minorEastAsia" w:hAnsi="Cambria Math"/>
+              </w:rPr>
+              <m:t>x</m:t>
+            </m:r>
+          </m:sub>
+        </m:sSub>
+        <m:r>
+          <w:rPr>
+            <w:rFonts w:ascii="Cambria Math" w:eastAsiaTheme="minorEastAsia" w:hAnsi="Cambria Math"/>
+          </w:rPr>
+          <m:t>⊂</m:t>
+        </m:r>
+        <m:d>
+          <m:dPr>
+            <m:ctrlPr>
+              <w:rPr>
+                <w:rFonts w:ascii="Cambria Math" w:eastAsiaTheme="minorEastAsia" w:hAnsi="Cambria Math"/>
+                <w:i/>
+              </w:rPr>
+            </m:ctrlPr>
+          </m:dPr>
+          <m:e>
+            <m:sSub>
+              <m:sSubPr>
+                <m:ctrlPr>
+                  <w:rPr>
+                    <w:rFonts w:ascii="Cambria Math" w:eastAsiaTheme="minorEastAsia" w:hAnsi="Cambria Math"/>
+                    <w:i/>
+                  </w:rPr>
+                </m:ctrlPr>
+              </m:sSubPr>
+              <m:e>
+                <m:r>
+                  <w:rPr>
+                    <w:rFonts w:ascii="Cambria Math" w:eastAsiaTheme="minorEastAsia" w:hAnsi="Cambria Math"/>
+                  </w:rPr>
+                  <m:t>a</m:t>
+                </m:r>
+              </m:e>
+              <m:sub>
+                <m:r>
+                  <w:rPr>
+                    <w:rFonts w:ascii="Cambria Math" w:eastAsiaTheme="minorEastAsia" w:hAnsi="Cambria Math"/>
+                  </w:rPr>
+                  <m:t>x</m:t>
+                </m:r>
+              </m:sub>
+            </m:sSub>
+            <m:r>
+              <w:rPr>
+                <w:rFonts w:ascii="Cambria Math" w:eastAsiaTheme="minorEastAsia" w:hAnsi="Cambria Math"/>
+              </w:rPr>
+              <m:t>,</m:t>
+            </m:r>
+            <m:sSub>
+              <m:sSubPr>
+                <m:ctrlPr>
+                  <w:rPr>
+                    <w:rFonts w:ascii="Cambria Math" w:eastAsiaTheme="minorEastAsia" w:hAnsi="Cambria Math"/>
+                    <w:i/>
+                  </w:rPr>
+                </m:ctrlPr>
+              </m:sSubPr>
+              <m:e>
+                <m:r>
+                  <w:rPr>
+                    <w:rFonts w:ascii="Cambria Math" w:eastAsiaTheme="minorEastAsia" w:hAnsi="Cambria Math"/>
+                  </w:rPr>
+                  <m:t>b</m:t>
+                </m:r>
+              </m:e>
+              <m:sub>
+                <m:r>
+                  <w:rPr>
+                    <w:rFonts w:ascii="Cambria Math" w:eastAsiaTheme="minorEastAsia" w:hAnsi="Cambria Math"/>
+                  </w:rPr>
+                  <m:t>x</m:t>
+                </m:r>
+              </m:sub>
+            </m:sSub>
+          </m:e>
+        </m:d>
+      </m:oMath>
+      <w:r>
+        <w:rPr>
+          <w:rFonts w:eastAsiaTheme="minorEastAsia"/>
+        </w:rPr>
+        <w:t>:</w:t>
+      </w:r>
+      <w:r>
+        <w:rPr>
+          <w:rFonts w:eastAsiaTheme="minorEastAsia"/>
+        </w:rPr>
+        <w:t xml:space="preserve"> by definition of infimum and supremum, any </w:t>
+      </w:r>
+    </w:p>
+    <w:p>
+      <w:pPr>
+        <w:rPr>
+          <w:rFonts w:eastAsiaTheme="minorEastAsia"/>
+        </w:rPr>
+      </w:pPr>
+    </w:p>
+    <w:p>
+      <w:pPr>
+        <w:rPr>
+          <w:rFonts w:eastAsiaTheme="minorEastAsia"/>
+        </w:rPr>
+      </w:pPr>
+      <w:r>
+        <w:rPr>
+          <w:rFonts w:eastAsiaTheme="minorEastAsia"/>
+        </w:rPr>
+        <w:t xml:space="preserve">Each equivalence class under this relation forms a </w:t>
+      </w:r>
+      <w:r>
+        <w:rPr>
+          <w:rFonts w:eastAsiaTheme="minorEastAsia"/>
+          <w:i/>
+          <w:iCs/>
+        </w:rPr>
+        <w:t>connected component</w:t>
+      </w:r>
+      <w:r>
+        <w:rPr>
+          <w:rFonts w:eastAsiaTheme="minorEastAsia"/>
+        </w:rPr>
+        <w:t xml:space="preserve"> of </w:t>
+      </w:r>
+      <m:oMath>
+        <m:r>
+          <w:rPr>
+            <w:rFonts w:ascii="Cambria Math" w:eastAsiaTheme="minorEastAsia" w:hAnsi="Cambria Math"/>
+          </w:rPr>
+          <m:t>U</m:t>
+        </m:r>
+      </m:oMath>
+      <w:r>
+        <w:rPr>
+          <w:rFonts w:eastAsiaTheme="minorEastAsia"/>
+        </w:rPr>
+        <w:t xml:space="preserve">. </w:t>
+      </w:r>
+      <w:r>
+        <w:rPr>
+          <w:rFonts w:eastAsiaTheme="minorEastAsia"/>
+        </w:rPr>
+        <w:t xml:space="preserve">Each connected component is also an open interval </w:t>
+      </w:r>
+      <m:oMath>
+        <m:d>
+          <m:dPr>
+            <m:ctrlPr>
+              <w:rPr>
+                <w:rFonts w:ascii="Cambria Math" w:eastAsiaTheme="minorEastAsia" w:hAnsi="Cambria Math"/>
+                <w:i/>
+              </w:rPr>
+            </m:ctrlPr>
+          </m:dPr>
+          <m:e>
+            <m:sSub>
+              <m:sSubPr>
+                <m:ctrlPr>
+                  <w:rPr>
+                    <w:rFonts w:ascii="Cambria Math" w:eastAsiaTheme="minorEastAsia" w:hAnsi="Cambria Math"/>
+                    <w:i/>
+                  </w:rPr>
+                </m:ctrlPr>
+              </m:sSubPr>
+              <m:e>
+                <m:r>
+                  <w:rPr>
+                    <w:rFonts w:ascii="Cambria Math" w:eastAsiaTheme="minorEastAsia" w:hAnsi="Cambria Math"/>
+                  </w:rPr>
+                  <m:t>a</m:t>
+                </m:r>
+              </m:e>
+              <m:sub>
+                <m:r>
+                  <w:rPr>
+                    <w:rFonts w:ascii="Cambria Math" w:eastAsiaTheme="minorEastAsia" w:hAnsi="Cambria Math"/>
+                  </w:rPr>
+                  <m:t>x</m:t>
+                </m:r>
+              </m:sub>
+            </m:sSub>
+            <m:r>
+              <w:rPr>
+                <w:rFonts w:ascii="Cambria Math" w:eastAsiaTheme="minorEastAsia" w:hAnsi="Cambria Math"/>
+              </w:rPr>
+              <m:t>,</m:t>
+            </m:r>
+            <m:sSub>
+              <m:sSubPr>
+                <m:ctrlPr>
+                  <w:rPr>
+                    <w:rFonts w:ascii="Cambria Math" w:eastAsiaTheme="minorEastAsia" w:hAnsi="Cambria Math"/>
+                    <w:i/>
+                  </w:rPr>
+                </m:ctrlPr>
+              </m:sSubPr>
+              <m:e>
+                <m:r>
+                  <w:rPr>
+                    <w:rFonts w:ascii="Cambria Math" w:eastAsiaTheme="minorEastAsia" w:hAnsi="Cambria Math"/>
+                  </w:rPr>
+                  <m:t>b</m:t>
+                </m:r>
+              </m:e>
+              <m:sub>
+                <m:r>
+                  <w:rPr>
+                    <w:rFonts w:ascii="Cambria Math" w:eastAsiaTheme="minorEastAsia" w:hAnsi="Cambria Math"/>
+                  </w:rPr>
+                  <m:t>x</m:t>
+                </m:r>
+              </m:sub>
+            </m:sSub>
+          </m:e>
+        </m:d>
+      </m:oMath>
+      <w:r>
+        <w:rPr>
+          <w:rFonts w:eastAsiaTheme="minorEastAsia"/>
+        </w:rPr>
+        <w:t>. These intervals obviously are mutually disjoint.</w:t>
+      </w:r>
+    </w:p>
+    <w:p>
+      <w:pPr>
+        <w:rPr>
+          <w:rFonts w:eastAsiaTheme="minorEastAsia"/>
+        </w:rPr>
+      </w:pPr>
+    </w:p>
+    <w:p>
+      <w:pPr>
+        <w:rPr>
+          <w:rFonts w:eastAsiaTheme="minorEastAsia"/>
+        </w:rPr>
+      </w:pPr>
+      <w:r>
+        <w:rPr>
+          <w:rFonts w:eastAsiaTheme="minorEastAsia"/>
+          <w:b/>
+          <w:bCs/>
+        </w:rPr>
+        <w:t>Lemma</w:t>
+      </w:r>
+      <w:r>
+        <w:rPr>
+          <w:rFonts w:eastAsiaTheme="minorEastAsia"/>
+        </w:rPr>
+        <w:t xml:space="preserve"> </w:t>
+      </w:r>
+      <w:r>
+        <w:rPr>
+          <w:rFonts w:eastAsiaTheme="minorEastAsia"/>
+          <w:i/>
+          <w:iCs/>
+        </w:rPr>
+        <w:t>The collection of</w:t>
+      </w:r>
+      <w:r>
+        <w:rPr>
+          <w:rFonts w:eastAsiaTheme="minorEastAsia"/>
+          <w:i/>
+          <w:iCs/>
+        </w:rPr>
+        <w:t xml:space="preserve"> open intervals</w:t>
+      </w:r>
+      <w:r>
+        <w:rPr>
+          <w:rFonts w:eastAsiaTheme="minorEastAsia"/>
+          <w:i/>
+          <w:iCs/>
+        </w:rPr>
+        <w:t xml:space="preserve"> is countable</w:t>
+      </w:r>
+    </w:p>
+    <w:p>
+      <w:pPr>
+        <w:rPr>
+          <w:rFonts w:eastAsiaTheme="minorEastAsia"/>
+        </w:rPr>
+      </w:pPr>
+      <w:r>
+        <w:rPr>
+          <w:rFonts w:eastAsiaTheme="minorEastAsia"/>
+        </w:rPr>
+        <w:t xml:space="preserve">Every non-empty open interval </w:t>
+      </w:r>
+      <m:oMath>
+        <m:d>
+          <m:dPr>
+            <m:ctrlPr>
+              <w:rPr>
+                <w:rFonts w:ascii="Cambria Math" w:eastAsiaTheme="minorEastAsia" w:hAnsi="Cambria Math"/>
+                <w:i/>
+              </w:rPr>
+            </m:ctrlPr>
+          </m:dPr>
+          <m:e>
+            <m:sSub>
+              <m:sSubPr>
+                <m:ctrlPr>
+                  <w:rPr>
+                    <w:rFonts w:ascii="Cambria Math" w:eastAsiaTheme="minorEastAsia" w:hAnsi="Cambria Math"/>
+                    <w:i/>
+                  </w:rPr>
+                </m:ctrlPr>
+              </m:sSubPr>
+              <m:e>
+                <m:r>
+                  <w:rPr>
+                    <w:rFonts w:ascii="Cambria Math" w:eastAsiaTheme="minorEastAsia" w:hAnsi="Cambria Math"/>
+                  </w:rPr>
+                  <m:t>a</m:t>
+                </m:r>
+              </m:e>
+              <m:sub>
+                <m:r>
+                  <w:rPr>
+                    <w:rFonts w:ascii="Cambria Math" w:eastAsiaTheme="minorEastAsia" w:hAnsi="Cambria Math"/>
+                  </w:rPr>
+                  <m:t>x</m:t>
+                </m:r>
+              </m:sub>
+            </m:sSub>
+            <m:r>
+              <w:rPr>
+                <w:rFonts w:ascii="Cambria Math" w:eastAsiaTheme="minorEastAsia" w:hAnsi="Cambria Math"/>
+              </w:rPr>
+              <m:t>,</m:t>
+            </m:r>
+            <m:sSub>
+              <m:sSubPr>
+                <m:ctrlPr>
+                  <w:rPr>
+                    <w:rFonts w:ascii="Cambria Math" w:eastAsiaTheme="minorEastAsia" w:hAnsi="Cambria Math"/>
+                    <w:i/>
+                  </w:rPr>
+                </m:ctrlPr>
+              </m:sSubPr>
+              <m:e>
+                <m:r>
+                  <w:rPr>
+                    <w:rFonts w:ascii="Cambria Math" w:eastAsiaTheme="minorEastAsia" w:hAnsi="Cambria Math"/>
+                  </w:rPr>
+                  <m:t>b</m:t>
+                </m:r>
+              </m:e>
+              <m:sub>
+                <m:r>
+                  <w:rPr>
+                    <w:rFonts w:ascii="Cambria Math" w:eastAsiaTheme="minorEastAsia" w:hAnsi="Cambria Math"/>
+                  </w:rPr>
+                  <m:t>x</m:t>
+                </m:r>
+              </m:sub>
+            </m:sSub>
+          </m:e>
+        </m:d>
+      </m:oMath>
       <w:r>
         <w:rPr>
           <w:rFonts w:eastAsiaTheme="minorEastAsia"/>
@@ -3360,54 +4512,11 @@
         </w:rPr>
         <w:t>Map each disjoint</w:t>
       </w:r>
-    </w:p>
-    <w:p>
-      <w:pPr>
-        <w:rPr>
-          <w:rFonts w:eastAsiaTheme="minorEastAsia"/>
-        </w:rPr>
-      </w:pPr>
-    </w:p>
-    <w:p>
-      <w:pPr>
-        <w:rPr>
-          <w:rFonts w:eastAsiaTheme="minorEastAsia"/>
-        </w:rPr>
-      </w:pPr>
-    </w:p>
-    <w:p>
-      <w:pPr>
-        <w:rPr>
-          <w:rFonts w:eastAsiaTheme="minorEastAsia"/>
-        </w:rPr>
-      </w:pPr>
-      <w:r>
-        <w:rPr>
-          <w:rFonts w:eastAsiaTheme="minorEastAsia"/>
-          <w:b/>
-          <w:bCs/>
-        </w:rPr>
-        <w:t>Theorem</w:t>
-      </w:r>
-      <w:r>
-        <w:rPr>
-          <w:rFonts w:eastAsiaTheme="minorEastAsia"/>
-        </w:rPr>
-        <w:t xml:space="preserve"> </w:t>
-      </w:r>
-      <w:r>
-        <w:rPr>
-          <w:rFonts w:eastAsiaTheme="minorEastAsia"/>
-          <w:i/>
-          <w:iCs/>
-        </w:rPr>
-        <w:t>Structure Theorem for Open Sets in</w:t>
-      </w:r>
-      <w:r>
-        <w:rPr>
-          <w:rFonts w:eastAsiaTheme="minorEastAsia"/>
-        </w:rPr>
-        <w:t xml:space="preserve"> </w:t>
+      <w:r>
+        <w:rPr>
+          <w:rFonts w:eastAsiaTheme="minorEastAsia"/>
+        </w:rPr>
+        <w:t xml:space="preserve"> interval to a unique rational number contained within it. Since the set of rational numbers </w:t>
       </w:r>
       <m:oMath>
         <m:r>
@@ -3417,6 +4526,289 @@
           <w:rPr>
             <w:rFonts w:ascii="Cambria Math" w:eastAsiaTheme="minorEastAsia" w:hAnsi="Cambria Math"/>
           </w:rPr>
+          <m:t>Q</m:t>
+        </m:r>
+      </m:oMath>
+      <w:r>
+        <w:rPr>
+          <w:rFonts w:eastAsiaTheme="minorEastAsia"/>
+        </w:rPr>
+        <w:t xml:space="preserve"> is countable, the collection of disjoint open intervals must also be countable</w:t>
+      </w:r>
+    </w:p>
+    <w:p>
+      <w:pPr>
+        <w:rPr>
+          <w:rFonts w:eastAsiaTheme="minorEastAsia"/>
+        </w:rPr>
+      </w:pPr>
+    </w:p>
+    <w:p>
+      <w:pPr>
+        <w:rPr>
+          <w:rFonts w:eastAsiaTheme="minorEastAsia"/>
+        </w:rPr>
+      </w:pPr>
+      <w:r>
+        <w:rPr>
+          <w:rFonts w:eastAsiaTheme="minorEastAsia"/>
+          <w:b/>
+          <w:bCs/>
+        </w:rPr>
+        <w:t>Lemma</w:t>
+      </w:r>
+      <w:r>
+        <w:rPr>
+          <w:rFonts w:eastAsiaTheme="minorEastAsia"/>
+        </w:rPr>
+        <w:t xml:space="preserve"> The union of all disjoint intervals </w:t>
+      </w:r>
+      <m:oMath>
+        <m:sSub>
+          <m:sSubPr>
+            <m:ctrlPr>
+              <w:rPr>
+                <w:rFonts w:ascii="Cambria Math" w:eastAsiaTheme="minorEastAsia" w:hAnsi="Cambria Math"/>
+                <w:i/>
+              </w:rPr>
+            </m:ctrlPr>
+          </m:sSubPr>
+          <m:e>
+            <m:r>
+              <w:rPr>
+                <w:rFonts w:ascii="Cambria Math" w:eastAsiaTheme="minorEastAsia" w:hAnsi="Cambria Math"/>
+              </w:rPr>
+              <m:t>I</m:t>
+            </m:r>
+          </m:e>
+          <m:sub>
+            <m:r>
+              <w:rPr>
+                <w:rFonts w:ascii="Cambria Math" w:eastAsiaTheme="minorEastAsia" w:hAnsi="Cambria Math"/>
+              </w:rPr>
+              <m:t>1</m:t>
+            </m:r>
+          </m:sub>
+        </m:sSub>
+        <m:r>
+          <w:rPr>
+            <w:rFonts w:ascii="Cambria Math" w:eastAsiaTheme="minorEastAsia" w:hAnsi="Cambria Math"/>
+          </w:rPr>
+          <m:t>,</m:t>
+        </m:r>
+        <m:sSub>
+          <m:sSubPr>
+            <m:ctrlPr>
+              <w:rPr>
+                <w:rFonts w:ascii="Cambria Math" w:eastAsiaTheme="minorEastAsia" w:hAnsi="Cambria Math"/>
+                <w:i/>
+              </w:rPr>
+            </m:ctrlPr>
+          </m:sSubPr>
+          <m:e>
+            <m:r>
+              <w:rPr>
+                <w:rFonts w:ascii="Cambria Math" w:eastAsiaTheme="minorEastAsia" w:hAnsi="Cambria Math"/>
+              </w:rPr>
+              <m:t>I</m:t>
+            </m:r>
+          </m:e>
+          <m:sub>
+            <m:r>
+              <w:rPr>
+                <w:rFonts w:ascii="Cambria Math" w:eastAsiaTheme="minorEastAsia" w:hAnsi="Cambria Math"/>
+              </w:rPr>
+              <m:t>2</m:t>
+            </m:r>
+          </m:sub>
+        </m:sSub>
+        <m:r>
+          <w:rPr>
+            <w:rFonts w:ascii="Cambria Math" w:eastAsiaTheme="minorEastAsia" w:hAnsi="Cambria Math"/>
+          </w:rPr>
+          <m:t>,…,</m:t>
+        </m:r>
+        <m:sSub>
+          <m:sSubPr>
+            <m:ctrlPr>
+              <w:rPr>
+                <w:rFonts w:ascii="Cambria Math" w:eastAsiaTheme="minorEastAsia" w:hAnsi="Cambria Math"/>
+                <w:i/>
+              </w:rPr>
+            </m:ctrlPr>
+          </m:sSubPr>
+          <m:e>
+            <m:r>
+              <w:rPr>
+                <w:rFonts w:ascii="Cambria Math" w:eastAsiaTheme="minorEastAsia" w:hAnsi="Cambria Math"/>
+              </w:rPr>
+              <m:t>I</m:t>
+            </m:r>
+          </m:e>
+          <m:sub>
+            <m:r>
+              <w:rPr>
+                <w:rFonts w:ascii="Cambria Math" w:eastAsiaTheme="minorEastAsia" w:hAnsi="Cambria Math"/>
+              </w:rPr>
+              <m:t>k</m:t>
+            </m:r>
+          </m:sub>
+        </m:sSub>
+        <m:r>
+          <w:rPr>
+            <w:rFonts w:ascii="Cambria Math" w:eastAsiaTheme="minorEastAsia" w:hAnsi="Cambria Math"/>
+          </w:rPr>
+          <m:t>,…</m:t>
+        </m:r>
+      </m:oMath>
+      <w:r>
+        <w:rPr>
+          <w:rFonts w:eastAsiaTheme="minorEastAsia"/>
+        </w:rPr>
+        <w:t xml:space="preserve"> which are equivalent classes of </w:t>
+      </w:r>
+      <m:oMath>
+        <m:r>
+          <w:rPr>
+            <w:rFonts w:ascii="Cambria Math" w:eastAsiaTheme="minorEastAsia" w:hAnsi="Cambria Math"/>
+          </w:rPr>
+          <m:t>U</m:t>
+        </m:r>
+      </m:oMath>
+      <w:r>
+        <w:rPr>
+          <w:rFonts w:eastAsiaTheme="minorEastAsia"/>
+        </w:rPr>
+        <w:t xml:space="preserve"> reconstruct the original set </w:t>
+      </w:r>
+      <m:oMath>
+        <m:r>
+          <w:rPr>
+            <w:rFonts w:ascii="Cambria Math" w:eastAsiaTheme="minorEastAsia" w:hAnsi="Cambria Math"/>
+          </w:rPr>
+          <m:t>U</m:t>
+        </m:r>
+      </m:oMath>
+      <w:r>
+        <w:rPr>
+          <w:rFonts w:eastAsiaTheme="minorEastAsia"/>
+        </w:rPr>
+        <w:t xml:space="preserve">:   </w:t>
+      </w:r>
+      <m:oMath>
+        <m:r>
+          <w:rPr>
+            <w:rFonts w:ascii="Cambria Math" w:eastAsiaTheme="minorEastAsia" w:hAnsi="Cambria Math"/>
+          </w:rPr>
+          <m:t>U =</m:t>
+        </m:r>
+        <m:nary>
+          <m:naryPr>
+            <m:chr m:val="⋃"/>
+            <m:limLoc m:val="undOvr"/>
+            <m:ctrlPr>
+              <w:rPr>
+                <w:rFonts w:ascii="Cambria Math" w:eastAsiaTheme="minorEastAsia" w:hAnsi="Cambria Math"/>
+                <w:i/>
+              </w:rPr>
+            </m:ctrlPr>
+          </m:naryPr>
+          <m:sub>
+            <m:r>
+              <w:rPr>
+                <w:rFonts w:ascii="Cambria Math" w:eastAsiaTheme="minorEastAsia" w:hAnsi="Cambria Math"/>
+              </w:rPr>
+              <m:t>k=1</m:t>
+            </m:r>
+          </m:sub>
+          <m:sup>
+            <m:r>
+              <w:rPr>
+                <w:rFonts w:ascii="Cambria Math" w:eastAsiaTheme="minorEastAsia" w:hAnsi="Cambria Math"/>
+              </w:rPr>
+              <m:t>∞</m:t>
+            </m:r>
+          </m:sup>
+          <m:e>
+            <m:sSub>
+              <m:sSubPr>
+                <m:ctrlPr>
+                  <w:rPr>
+                    <w:rFonts w:ascii="Cambria Math" w:eastAsiaTheme="minorEastAsia" w:hAnsi="Cambria Math"/>
+                    <w:i/>
+                  </w:rPr>
+                </m:ctrlPr>
+              </m:sSubPr>
+              <m:e>
+                <m:r>
+                  <w:rPr>
+                    <w:rFonts w:ascii="Cambria Math" w:eastAsiaTheme="minorEastAsia" w:hAnsi="Cambria Math"/>
+                  </w:rPr>
+                  <m:t>I</m:t>
+                </m:r>
+              </m:e>
+              <m:sub>
+                <m:r>
+                  <w:rPr>
+                    <w:rFonts w:ascii="Cambria Math" w:eastAsiaTheme="minorEastAsia" w:hAnsi="Cambria Math"/>
+                  </w:rPr>
+                  <m:t>k</m:t>
+                </m:r>
+              </m:sub>
+            </m:sSub>
+          </m:e>
+        </m:nary>
+      </m:oMath>
+    </w:p>
+    <w:p>
+      <w:pPr>
+        <w:rPr>
+          <w:rFonts w:eastAsiaTheme="minorEastAsia"/>
+        </w:rPr>
+      </w:pPr>
+    </w:p>
+    <w:p>
+      <w:pPr>
+        <w:rPr>
+          <w:rFonts w:eastAsiaTheme="minorEastAsia"/>
+        </w:rPr>
+      </w:pPr>
+      <w:r>
+        <w:rPr>
+          <w:rFonts w:eastAsiaTheme="minorEastAsia"/>
+          <w:b/>
+          <w:bCs/>
+        </w:rPr>
+        <w:t>Theorem</w:t>
+      </w:r>
+      <w:r>
+        <w:rPr>
+          <w:rFonts w:eastAsiaTheme="minorEastAsia"/>
+        </w:rPr>
+        <w:t xml:space="preserve"> </w:t>
+      </w:r>
+      <w:r>
+        <w:rPr>
+          <w:rFonts w:eastAsiaTheme="minorEastAsia"/>
+          <w:i/>
+          <w:iCs/>
+        </w:rPr>
+        <w:t xml:space="preserve">Structure Theorem for Open Sets </w:t>
+      </w:r>
+      <w:r>
+        <w:rPr>
+          <w:rFonts w:eastAsiaTheme="minorEastAsia"/>
+        </w:rPr>
+        <w:t xml:space="preserve">in </w:t>
+      </w:r>
+      <m:oMath>
+        <m:r>
+          <m:rPr>
+            <m:scr m:val="double-struck"/>
+          </m:rPr>
+          <w:rPr>
+            <w:rFonts w:ascii="Cambria Math" w:eastAsiaTheme="minorEastAsia" w:hAnsi="Cambria Math"/>
+          </w:rPr>
           <m:t>R</m:t>
         </m:r>
       </m:oMath>
@@ -3427,6 +4819,951 @@
           <w:rFonts w:eastAsiaTheme="minorEastAsia"/>
         </w:rPr>
       </w:pPr>
+      <w:r>
+        <w:rPr>
+          <w:rFonts w:eastAsiaTheme="minorEastAsia"/>
+        </w:rPr>
+        <w:t xml:space="preserve">Every open subset of </w:t>
+      </w:r>
+      <m:oMath>
+        <m:r>
+          <m:rPr>
+            <m:scr m:val="double-struck"/>
+          </m:rPr>
+          <w:rPr>
+            <w:rFonts w:ascii="Cambria Math" w:eastAsiaTheme="minorEastAsia" w:hAnsi="Cambria Math"/>
+          </w:rPr>
+          <m:t>R</m:t>
+        </m:r>
+      </m:oMath>
+      <w:r>
+        <w:rPr>
+          <w:rFonts w:eastAsiaTheme="minorEastAsia"/>
+        </w:rPr>
+        <w:t xml:space="preserve"> can be uniquely expressed as a countable union of pairwise disjoint open intervals.</w:t>
+      </w:r>
+    </w:p>
+    <w:p>
+      <w:pPr>
+        <w:rPr>
+          <w:rFonts w:eastAsiaTheme="minorEastAsia"/>
+        </w:rPr>
+      </w:pPr>
+    </w:p>
+    <w:p>
+      <w:pPr>
+        <w:rPr>
+          <w:rFonts w:eastAsiaTheme="minorEastAsia"/>
+        </w:rPr>
+      </w:pPr>
+      <w:r>
+        <w:rPr>
+          <w:rFonts w:eastAsiaTheme="minorEastAsia"/>
+          <w:u w:val="single"/>
+        </w:rPr>
+        <w:t>Proof</w:t>
+      </w:r>
+      <w:r>
+        <w:rPr>
+          <w:rFonts w:eastAsiaTheme="minorEastAsia"/>
+        </w:rPr>
+        <w:t>:</w:t>
+      </w:r>
+    </w:p>
+    <w:p>
+      <w:pPr>
+        <w:rPr>
+          <w:rFonts w:eastAsiaTheme="minorEastAsia"/>
+        </w:rPr>
+      </w:pPr>
+      <w:r>
+        <w:rPr>
+          <w:rFonts w:eastAsiaTheme="minorEastAsia"/>
+        </w:rPr>
+        <w:t xml:space="preserve">First, we define equivalence relation </w:t>
+      </w:r>
+      <m:oMath>
+        <m:r>
+          <w:rPr>
+            <w:rFonts w:ascii="Cambria Math" w:eastAsiaTheme="minorEastAsia" w:hAnsi="Cambria Math"/>
+          </w:rPr>
+          <m:t>~</m:t>
+        </m:r>
+      </m:oMath>
+      <w:r>
+        <w:rPr>
+          <w:rFonts w:eastAsiaTheme="minorEastAsia"/>
+        </w:rPr>
+        <w:t xml:space="preserve"> </w:t>
+      </w:r>
+      <w:r>
+        <w:rPr>
+          <w:rFonts w:eastAsiaTheme="minorEastAsia"/>
+        </w:rPr>
+        <w:t xml:space="preserve">in </w:t>
+      </w:r>
+      <m:oMath>
+        <m:r>
+          <m:rPr>
+            <m:scr m:val="double-struck"/>
+          </m:rPr>
+          <w:rPr>
+            <w:rFonts w:ascii="Cambria Math" w:eastAsiaTheme="minorEastAsia" w:hAnsi="Cambria Math"/>
+          </w:rPr>
+          <m:t>R</m:t>
+        </m:r>
+      </m:oMath>
+    </w:p>
+    <w:p>
+      <w:pPr>
+        <w:rPr>
+          <w:rFonts w:eastAsiaTheme="minorEastAsia"/>
+          <w:strike/>
+        </w:rPr>
+      </w:pPr>
+      <w:r>
+        <w:rPr>
+          <w:rFonts w:eastAsiaTheme="minorEastAsia"/>
+          <w:strike/>
+        </w:rPr>
+        <w:t xml:space="preserve"> For any two points </w:t>
+      </w:r>
+      <m:oMath>
+        <m:r>
+          <w:rPr>
+            <w:rFonts w:ascii="Cambria Math" w:eastAsiaTheme="minorEastAsia" w:hAnsi="Cambria Math"/>
+            <w:strike/>
+          </w:rPr>
+          <m:t>x, y∈U</m:t>
+        </m:r>
+      </m:oMath>
+      <w:r>
+        <w:rPr>
+          <w:rFonts w:eastAsiaTheme="minorEastAsia"/>
+          <w:strike/>
+        </w:rPr>
+        <w:t xml:space="preserve"> (assume </w:t>
+      </w:r>
+      <m:oMath>
+        <m:r>
+          <w:rPr>
+            <w:rFonts w:ascii="Cambria Math" w:eastAsiaTheme="minorEastAsia" w:hAnsi="Cambria Math"/>
+            <w:strike/>
+          </w:rPr>
+          <m:t xml:space="preserve">x ≤ y </m:t>
+        </m:r>
+      </m:oMath>
+      <w:r>
+        <w:rPr>
+          <w:rFonts w:eastAsiaTheme="minorEastAsia"/>
+          <w:strike/>
+        </w:rPr>
+        <w:t xml:space="preserve">) , define a relation </w:t>
+      </w:r>
+      <m:oMath>
+        <m:r>
+          <w:rPr>
+            <w:rFonts w:ascii="Cambria Math" w:eastAsiaTheme="minorEastAsia" w:hAnsi="Cambria Math"/>
+            <w:strike/>
+          </w:rPr>
+          <m:t>~</m:t>
+        </m:r>
+      </m:oMath>
+      <w:r>
+        <w:rPr>
+          <w:rFonts w:eastAsiaTheme="minorEastAsia"/>
+          <w:strike/>
+        </w:rPr>
+        <w:t xml:space="preserve"> : </w:t>
+      </w:r>
+    </w:p>
+    <w:p>
+      <w:pPr>
+        <w:rPr>
+          <w:rFonts w:eastAsiaTheme="minorEastAsia"/>
+          <w:strike/>
+        </w:rPr>
+      </w:pPr>
+      <w:r>
+        <w:rPr>
+          <w:rFonts w:eastAsiaTheme="minorEastAsia"/>
+          <w:strike/>
+        </w:rPr>
+        <w:t xml:space="preserve">     </w:t>
+      </w:r>
+      <m:oMath>
+        <m:r>
+          <w:rPr>
+            <w:rFonts w:ascii="Cambria Math" w:eastAsiaTheme="minorEastAsia" w:hAnsi="Cambria Math"/>
+            <w:strike/>
+          </w:rPr>
+          <m:t>x ~ y⟺</m:t>
+        </m:r>
+        <m:d>
+          <m:dPr>
+            <m:begChr m:val="["/>
+            <m:endChr m:val="]"/>
+            <m:ctrlPr>
+              <w:rPr>
+                <w:rFonts w:ascii="Cambria Math" w:eastAsiaTheme="minorEastAsia" w:hAnsi="Cambria Math"/>
+                <w:i/>
+                <w:strike/>
+              </w:rPr>
+            </m:ctrlPr>
+          </m:dPr>
+          <m:e>
+            <m:r>
+              <w:rPr>
+                <w:rFonts w:ascii="Cambria Math" w:eastAsiaTheme="minorEastAsia" w:hAnsi="Cambria Math"/>
+                <w:strike/>
+              </w:rPr>
+              <m:t>x,y</m:t>
+            </m:r>
+          </m:e>
+        </m:d>
+        <m:r>
+          <w:rPr>
+            <w:rFonts w:ascii="Cambria Math" w:eastAsiaTheme="minorEastAsia" w:hAnsi="Cambria Math"/>
+            <w:strike/>
+          </w:rPr>
+          <m:t>⊂U</m:t>
+        </m:r>
+      </m:oMath>
+      <w:r>
+        <w:rPr>
+          <w:rFonts w:eastAsiaTheme="minorEastAsia"/>
+          <w:strike/>
+        </w:rPr>
+        <w:t xml:space="preserve"> </w:t>
+      </w:r>
+    </w:p>
+    <w:p>
+      <w:pPr>
+        <w:rPr>
+          <w:rFonts w:eastAsiaTheme="minorEastAsia"/>
+          <w:strike/>
+        </w:rPr>
+      </w:pPr>
+      <w:r>
+        <w:rPr>
+          <w:rFonts w:eastAsiaTheme="minorEastAsia"/>
+          <w:strike/>
+        </w:rPr>
+        <w:t>The relation ~ is:</w:t>
+      </w:r>
+    </w:p>
+    <w:p>
+      <w:pPr>
+        <w:rPr>
+          <w:rFonts w:eastAsiaTheme="minorEastAsia"/>
+          <w:strike/>
+        </w:rPr>
+      </w:pPr>
+      <w:r>
+        <w:rPr>
+          <w:rFonts w:eastAsiaTheme="minorEastAsia"/>
+          <w:strike/>
+        </w:rPr>
+        <w:t xml:space="preserve">   - reflexive: </w:t>
+      </w:r>
+      <m:oMath>
+        <m:r>
+          <w:rPr>
+            <w:rFonts w:ascii="Cambria Math" w:eastAsiaTheme="minorEastAsia" w:hAnsi="Cambria Math"/>
+            <w:strike/>
+          </w:rPr>
+          <m:t>x ~ x</m:t>
+        </m:r>
+      </m:oMath>
+      <w:r>
+        <w:rPr>
+          <w:rFonts w:eastAsiaTheme="minorEastAsia"/>
+          <w:strike/>
+        </w:rPr>
+        <w:t xml:space="preserve"> because </w:t>
+      </w:r>
+      <m:oMath>
+        <m:d>
+          <m:dPr>
+            <m:begChr m:val="["/>
+            <m:endChr m:val="]"/>
+            <m:ctrlPr>
+              <w:rPr>
+                <w:rFonts w:ascii="Cambria Math" w:eastAsiaTheme="minorEastAsia" w:hAnsi="Cambria Math"/>
+                <w:i/>
+                <w:strike/>
+              </w:rPr>
+            </m:ctrlPr>
+          </m:dPr>
+          <m:e>
+            <m:r>
+              <w:rPr>
+                <w:rFonts w:ascii="Cambria Math" w:eastAsiaTheme="minorEastAsia" w:hAnsi="Cambria Math"/>
+                <w:strike/>
+              </w:rPr>
+              <m:t>x,</m:t>
+            </m:r>
+            <m:r>
+              <w:rPr>
+                <w:rFonts w:ascii="Cambria Math" w:eastAsiaTheme="minorEastAsia" w:hAnsi="Cambria Math"/>
+                <w:strike/>
+              </w:rPr>
+              <m:t>x</m:t>
+            </m:r>
+          </m:e>
+        </m:d>
+        <m:r>
+          <w:rPr>
+            <w:rFonts w:ascii="Cambria Math" w:eastAsiaTheme="minorEastAsia" w:hAnsi="Cambria Math"/>
+            <w:strike/>
+          </w:rPr>
+          <m:t>=</m:t>
+        </m:r>
+        <m:d>
+          <m:dPr>
+            <m:begChr m:val="{"/>
+            <m:endChr m:val="}"/>
+            <m:ctrlPr>
+              <w:rPr>
+                <w:rFonts w:ascii="Cambria Math" w:eastAsiaTheme="minorEastAsia" w:hAnsi="Cambria Math"/>
+                <w:i/>
+                <w:strike/>
+              </w:rPr>
+            </m:ctrlPr>
+          </m:dPr>
+          <m:e>
+            <m:r>
+              <w:rPr>
+                <w:rFonts w:ascii="Cambria Math" w:eastAsiaTheme="minorEastAsia" w:hAnsi="Cambria Math"/>
+                <w:strike/>
+              </w:rPr>
+              <m:t>x</m:t>
+            </m:r>
+          </m:e>
+        </m:d>
+        <m:r>
+          <w:rPr>
+            <w:rFonts w:ascii="Cambria Math" w:eastAsiaTheme="minorEastAsia" w:hAnsi="Cambria Math"/>
+            <w:strike/>
+          </w:rPr>
+          <m:t>⊂U</m:t>
+        </m:r>
+      </m:oMath>
+    </w:p>
+    <w:p>
+      <w:pPr>
+        <w:rPr>
+          <w:rFonts w:eastAsiaTheme="minorEastAsia"/>
+          <w:strike/>
+        </w:rPr>
+      </w:pPr>
+      <w:r>
+        <w:rPr>
+          <w:rFonts w:eastAsiaTheme="minorEastAsia"/>
+          <w:strike/>
+        </w:rPr>
+        <w:t xml:space="preserve">   - symmetric: if </w:t>
+      </w:r>
+      <m:oMath>
+        <m:d>
+          <m:dPr>
+            <m:begChr m:val="["/>
+            <m:endChr m:val="]"/>
+            <m:ctrlPr>
+              <w:rPr>
+                <w:rFonts w:ascii="Cambria Math" w:eastAsiaTheme="minorEastAsia" w:hAnsi="Cambria Math"/>
+                <w:i/>
+                <w:strike/>
+              </w:rPr>
+            </m:ctrlPr>
+          </m:dPr>
+          <m:e>
+            <m:r>
+              <w:rPr>
+                <w:rFonts w:ascii="Cambria Math" w:eastAsiaTheme="minorEastAsia" w:hAnsi="Cambria Math"/>
+                <w:strike/>
+              </w:rPr>
+              <m:t>x,y</m:t>
+            </m:r>
+          </m:e>
+        </m:d>
+        <m:r>
+          <w:rPr>
+            <w:rFonts w:ascii="Cambria Math" w:eastAsiaTheme="minorEastAsia" w:hAnsi="Cambria Math"/>
+            <w:strike/>
+          </w:rPr>
+          <m:t>⊂U</m:t>
+        </m:r>
+      </m:oMath>
+      <w:r>
+        <w:rPr>
+          <w:rFonts w:eastAsiaTheme="minorEastAsia"/>
+          <w:strike/>
+        </w:rPr>
+        <w:t xml:space="preserve">, then </w:t>
+      </w:r>
+      <m:oMath>
+        <m:d>
+          <m:dPr>
+            <m:begChr m:val="["/>
+            <m:endChr m:val="]"/>
+            <m:ctrlPr>
+              <w:rPr>
+                <w:rFonts w:ascii="Cambria Math" w:eastAsiaTheme="minorEastAsia" w:hAnsi="Cambria Math"/>
+                <w:i/>
+                <w:strike/>
+              </w:rPr>
+            </m:ctrlPr>
+          </m:dPr>
+          <m:e>
+            <m:r>
+              <w:rPr>
+                <w:rFonts w:ascii="Cambria Math" w:eastAsiaTheme="minorEastAsia" w:hAnsi="Cambria Math"/>
+                <w:strike/>
+              </w:rPr>
+              <m:t>y</m:t>
+            </m:r>
+            <m:r>
+              <w:rPr>
+                <w:rFonts w:ascii="Cambria Math" w:eastAsiaTheme="minorEastAsia" w:hAnsi="Cambria Math"/>
+                <w:strike/>
+              </w:rPr>
+              <m:t>,</m:t>
+            </m:r>
+            <m:r>
+              <w:rPr>
+                <w:rFonts w:ascii="Cambria Math" w:eastAsiaTheme="minorEastAsia" w:hAnsi="Cambria Math"/>
+                <w:strike/>
+              </w:rPr>
+              <m:t>x</m:t>
+            </m:r>
+          </m:e>
+        </m:d>
+        <m:r>
+          <w:rPr>
+            <w:rFonts w:ascii="Cambria Math" w:eastAsiaTheme="minorEastAsia" w:hAnsi="Cambria Math"/>
+            <w:strike/>
+          </w:rPr>
+          <m:t>⊂U</m:t>
+        </m:r>
+      </m:oMath>
+      <w:r>
+        <w:rPr>
+          <w:rFonts w:eastAsiaTheme="minorEastAsia"/>
+          <w:strike/>
+        </w:rPr>
+        <w:t xml:space="preserve"> so </w:t>
+      </w:r>
+      <m:oMath>
+        <m:r>
+          <w:rPr>
+            <w:rFonts w:ascii="Cambria Math" w:eastAsiaTheme="minorEastAsia" w:hAnsi="Cambria Math"/>
+            <w:strike/>
+          </w:rPr>
+          <m:t>x ~ y</m:t>
+        </m:r>
+        <m:r>
+          <w:rPr>
+            <w:rFonts w:ascii="Cambria Math" w:eastAsiaTheme="minorEastAsia" w:hAnsi="Cambria Math"/>
+            <w:strike/>
+          </w:rPr>
+          <m:t>⟹y</m:t>
+        </m:r>
+        <m:r>
+          <w:rPr>
+            <w:rFonts w:ascii="Cambria Math" w:eastAsiaTheme="minorEastAsia" w:hAnsi="Cambria Math"/>
+            <w:strike/>
+          </w:rPr>
+          <m:t xml:space="preserve"> ~ </m:t>
+        </m:r>
+        <m:r>
+          <w:rPr>
+            <w:rFonts w:ascii="Cambria Math" w:eastAsiaTheme="minorEastAsia" w:hAnsi="Cambria Math"/>
+            <w:strike/>
+          </w:rPr>
+          <m:t>x</m:t>
+        </m:r>
+      </m:oMath>
+    </w:p>
+    <w:p>
+      <w:pPr>
+        <w:rPr>
+          <w:rFonts w:eastAsiaTheme="minorEastAsia"/>
+          <w:strike/>
+        </w:rPr>
+      </w:pPr>
+      <w:r>
+        <w:rPr>
+          <w:rFonts w:eastAsiaTheme="minorEastAsia"/>
+          <w:strike/>
+        </w:rPr>
+        <w:t xml:space="preserve">   - transitive: if </w:t>
+      </w:r>
+      <m:oMath>
+        <m:r>
+          <w:rPr>
+            <w:rFonts w:ascii="Cambria Math" w:eastAsiaTheme="minorEastAsia" w:hAnsi="Cambria Math"/>
+            <w:strike/>
+          </w:rPr>
+          <m:t xml:space="preserve">x ~ </m:t>
+        </m:r>
+        <m:r>
+          <w:rPr>
+            <w:rFonts w:ascii="Cambria Math" w:eastAsiaTheme="minorEastAsia" w:hAnsi="Cambria Math"/>
+            <w:strike/>
+          </w:rPr>
+          <m:t>y</m:t>
+        </m:r>
+      </m:oMath>
+      <w:r>
+        <w:rPr>
+          <w:rFonts w:eastAsiaTheme="minorEastAsia"/>
+          <w:strike/>
+        </w:rPr>
+        <w:t xml:space="preserve"> and </w:t>
+      </w:r>
+      <m:oMath>
+        <m:r>
+          <w:rPr>
+            <w:rFonts w:ascii="Cambria Math" w:eastAsiaTheme="minorEastAsia" w:hAnsi="Cambria Math"/>
+            <w:strike/>
+          </w:rPr>
+          <m:t>y</m:t>
+        </m:r>
+        <m:r>
+          <w:rPr>
+            <w:rFonts w:ascii="Cambria Math" w:eastAsiaTheme="minorEastAsia" w:hAnsi="Cambria Math"/>
+            <w:strike/>
+          </w:rPr>
+          <m:t xml:space="preserve"> ~ </m:t>
+        </m:r>
+        <m:r>
+          <w:rPr>
+            <w:rFonts w:ascii="Cambria Math" w:eastAsiaTheme="minorEastAsia" w:hAnsi="Cambria Math"/>
+            <w:strike/>
+          </w:rPr>
+          <m:t>z</m:t>
+        </m:r>
+      </m:oMath>
+      <w:r>
+        <w:rPr>
+          <w:rFonts w:eastAsiaTheme="minorEastAsia"/>
+          <w:strike/>
+        </w:rPr>
+        <w:t xml:space="preserve"> (with </w:t>
+      </w:r>
+      <m:oMath>
+        <m:r>
+          <w:rPr>
+            <w:rFonts w:ascii="Cambria Math" w:eastAsiaTheme="minorEastAsia" w:hAnsi="Cambria Math"/>
+            <w:strike/>
+          </w:rPr>
+          <m:t>x≤y≤z</m:t>
+        </m:r>
+      </m:oMath>
+      <w:r>
+        <w:rPr>
+          <w:rFonts w:eastAsiaTheme="minorEastAsia"/>
+          <w:strike/>
+        </w:rPr>
+        <w:t xml:space="preserve">), then </w:t>
+      </w:r>
+      <m:oMath>
+        <m:d>
+          <m:dPr>
+            <m:begChr m:val="["/>
+            <m:endChr m:val="]"/>
+            <m:ctrlPr>
+              <w:rPr>
+                <w:rFonts w:ascii="Cambria Math" w:eastAsiaTheme="minorEastAsia" w:hAnsi="Cambria Math"/>
+                <w:i/>
+                <w:strike/>
+              </w:rPr>
+            </m:ctrlPr>
+          </m:dPr>
+          <m:e>
+            <m:r>
+              <w:rPr>
+                <w:rFonts w:ascii="Cambria Math" w:eastAsiaTheme="minorEastAsia" w:hAnsi="Cambria Math"/>
+                <w:strike/>
+              </w:rPr>
+              <m:t>x,y</m:t>
+            </m:r>
+          </m:e>
+        </m:d>
+        <m:r>
+          <w:rPr>
+            <w:rFonts w:ascii="Cambria Math" w:eastAsiaTheme="minorEastAsia" w:hAnsi="Cambria Math"/>
+            <w:strike/>
+          </w:rPr>
+          <m:t>⊂U</m:t>
+        </m:r>
+      </m:oMath>
+      <w:r>
+        <w:rPr>
+          <w:rFonts w:eastAsiaTheme="minorEastAsia"/>
+          <w:strike/>
+        </w:rPr>
+        <w:t xml:space="preserve"> and </w:t>
+      </w:r>
+      <m:oMath>
+        <m:d>
+          <m:dPr>
+            <m:begChr m:val="["/>
+            <m:endChr m:val="]"/>
+            <m:ctrlPr>
+              <w:rPr>
+                <w:rFonts w:ascii="Cambria Math" w:eastAsiaTheme="minorEastAsia" w:hAnsi="Cambria Math"/>
+                <w:i/>
+                <w:strike/>
+              </w:rPr>
+            </m:ctrlPr>
+          </m:dPr>
+          <m:e>
+            <m:r>
+              <w:rPr>
+                <w:rFonts w:ascii="Cambria Math" w:eastAsiaTheme="minorEastAsia" w:hAnsi="Cambria Math"/>
+                <w:strike/>
+              </w:rPr>
+              <m:t>y</m:t>
+            </m:r>
+            <m:r>
+              <w:rPr>
+                <w:rFonts w:ascii="Cambria Math" w:eastAsiaTheme="minorEastAsia" w:hAnsi="Cambria Math"/>
+                <w:strike/>
+              </w:rPr>
+              <m:t>,</m:t>
+            </m:r>
+            <m:r>
+              <w:rPr>
+                <w:rFonts w:ascii="Cambria Math" w:eastAsiaTheme="minorEastAsia" w:hAnsi="Cambria Math"/>
+                <w:strike/>
+              </w:rPr>
+              <m:t>z</m:t>
+            </m:r>
+          </m:e>
+        </m:d>
+        <m:r>
+          <w:rPr>
+            <w:rFonts w:ascii="Cambria Math" w:eastAsiaTheme="minorEastAsia" w:hAnsi="Cambria Math"/>
+            <w:strike/>
+          </w:rPr>
+          <m:t>⊂U</m:t>
+        </m:r>
+      </m:oMath>
+      <w:r>
+        <w:rPr>
+          <w:rFonts w:eastAsiaTheme="minorEastAsia"/>
+          <w:strike/>
+        </w:rPr>
+        <w:t xml:space="preserve">. Their union is </w:t>
+      </w:r>
+      <m:oMath>
+        <m:d>
+          <m:dPr>
+            <m:begChr m:val="["/>
+            <m:endChr m:val="]"/>
+            <m:ctrlPr>
+              <w:rPr>
+                <w:rFonts w:ascii="Cambria Math" w:eastAsiaTheme="minorEastAsia" w:hAnsi="Cambria Math"/>
+                <w:i/>
+                <w:strike/>
+              </w:rPr>
+            </m:ctrlPr>
+          </m:dPr>
+          <m:e>
+            <m:r>
+              <w:rPr>
+                <w:rFonts w:ascii="Cambria Math" w:eastAsiaTheme="minorEastAsia" w:hAnsi="Cambria Math"/>
+                <w:strike/>
+              </w:rPr>
+              <m:t>x,</m:t>
+            </m:r>
+            <m:r>
+              <w:rPr>
+                <w:rFonts w:ascii="Cambria Math" w:eastAsiaTheme="minorEastAsia" w:hAnsi="Cambria Math"/>
+                <w:strike/>
+              </w:rPr>
+              <m:t>z</m:t>
+            </m:r>
+          </m:e>
+        </m:d>
+        <m:r>
+          <w:rPr>
+            <w:rFonts w:ascii="Cambria Math" w:eastAsiaTheme="minorEastAsia" w:hAnsi="Cambria Math"/>
+            <w:strike/>
+          </w:rPr>
+          <m:t>⊂U</m:t>
+        </m:r>
+      </m:oMath>
+      <w:r>
+        <w:rPr>
+          <w:rFonts w:eastAsiaTheme="minorEastAsia"/>
+          <w:strike/>
+        </w:rPr>
+        <w:t xml:space="preserve">, meaning </w:t>
+      </w:r>
+      <m:oMath>
+        <m:r>
+          <w:rPr>
+            <w:rFonts w:ascii="Cambria Math" w:eastAsiaTheme="minorEastAsia" w:hAnsi="Cambria Math"/>
+            <w:strike/>
+          </w:rPr>
+          <m:t>x ~ z</m:t>
+        </m:r>
+      </m:oMath>
+      <w:r>
+        <w:rPr>
+          <w:rFonts w:eastAsiaTheme="minorEastAsia"/>
+          <w:strike/>
+        </w:rPr>
+        <w:t>.</w:t>
+      </w:r>
+    </w:p>
+    <w:p>
+      <w:pPr>
+        <w:rPr>
+          <w:rFonts w:eastAsiaTheme="minorEastAsia"/>
+        </w:rPr>
+      </w:pPr>
+      <w:r>
+        <w:rPr>
+          <w:rFonts w:eastAsiaTheme="minorEastAsia"/>
+        </w:rPr>
+        <w:t xml:space="preserve">Next, we </w:t>
+      </w:r>
+      <w:r>
+        <w:rPr>
+          <w:rFonts w:eastAsiaTheme="minorEastAsia"/>
+        </w:rPr>
+        <w:t>use the lemma stating</w:t>
+      </w:r>
+      <w:r>
+        <w:rPr>
+          <w:rFonts w:eastAsiaTheme="minorEastAsia"/>
+        </w:rPr>
+        <w:t xml:space="preserve"> that equivalence classes are open intervals-</w:t>
+      </w:r>
+    </w:p>
+    <w:p>
+      <w:pPr>
+        <w:rPr>
+          <w:rFonts w:eastAsiaTheme="minorEastAsia"/>
+          <w:strike/>
+        </w:rPr>
+      </w:pPr>
+      <w:r>
+        <w:rPr>
+          <w:rFonts w:eastAsiaTheme="minorEastAsia"/>
+          <w:strike/>
+        </w:rPr>
+        <w:t xml:space="preserve">  Let </w:t>
+      </w:r>
+      <m:oMath>
+        <m:sSub>
+          <m:sSubPr>
+            <m:ctrlPr>
+              <w:rPr>
+                <w:rFonts w:ascii="Cambria Math" w:eastAsiaTheme="minorEastAsia" w:hAnsi="Cambria Math"/>
+                <w:i/>
+                <w:strike/>
+              </w:rPr>
+            </m:ctrlPr>
+          </m:sSubPr>
+          <m:e>
+            <m:r>
+              <w:rPr>
+                <w:rFonts w:ascii="Cambria Math" w:eastAsiaTheme="minorEastAsia" w:hAnsi="Cambria Math"/>
+                <w:strike/>
+              </w:rPr>
+              <m:t>I</m:t>
+            </m:r>
+          </m:e>
+          <m:sub>
+            <m:r>
+              <w:rPr>
+                <w:rFonts w:ascii="Cambria Math" w:eastAsiaTheme="minorEastAsia" w:hAnsi="Cambria Math"/>
+                <w:strike/>
+              </w:rPr>
+              <m:t>x</m:t>
+            </m:r>
+          </m:sub>
+        </m:sSub>
+      </m:oMath>
+      <w:r>
+        <w:rPr>
+          <w:rFonts w:eastAsiaTheme="minorEastAsia"/>
+          <w:strike/>
+        </w:rPr>
+        <w:t xml:space="preserve"> be the equivalence class containing </w:t>
+      </w:r>
+      <m:oMath>
+        <m:r>
+          <w:rPr>
+            <w:rFonts w:ascii="Cambria Math" w:eastAsiaTheme="minorEastAsia" w:hAnsi="Cambria Math"/>
+            <w:strike/>
+          </w:rPr>
+          <m:t>x∈U</m:t>
+        </m:r>
+      </m:oMath>
+      <w:r>
+        <w:rPr>
+          <w:rFonts w:eastAsiaTheme="minorEastAsia"/>
+          <w:strike/>
+        </w:rPr>
+        <w:t>. Define the bounds of this class as:</w:t>
+      </w:r>
+    </w:p>
+    <w:p>
+      <w:pPr>
+        <w:rPr>
+          <w:rFonts w:eastAsiaTheme="minorEastAsia"/>
+        </w:rPr>
+      </w:pPr>
+      <w:r>
+        <w:rPr>
+          <w:rFonts w:eastAsiaTheme="minorEastAsia"/>
+          <w:strike/>
+        </w:rPr>
+        <w:t xml:space="preserve">    </w:t>
+      </w:r>
+      <m:oMath>
+        <m:sSub>
+          <m:sSubPr>
+            <m:ctrlPr>
+              <w:rPr>
+                <w:rFonts w:ascii="Cambria Math" w:eastAsiaTheme="minorEastAsia" w:hAnsi="Cambria Math"/>
+                <w:i/>
+                <w:strike/>
+              </w:rPr>
+            </m:ctrlPr>
+          </m:sSubPr>
+          <m:e>
+            <m:r>
+              <w:rPr>
+                <w:rFonts w:ascii="Cambria Math" w:eastAsiaTheme="minorEastAsia" w:hAnsi="Cambria Math"/>
+                <w:strike/>
+              </w:rPr>
+              <m:t>a</m:t>
+            </m:r>
+          </m:e>
+          <m:sub>
+            <m:r>
+              <w:rPr>
+                <w:rFonts w:ascii="Cambria Math" w:eastAsiaTheme="minorEastAsia" w:hAnsi="Cambria Math"/>
+                <w:strike/>
+              </w:rPr>
+              <m:t>x</m:t>
+            </m:r>
+          </m:sub>
+        </m:sSub>
+        <m:r>
+          <w:rPr>
+            <w:rFonts w:ascii="Cambria Math" w:eastAsiaTheme="minorEastAsia" w:hAnsi="Cambria Math"/>
+            <w:strike/>
+          </w:rPr>
+          <m:t>=</m:t>
+        </m:r>
+        <m:func>
+          <m:funcPr>
+            <m:ctrlPr>
+              <w:rPr>
+                <w:rFonts w:ascii="Cambria Math" w:eastAsiaTheme="minorEastAsia" w:hAnsi="Cambria Math"/>
+                <w:i/>
+                <w:strike/>
+              </w:rPr>
+            </m:ctrlPr>
+          </m:funcPr>
+          <m:fName>
+            <m:r>
+              <m:rPr>
+                <m:sty m:val="p"/>
+              </m:rPr>
+              <w:rPr>
+                <w:rFonts w:ascii="Cambria Math" w:eastAsiaTheme="minorEastAsia" w:hAnsi="Cambria Math"/>
+                <w:strike/>
+              </w:rPr>
+              <m:t>inf</m:t>
+            </m:r>
+          </m:fName>
+          <m:e>
+            <m:d>
+              <m:dPr>
+                <m:ctrlPr>
+                  <w:rPr>
+                    <w:rFonts w:ascii="Cambria Math" w:eastAsiaTheme="minorEastAsia" w:hAnsi="Cambria Math"/>
+                    <w:i/>
+                    <w:strike/>
+                  </w:rPr>
+                </m:ctrlPr>
+              </m:dPr>
+              <m:e>
+                <m:sSub>
+                  <m:sSubPr>
+                    <m:ctrlPr>
+                      <w:rPr>
+                        <w:rFonts w:ascii="Cambria Math" w:eastAsiaTheme="minorEastAsia" w:hAnsi="Cambria Math"/>
+                        <w:i/>
+                        <w:strike/>
+                      </w:rPr>
+                    </m:ctrlPr>
+                  </m:sSubPr>
+                  <m:e>
+                    <m:r>
+                      <w:rPr>
+                        <w:rFonts w:ascii="Cambria Math" w:eastAsiaTheme="minorEastAsia" w:hAnsi="Cambria Math"/>
+                        <w:strike/>
+                      </w:rPr>
+                      <m:t>I</m:t>
+                    </m:r>
+                  </m:e>
+                  <m:sub>
+                    <m:r>
+                      <w:rPr>
+                        <w:rFonts w:ascii="Cambria Math" w:eastAsiaTheme="minorEastAsia" w:hAnsi="Cambria Math"/>
+                        <w:strike/>
+                      </w:rPr>
+                      <m:t>x</m:t>
+                    </m:r>
+                  </m:sub>
+                </m:sSub>
+              </m:e>
+            </m:d>
+            <m:r>
+              <m:rPr>
+                <m:scr m:val="double-struck"/>
+              </m:rPr>
+              <w:rPr>
+                <w:rFonts w:ascii="Cambria Math" w:eastAsiaTheme="minorEastAsia" w:hAnsi="Cambria Math"/>
+                <w:strike/>
+              </w:rPr>
+              <m:t>∈R∪</m:t>
+            </m:r>
+            <m:d>
+              <m:dPr>
+                <m:begChr m:val="{"/>
+                <m:endChr m:val="}"/>
+                <m:ctrlPr>
+                  <w:rPr>
+                    <w:rFonts w:ascii="Cambria Math" w:eastAsiaTheme="minorEastAsia" w:hAnsi="Cambria Math"/>
+                    <w:i/>
+                    <w:strike/>
+                  </w:rPr>
+                </m:ctrlPr>
+              </m:dPr>
+              <m:e>
+                <m:r>
+                  <w:rPr>
+                    <w:rFonts w:ascii="Cambria Math" w:eastAsiaTheme="minorEastAsia" w:hAnsi="Cambria Math"/>
+                    <w:strike/>
+                  </w:rPr>
+                  <m:t>-∞</m:t>
+                </m:r>
+              </m:e>
+            </m:d>
+          </m:e>
+        </m:func>
+      </m:oMath>
     </w:p>
     <w:p>
       <w:pPr>
@@ -6790,7 +9127,6 @@
         </w:rPr>
       </w:pPr>
       <w:r>
-        <w:lastRenderedPageBreak/>
         <w:t xml:space="preserve">The real line </w:t>
       </w:r>
       <m:oMath>
@@ -7290,6 +9626,7 @@
         </w:rPr>
       </w:pPr>
       <w:r>
+        <w:lastRenderedPageBreak/>
         <w:t xml:space="preserve">A topology on a set </w:t>
       </w:r>
       <m:oMath>
@@ -7906,6 +10243,19 @@
         <w:t>Homeomorphism</w:t>
       </w:r>
     </w:p>
+    <w:p>
+      <w:pPr>
+        <w:rPr>
+          <w:color w:val="EE0000"/>
+        </w:rPr>
+      </w:pPr>
+      <w:r>
+        <w:rPr>
+          <w:color w:val="EE0000"/>
+        </w:rPr>
+        <w:t>//TODO: finish the definition of Homeomorphism</w:t>
+      </w:r>
+    </w:p>
     <w:p/>
     <w:p>
       <w:r>
@@ -8063,7 +10413,6 @@
     </w:p>
     <w:p>
       <w:r>
-        <w:lastRenderedPageBreak/>
         <w:t xml:space="preserve">There are studied a set of restrictions one can make on topological spaces in order to arrive at such with desirable properties. Some of these restrictions are given by the </w:t>
       </w:r>
       <w:r>
@@ -8221,6 +10570,7 @@
     <w:p/>
     <w:p>
       <w:r>
+        <w:lastRenderedPageBreak/>
         <w:t xml:space="preserve">Two points </w:t>
       </w:r>
       <m:oMath>
@@ -9425,6 +11775,7 @@
     </w:p>
     <w:p>
       <w:r>
+        <w:lastRenderedPageBreak/>
         <w:t xml:space="preserve">A metric space </w:t>
       </w:r>
       <m:oMath>
@@ -10648,7 +12999,6 @@
         <w:rPr>
           <w:rFonts w:eastAsiaTheme="minorEastAsia"/>
         </w:rPr>
-        <w:lastRenderedPageBreak/>
         <w:t xml:space="preserve"> - All half-open intervals : </w:t>
       </w:r>
       <m:oMath>
@@ -11538,6 +13888,7 @@
         <w:rPr>
           <w:rFonts w:eastAsiaTheme="minorEastAsia"/>
         </w:rPr>
+        <w:lastRenderedPageBreak/>
         <w:t xml:space="preserve">Complete measure space </w:t>
       </w:r>
       <m:oMath>
@@ -13040,6 +15391,243 @@
     </w:p>
   </w:footnote>
 </w:footnotes>
+</file>
+
+<file path=word/numbering.xml><?xml version="1.0" encoding="utf-8"?>
+<w:numbering xmlns:wpc="http://schemas.microsoft.com/office/word/2010/wordprocessingCanvas" xmlns:cx="http://schemas.microsoft.com/office/drawing/2014/chartex" xmlns:cx1="http://schemas.microsoft.com/office/drawing/2015/9/8/chartex" xmlns:cx2="http://schemas.microsoft.com/office/drawing/2015/10/21/chartex" xmlns:cx3="http://schemas.microsoft.com/office/drawing/2016/5/9/chartex" xmlns:cx4="http://schemas.microsoft.com/office/drawing/2016/5/10/chartex" xmlns:cx5="http://schemas.microsoft.com/office/drawing/2016/5/11/chartex" xmlns:cx6="http://schemas.microsoft.com/office/drawing/2016/5/12/chartex" xmlns:cx7="http://schemas.microsoft.com/office/drawing/2016/5/13/chartex" xmlns:cx8="http://schemas.microsoft.com/office/drawing/2016/5/14/chartex" xmlns:mc="http://schemas.openxmlformats.org/markup-compatibility/2006" xmlns:aink="http://schemas.microsoft.com/office/drawing/2016/ink" xmlns:am3d="http://schemas.microsoft.com/office/drawing/2017/model3d" xmlns:o="urn:schemas-microsoft-com:office:office" xmlns:oel="http://schemas.microsoft.com/office/2019/extlst" xmlns:r="http://schemas.openxmlformats.org/officeDocument/2006/relationships" xmlns:m="http://schemas.openxmlformats.org/officeDocument/2006/math" xmlns:v="urn:schemas-microsoft-com:vml" xmlns:wp14="http://schemas.microsoft.com/office/word/2010/wordprocessingDrawing" xmlns:wp="http://schemas.openxmlformats.org/drawingml/2006/wordprocessingDrawing" xmlns:w10="urn:schemas-microsoft-com:office:word" xmlns:w="http://schemas.openxmlformats.org/wordprocessingml/2006/main" xmlns:w14="http://schemas.microsoft.com/office/word/2010/wordml" xmlns:w15="http://schemas.microsoft.com/office/word/2012/wordml" xmlns:w16cex="http://schemas.microsoft.com/office/word/2018/wordml/cex" xmlns:w16cid="http://schemas.microsoft.com/office/word/2016/wordml/cid" xmlns:w16="http://schemas.microsoft.com/office/word/2018/wordml" xmlns:w16du="http://schemas.microsoft.com/office/word/2023/wordml/word16du" xmlns:w16sdtdh="http://schemas.microsoft.com/office/word/2020/wordml/sdtdatahash" xmlns:w16sdtfl="http://schemas.microsoft.com/office/word/2024/wordml/sdtformatlock" xmlns:w16se="http://schemas.microsoft.com/office/word/2015/wordml/symex" xmlns:wpg="http://schemas.microsoft.com/office/word/2010/wordprocessingGroup" xmlns:wpi="http://schemas.microsoft.com/office/word/2010/wordprocessingInk" xmlns:wne="http://schemas.microsoft.com/office/word/2006/wordml" xmlns:wps="http://schemas.microsoft.com/office/word/2010/wordprocessingShape" mc:Ignorable="w14 w15 w16se w16cid w16 w16cex w16sdtdh w16sdtfl w16du wp14">
+  <w:abstractNum w:abstractNumId="0" w15:restartNumberingAfterBreak="0">
+    <w:nsid w:val="22CC1AE2"/>
+    <w:multiLevelType w:val="hybridMultilevel"/>
+    <w:tmpl w:val="F44E0A30"/>
+    <w:lvl w:ilvl="0" w:tplc="1294284A">
+      <w:start w:val="2"/>
+      <w:numFmt w:val="bullet"/>
+      <w:lvlText w:val="-"/>
+      <w:lvlJc w:val="left"/>
+      <w:pPr>
+        <w:ind w:left="480" w:hanging="360"/>
+      </w:pPr>
+      <w:rPr>
+        <w:rFonts w:ascii="Aptos" w:eastAsiaTheme="minorEastAsia" w:hAnsi="Aptos" w:cstheme="minorBidi" w:hint="default"/>
+      </w:rPr>
+    </w:lvl>
+    <w:lvl w:ilvl="1" w:tplc="04090003" w:tentative="1">
+      <w:start w:val="1"/>
+      <w:numFmt w:val="bullet"/>
+      <w:lvlText w:val="o"/>
+      <w:lvlJc w:val="left"/>
+      <w:pPr>
+        <w:ind w:left="1200" w:hanging="360"/>
+      </w:pPr>
+      <w:rPr>
+        <w:rFonts w:ascii="Courier New" w:hAnsi="Courier New" w:cs="Courier New" w:hint="default"/>
+      </w:rPr>
+    </w:lvl>
+    <w:lvl w:ilvl="2" w:tplc="04090005" w:tentative="1">
+      <w:start w:val="1"/>
+      <w:numFmt w:val="bullet"/>
+      <w:lvlText w:val=""/>
+      <w:lvlJc w:val="left"/>
+      <w:pPr>
+        <w:ind w:left="1920" w:hanging="360"/>
+      </w:pPr>
+      <w:rPr>
+        <w:rFonts w:ascii="Wingdings" w:hAnsi="Wingdings" w:hint="default"/>
+      </w:rPr>
+    </w:lvl>
+    <w:lvl w:ilvl="3" w:tplc="04090001" w:tentative="1">
+      <w:start w:val="1"/>
+      <w:numFmt w:val="bullet"/>
+      <w:lvlText w:val=""/>
+      <w:lvlJc w:val="left"/>
+      <w:pPr>
+        <w:ind w:left="2640" w:hanging="360"/>
+      </w:pPr>
+      <w:rPr>
+        <w:rFonts w:ascii="Symbol" w:hAnsi="Symbol" w:hint="default"/>
+      </w:rPr>
+    </w:lvl>
+    <w:lvl w:ilvl="4" w:tplc="04090003" w:tentative="1">
+      <w:start w:val="1"/>
+      <w:numFmt w:val="bullet"/>
+      <w:lvlText w:val="o"/>
+      <w:lvlJc w:val="left"/>
+      <w:pPr>
+        <w:ind w:left="3360" w:hanging="360"/>
+      </w:pPr>
+      <w:rPr>
+        <w:rFonts w:ascii="Courier New" w:hAnsi="Courier New" w:cs="Courier New" w:hint="default"/>
+      </w:rPr>
+    </w:lvl>
+    <w:lvl w:ilvl="5" w:tplc="04090005" w:tentative="1">
+      <w:start w:val="1"/>
+      <w:numFmt w:val="bullet"/>
+      <w:lvlText w:val=""/>
+      <w:lvlJc w:val="left"/>
+      <w:pPr>
+        <w:ind w:left="4080" w:hanging="360"/>
+      </w:pPr>
+      <w:rPr>
+        <w:rFonts w:ascii="Wingdings" w:hAnsi="Wingdings" w:hint="default"/>
+      </w:rPr>
+    </w:lvl>
+    <w:lvl w:ilvl="6" w:tplc="04090001" w:tentative="1">
+      <w:start w:val="1"/>
+      <w:numFmt w:val="bullet"/>
+      <w:lvlText w:val=""/>
+      <w:lvlJc w:val="left"/>
+      <w:pPr>
+        <w:ind w:left="4800" w:hanging="360"/>
+      </w:pPr>
+      <w:rPr>
+        <w:rFonts w:ascii="Symbol" w:hAnsi="Symbol" w:hint="default"/>
+      </w:rPr>
+    </w:lvl>
+    <w:lvl w:ilvl="7" w:tplc="04090003" w:tentative="1">
+      <w:start w:val="1"/>
+      <w:numFmt w:val="bullet"/>
+      <w:lvlText w:val="o"/>
+      <w:lvlJc w:val="left"/>
+      <w:pPr>
+        <w:ind w:left="5520" w:hanging="360"/>
+      </w:pPr>
+      <w:rPr>
+        <w:rFonts w:ascii="Courier New" w:hAnsi="Courier New" w:cs="Courier New" w:hint="default"/>
+      </w:rPr>
+    </w:lvl>
+    <w:lvl w:ilvl="8" w:tplc="04090005" w:tentative="1">
+      <w:start w:val="1"/>
+      <w:numFmt w:val="bullet"/>
+      <w:lvlText w:val=""/>
+      <w:lvlJc w:val="left"/>
+      <w:pPr>
+        <w:ind w:left="6240" w:hanging="360"/>
+      </w:pPr>
+      <w:rPr>
+        <w:rFonts w:ascii="Wingdings" w:hAnsi="Wingdings" w:hint="default"/>
+      </w:rPr>
+    </w:lvl>
+  </w:abstractNum>
+  <w:abstractNum w:abstractNumId="1" w15:restartNumberingAfterBreak="0">
+    <w:nsid w:val="333F3DE2"/>
+    <w:multiLevelType w:val="hybridMultilevel"/>
+    <w:tmpl w:val="1C00A49C"/>
+    <w:lvl w:ilvl="0" w:tplc="9D74E20A">
+      <w:start w:val="2"/>
+      <w:numFmt w:val="bullet"/>
+      <w:lvlText w:val="-"/>
+      <w:lvlJc w:val="left"/>
+      <w:pPr>
+        <w:ind w:left="480" w:hanging="360"/>
+      </w:pPr>
+      <w:rPr>
+        <w:rFonts w:ascii="Aptos" w:eastAsiaTheme="minorEastAsia" w:hAnsi="Aptos" w:cstheme="minorBidi" w:hint="default"/>
+      </w:rPr>
+    </w:lvl>
+    <w:lvl w:ilvl="1" w:tplc="04090003" w:tentative="1">
+      <w:start w:val="1"/>
+      <w:numFmt w:val="bullet"/>
+      <w:lvlText w:val="o"/>
+      <w:lvlJc w:val="left"/>
+      <w:pPr>
+        <w:ind w:left="1200" w:hanging="360"/>
+      </w:pPr>
+      <w:rPr>
+        <w:rFonts w:ascii="Courier New" w:hAnsi="Courier New" w:cs="Courier New" w:hint="default"/>
+      </w:rPr>
+    </w:lvl>
+    <w:lvl w:ilvl="2" w:tplc="04090005" w:tentative="1">
+      <w:start w:val="1"/>
+      <w:numFmt w:val="bullet"/>
+      <w:lvlText w:val=""/>
+      <w:lvlJc w:val="left"/>
+      <w:pPr>
+        <w:ind w:left="1920" w:hanging="360"/>
+      </w:pPr>
+      <w:rPr>
+        <w:rFonts w:ascii="Wingdings" w:hAnsi="Wingdings" w:hint="default"/>
+      </w:rPr>
+    </w:lvl>
+    <w:lvl w:ilvl="3" w:tplc="04090001" w:tentative="1">
+      <w:start w:val="1"/>
+      <w:numFmt w:val="bullet"/>
+      <w:lvlText w:val=""/>
+      <w:lvlJc w:val="left"/>
+      <w:pPr>
+        <w:ind w:left="2640" w:hanging="360"/>
+      </w:pPr>
+      <w:rPr>
+        <w:rFonts w:ascii="Symbol" w:hAnsi="Symbol" w:hint="default"/>
+      </w:rPr>
+    </w:lvl>
+    <w:lvl w:ilvl="4" w:tplc="04090003" w:tentative="1">
+      <w:start w:val="1"/>
+      <w:numFmt w:val="bullet"/>
+      <w:lvlText w:val="o"/>
+      <w:lvlJc w:val="left"/>
+      <w:pPr>
+        <w:ind w:left="3360" w:hanging="360"/>
+      </w:pPr>
+      <w:rPr>
+        <w:rFonts w:ascii="Courier New" w:hAnsi="Courier New" w:cs="Courier New" w:hint="default"/>
+      </w:rPr>
+    </w:lvl>
+    <w:lvl w:ilvl="5" w:tplc="04090005" w:tentative="1">
+      <w:start w:val="1"/>
+      <w:numFmt w:val="bullet"/>
+      <w:lvlText w:val=""/>
+      <w:lvlJc w:val="left"/>
+      <w:pPr>
+        <w:ind w:left="4080" w:hanging="360"/>
+      </w:pPr>
+      <w:rPr>
+        <w:rFonts w:ascii="Wingdings" w:hAnsi="Wingdings" w:hint="default"/>
+      </w:rPr>
+    </w:lvl>
+    <w:lvl w:ilvl="6" w:tplc="04090001" w:tentative="1">
+      <w:start w:val="1"/>
+      <w:numFmt w:val="bullet"/>
+      <w:lvlText w:val=""/>
+      <w:lvlJc w:val="left"/>
+      <w:pPr>
+        <w:ind w:left="4800" w:hanging="360"/>
+      </w:pPr>
+      <w:rPr>
+        <w:rFonts w:ascii="Symbol" w:hAnsi="Symbol" w:hint="default"/>
+      </w:rPr>
+    </w:lvl>
+    <w:lvl w:ilvl="7" w:tplc="04090003" w:tentative="1">
+      <w:start w:val="1"/>
+      <w:numFmt w:val="bullet"/>
+      <w:lvlText w:val="o"/>
+      <w:lvlJc w:val="left"/>
+      <w:pPr>
+        <w:ind w:left="5520" w:hanging="360"/>
+      </w:pPr>
+      <w:rPr>
+        <w:rFonts w:ascii="Courier New" w:hAnsi="Courier New" w:cs="Courier New" w:hint="default"/>
+      </w:rPr>
+    </w:lvl>
+    <w:lvl w:ilvl="8" w:tplc="04090005" w:tentative="1">
+      <w:start w:val="1"/>
+      <w:numFmt w:val="bullet"/>
+      <w:lvlText w:val=""/>
+      <w:lvlJc w:val="left"/>
+      <w:pPr>
+        <w:ind w:left="6240" w:hanging="360"/>
+      </w:pPr>
+      <w:rPr>
+        <w:rFonts w:ascii="Wingdings" w:hAnsi="Wingdings" w:hint="default"/>
+      </w:rPr>
+    </w:lvl>
+  </w:abstractNum>
+  <w:num w:numId="1" w16cid:durableId="131335388">
+    <w:abstractNumId w:val="0"/>
+  </w:num>
+  <w:num w:numId="2" w16cid:durableId="117990274">
+    <w:abstractNumId w:val="1"/>
+  </w:num>
+</w:numbering>
 </file>
 
 <file path=word/styles.xml><?xml version="1.0" encoding="utf-8"?>
